--- a/fuentes/228122_CF01_CFA.docx
+++ b/fuentes/228122_CF01_CFA.docx
@@ -1,6 +1,6 @@
 
 <file path=word/document.xml><?xml version="1.0" encoding="utf-8"?>
-<w:document xmlns:wpc="http://schemas.microsoft.com/office/word/2010/wordprocessingCanvas" xmlns:cx="http://schemas.microsoft.com/office/drawing/2014/chartex" xmlns:cx1="http://schemas.microsoft.com/office/drawing/2015/9/8/chartex" xmlns:cx2="http://schemas.microsoft.com/office/drawing/2015/10/21/chartex" xmlns:cx3="http://schemas.microsoft.com/office/drawing/2016/5/9/chartex" xmlns:cx4="http://schemas.microsoft.com/office/drawing/2016/5/10/chartex" xmlns:cx5="http://schemas.microsoft.com/office/drawing/2016/5/11/chartex" xmlns:cx6="http://schemas.microsoft.com/office/drawing/2016/5/12/chartex" xmlns:cx7="http://schemas.microsoft.com/office/drawing/2016/5/13/chartex" xmlns:cx8="http://schemas.microsoft.com/office/drawing/2016/5/14/chartex" xmlns:mc="http://schemas.openxmlformats.org/markup-compatibility/2006" xmlns:aink="http://schemas.microsoft.com/office/drawing/2016/ink" xmlns:am3d="http://schemas.microsoft.com/office/drawing/2017/model3d" xmlns:o="urn:schemas-microsoft-com:office:office" xmlns:r="http://schemas.openxmlformats.org/officeDocument/2006/relationships" xmlns:m="http://schemas.openxmlformats.org/officeDocument/2006/math" xmlns:v="urn:schemas-microsoft-com:vml" xmlns:wp14="http://schemas.microsoft.com/office/word/2010/wordprocessingDrawing" xmlns:wp="http://schemas.openxmlformats.org/drawingml/2006/wordprocessingDrawing" xmlns:w10="urn:schemas-microsoft-com:office:word" xmlns:w="http://schemas.openxmlformats.org/wordprocessingml/2006/main" xmlns:w14="http://schemas.microsoft.com/office/word/2010/wordml" xmlns:w15="http://schemas.microsoft.com/office/word/2012/wordml" xmlns:w16cex="http://schemas.microsoft.com/office/word/2018/wordml/cex" xmlns:w16cid="http://schemas.microsoft.com/office/word/2016/wordml/cid" xmlns:w16="http://schemas.microsoft.com/office/word/2018/wordml" xmlns:w16sdtdh="http://schemas.microsoft.com/office/word/2020/wordml/sdtdatahash" xmlns:w16se="http://schemas.microsoft.com/office/word/2015/wordml/symex" xmlns:wpg="http://schemas.microsoft.com/office/word/2010/wordprocessingGroup" xmlns:wpi="http://schemas.microsoft.com/office/word/2010/wordprocessingInk" xmlns:wne="http://schemas.microsoft.com/office/word/2006/wordml" xmlns:wps="http://schemas.microsoft.com/office/word/2010/wordprocessingShape" mc:Ignorable="w14 w15 w16se w16cid w16 w16cex w16sdtdh wp14">
+<w:document xmlns:wpc="http://schemas.microsoft.com/office/word/2010/wordprocessingCanvas" xmlns:cx="http://schemas.microsoft.com/office/drawing/2014/chartex" xmlns:cx1="http://schemas.microsoft.com/office/drawing/2015/9/8/chartex" xmlns:cx2="http://schemas.microsoft.com/office/drawing/2015/10/21/chartex" xmlns:cx3="http://schemas.microsoft.com/office/drawing/2016/5/9/chartex" xmlns:cx4="http://schemas.microsoft.com/office/drawing/2016/5/10/chartex" xmlns:cx5="http://schemas.microsoft.com/office/drawing/2016/5/11/chartex" xmlns:cx6="http://schemas.microsoft.com/office/drawing/2016/5/12/chartex" xmlns:cx7="http://schemas.microsoft.com/office/drawing/2016/5/13/chartex" xmlns:cx8="http://schemas.microsoft.com/office/drawing/2016/5/14/chartex" xmlns:mc="http://schemas.openxmlformats.org/markup-compatibility/2006" xmlns:aink="http://schemas.microsoft.com/office/drawing/2016/ink" xmlns:am3d="http://schemas.microsoft.com/office/drawing/2017/model3d" xmlns:o="urn:schemas-microsoft-com:office:office" xmlns:r="http://schemas.openxmlformats.org/officeDocument/2006/relationships" xmlns:m="http://schemas.openxmlformats.org/officeDocument/2006/math" xmlns:v="urn:schemas-microsoft-com:vml" xmlns:wp14="http://schemas.microsoft.com/office/word/2010/wordprocessingDrawing" xmlns:wp="http://schemas.openxmlformats.org/drawingml/2006/wordprocessingDrawing" xmlns:w10="urn:schemas-microsoft-com:office:word" xmlns:w="http://schemas.openxmlformats.org/wordprocessingml/2006/main" xmlns:w14="http://schemas.microsoft.com/office/word/2010/wordml" xmlns:w15="http://schemas.microsoft.com/office/word/2012/wordml" xmlns:w16cid="http://schemas.microsoft.com/office/word/2016/wordml/cid" xmlns:w16se="http://schemas.microsoft.com/office/word/2015/wordml/symex" xmlns:wpg="http://schemas.microsoft.com/office/word/2010/wordprocessingGroup" xmlns:wpi="http://schemas.microsoft.com/office/word/2010/wordprocessingInk" xmlns:wne="http://schemas.microsoft.com/office/word/2006/wordml" xmlns:wps="http://schemas.microsoft.com/office/word/2010/wordprocessingShape" mc:Ignorable="w14 w15 w16se w16cid wp14">
   <w:body>
     <w:p>
       <w:r>
@@ -213,7 +213,7 @@
               </wp:anchor>
             </w:drawing>
           </mc:Choice>
-          <mc:Fallback>
+          <mc:Fallback xmlns:w16cex="http://schemas.microsoft.com/office/word/2018/wordml/cex" xmlns:w16="http://schemas.microsoft.com/office/word/2018/wordml" xmlns:w16sdtdh="http://schemas.microsoft.com/office/word/2020/wordml/sdtdatahash">
             <w:pict>
               <v:rect w14:anchorId="5C6229C9" id="Rectángulo 4" o:spid="_x0000_s1026" style="position:absolute;margin-left:-55.7pt;margin-top:29pt;width:613.85pt;height:204pt;z-index:-251659776;visibility:visible;mso-wrap-style:square;mso-width-percent:0;mso-height-percent:0;mso-wrap-distance-left:9pt;mso-wrap-distance-top:0;mso-wrap-distance-right:9pt;mso-wrap-distance-bottom:0;mso-position-horizontal:absolute;mso-position-horizontal-relative:text;mso-position-vertical:absolute;mso-position-vertical-relative:text;mso-width-percent:0;mso-height-percent:0;mso-width-relative:page;mso-height-relative:margin;v-text-anchor:middle" o:gfxdata="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" fillcolor="#00314d" stroked="f" strokeweight="1pt"/>
             </w:pict>
@@ -300,7 +300,6 @@
                                 <w:b/>
                                 <w:color w:val="FFFFFF" w:themeColor="background1"/>
                                 <w:sz w:val="72"/>
-                                <w:lang w:val="es-CO"/>
                               </w:rPr>
                               <w:t>software</w:t>
                             </w:r>
@@ -344,7 +343,7 @@
                 <v:stroke joinstyle="miter"/>
                 <v:path gradientshapeok="t" o:connecttype="rect"/>
               </v:shapetype>
-              <v:shape id="Cuadro de texto 2" o:spid="_x0000_s1026" type="#_x0000_t202" alt="&quot;&quot;" style="position:absolute;left:0;text-align:left;margin-left:-20.7pt;margin-top:22pt;width:488.95pt;height:146.25pt;z-index:251657728;visibility:visible;mso-wrap-style:square;mso-width-percent:0;mso-height-percent:0;mso-wrap-distance-left:9pt;mso-wrap-distance-top:3.6pt;mso-wrap-distance-right:9pt;mso-wrap-distance-bottom:3.6pt;mso-position-horizontal:absolute;mso-position-horizontal-relative:text;mso-position-vertical:absolute;mso-position-vertical-relative:text;mso-width-percent:0;mso-height-percent:0;mso-width-relative:margin;mso-height-relative:margin;v-text-anchor:top" o:gfxdata="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" filled="f" stroked="f">
+              <v:shape id="Cuadro de texto 2" o:spid="_x0000_s1026" type="#_x0000_t202" style="position:absolute;left:0;text-align:left;margin-left:-20.7pt;margin-top:22pt;width:488.95pt;height:146.25pt;z-index:251657728;visibility:visible;mso-wrap-style:square;mso-width-percent:0;mso-height-percent:0;mso-wrap-distance-left:9pt;mso-wrap-distance-top:3.6pt;mso-wrap-distance-right:9pt;mso-wrap-distance-bottom:3.6pt;mso-position-horizontal:absolute;mso-position-horizontal-relative:text;mso-position-vertical:absolute;mso-position-vertical-relative:text;mso-width-percent:0;mso-height-percent:0;mso-width-relative:margin;mso-height-relative:margin;v-text-anchor:top" o:gfxdata="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" filled="f" stroked="f">
                 <v:textbox>
                   <w:txbxContent>
                     <w:p>
@@ -366,7 +365,6 @@
                           <w:b/>
                           <w:color w:val="FFFFFF" w:themeColor="background1"/>
                           <w:sz w:val="72"/>
-                          <w:lang w:val="es-CO"/>
                         </w:rPr>
                         <w:t>software</w:t>
                       </w:r>
@@ -495,7 +493,6 @@
       <w:r>
         <w:rPr>
           <w:rStyle w:val="Extranjerismo"/>
-          <w:lang w:val="es-CO"/>
         </w:rPr>
         <w:t>software</w:t>
       </w:r>
@@ -510,7 +507,6 @@
       <w:r>
         <w:rPr>
           <w:rStyle w:val="Extranjerismo"/>
-          <w:lang w:val="es-CO"/>
         </w:rPr>
         <w:t>software</w:t>
       </w:r>
@@ -1056,7 +1052,7 @@
             <w:noProof/>
             <w:webHidden/>
           </w:rPr>
-          <w:t>13</w:t>
+          <w:t>14</w:t>
         </w:r>
         <w:r>
           <w:rPr>
@@ -1155,7 +1151,7 @@
             <w:noProof/>
             <w:webHidden/>
           </w:rPr>
-          <w:t>15</w:t>
+          <w:t>16</w:t>
         </w:r>
         <w:r>
           <w:rPr>
@@ -1245,7 +1241,7 @@
             <w:noProof/>
             <w:webHidden/>
           </w:rPr>
-          <w:t>17</w:t>
+          <w:t>18</w:t>
         </w:r>
         <w:r>
           <w:rPr>
@@ -1335,7 +1331,7 @@
             <w:noProof/>
             <w:webHidden/>
           </w:rPr>
-          <w:t>18</w:t>
+          <w:t>19</w:t>
         </w:r>
         <w:r>
           <w:rPr>
@@ -1425,7 +1421,7 @@
             <w:noProof/>
             <w:webHidden/>
           </w:rPr>
-          <w:t>19</w:t>
+          <w:t>20</w:t>
         </w:r>
         <w:r>
           <w:rPr>
@@ -1515,7 +1511,7 @@
             <w:noProof/>
             <w:webHidden/>
           </w:rPr>
-          <w:t>21</w:t>
+          <w:t>22</w:t>
         </w:r>
         <w:r>
           <w:rPr>
@@ -1614,7 +1610,7 @@
             <w:noProof/>
             <w:webHidden/>
           </w:rPr>
-          <w:t>23</w:t>
+          <w:t>25</w:t>
         </w:r>
         <w:r>
           <w:rPr>
@@ -1704,7 +1700,7 @@
             <w:noProof/>
             <w:webHidden/>
           </w:rPr>
-          <w:t>24</w:t>
+          <w:t>26</w:t>
         </w:r>
         <w:r>
           <w:rPr>
@@ -1794,7 +1790,7 @@
             <w:noProof/>
             <w:webHidden/>
           </w:rPr>
-          <w:t>25</w:t>
+          <w:t>28</w:t>
         </w:r>
         <w:r>
           <w:rPr>
@@ -1884,7 +1880,7 @@
             <w:noProof/>
             <w:webHidden/>
           </w:rPr>
-          <w:t>28</w:t>
+          <w:t>31</w:t>
         </w:r>
         <w:r>
           <w:rPr>
@@ -1974,7 +1970,7 @@
             <w:noProof/>
             <w:webHidden/>
           </w:rPr>
-          <w:t>30</w:t>
+          <w:t>34</w:t>
         </w:r>
         <w:r>
           <w:rPr>
@@ -2064,7 +2060,7 @@
             <w:noProof/>
             <w:webHidden/>
           </w:rPr>
-          <w:t>32</w:t>
+          <w:t>36</w:t>
         </w:r>
         <w:r>
           <w:rPr>
@@ -2154,7 +2150,7 @@
             <w:noProof/>
             <w:webHidden/>
           </w:rPr>
-          <w:t>33</w:t>
+          <w:t>38</w:t>
         </w:r>
         <w:r>
           <w:rPr>
@@ -2244,7 +2240,7 @@
             <w:noProof/>
             <w:webHidden/>
           </w:rPr>
-          <w:t>37</w:t>
+          <w:t>41</w:t>
         </w:r>
         <w:r>
           <w:rPr>
@@ -2334,7 +2330,7 @@
             <w:noProof/>
             <w:webHidden/>
           </w:rPr>
-          <w:t>38</w:t>
+          <w:t>42</w:t>
         </w:r>
         <w:r>
           <w:rPr>
@@ -2424,7 +2420,7 @@
             <w:noProof/>
             <w:webHidden/>
           </w:rPr>
-          <w:t>40</w:t>
+          <w:t>44</w:t>
         </w:r>
         <w:r>
           <w:rPr>
@@ -2514,7 +2510,7 @@
             <w:noProof/>
             <w:webHidden/>
           </w:rPr>
-          <w:t>41</w:t>
+          <w:t>46</w:t>
         </w:r>
         <w:r>
           <w:rPr>
@@ -2604,7 +2600,7 @@
             <w:noProof/>
             <w:webHidden/>
           </w:rPr>
-          <w:t>43</w:t>
+          <w:t>49</w:t>
         </w:r>
         <w:r>
           <w:rPr>
@@ -2694,7 +2690,7 @@
             <w:noProof/>
             <w:webHidden/>
           </w:rPr>
-          <w:t>45</w:t>
+          <w:t>51</w:t>
         </w:r>
         <w:r>
           <w:rPr>
@@ -2784,7 +2780,7 @@
             <w:noProof/>
             <w:webHidden/>
           </w:rPr>
-          <w:t>48</w:t>
+          <w:t>54</w:t>
         </w:r>
         <w:r>
           <w:rPr>
@@ -2874,7 +2870,7 @@
             <w:noProof/>
             <w:webHidden/>
           </w:rPr>
-          <w:t>49</w:t>
+          <w:t>55</w:t>
         </w:r>
         <w:r>
           <w:rPr>
@@ -2973,7 +2969,7 @@
             <w:noProof/>
             <w:webHidden/>
           </w:rPr>
-          <w:t>50</w:t>
+          <w:t>56</w:t>
         </w:r>
         <w:r>
           <w:rPr>
@@ -3063,7 +3059,7 @@
             <w:noProof/>
             <w:webHidden/>
           </w:rPr>
-          <w:t>53</w:t>
+          <w:t>59</w:t>
         </w:r>
         <w:r>
           <w:rPr>
@@ -3153,7 +3149,7 @@
             <w:noProof/>
             <w:webHidden/>
           </w:rPr>
-          <w:t>55</w:t>
+          <w:t>61</w:t>
         </w:r>
         <w:r>
           <w:rPr>
@@ -3243,7 +3239,7 @@
             <w:noProof/>
             <w:webHidden/>
           </w:rPr>
-          <w:t>57</w:t>
+          <w:t>64</w:t>
         </w:r>
         <w:r>
           <w:rPr>
@@ -3333,7 +3329,7 @@
             <w:noProof/>
             <w:webHidden/>
           </w:rPr>
-          <w:t>58</w:t>
+          <w:t>65</w:t>
         </w:r>
         <w:r>
           <w:rPr>
@@ -3423,7 +3419,7 @@
             <w:noProof/>
             <w:webHidden/>
           </w:rPr>
-          <w:t>61</w:t>
+          <w:t>68</w:t>
         </w:r>
         <w:r>
           <w:rPr>
@@ -3513,7 +3509,7 @@
             <w:noProof/>
             <w:webHidden/>
           </w:rPr>
-          <w:t>64</w:t>
+          <w:t>71</w:t>
         </w:r>
         <w:r>
           <w:rPr>
@@ -3603,7 +3599,7 @@
             <w:noProof/>
             <w:webHidden/>
           </w:rPr>
-          <w:t>65</w:t>
+          <w:t>72</w:t>
         </w:r>
         <w:r>
           <w:rPr>
@@ -3693,7 +3689,7 @@
             <w:noProof/>
             <w:webHidden/>
           </w:rPr>
-          <w:t>70</w:t>
+          <w:t>77</w:t>
         </w:r>
         <w:r>
           <w:rPr>
@@ -3785,7 +3781,7 @@
             <w:noProof/>
             <w:webHidden/>
           </w:rPr>
-          <w:t>73</w:t>
+          <w:t>80</w:t>
         </w:r>
         <w:r>
           <w:rPr>
@@ -3857,7 +3853,7 @@
             <w:noProof/>
             <w:webHidden/>
           </w:rPr>
-          <w:t>76</w:t>
+          <w:t>83</w:t>
         </w:r>
         <w:r>
           <w:rPr>
@@ -3929,7 +3925,7 @@
             <w:noProof/>
             <w:webHidden/>
           </w:rPr>
-          <w:t>77</w:t>
+          <w:t>84</w:t>
         </w:r>
         <w:r>
           <w:rPr>
@@ -4002,7 +3998,7 @@
             <w:noProof/>
             <w:webHidden/>
           </w:rPr>
-          <w:t>79</w:t>
+          <w:t>86</w:t>
         </w:r>
         <w:r>
           <w:rPr>
@@ -4074,7 +4070,7 @@
             <w:noProof/>
             <w:webHidden/>
           </w:rPr>
-          <w:t>80</w:t>
+          <w:t>87</w:t>
         </w:r>
         <w:r>
           <w:rPr>
@@ -4093,6 +4089,7 @@
         <w:rPr>
           <w:lang w:val="es-ES"/>
         </w:rPr>
+        <w:lastRenderedPageBreak/>
         <w:fldChar w:fldCharType="end"/>
       </w:r>
       <w:bookmarkStart w:id="0" w:name="_Toc176443691"/>
@@ -4118,7 +4115,6 @@
       <w:r>
         <w:rPr>
           <w:rStyle w:val="Extranjerismo"/>
-          <w:lang w:val="es-CO"/>
         </w:rPr>
         <w:t xml:space="preserve">software </w:t>
       </w:r>
@@ -4131,7 +4127,6 @@
       <w:r>
         <w:rPr>
           <w:rStyle w:val="Extranjerismo"/>
-          <w:lang w:val="es-CO"/>
         </w:rPr>
         <w:t xml:space="preserve">software </w:t>
       </w:r>
@@ -4157,7 +4152,6 @@
       <w:r>
         <w:rPr>
           <w:rStyle w:val="Extranjerismo"/>
-          <w:lang w:val="es-CO"/>
         </w:rPr>
         <w:t>software</w:t>
       </w:r>
@@ -4183,7 +4177,6 @@
       <w:r>
         <w:rPr>
           <w:rStyle w:val="Extranjerismo"/>
-          <w:lang w:val="es-CO"/>
         </w:rPr>
         <w:t>software</w:t>
       </w:r>
@@ -4245,20 +4238,28 @@
     <w:p>
       <w:pPr>
         <w:pStyle w:val="Video"/>
-        <w:ind w:left="0" w:firstLine="0"/>
+      </w:pPr>
+      <w:r>
+        <w:lastRenderedPageBreak/>
+        <w:t>Fundamentos del ciclo de vida del software e ingeniería de requisitos</w:t>
+      </w:r>
+    </w:p>
+    <w:p>
+      <w:pPr>
+        <w:ind w:firstLine="0"/>
       </w:pPr>
       <w:r>
         <w:rPr>
           <w:noProof/>
         </w:rPr>
         <w:drawing>
-          <wp:anchor distT="0" distB="0" distL="114300" distR="114300" simplePos="0" relativeHeight="251659264" behindDoc="0" locked="0" layoutInCell="1" allowOverlap="1" wp14:anchorId="1BB9539E" wp14:editId="0EB0DDD4">
+          <wp:anchor distT="0" distB="0" distL="114300" distR="114300" simplePos="0" relativeHeight="251659264" behindDoc="0" locked="0" layoutInCell="1" allowOverlap="1" wp14:anchorId="1BB9539E" wp14:editId="4E70AABB">
             <wp:simplePos x="0" y="0"/>
             <wp:positionH relativeFrom="margin">
-              <wp:posOffset>1037645</wp:posOffset>
+              <wp:align>center</wp:align>
             </wp:positionH>
             <wp:positionV relativeFrom="page">
-              <wp:posOffset>1469417</wp:posOffset>
+              <wp:posOffset>1513281</wp:posOffset>
             </wp:positionV>
             <wp:extent cx="4680000" cy="2631600"/>
             <wp:effectExtent l="0" t="0" r="6350" b="0"/>
@@ -4313,14 +4314,6 @@
           </wp:anchor>
         </w:drawing>
       </w:r>
-      <w:r>
-        <w:t>Fundamentos del ciclo de vida del software e ingeniería de requisitos</w:t>
-      </w:r>
-    </w:p>
-    <w:p>
-      <w:pPr>
-        <w:ind w:firstLine="0"/>
-      </w:pPr>
     </w:p>
     <w:p/>
     <w:p/>
@@ -4330,14 +4323,12 @@
     <w:p>
       <w:pPr>
         <w:jc w:val="center"/>
-        <w:rPr>
-          <w:b/>
-        </w:rPr>
       </w:pPr>
       <w:bookmarkStart w:id="2" w:name="_Hlk161159634"/>
     </w:p>
     <w:p>
       <w:pPr>
+        <w:ind w:firstLine="0"/>
         <w:jc w:val="center"/>
         <w:rPr>
           <w:b/>
@@ -4369,6 +4360,7 @@
           </w:tcPr>
           <w:p>
             <w:pPr>
+              <w:ind w:firstLine="0"/>
               <w:rPr>
                 <w:b/>
               </w:rPr>
@@ -4391,7 +4383,6 @@
             <w:r>
               <w:rPr>
                 <w:rStyle w:val="Extranjerismo"/>
-                <w:lang w:val="es-CO"/>
               </w:rPr>
               <w:t xml:space="preserve">software </w:t>
             </w:r>
@@ -4413,7 +4404,6 @@
             <w:r>
               <w:rPr>
                 <w:rStyle w:val="Extranjerismo"/>
-                <w:lang w:val="es-CO"/>
               </w:rPr>
               <w:t>software</w:t>
             </w:r>
@@ -4423,7 +4413,6 @@
             <w:r>
               <w:rPr>
                 <w:rStyle w:val="Extranjerismo"/>
-                <w:lang w:val="es-CO"/>
               </w:rPr>
               <w:t>software</w:t>
             </w:r>
@@ -4433,7 +4422,6 @@
             <w:r>
               <w:rPr>
                 <w:rStyle w:val="Extranjerismo"/>
-                <w:lang w:val="es-CO"/>
               </w:rPr>
               <w:t>software</w:t>
             </w:r>
@@ -4448,12 +4436,15 @@
             <w:r>
               <w:rPr>
                 <w:rStyle w:val="Extranjerismo"/>
-                <w:lang w:val="es-CO"/>
               </w:rPr>
               <w:t>software</w:t>
             </w:r>
             <w:r>
-              <w:t xml:space="preserve"> describe el conjunto de etapas que atraviesa un sistema desde su concepción hasta su implementación y mantenimiento. Entre estas etapas se encuentran la definición de requisitos, el diseño, el desarrollo, las pruebas y la puesta en funcionamiento. Cada fase tiene objetivos específicos que orientan el trabajo del equipo de desarrollo y permiten asegurar la calidad del producto final.</w:t>
+              <w:t xml:space="preserve"> describe el conjunto de etapas que atraviesa un sistema desde su concepción hasta su implementación y mantenimiento. Entre estas </w:t>
+            </w:r>
+            <w:r>
+              <w:lastRenderedPageBreak/>
+              <w:t>etapas se encuentran la definición de requisitos, el diseño, el desarrollo, las pruebas y la puesta en funcionamiento. Cada fase tiene objetivos específicos que orientan el trabajo del equipo de desarrollo y permiten asegurar la calidad del producto final.</w:t>
             </w:r>
           </w:p>
           <w:p>
@@ -4468,7 +4459,6 @@
             <w:r>
               <w:rPr>
                 <w:rStyle w:val="Extranjerismo"/>
-                <w:lang w:val="es-CO"/>
               </w:rPr>
               <w:t>storyboard</w:t>
             </w:r>
@@ -4483,7 +4473,6 @@
             <w:r>
               <w:rPr>
                 <w:rStyle w:val="Extranjerismo"/>
-                <w:lang w:val="es-CO"/>
               </w:rPr>
               <w:t>software</w:t>
             </w:r>
@@ -4506,12 +4495,12 @@
       </w:pPr>
       <w:bookmarkStart w:id="3" w:name="_Toc235515520"/>
       <w:r>
+        <w:lastRenderedPageBreak/>
         <w:t xml:space="preserve">Fundamentos del ciclo de vida del </w:t>
       </w:r>
       <w:r>
         <w:rPr>
           <w:rStyle w:val="Extranjerismo"/>
-          <w:lang w:val="es-CO"/>
         </w:rPr>
         <w:t>software</w:t>
       </w:r>
@@ -4524,7 +4513,6 @@
       <w:r>
         <w:rPr>
           <w:rStyle w:val="Extranjerismo"/>
-          <w:lang w:val="es-CO"/>
         </w:rPr>
         <w:t xml:space="preserve">software </w:t>
       </w:r>
@@ -4534,7 +4522,6 @@
       <w:r>
         <w:rPr>
           <w:rStyle w:val="Extranjerismo"/>
-          <w:lang w:val="es-CO"/>
         </w:rPr>
         <w:t xml:space="preserve">software </w:t>
       </w:r>
@@ -4549,7 +4536,6 @@
       <w:r>
         <w:rPr>
           <w:rStyle w:val="Extranjerismo"/>
-          <w:lang w:val="es-CO"/>
         </w:rPr>
         <w:t xml:space="preserve">software </w:t>
       </w:r>
@@ -4564,7 +4550,6 @@
       <w:r>
         <w:rPr>
           <w:rStyle w:val="Extranjerismo"/>
-          <w:lang w:val="es-CO"/>
         </w:rPr>
         <w:t xml:space="preserve">software </w:t>
       </w:r>
@@ -4579,7 +4564,6 @@
       <w:r>
         <w:rPr>
           <w:rStyle w:val="Extranjerismo"/>
-          <w:lang w:val="es-CO"/>
         </w:rPr>
         <w:t xml:space="preserve">software </w:t>
       </w:r>
@@ -4594,12 +4578,12 @@
       </w:pPr>
       <w:bookmarkStart w:id="4" w:name="_Toc235515521"/>
       <w:r>
+        <w:lastRenderedPageBreak/>
         <w:t xml:space="preserve">Elementos del ciclo de vida del </w:t>
       </w:r>
       <w:r>
         <w:rPr>
           <w:rStyle w:val="Extranjerismo"/>
-          <w:lang w:val="es-CO"/>
         </w:rPr>
         <w:t>software</w:t>
       </w:r>
@@ -4612,7 +4596,6 @@
       <w:r>
         <w:rPr>
           <w:rStyle w:val="Extranjerismo"/>
-          <w:lang w:val="es-CO"/>
         </w:rPr>
         <w:t xml:space="preserve">software </w:t>
       </w:r>
@@ -4627,7 +4610,6 @@
       <w:r>
         <w:rPr>
           <w:rStyle w:val="Extranjerismo"/>
-          <w:lang w:val="es-CO"/>
         </w:rPr>
         <w:t xml:space="preserve">software </w:t>
       </w:r>
@@ -4642,7 +4624,6 @@
       <w:r>
         <w:rPr>
           <w:rStyle w:val="Extranjerismo"/>
-          <w:lang w:val="es-CO"/>
         </w:rPr>
         <w:t xml:space="preserve">software </w:t>
       </w:r>
@@ -4660,7 +4641,6 @@
       <w:r>
         <w:rPr>
           <w:rStyle w:val="Extranjerismo"/>
-          <w:lang w:val="es-CO"/>
         </w:rPr>
         <w:t>software</w:t>
       </w:r>
@@ -4687,7 +4667,6 @@
           <w:p>
             <w:pPr>
               <w:ind w:firstLine="0"/>
-              <w:jc w:val="center"/>
             </w:pPr>
             <w:r>
               <w:t>Elemento</w:t>
@@ -4701,7 +4680,6 @@
           <w:p>
             <w:pPr>
               <w:ind w:firstLine="0"/>
-              <w:jc w:val="center"/>
             </w:pPr>
             <w:r>
               <w:t>Descripción</w:t>
@@ -4740,7 +4718,6 @@
             <w:r>
               <w:rPr>
                 <w:rStyle w:val="Extranjerismo"/>
-                <w:lang w:val="es-CO"/>
               </w:rPr>
               <w:t>software</w:t>
             </w:r>
@@ -4773,27 +4750,27 @@
               <w:ind w:firstLine="0"/>
             </w:pPr>
             <w:r>
-              <w:t xml:space="preserve">Representan las responsabilidades que asumen las personas que participan en el proyecto. Algunos roles comunes son analista de requisitos, desarrollador, arquitecto de </w:t>
+              <w:t xml:space="preserve">Representan las responsabilidades que asumen las personas que participan en el proyecto. Algunos roles comunes son analista de </w:t>
+            </w:r>
+            <w:r>
+              <w:lastRenderedPageBreak/>
+              <w:t xml:space="preserve">requisitos, desarrollador, arquitecto de </w:t>
             </w:r>
             <w:r>
               <w:rPr>
                 <w:rStyle w:val="Extranjerismo"/>
-                <w:lang w:val="es-CO"/>
               </w:rPr>
               <w:t>software</w:t>
             </w:r>
             <w:r>
               <w:t xml:space="preserve">, </w:t>
             </w:r>
-            <w:proofErr w:type="spellStart"/>
             <w:r>
               <w:rPr>
                 <w:rStyle w:val="Extranjerismo"/>
-                <w:lang w:val="es-CO"/>
               </w:rPr>
               <w:t>tester</w:t>
             </w:r>
-            <w:proofErr w:type="spellEnd"/>
             <w:r>
               <w:t>, gestor de proyecto y usuario final.</w:t>
             </w:r>
@@ -4813,6 +4790,7 @@
               <w:ind w:firstLine="0"/>
             </w:pPr>
             <w:r>
+              <w:lastRenderedPageBreak/>
               <w:t>Artefactos.</w:t>
             </w:r>
           </w:p>
@@ -4859,7 +4837,6 @@
             <w:r>
               <w:rPr>
                 <w:rStyle w:val="Extranjerismo"/>
-                <w:lang w:val="es-CO"/>
               </w:rPr>
               <w:t>software</w:t>
             </w:r>
@@ -4900,7 +4877,6 @@
             <w:r>
               <w:rPr>
                 <w:rStyle w:val="Extranjerismo"/>
-                <w:lang w:val="es-CO"/>
               </w:rPr>
               <w:t>software</w:t>
             </w:r>
@@ -4919,7 +4895,6 @@
       <w:r>
         <w:rPr>
           <w:rStyle w:val="Extranjerismo"/>
-          <w:lang w:val="es-CO"/>
         </w:rPr>
         <w:t xml:space="preserve">software </w:t>
       </w:r>
@@ -4933,12 +4908,12 @@
       </w:pPr>
       <w:bookmarkStart w:id="5" w:name="_Toc235515522"/>
       <w:r>
+        <w:lastRenderedPageBreak/>
         <w:t xml:space="preserve">Modelos del ciclo de vida del </w:t>
       </w:r>
       <w:r>
         <w:rPr>
           <w:rStyle w:val="Extranjerismo"/>
-          <w:lang w:val="es-CO"/>
         </w:rPr>
         <w:t>software</w:t>
       </w:r>
@@ -4951,7 +4926,6 @@
       <w:r>
         <w:rPr>
           <w:rStyle w:val="Extranjerismo"/>
-          <w:lang w:val="es-CO"/>
         </w:rPr>
         <w:t xml:space="preserve">software </w:t>
       </w:r>
@@ -4961,7 +4935,6 @@
       <w:r>
         <w:rPr>
           <w:rStyle w:val="Extranjerismo"/>
-          <w:lang w:val="es-CO"/>
         </w:rPr>
         <w:t>software</w:t>
       </w:r>
@@ -4981,7 +4954,6 @@
       <w:r>
         <w:rPr>
           <w:rStyle w:val="Extranjerismo"/>
-          <w:lang w:val="es-CO"/>
         </w:rPr>
         <w:t>software</w:t>
       </w:r>
@@ -4989,7 +4961,6 @@
         <w:t>. Algunos de los más utilizados se presentan a continuación.</w:t>
       </w:r>
     </w:p>
-    <w:p/>
     <w:p>
       <w:pPr>
         <w:pStyle w:val="Tabla"/>
@@ -5000,7 +4971,6 @@
       <w:r>
         <w:rPr>
           <w:rStyle w:val="Extranjerismo"/>
-          <w:lang w:val="es-CO"/>
         </w:rPr>
         <w:t>software</w:t>
       </w:r>
@@ -5028,8 +4998,15 @@
           <w:p>
             <w:pPr>
               <w:pStyle w:val="TextoTablas"/>
-            </w:pPr>
-            <w:r>
+              <w:spacing w:line="360" w:lineRule="auto"/>
+              <w:rPr>
+                <w:sz w:val="28"/>
+              </w:rPr>
+            </w:pPr>
+            <w:r>
+              <w:rPr>
+                <w:sz w:val="28"/>
+              </w:rPr>
               <w:t>Modelo</w:t>
             </w:r>
           </w:p>
@@ -5041,8 +5018,15 @@
           <w:p>
             <w:pPr>
               <w:pStyle w:val="TextoTablas"/>
-            </w:pPr>
-            <w:r>
+              <w:spacing w:line="360" w:lineRule="auto"/>
+              <w:rPr>
+                <w:sz w:val="28"/>
+              </w:rPr>
+            </w:pPr>
+            <w:r>
+              <w:rPr>
+                <w:sz w:val="28"/>
+              </w:rPr>
               <w:t>Descripción</w:t>
             </w:r>
           </w:p>
@@ -5054,8 +5038,15 @@
           <w:p>
             <w:pPr>
               <w:pStyle w:val="TextoTablas"/>
-            </w:pPr>
-            <w:r>
+              <w:spacing w:line="360" w:lineRule="auto"/>
+              <w:rPr>
+                <w:sz w:val="28"/>
+              </w:rPr>
+            </w:pPr>
+            <w:r>
+              <w:rPr>
+                <w:sz w:val="28"/>
+              </w:rPr>
               <w:t>Características principales</w:t>
             </w:r>
           </w:p>
@@ -5072,11 +5063,21 @@
           <w:p>
             <w:pPr>
               <w:pStyle w:val="TextoTablas"/>
-            </w:pPr>
-            <w:r>
+              <w:spacing w:line="360" w:lineRule="auto"/>
+              <w:rPr>
+                <w:sz w:val="28"/>
+              </w:rPr>
+            </w:pPr>
+            <w:r>
+              <w:rPr>
+                <w:sz w:val="28"/>
+              </w:rPr>
               <w:t>Modelo en cascada</w:t>
             </w:r>
             <w:r>
+              <w:rPr>
+                <w:sz w:val="28"/>
+              </w:rPr>
               <w:t>.</w:t>
             </w:r>
           </w:p>
@@ -5088,19 +5089,36 @@
           <w:p>
             <w:pPr>
               <w:pStyle w:val="TextoTablas"/>
-            </w:pPr>
-            <w:r>
+              <w:spacing w:line="360" w:lineRule="auto"/>
+              <w:rPr>
+                <w:sz w:val="28"/>
+              </w:rPr>
+            </w:pPr>
+            <w:r>
+              <w:rPr>
+                <w:sz w:val="28"/>
+              </w:rPr>
               <w:t xml:space="preserve">Es uno de los modelos más tradicionales del desarrollo de </w:t>
             </w:r>
             <w:r>
               <w:rPr>
                 <w:rStyle w:val="Extranjerismo"/>
-                <w:lang w:val="es-CO"/>
+                <w:sz w:val="28"/>
               </w:rPr>
               <w:t>software</w:t>
             </w:r>
             <w:r>
-              <w:t>. Las fases del proyecto se ejecutan de manera secuencial, es decir, cada etapa comienza cuando la anterior ha finalizado.</w:t>
+              <w:rPr>
+                <w:sz w:val="28"/>
+              </w:rPr>
+              <w:t xml:space="preserve">. Las fases del proyecto se ejecutan de manera secuencial, es decir, </w:t>
+            </w:r>
+            <w:r>
+              <w:rPr>
+                <w:sz w:val="28"/>
+              </w:rPr>
+              <w:lastRenderedPageBreak/>
+              <w:t>cada etapa comienza cuando la anterior ha finalizado.</w:t>
             </w:r>
           </w:p>
         </w:tc>
@@ -5111,8 +5129,16 @@
           <w:p>
             <w:pPr>
               <w:pStyle w:val="TextoTablas"/>
-            </w:pPr>
-            <w:r>
+              <w:spacing w:line="360" w:lineRule="auto"/>
+              <w:rPr>
+                <w:sz w:val="28"/>
+              </w:rPr>
+            </w:pPr>
+            <w:r>
+              <w:rPr>
+                <w:sz w:val="28"/>
+              </w:rPr>
+              <w:lastRenderedPageBreak/>
               <w:t>Proceso lineal, documentación detallada, adecuado cuando los requisitos están claramente definidos desde el inicio.</w:t>
             </w:r>
           </w:p>
@@ -5126,11 +5152,21 @@
           <w:p>
             <w:pPr>
               <w:pStyle w:val="TextoTablas"/>
-            </w:pPr>
-            <w:r>
+              <w:spacing w:line="360" w:lineRule="auto"/>
+              <w:rPr>
+                <w:sz w:val="28"/>
+              </w:rPr>
+            </w:pPr>
+            <w:r>
+              <w:rPr>
+                <w:sz w:val="28"/>
+              </w:rPr>
               <w:t>Modelo incremental</w:t>
             </w:r>
             <w:r>
+              <w:rPr>
+                <w:sz w:val="28"/>
+              </w:rPr>
               <w:t>.</w:t>
             </w:r>
           </w:p>
@@ -5142,8 +5178,15 @@
           <w:p>
             <w:pPr>
               <w:pStyle w:val="TextoTablas"/>
-            </w:pPr>
-            <w:r>
+              <w:spacing w:line="360" w:lineRule="auto"/>
+              <w:rPr>
+                <w:sz w:val="28"/>
+              </w:rPr>
+            </w:pPr>
+            <w:r>
+              <w:rPr>
+                <w:sz w:val="28"/>
+              </w:rPr>
               <w:t>El sistema se desarrolla mediante incrementos o versiones parciales que se van integrando progresivamente hasta completar el producto final.</w:t>
             </w:r>
           </w:p>
@@ -5155,8 +5198,15 @@
           <w:p>
             <w:pPr>
               <w:pStyle w:val="TextoTablas"/>
-            </w:pPr>
-            <w:r>
+              <w:spacing w:line="360" w:lineRule="auto"/>
+              <w:rPr>
+                <w:sz w:val="28"/>
+              </w:rPr>
+            </w:pPr>
+            <w:r>
+              <w:rPr>
+                <w:sz w:val="28"/>
+              </w:rPr>
               <w:t>Permite entregar funcionalidades de manera gradual, facilita la retroalimentación del usuario y reduce riesgos.</w:t>
             </w:r>
           </w:p>
@@ -5173,11 +5223,21 @@
           <w:p>
             <w:pPr>
               <w:pStyle w:val="TextoTablas"/>
-            </w:pPr>
-            <w:r>
+              <w:spacing w:line="360" w:lineRule="auto"/>
+              <w:rPr>
+                <w:sz w:val="28"/>
+              </w:rPr>
+            </w:pPr>
+            <w:r>
+              <w:rPr>
+                <w:sz w:val="28"/>
+              </w:rPr>
               <w:t>Modelo en espiral</w:t>
             </w:r>
             <w:r>
+              <w:rPr>
+                <w:sz w:val="28"/>
+              </w:rPr>
               <w:t>.</w:t>
             </w:r>
           </w:p>
@@ -5189,8 +5249,15 @@
           <w:p>
             <w:pPr>
               <w:pStyle w:val="TextoTablas"/>
-            </w:pPr>
-            <w:r>
+              <w:spacing w:line="360" w:lineRule="auto"/>
+              <w:rPr>
+                <w:sz w:val="28"/>
+              </w:rPr>
+            </w:pPr>
+            <w:r>
+              <w:rPr>
+                <w:sz w:val="28"/>
+              </w:rPr>
               <w:t>Combina el desarrollo iterativo con el análisis continuo de riesgos. Cada ciclo del proyecto incluye planificación, análisis, desarrollo y evaluación.</w:t>
             </w:r>
           </w:p>
@@ -5202,8 +5269,15 @@
           <w:p>
             <w:pPr>
               <w:pStyle w:val="TextoTablas"/>
-            </w:pPr>
-            <w:r>
+              <w:spacing w:line="360" w:lineRule="auto"/>
+              <w:rPr>
+                <w:sz w:val="28"/>
+              </w:rPr>
+            </w:pPr>
+            <w:r>
+              <w:rPr>
+                <w:sz w:val="28"/>
+              </w:rPr>
               <w:t>Enfoque orientado a la gestión de riesgos, adecuado para proyectos grandes y complejos.</w:t>
             </w:r>
           </w:p>
@@ -5217,11 +5291,21 @@
           <w:p>
             <w:pPr>
               <w:pStyle w:val="TextoTablas"/>
-            </w:pPr>
-            <w:r>
+              <w:spacing w:line="360" w:lineRule="auto"/>
+              <w:rPr>
+                <w:sz w:val="28"/>
+              </w:rPr>
+            </w:pPr>
+            <w:r>
+              <w:rPr>
+                <w:sz w:val="28"/>
+              </w:rPr>
               <w:t>Modelo en V</w:t>
             </w:r>
             <w:r>
+              <w:rPr>
+                <w:sz w:val="28"/>
+              </w:rPr>
               <w:t>.</w:t>
             </w:r>
           </w:p>
@@ -5233,8 +5317,15 @@
           <w:p>
             <w:pPr>
               <w:pStyle w:val="TextoTablas"/>
-            </w:pPr>
-            <w:r>
+              <w:spacing w:line="360" w:lineRule="auto"/>
+              <w:rPr>
+                <w:sz w:val="28"/>
+              </w:rPr>
+            </w:pPr>
+            <w:r>
+              <w:rPr>
+                <w:sz w:val="28"/>
+              </w:rPr>
               <w:t>Es una extensión del modelo en cascada que relaciona cada fase del desarrollo con una fase correspondiente de pruebas y validación.</w:t>
             </w:r>
           </w:p>
@@ -5246,8 +5337,15 @@
           <w:p>
             <w:pPr>
               <w:pStyle w:val="TextoTablas"/>
-            </w:pPr>
-            <w:r>
+              <w:spacing w:line="360" w:lineRule="auto"/>
+              <w:rPr>
+                <w:sz w:val="28"/>
+              </w:rPr>
+            </w:pPr>
+            <w:r>
+              <w:rPr>
+                <w:sz w:val="28"/>
+              </w:rPr>
               <w:t>Alta trazabilidad entre desarrollo y pruebas, adecuado para proyectos que requieren alta calidad y control.</w:t>
             </w:r>
           </w:p>
@@ -5264,11 +5362,21 @@
           <w:p>
             <w:pPr>
               <w:pStyle w:val="TextoTablas"/>
-            </w:pPr>
-            <w:r>
+              <w:spacing w:line="360" w:lineRule="auto"/>
+              <w:rPr>
+                <w:sz w:val="28"/>
+              </w:rPr>
+            </w:pPr>
+            <w:r>
+              <w:rPr>
+                <w:sz w:val="28"/>
+              </w:rPr>
               <w:t>Modelo ágil</w:t>
             </w:r>
             <w:r>
+              <w:rPr>
+                <w:sz w:val="28"/>
+              </w:rPr>
               <w:t>.</w:t>
             </w:r>
           </w:p>
@@ -5280,20 +5388,35 @@
           <w:p>
             <w:pPr>
               <w:pStyle w:val="TextoTablas"/>
-            </w:pPr>
-            <w:r>
-              <w:t xml:space="preserve">Se basa en ciclos cortos de desarrollo llamados iteraciones o </w:t>
-            </w:r>
-            <w:proofErr w:type="spellStart"/>
+              <w:spacing w:line="360" w:lineRule="auto"/>
+              <w:rPr>
+                <w:sz w:val="28"/>
+              </w:rPr>
+            </w:pPr>
+            <w:r>
+              <w:rPr>
+                <w:sz w:val="28"/>
+              </w:rPr>
+              <w:t xml:space="preserve">Se basa en ciclos cortos de desarrollo llamados iteraciones </w:t>
+            </w:r>
+            <w:r>
+              <w:rPr>
+                <w:sz w:val="28"/>
+              </w:rPr>
+              <w:lastRenderedPageBreak/>
+              <w:t xml:space="preserve">o </w:t>
+            </w:r>
             <w:r>
               <w:rPr>
                 <w:rStyle w:val="Extranjerismo"/>
-                <w:lang w:val="es-CO"/>
+                <w:sz w:val="28"/>
               </w:rPr>
               <w:t>sprints</w:t>
             </w:r>
-            <w:proofErr w:type="spellEnd"/>
-            <w:r>
+            <w:r>
+              <w:rPr>
+                <w:sz w:val="28"/>
+              </w:rPr>
               <w:t>, donde se entregan pequeñas funcionalidades del sistema de forma continua.</w:t>
             </w:r>
           </w:p>
@@ -5305,9 +5428,24 @@
           <w:p>
             <w:pPr>
               <w:pStyle w:val="TextoTablas"/>
-            </w:pPr>
-            <w:r>
-              <w:t>Flexibilidad, adaptación al cambio, trabajo colaborativo y retroalimentación constante del cliente.</w:t>
+              <w:spacing w:line="360" w:lineRule="auto"/>
+              <w:rPr>
+                <w:sz w:val="28"/>
+              </w:rPr>
+            </w:pPr>
+            <w:r>
+              <w:rPr>
+                <w:sz w:val="28"/>
+              </w:rPr>
+              <w:lastRenderedPageBreak/>
+              <w:t xml:space="preserve">Flexibilidad, adaptación al cambio, trabajo colaborativo y </w:t>
+            </w:r>
+            <w:r>
+              <w:rPr>
+                <w:sz w:val="28"/>
+              </w:rPr>
+              <w:lastRenderedPageBreak/>
+              <w:t>retroalimentación constante del cliente.</w:t>
             </w:r>
           </w:p>
         </w:tc>
@@ -5321,7 +5459,6 @@
       <w:r>
         <w:rPr>
           <w:rStyle w:val="Extranjerismo"/>
-          <w:lang w:val="es-CO"/>
         </w:rPr>
         <w:t>software</w:t>
       </w:r>
@@ -5336,7 +5473,6 @@
       <w:r>
         <w:rPr>
           <w:rStyle w:val="Extranjerismo"/>
-          <w:lang w:val="es-CO"/>
         </w:rPr>
         <w:t>software</w:t>
       </w:r>
@@ -5426,12 +5562,12 @@
     </w:p>
     <w:p>
       <w:r>
+        <w:lastRenderedPageBreak/>
         <w:t xml:space="preserve">En la actualidad, muchos proyectos de </w:t>
       </w:r>
       <w:r>
         <w:rPr>
           <w:rStyle w:val="Extranjerismo"/>
-          <w:lang w:val="es-CO"/>
         </w:rPr>
         <w:t xml:space="preserve">software </w:t>
       </w:r>
@@ -5451,7 +5587,6 @@
       <w:r>
         <w:rPr>
           <w:rStyle w:val="Extranjerismo"/>
-          <w:lang w:val="es-CO"/>
         </w:rPr>
         <w:t>software</w:t>
       </w:r>
@@ -5464,7 +5599,6 @@
       <w:r>
         <w:rPr>
           <w:rStyle w:val="Extranjerismo"/>
-          <w:lang w:val="es-CO"/>
         </w:rPr>
         <w:t xml:space="preserve">software </w:t>
       </w:r>
@@ -5474,7 +5608,6 @@
       <w:r>
         <w:rPr>
           <w:rStyle w:val="Extranjerismo"/>
-          <w:lang w:val="es-CO"/>
         </w:rPr>
         <w:t xml:space="preserve">software </w:t>
       </w:r>
@@ -5494,7 +5627,6 @@
       <w:r>
         <w:rPr>
           <w:rStyle w:val="Extranjerismo"/>
-          <w:lang w:val="es-CO"/>
         </w:rPr>
         <w:t xml:space="preserve">software </w:t>
       </w:r>
@@ -5502,17 +5634,22 @@
         <w:t>comprende las siguientes fases.</w:t>
       </w:r>
     </w:p>
+    <w:p/>
+    <w:p/>
+    <w:p/>
+    <w:p/>
+    <w:p/>
     <w:p>
       <w:pPr>
         <w:pStyle w:val="Tabla"/>
       </w:pPr>
       <w:r>
+        <w:lastRenderedPageBreak/>
         <w:t xml:space="preserve">Fases del ciclo de vida del </w:t>
       </w:r>
       <w:r>
         <w:rPr>
           <w:rStyle w:val="Extranjerismo"/>
-          <w:lang w:val="es-CO"/>
         </w:rPr>
         <w:t>software</w:t>
       </w:r>
@@ -5524,8 +5661,8 @@
         <w:tblLook w:val="04A0" w:firstRow="1" w:lastRow="0" w:firstColumn="1" w:lastColumn="0" w:noHBand="0" w:noVBand="1"/>
       </w:tblPr>
       <w:tblGrid>
-        <w:gridCol w:w="2057"/>
-        <w:gridCol w:w="7905"/>
+        <w:gridCol w:w="2068"/>
+        <w:gridCol w:w="7894"/>
       </w:tblGrid>
       <w:tr>
         <w:trPr>
@@ -5539,8 +5676,15 @@
           <w:p>
             <w:pPr>
               <w:pStyle w:val="TextoTablas"/>
-            </w:pPr>
-            <w:r>
+              <w:spacing w:line="360" w:lineRule="auto"/>
+              <w:rPr>
+                <w:sz w:val="28"/>
+              </w:rPr>
+            </w:pPr>
+            <w:r>
+              <w:rPr>
+                <w:sz w:val="28"/>
+              </w:rPr>
               <w:t>Fase</w:t>
             </w:r>
           </w:p>
@@ -5552,8 +5696,15 @@
           <w:p>
             <w:pPr>
               <w:pStyle w:val="TextoTablas"/>
-            </w:pPr>
-            <w:r>
+              <w:spacing w:line="360" w:lineRule="auto"/>
+              <w:rPr>
+                <w:sz w:val="28"/>
+              </w:rPr>
+            </w:pPr>
+            <w:r>
+              <w:rPr>
+                <w:sz w:val="28"/>
+              </w:rPr>
               <w:t>Descripción</w:t>
             </w:r>
           </w:p>
@@ -5570,8 +5721,15 @@
           <w:p>
             <w:pPr>
               <w:pStyle w:val="TextoTablas"/>
-            </w:pPr>
-            <w:r>
+              <w:spacing w:line="360" w:lineRule="auto"/>
+              <w:rPr>
+                <w:sz w:val="28"/>
+              </w:rPr>
+            </w:pPr>
+            <w:r>
+              <w:rPr>
+                <w:sz w:val="28"/>
+              </w:rPr>
               <w:t>Análisis.</w:t>
             </w:r>
           </w:p>
@@ -5583,8 +5741,15 @@
           <w:p>
             <w:pPr>
               <w:pStyle w:val="TextoTablas"/>
-            </w:pPr>
-            <w:r>
+              <w:spacing w:line="360" w:lineRule="auto"/>
+              <w:rPr>
+                <w:sz w:val="28"/>
+              </w:rPr>
+            </w:pPr>
+            <w:r>
+              <w:rPr>
+                <w:sz w:val="28"/>
+              </w:rPr>
               <w:t>En esta fase se identifican y analizan las necesidades del usuario o de la organización. Se recopila información sobre los requisitos que debe cumplir el sistema y se definen los objetivos del proyecto.</w:t>
             </w:r>
           </w:p>
@@ -5598,8 +5763,15 @@
           <w:p>
             <w:pPr>
               <w:pStyle w:val="TextoTablas"/>
-            </w:pPr>
-            <w:r>
+              <w:spacing w:line="360" w:lineRule="auto"/>
+              <w:rPr>
+                <w:sz w:val="28"/>
+              </w:rPr>
+            </w:pPr>
+            <w:r>
+              <w:rPr>
+                <w:sz w:val="28"/>
+              </w:rPr>
               <w:t>Diseño.</w:t>
             </w:r>
           </w:p>
@@ -5611,18 +5783,28 @@
           <w:p>
             <w:pPr>
               <w:pStyle w:val="TextoTablas"/>
-            </w:pPr>
-            <w:r>
+              <w:spacing w:line="360" w:lineRule="auto"/>
+              <w:rPr>
+                <w:sz w:val="28"/>
+              </w:rPr>
+            </w:pPr>
+            <w:r>
+              <w:rPr>
+                <w:sz w:val="28"/>
+              </w:rPr>
               <w:t xml:space="preserve">Se establece la estructura del sistema, definiendo la arquitectura, los componentes, las bases de datos y la forma en que interactuarán los diferentes elementos del </w:t>
             </w:r>
             <w:r>
               <w:rPr>
                 <w:rStyle w:val="Extranjerismo"/>
-                <w:lang w:val="es-CO"/>
+                <w:sz w:val="28"/>
               </w:rPr>
               <w:t>software</w:t>
             </w:r>
             <w:r>
+              <w:rPr>
+                <w:sz w:val="28"/>
+              </w:rPr>
               <w:t>.</w:t>
             </w:r>
           </w:p>
@@ -5639,8 +5821,15 @@
           <w:p>
             <w:pPr>
               <w:pStyle w:val="TextoTablas"/>
-            </w:pPr>
-            <w:r>
+              <w:spacing w:line="360" w:lineRule="auto"/>
+              <w:rPr>
+                <w:sz w:val="28"/>
+              </w:rPr>
+            </w:pPr>
+            <w:r>
+              <w:rPr>
+                <w:sz w:val="28"/>
+              </w:rPr>
               <w:t>Codificación.</w:t>
             </w:r>
           </w:p>
@@ -5652,9 +5841,28 @@
           <w:p>
             <w:pPr>
               <w:pStyle w:val="TextoTablas"/>
-            </w:pPr>
-            <w:r>
-              <w:t>También conocida como fase de desarrollo o programación. En esta etapa los desarrolladores escriben el código fuente del sistema utilizando lenguajes de programación y herramientas de desarrollo.</w:t>
+              <w:spacing w:line="360" w:lineRule="auto"/>
+              <w:rPr>
+                <w:sz w:val="28"/>
+              </w:rPr>
+            </w:pPr>
+            <w:r>
+              <w:rPr>
+                <w:sz w:val="28"/>
+              </w:rPr>
+              <w:t>También conocida como fase de desarrollo o programación. En esta etapa</w:t>
+            </w:r>
+            <w:r>
+              <w:rPr>
+                <w:sz w:val="28"/>
+              </w:rPr>
+              <w:t>,</w:t>
+            </w:r>
+            <w:r>
+              <w:rPr>
+                <w:sz w:val="28"/>
+              </w:rPr>
+              <w:t xml:space="preserve"> los desarrolladores escriben el código fuente del sistema utilizando lenguajes de programación y herramientas de desarrollo.</w:t>
             </w:r>
           </w:p>
         </w:tc>
@@ -5667,8 +5875,15 @@
           <w:p>
             <w:pPr>
               <w:pStyle w:val="TextoTablas"/>
-            </w:pPr>
-            <w:r>
+              <w:spacing w:line="360" w:lineRule="auto"/>
+              <w:rPr>
+                <w:sz w:val="28"/>
+              </w:rPr>
+            </w:pPr>
+            <w:r>
+              <w:rPr>
+                <w:sz w:val="28"/>
+              </w:rPr>
               <w:t>Pruebas.</w:t>
             </w:r>
           </w:p>
@@ -5680,18 +5895,28 @@
           <w:p>
             <w:pPr>
               <w:pStyle w:val="TextoTablas"/>
-            </w:pPr>
-            <w:r>
+              <w:spacing w:line="360" w:lineRule="auto"/>
+              <w:rPr>
+                <w:sz w:val="28"/>
+              </w:rPr>
+            </w:pPr>
+            <w:r>
+              <w:rPr>
+                <w:sz w:val="28"/>
+              </w:rPr>
               <w:t xml:space="preserve">Se realizan diferentes tipos de pruebas para verificar que el sistema funcione correctamente, identificar errores y asegurar que el </w:t>
             </w:r>
             <w:r>
               <w:rPr>
                 <w:rStyle w:val="Extranjerismo"/>
-                <w:lang w:val="es-CO"/>
+                <w:sz w:val="28"/>
               </w:rPr>
               <w:t xml:space="preserve">software </w:t>
             </w:r>
             <w:r>
+              <w:rPr>
+                <w:sz w:val="28"/>
+              </w:rPr>
               <w:t>cumpla con los requisitos definidos.</w:t>
             </w:r>
           </w:p>
@@ -5708,8 +5933,15 @@
           <w:p>
             <w:pPr>
               <w:pStyle w:val="TextoTablas"/>
-            </w:pPr>
-            <w:r>
+              <w:spacing w:line="360" w:lineRule="auto"/>
+              <w:rPr>
+                <w:sz w:val="28"/>
+              </w:rPr>
+            </w:pPr>
+            <w:r>
+              <w:rPr>
+                <w:sz w:val="28"/>
+              </w:rPr>
               <w:t>Validación.</w:t>
             </w:r>
           </w:p>
@@ -5721,8 +5953,15 @@
           <w:p>
             <w:pPr>
               <w:pStyle w:val="TextoTablas"/>
-            </w:pPr>
-            <w:r>
+              <w:spacing w:line="360" w:lineRule="auto"/>
+              <w:rPr>
+                <w:sz w:val="28"/>
+              </w:rPr>
+            </w:pPr>
+            <w:r>
+              <w:rPr>
+                <w:sz w:val="28"/>
+              </w:rPr>
               <w:t>En esta fase se verifica que el sistema desarrollado satisface las necesidades del usuario y cumple con los objetivos planteados al inicio del proyecto.</w:t>
             </w:r>
           </w:p>
@@ -5736,8 +5975,15 @@
           <w:p>
             <w:pPr>
               <w:pStyle w:val="TextoTablas"/>
-            </w:pPr>
-            <w:r>
+              <w:spacing w:line="360" w:lineRule="auto"/>
+              <w:rPr>
+                <w:sz w:val="28"/>
+              </w:rPr>
+            </w:pPr>
+            <w:r>
+              <w:rPr>
+                <w:sz w:val="28"/>
+              </w:rPr>
               <w:t>Mantenimiento.</w:t>
             </w:r>
           </w:p>
@@ -5749,24 +5995,42 @@
           <w:p>
             <w:pPr>
               <w:pStyle w:val="TextoTablas"/>
-            </w:pPr>
-            <w:r>
+              <w:spacing w:line="360" w:lineRule="auto"/>
+              <w:rPr>
+                <w:sz w:val="28"/>
+              </w:rPr>
+            </w:pPr>
+            <w:r>
+              <w:rPr>
+                <w:sz w:val="28"/>
+              </w:rPr>
               <w:t xml:space="preserve">Corresponde a las actividades que se realizan después de la implementación del </w:t>
             </w:r>
             <w:r>
               <w:rPr>
                 <w:rStyle w:val="Extranjerismo"/>
-                <w:lang w:val="es-CO"/>
+                <w:sz w:val="28"/>
               </w:rPr>
               <w:t>software</w:t>
             </w:r>
             <w:r>
-              <w:t>. Incluye corrección de errores, actualización de funcionalidades y mejoras para adaptar el sistema a nuevas necesidades.</w:t>
+              <w:rPr>
+                <w:sz w:val="28"/>
+              </w:rPr>
+              <w:t xml:space="preserve">. Incluye corrección de errores, </w:t>
+            </w:r>
+            <w:r>
+              <w:rPr>
+                <w:sz w:val="28"/>
+              </w:rPr>
+              <w:lastRenderedPageBreak/>
+              <w:t>actualización de funcionalidades y mejoras para adaptar el sistema a nuevas necesidades.</w:t>
             </w:r>
           </w:p>
         </w:tc>
       </w:tr>
     </w:tbl>
+    <w:p/>
     <w:p>
       <w:r>
         <w:t xml:space="preserve">Cada una de estas fases cumple un papel fundamental dentro del proceso de desarrollo del </w:t>
@@ -5774,7 +6038,6 @@
       <w:r>
         <w:rPr>
           <w:rStyle w:val="Extranjerismo"/>
-          <w:lang w:val="es-CO"/>
         </w:rPr>
         <w:t>software</w:t>
       </w:r>
@@ -5794,7 +6057,6 @@
       <w:r>
         <w:rPr>
           <w:rStyle w:val="Extranjerismo"/>
-          <w:lang w:val="es-CO"/>
         </w:rPr>
         <w:t>software</w:t>
       </w:r>
@@ -5807,7 +6069,6 @@
       <w:r>
         <w:rPr>
           <w:rStyle w:val="Extranjerismo"/>
-          <w:lang w:val="es-CO"/>
         </w:rPr>
         <w:t xml:space="preserve">software </w:t>
       </w:r>
@@ -5817,7 +6078,6 @@
       <w:r>
         <w:rPr>
           <w:rStyle w:val="Extranjerismo"/>
-          <w:lang w:val="es-CO"/>
         </w:rPr>
         <w:t xml:space="preserve">software </w:t>
       </w:r>
@@ -5833,12 +6093,12 @@
     <w:p/>
     <w:p>
       <w:r>
+        <w:lastRenderedPageBreak/>
         <w:t xml:space="preserve">A continuación, se describen los objetivos asociados a las principales fases del ciclo de vida del </w:t>
       </w:r>
       <w:r>
         <w:rPr>
           <w:rStyle w:val="Extranjerismo"/>
-          <w:lang w:val="es-CO"/>
         </w:rPr>
         <w:t>software</w:t>
       </w:r>
@@ -5911,7 +6171,6 @@
       <w:r>
         <w:rPr>
           <w:rStyle w:val="Extranjerismo"/>
-          <w:lang w:val="es-CO"/>
         </w:rPr>
         <w:t xml:space="preserve">software </w:t>
       </w:r>
@@ -5989,7 +6248,6 @@
       <w:r>
         <w:rPr>
           <w:rStyle w:val="Extranjerismo"/>
-          <w:lang w:val="es-CO"/>
         </w:rPr>
         <w:t xml:space="preserve">software </w:t>
       </w:r>
@@ -5999,7 +6257,6 @@
       <w:r>
         <w:rPr>
           <w:rStyle w:val="Extranjerismo"/>
-          <w:lang w:val="es-CO"/>
         </w:rPr>
         <w:t xml:space="preserve">software </w:t>
       </w:r>
@@ -6022,6 +6279,7 @@
       </w:pPr>
       <w:bookmarkStart w:id="8" w:name="_Toc235515525"/>
       <w:r>
+        <w:lastRenderedPageBreak/>
         <w:t>Fase de definición de requisitos</w:t>
       </w:r>
       <w:bookmarkEnd w:id="8"/>
@@ -6033,7 +6291,6 @@
       <w:r>
         <w:rPr>
           <w:rStyle w:val="Extranjerismo"/>
-          <w:lang w:val="es-CO"/>
         </w:rPr>
         <w:t>software</w:t>
       </w:r>
@@ -6048,7 +6305,6 @@
       <w:r>
         <w:rPr>
           <w:rStyle w:val="Extranjerismo"/>
-          <w:lang w:val="es-CO"/>
         </w:rPr>
         <w:t xml:space="preserve">software </w:t>
       </w:r>
@@ -6063,7 +6319,6 @@
       <w:r>
         <w:rPr>
           <w:rStyle w:val="Extranjerismo"/>
-          <w:lang w:val="es-CO"/>
         </w:rPr>
         <w:t>software</w:t>
       </w:r>
@@ -6073,7 +6328,6 @@
       <w:r>
         <w:rPr>
           <w:rStyle w:val="Extranjerismo"/>
-          <w:lang w:val="es-CO"/>
         </w:rPr>
         <w:t>software</w:t>
       </w:r>
@@ -6088,7 +6342,6 @@
       <w:r>
         <w:rPr>
           <w:rStyle w:val="Extranjerismo"/>
-          <w:lang w:val="es-CO"/>
         </w:rPr>
         <w:t xml:space="preserve">software </w:t>
       </w:r>
@@ -6141,7 +6394,6 @@
       <w:r>
         <w:rPr>
           <w:rStyle w:val="Extranjerismo"/>
-          <w:lang w:val="es-CO"/>
         </w:rPr>
         <w:t>software</w:t>
       </w:r>
@@ -6156,7 +6408,6 @@
       <w:r>
         <w:rPr>
           <w:rStyle w:val="Extranjerismo"/>
-          <w:lang w:val="es-CO"/>
         </w:rPr>
         <w:t xml:space="preserve">software </w:t>
       </w:r>
@@ -6194,7 +6445,6 @@
       <w:r>
         <w:rPr>
           <w:rStyle w:val="Extranjerismo"/>
-          <w:lang w:val="es-CO"/>
         </w:rPr>
         <w:t>software</w:t>
       </w:r>
@@ -6241,6 +6491,7 @@
         <w:rPr>
           <w:b/>
         </w:rPr>
+        <w:lastRenderedPageBreak/>
         <w:t>Análisis de requisitos</w:t>
       </w:r>
     </w:p>
@@ -6302,7 +6553,6 @@
       <w:r>
         <w:rPr>
           <w:rStyle w:val="Extranjerismo"/>
-          <w:lang w:val="es-CO"/>
         </w:rPr>
         <w:t>software</w:t>
       </w:r>
@@ -6328,7 +6578,6 @@
       <w:r>
         <w:rPr>
           <w:rStyle w:val="Extranjerismo"/>
-          <w:lang w:val="es-CO"/>
         </w:rPr>
         <w:t>software</w:t>
       </w:r>
@@ -6339,6 +6588,7 @@
     <w:p/>
     <w:p>
       <w:r>
+        <w:lastRenderedPageBreak/>
         <w:t>Una adecuada definición de requisitos contribuye a reducir errores durante el proceso de desarrollo, evitar malentendidos entre los participantes del proyecto y disminuir los costos asociados a cambios o retrabajos en etapas posteriores. Además, facilita la planificación del proyecto, ya que permite estimar con mayor precisión los recursos, el tiempo y el esfuerzo necesarios para desarrollar el sistema.</w:t>
       </w:r>
     </w:p>
@@ -6349,7 +6599,6 @@
       <w:r>
         <w:rPr>
           <w:rStyle w:val="Extranjerismo"/>
-          <w:lang w:val="es-CO"/>
         </w:rPr>
         <w:t xml:space="preserve">software </w:t>
       </w:r>
@@ -6382,7 +6631,6 @@
       <w:r>
         <w:rPr>
           <w:rStyle w:val="Extranjerismo"/>
-          <w:lang w:val="es-CO"/>
         </w:rPr>
         <w:t>software</w:t>
       </w:r>
@@ -6428,7 +6676,6 @@
       <w:r>
         <w:rPr>
           <w:rStyle w:val="Extranjerismo"/>
-          <w:lang w:val="es-CO"/>
         </w:rPr>
         <w:t>software</w:t>
       </w:r>
@@ -6466,13 +6713,13 @@
         <w:rPr>
           <w:b/>
         </w:rPr>
+        <w:lastRenderedPageBreak/>
         <w:t xml:space="preserve">Referencia para la validación del </w:t>
       </w:r>
       <w:r>
         <w:rPr>
           <w:rStyle w:val="Extranjerismo"/>
           <w:b/>
-          <w:lang w:val="es-CO"/>
         </w:rPr>
         <w:t>software</w:t>
       </w:r>
@@ -6487,7 +6734,6 @@
       <w:r>
         <w:rPr>
           <w:rStyle w:val="Extranjerismo"/>
-          <w:lang w:val="es-CO"/>
         </w:rPr>
         <w:t>software</w:t>
       </w:r>
@@ -6508,12 +6754,17 @@
     </w:p>
     <w:p>
       <w:r>
-        <w:t xml:space="preserve">Al finalizar la fase de definición de requisitos se generan diversos productos o entregables que permiten comprender con claridad qué debe hacer el sistema y cuáles son las necesidades que debe satisfacer. Estos resultados sirven como base para el diseño, desarrollo y pruebas del </w:t>
+        <w:t>Al finalizar la fase de definición de requisitos</w:t>
+      </w:r>
+      <w:r>
+        <w:t>,</w:t>
+      </w:r>
+      <w:r>
+        <w:t xml:space="preserve"> se generan diversos productos o entregables que permiten comprender con claridad qué debe hacer el sistema y cuáles son las necesidades que debe satisfacer. Estos resultados sirven como base para el diseño, desarrollo y pruebas del </w:t>
       </w:r>
       <w:r>
         <w:rPr>
           <w:rStyle w:val="Extranjerismo"/>
-          <w:lang w:val="es-CO"/>
         </w:rPr>
         <w:t>software</w:t>
       </w:r>
@@ -6557,8 +6808,15 @@
           <w:p>
             <w:pPr>
               <w:pStyle w:val="TextoTablas"/>
-            </w:pPr>
-            <w:r>
+              <w:spacing w:line="360" w:lineRule="auto"/>
+              <w:rPr>
+                <w:sz w:val="28"/>
+              </w:rPr>
+            </w:pPr>
+            <w:r>
+              <w:rPr>
+                <w:sz w:val="28"/>
+              </w:rPr>
               <w:t>Resultado</w:t>
             </w:r>
           </w:p>
@@ -6570,8 +6828,15 @@
           <w:p>
             <w:pPr>
               <w:pStyle w:val="TextoTablas"/>
-            </w:pPr>
-            <w:r>
+              <w:spacing w:line="360" w:lineRule="auto"/>
+              <w:rPr>
+                <w:sz w:val="28"/>
+              </w:rPr>
+            </w:pPr>
+            <w:r>
+              <w:rPr>
+                <w:sz w:val="28"/>
+              </w:rPr>
               <w:t>Descripción</w:t>
             </w:r>
           </w:p>
@@ -6583,8 +6848,15 @@
           <w:p>
             <w:pPr>
               <w:pStyle w:val="TextoTablas"/>
-            </w:pPr>
-            <w:r>
+              <w:spacing w:line="360" w:lineRule="auto"/>
+              <w:rPr>
+                <w:sz w:val="28"/>
+              </w:rPr>
+            </w:pPr>
+            <w:r>
+              <w:rPr>
+                <w:sz w:val="28"/>
+              </w:rPr>
               <w:t>Ejemplo</w:t>
             </w:r>
           </w:p>
@@ -6601,8 +6873,15 @@
           <w:p>
             <w:pPr>
               <w:pStyle w:val="TextoTablas"/>
-            </w:pPr>
-            <w:r>
+              <w:spacing w:line="360" w:lineRule="auto"/>
+              <w:rPr>
+                <w:sz w:val="28"/>
+              </w:rPr>
+            </w:pPr>
+            <w:r>
+              <w:rPr>
+                <w:sz w:val="28"/>
+              </w:rPr>
               <w:t>Documento de requisitos del sistema.</w:t>
             </w:r>
           </w:p>
@@ -6614,8 +6893,15 @@
           <w:p>
             <w:pPr>
               <w:pStyle w:val="TextoTablas"/>
-            </w:pPr>
-            <w:r>
+              <w:spacing w:line="360" w:lineRule="auto"/>
+              <w:rPr>
+                <w:sz w:val="28"/>
+              </w:rPr>
+            </w:pPr>
+            <w:r>
+              <w:rPr>
+                <w:sz w:val="28"/>
+              </w:rPr>
               <w:t>Contiene la descripción detallada de las funcionalidades, restricciones y características del sistema.</w:t>
             </w:r>
           </w:p>
@@ -6627,8 +6913,15 @@
           <w:p>
             <w:pPr>
               <w:pStyle w:val="TextoTablas"/>
-            </w:pPr>
-            <w:r>
+              <w:spacing w:line="360" w:lineRule="auto"/>
+              <w:rPr>
+                <w:sz w:val="28"/>
+              </w:rPr>
+            </w:pPr>
+            <w:r>
+              <w:rPr>
+                <w:sz w:val="28"/>
+              </w:rPr>
               <w:t>Documento donde se especifica que el sistema debe permitir registrar usuarios, iniciar sesión y generar reportes.</w:t>
             </w:r>
           </w:p>
@@ -6642,8 +6935,16 @@
           <w:p>
             <w:pPr>
               <w:pStyle w:val="TextoTablas"/>
-            </w:pPr>
-            <w:r>
+              <w:spacing w:line="360" w:lineRule="auto"/>
+              <w:rPr>
+                <w:sz w:val="28"/>
+              </w:rPr>
+            </w:pPr>
+            <w:r>
+              <w:rPr>
+                <w:sz w:val="28"/>
+              </w:rPr>
+              <w:lastRenderedPageBreak/>
               <w:t>Casos de uso.</w:t>
             </w:r>
           </w:p>
@@ -6655,8 +6956,15 @@
           <w:p>
             <w:pPr>
               <w:pStyle w:val="TextoTablas"/>
-            </w:pPr>
-            <w:r>
+              <w:spacing w:line="360" w:lineRule="auto"/>
+              <w:rPr>
+                <w:sz w:val="28"/>
+              </w:rPr>
+            </w:pPr>
+            <w:r>
+              <w:rPr>
+                <w:sz w:val="28"/>
+              </w:rPr>
               <w:t>Describen cómo interactúan los usuarios con el sistema para realizar determinadas tareas.</w:t>
             </w:r>
           </w:p>
@@ -6668,8 +6976,15 @@
           <w:p>
             <w:pPr>
               <w:pStyle w:val="TextoTablas"/>
-            </w:pPr>
-            <w:r>
+              <w:spacing w:line="360" w:lineRule="auto"/>
+              <w:rPr>
+                <w:sz w:val="28"/>
+              </w:rPr>
+            </w:pPr>
+            <w:r>
+              <w:rPr>
+                <w:sz w:val="28"/>
+              </w:rPr>
               <w:t>Caso de uso “Registrar cliente”, donde el usuario ingresa datos personales y el sistema guarda la información.</w:t>
             </w:r>
           </w:p>
@@ -6686,8 +7001,15 @@
           <w:p>
             <w:pPr>
               <w:pStyle w:val="TextoTablas"/>
-            </w:pPr>
-            <w:r>
+              <w:spacing w:line="360" w:lineRule="auto"/>
+              <w:rPr>
+                <w:sz w:val="28"/>
+              </w:rPr>
+            </w:pPr>
+            <w:r>
+              <w:rPr>
+                <w:sz w:val="28"/>
+              </w:rPr>
               <w:t>Historias de usuario.</w:t>
             </w:r>
           </w:p>
@@ -6699,8 +7021,15 @@
           <w:p>
             <w:pPr>
               <w:pStyle w:val="TextoTablas"/>
-            </w:pPr>
-            <w:r>
+              <w:spacing w:line="360" w:lineRule="auto"/>
+              <w:rPr>
+                <w:sz w:val="28"/>
+              </w:rPr>
+            </w:pPr>
+            <w:r>
+              <w:rPr>
+                <w:sz w:val="28"/>
+              </w:rPr>
               <w:t>Descripciones breves de las necesidades del usuario desde su perspectiva.</w:t>
             </w:r>
           </w:p>
@@ -6712,8 +7041,15 @@
           <w:p>
             <w:pPr>
               <w:pStyle w:val="TextoTablas"/>
-            </w:pPr>
-            <w:r>
+              <w:spacing w:line="360" w:lineRule="auto"/>
+              <w:rPr>
+                <w:sz w:val="28"/>
+              </w:rPr>
+            </w:pPr>
+            <w:r>
+              <w:rPr>
+                <w:sz w:val="28"/>
+              </w:rPr>
               <w:t>“Como administrador, deseo consultar los registros de ventas para analizar el rendimiento del negocio”.</w:t>
             </w:r>
           </w:p>
@@ -6727,8 +7063,15 @@
           <w:p>
             <w:pPr>
               <w:pStyle w:val="TextoTablas"/>
-            </w:pPr>
-            <w:r>
+              <w:spacing w:line="360" w:lineRule="auto"/>
+              <w:rPr>
+                <w:sz w:val="28"/>
+              </w:rPr>
+            </w:pPr>
+            <w:r>
+              <w:rPr>
+                <w:sz w:val="28"/>
+              </w:rPr>
               <w:t>Diagramas de requisitos.</w:t>
             </w:r>
           </w:p>
@@ -6740,8 +7083,15 @@
           <w:p>
             <w:pPr>
               <w:pStyle w:val="TextoTablas"/>
-            </w:pPr>
-            <w:r>
+              <w:spacing w:line="360" w:lineRule="auto"/>
+              <w:rPr>
+                <w:sz w:val="28"/>
+              </w:rPr>
+            </w:pPr>
+            <w:r>
+              <w:rPr>
+                <w:sz w:val="28"/>
+              </w:rPr>
               <w:t>Representaciones gráficas que permiten visualizar las interacciones y funcionalidades del sistema.</w:t>
             </w:r>
           </w:p>
@@ -6753,8 +7103,15 @@
           <w:p>
             <w:pPr>
               <w:pStyle w:val="TextoTablas"/>
-            </w:pPr>
-            <w:r>
+              <w:spacing w:line="360" w:lineRule="auto"/>
+              <w:rPr>
+                <w:sz w:val="28"/>
+              </w:rPr>
+            </w:pPr>
+            <w:r>
+              <w:rPr>
+                <w:sz w:val="28"/>
+              </w:rPr>
               <w:t>Diagrama de casos de uso que presenta la relación entre el usuario y las funciones del sistema.</w:t>
             </w:r>
           </w:p>
@@ -6771,8 +7128,15 @@
           <w:p>
             <w:pPr>
               <w:pStyle w:val="TextoTablas"/>
-            </w:pPr>
-            <w:r>
+              <w:spacing w:line="360" w:lineRule="auto"/>
+              <w:rPr>
+                <w:sz w:val="28"/>
+              </w:rPr>
+            </w:pPr>
+            <w:r>
+              <w:rPr>
+                <w:sz w:val="28"/>
+              </w:rPr>
               <w:t>Validación de requisitos.</w:t>
             </w:r>
           </w:p>
@@ -6784,8 +7148,15 @@
           <w:p>
             <w:pPr>
               <w:pStyle w:val="TextoTablas"/>
-            </w:pPr>
-            <w:r>
+              <w:spacing w:line="360" w:lineRule="auto"/>
+              <w:rPr>
+                <w:sz w:val="28"/>
+              </w:rPr>
+            </w:pPr>
+            <w:r>
+              <w:rPr>
+                <w:sz w:val="28"/>
+              </w:rPr>
               <w:t>Confirmación de que los requisitos definidos reflejan las necesidades de los interesados.</w:t>
             </w:r>
           </w:p>
@@ -6797,8 +7168,15 @@
           <w:p>
             <w:pPr>
               <w:pStyle w:val="TextoTablas"/>
-            </w:pPr>
-            <w:r>
+              <w:spacing w:line="360" w:lineRule="auto"/>
+              <w:rPr>
+                <w:sz w:val="28"/>
+              </w:rPr>
+            </w:pPr>
+            <w:r>
+              <w:rPr>
+                <w:sz w:val="28"/>
+              </w:rPr>
               <w:t>Revisión del documento de requisitos por parte del cliente y aprobación para iniciar el diseño del sistema.</w:t>
             </w:r>
           </w:p>
@@ -6807,12 +7185,12 @@
     </w:tbl>
     <w:p>
       <w:r>
+        <w:lastRenderedPageBreak/>
         <w:t xml:space="preserve">En conjunto, estos resultados permiten establecer una base clara y estructurada para las siguientes etapas del desarrollo del </w:t>
       </w:r>
       <w:r>
         <w:rPr>
           <w:rStyle w:val="Extranjerismo"/>
-          <w:lang w:val="es-CO"/>
         </w:rPr>
         <w:t>software</w:t>
       </w:r>
@@ -6836,12 +7214,12 @@
       </w:pPr>
       <w:bookmarkStart w:id="14" w:name="_Toc235515530"/>
       <w:r>
+        <w:lastRenderedPageBreak/>
         <w:t xml:space="preserve">Requisitos en el desarrollo de </w:t>
       </w:r>
       <w:r>
         <w:rPr>
           <w:rStyle w:val="Extranjerismo"/>
-          <w:lang w:val="es-CO"/>
         </w:rPr>
         <w:t>software</w:t>
       </w:r>
@@ -6854,7 +7232,6 @@
       <w:r>
         <w:rPr>
           <w:rStyle w:val="Extranjerismo"/>
-          <w:lang w:val="es-CO"/>
         </w:rPr>
         <w:t xml:space="preserve">software </w:t>
       </w:r>
@@ -6869,7 +7246,6 @@
       <w:r>
         <w:rPr>
           <w:rStyle w:val="Extranjerismo"/>
-          <w:lang w:val="es-CO"/>
         </w:rPr>
         <w:t>software</w:t>
       </w:r>
@@ -6889,7 +7265,6 @@
       <w:r>
         <w:rPr>
           <w:rStyle w:val="Extranjerismo"/>
-          <w:lang w:val="es-CO"/>
         </w:rPr>
         <w:t>software</w:t>
       </w:r>
@@ -6948,7 +7323,6 @@
       <w:r>
         <w:rPr>
           <w:rStyle w:val="Extranjerismo"/>
-          <w:lang w:val="es-CO"/>
         </w:rPr>
         <w:t>software</w:t>
       </w:r>
@@ -6968,7 +7342,6 @@
       <w:r>
         <w:rPr>
           <w:rStyle w:val="Extranjerismo"/>
-          <w:lang w:val="es-CO"/>
         </w:rPr>
         <w:t>software</w:t>
       </w:r>
@@ -7007,8 +7380,15 @@
           <w:p>
             <w:pPr>
               <w:pStyle w:val="TextoTablas"/>
-            </w:pPr>
-            <w:r>
+              <w:spacing w:line="360" w:lineRule="auto"/>
+              <w:rPr>
+                <w:sz w:val="28"/>
+              </w:rPr>
+            </w:pPr>
+            <w:r>
+              <w:rPr>
+                <w:sz w:val="28"/>
+              </w:rPr>
               <w:t>Categoría</w:t>
             </w:r>
           </w:p>
@@ -7020,8 +7400,15 @@
           <w:p>
             <w:pPr>
               <w:pStyle w:val="TextoTablas"/>
-            </w:pPr>
-            <w:r>
+              <w:spacing w:line="360" w:lineRule="auto"/>
+              <w:rPr>
+                <w:sz w:val="28"/>
+              </w:rPr>
+            </w:pPr>
+            <w:r>
+              <w:rPr>
+                <w:sz w:val="28"/>
+              </w:rPr>
               <w:t>Descripción</w:t>
             </w:r>
           </w:p>
@@ -7033,8 +7420,15 @@
           <w:p>
             <w:pPr>
               <w:pStyle w:val="TextoTablas"/>
-            </w:pPr>
-            <w:r>
+              <w:spacing w:line="360" w:lineRule="auto"/>
+              <w:rPr>
+                <w:sz w:val="28"/>
+              </w:rPr>
+            </w:pPr>
+            <w:r>
+              <w:rPr>
+                <w:sz w:val="28"/>
+              </w:rPr>
               <w:t>Ejemplo</w:t>
             </w:r>
           </w:p>
@@ -7051,8 +7445,15 @@
           <w:p>
             <w:pPr>
               <w:pStyle w:val="TextoTablas"/>
-            </w:pPr>
-            <w:r>
+              <w:spacing w:line="360" w:lineRule="auto"/>
+              <w:rPr>
+                <w:sz w:val="28"/>
+              </w:rPr>
+            </w:pPr>
+            <w:r>
+              <w:rPr>
+                <w:sz w:val="28"/>
+              </w:rPr>
               <w:t>Autenticación y control de acceso.</w:t>
             </w:r>
           </w:p>
@@ -7064,9 +7465,23 @@
           <w:p>
             <w:pPr>
               <w:pStyle w:val="TextoTablas"/>
-            </w:pPr>
-            <w:r>
-              <w:t>Funcionalidades relacionadas con la identificación de usuarios y la gestión de permisos dentro del sistema.</w:t>
+              <w:spacing w:line="360" w:lineRule="auto"/>
+              <w:rPr>
+                <w:sz w:val="28"/>
+              </w:rPr>
+            </w:pPr>
+            <w:r>
+              <w:rPr>
+                <w:sz w:val="28"/>
+              </w:rPr>
+              <w:t xml:space="preserve">Funcionalidades relacionadas con la identificación de usuarios y </w:t>
+            </w:r>
+            <w:r>
+              <w:rPr>
+                <w:sz w:val="28"/>
+              </w:rPr>
+              <w:lastRenderedPageBreak/>
+              <w:t>la gestión de permisos dentro del sistema.</w:t>
             </w:r>
           </w:p>
         </w:tc>
@@ -7077,9 +7492,24 @@
           <w:p>
             <w:pPr>
               <w:pStyle w:val="TextoTablas"/>
-            </w:pPr>
-            <w:r>
-              <w:t>El sistema debe permitir que los usuarios inicien sesión mediante usuario y contraseña y bloquear la cuenta después de tres intentos fallidos.</w:t>
+              <w:spacing w:line="360" w:lineRule="auto"/>
+              <w:rPr>
+                <w:sz w:val="28"/>
+              </w:rPr>
+            </w:pPr>
+            <w:r>
+              <w:rPr>
+                <w:sz w:val="28"/>
+              </w:rPr>
+              <w:lastRenderedPageBreak/>
+              <w:t xml:space="preserve">El sistema debe permitir que los usuarios inicien sesión mediante usuario y </w:t>
+            </w:r>
+            <w:r>
+              <w:rPr>
+                <w:sz w:val="28"/>
+              </w:rPr>
+              <w:lastRenderedPageBreak/>
+              <w:t>contraseña y bloquear la cuenta después de tres intentos fallidos.</w:t>
             </w:r>
           </w:p>
         </w:tc>
@@ -7092,8 +7522,16 @@
           <w:p>
             <w:pPr>
               <w:pStyle w:val="TextoTablas"/>
-            </w:pPr>
-            <w:r>
+              <w:spacing w:line="360" w:lineRule="auto"/>
+              <w:rPr>
+                <w:sz w:val="28"/>
+              </w:rPr>
+            </w:pPr>
+            <w:r>
+              <w:rPr>
+                <w:sz w:val="28"/>
+              </w:rPr>
+              <w:lastRenderedPageBreak/>
               <w:t>Gestión de datos (CRUD).</w:t>
             </w:r>
           </w:p>
@@ -7105,8 +7543,15 @@
           <w:p>
             <w:pPr>
               <w:pStyle w:val="TextoTablas"/>
-            </w:pPr>
-            <w:r>
+              <w:spacing w:line="360" w:lineRule="auto"/>
+              <w:rPr>
+                <w:sz w:val="28"/>
+              </w:rPr>
+            </w:pPr>
+            <w:r>
+              <w:rPr>
+                <w:sz w:val="28"/>
+              </w:rPr>
               <w:t>Funciones que permiten crear, consultar, actualizar y eliminar información dentro del sistema.</w:t>
             </w:r>
           </w:p>
@@ -7118,8 +7563,15 @@
           <w:p>
             <w:pPr>
               <w:pStyle w:val="TextoTablas"/>
-            </w:pPr>
-            <w:r>
+              <w:spacing w:line="360" w:lineRule="auto"/>
+              <w:rPr>
+                <w:sz w:val="28"/>
+              </w:rPr>
+            </w:pPr>
+            <w:r>
+              <w:rPr>
+                <w:sz w:val="28"/>
+              </w:rPr>
               <w:t>El sistema debe permitir registrar, consultar, modificar y eliminar información de clientes.</w:t>
             </w:r>
           </w:p>
@@ -7136,8 +7588,15 @@
           <w:p>
             <w:pPr>
               <w:pStyle w:val="TextoTablas"/>
-            </w:pPr>
-            <w:r>
+              <w:spacing w:line="360" w:lineRule="auto"/>
+              <w:rPr>
+                <w:sz w:val="28"/>
+              </w:rPr>
+            </w:pPr>
+            <w:r>
+              <w:rPr>
+                <w:sz w:val="28"/>
+              </w:rPr>
               <w:t>Procesamiento y cálculo.</w:t>
             </w:r>
           </w:p>
@@ -7149,8 +7608,15 @@
           <w:p>
             <w:pPr>
               <w:pStyle w:val="TextoTablas"/>
-            </w:pPr>
-            <w:r>
+              <w:spacing w:line="360" w:lineRule="auto"/>
+              <w:rPr>
+                <w:sz w:val="28"/>
+              </w:rPr>
+            </w:pPr>
+            <w:r>
+              <w:rPr>
+                <w:sz w:val="28"/>
+              </w:rPr>
               <w:t>Operaciones automáticas que transforman o procesan datos según reglas definidas por el negocio.</w:t>
             </w:r>
           </w:p>
@@ -7162,9 +7628,28 @@
           <w:p>
             <w:pPr>
               <w:pStyle w:val="TextoTablas"/>
-            </w:pPr>
-            <w:r>
-              <w:t>El sistema debe calcular automáticamente el valor total de una compra incluyendo impuestos y descuentos.</w:t>
+              <w:spacing w:line="360" w:lineRule="auto"/>
+              <w:rPr>
+                <w:sz w:val="28"/>
+              </w:rPr>
+            </w:pPr>
+            <w:r>
+              <w:rPr>
+                <w:sz w:val="28"/>
+              </w:rPr>
+              <w:t>El sistema debe calcular automáticamente el valor total de una compra</w:t>
+            </w:r>
+            <w:r>
+              <w:rPr>
+                <w:sz w:val="28"/>
+              </w:rPr>
+              <w:t>,</w:t>
+            </w:r>
+            <w:r>
+              <w:rPr>
+                <w:sz w:val="28"/>
+              </w:rPr>
+              <w:t xml:space="preserve"> incluyendo impuestos y descuentos.</w:t>
             </w:r>
           </w:p>
         </w:tc>
@@ -7177,8 +7662,15 @@
           <w:p>
             <w:pPr>
               <w:pStyle w:val="TextoTablas"/>
-            </w:pPr>
-            <w:r>
+              <w:spacing w:line="360" w:lineRule="auto"/>
+              <w:rPr>
+                <w:sz w:val="28"/>
+              </w:rPr>
+            </w:pPr>
+            <w:r>
+              <w:rPr>
+                <w:sz w:val="28"/>
+              </w:rPr>
               <w:t>Reportes y consultas.</w:t>
             </w:r>
           </w:p>
@@ -7190,8 +7682,15 @@
           <w:p>
             <w:pPr>
               <w:pStyle w:val="TextoTablas"/>
-            </w:pPr>
-            <w:r>
+              <w:spacing w:line="360" w:lineRule="auto"/>
+              <w:rPr>
+                <w:sz w:val="28"/>
+              </w:rPr>
+            </w:pPr>
+            <w:r>
+              <w:rPr>
+                <w:sz w:val="28"/>
+              </w:rPr>
               <w:t>Funcionalidades que permiten generar informes o consultar información almacenada en el sistema.</w:t>
             </w:r>
           </w:p>
@@ -7203,8 +7702,15 @@
           <w:p>
             <w:pPr>
               <w:pStyle w:val="TextoTablas"/>
-            </w:pPr>
-            <w:r>
+              <w:spacing w:line="360" w:lineRule="auto"/>
+              <w:rPr>
+                <w:sz w:val="28"/>
+              </w:rPr>
+            </w:pPr>
+            <w:r>
+              <w:rPr>
+                <w:sz w:val="28"/>
+              </w:rPr>
               <w:t>El sistema debe generar reportes de ventas por rango de fechas en formato PDF o Excel.</w:t>
             </w:r>
           </w:p>
@@ -7221,8 +7727,15 @@
           <w:p>
             <w:pPr>
               <w:pStyle w:val="TextoTablas"/>
-            </w:pPr>
-            <w:r>
+              <w:spacing w:line="360" w:lineRule="auto"/>
+              <w:rPr>
+                <w:sz w:val="28"/>
+              </w:rPr>
+            </w:pPr>
+            <w:r>
+              <w:rPr>
+                <w:sz w:val="28"/>
+              </w:rPr>
               <w:t>Notificaciones y alertas.</w:t>
             </w:r>
           </w:p>
@@ -7234,8 +7747,15 @@
           <w:p>
             <w:pPr>
               <w:pStyle w:val="TextoTablas"/>
-            </w:pPr>
-            <w:r>
+              <w:spacing w:line="360" w:lineRule="auto"/>
+              <w:rPr>
+                <w:sz w:val="28"/>
+              </w:rPr>
+            </w:pPr>
+            <w:r>
+              <w:rPr>
+                <w:sz w:val="28"/>
+              </w:rPr>
               <w:t>Mecanismos mediante los cuales el sistema comunica eventos o cambios importantes a los usuarios.</w:t>
             </w:r>
           </w:p>
@@ -7247,9 +7767,23 @@
           <w:p>
             <w:pPr>
               <w:pStyle w:val="TextoTablas"/>
-            </w:pPr>
-            <w:r>
-              <w:t>El sistema debe enviar una notificación por correo electrónico cuando se registre una nueva solicitud.</w:t>
+              <w:spacing w:line="360" w:lineRule="auto"/>
+              <w:rPr>
+                <w:sz w:val="28"/>
+              </w:rPr>
+            </w:pPr>
+            <w:r>
+              <w:rPr>
+                <w:sz w:val="28"/>
+              </w:rPr>
+              <w:t xml:space="preserve">El sistema debe enviar una notificación por correo electrónico cuando se </w:t>
+            </w:r>
+            <w:r>
+              <w:rPr>
+                <w:sz w:val="28"/>
+              </w:rPr>
+              <w:lastRenderedPageBreak/>
+              <w:t>registre una nueva solicitud.</w:t>
             </w:r>
           </w:p>
         </w:tc>
@@ -7263,7 +7797,6 @@
       <w:r>
         <w:rPr>
           <w:rStyle w:val="Extranjerismo"/>
-          <w:lang w:val="es-CO"/>
         </w:rPr>
         <w:t xml:space="preserve">software </w:t>
       </w:r>
@@ -7289,7 +7822,6 @@
       <w:r>
         <w:rPr>
           <w:rStyle w:val="Extranjerismo"/>
-          <w:lang w:val="es-CO"/>
         </w:rPr>
         <w:t>software</w:t>
       </w:r>
@@ -7304,6 +7836,7 @@
     </w:p>
     <w:p>
       <w:r>
+        <w:lastRenderedPageBreak/>
         <w:t>Para que puedan ser evaluados correctamente, los requisitos no funcionales deben formularse de manera medible y verificable, especificando valores concretos o condiciones que permitan comprobar su cumplimiento durante las pruebas del sistema.</w:t>
       </w:r>
     </w:p>
@@ -7323,13 +7856,13 @@
     <w:tbl>
       <w:tblPr>
         <w:tblStyle w:val="SENA"/>
-        <w:tblW w:w="0" w:type="auto"/>
+        <w:tblW w:w="10060" w:type="dxa"/>
         <w:tblLook w:val="04A0" w:firstRow="1" w:lastRow="0" w:firstColumn="1" w:lastColumn="0" w:noHBand="0" w:noVBand="1"/>
       </w:tblPr>
       <w:tblGrid>
-        <w:gridCol w:w="1838"/>
-        <w:gridCol w:w="3402"/>
-        <w:gridCol w:w="3969"/>
+        <w:gridCol w:w="2021"/>
+        <w:gridCol w:w="3928"/>
+        <w:gridCol w:w="4111"/>
       </w:tblGrid>
       <w:tr>
         <w:trPr>
@@ -7338,39 +7871,60 @@
         </w:trPr>
         <w:tc>
           <w:tcPr>
-            <w:tcW w:w="1838" w:type="dxa"/>
-          </w:tcPr>
-          <w:p>
-            <w:pPr>
-              <w:pStyle w:val="TextoTablas"/>
-            </w:pPr>
-            <w:r>
+            <w:tcW w:w="2021" w:type="dxa"/>
+          </w:tcPr>
+          <w:p>
+            <w:pPr>
+              <w:pStyle w:val="TextoTablas"/>
+              <w:spacing w:line="360" w:lineRule="auto"/>
+              <w:rPr>
+                <w:sz w:val="28"/>
+              </w:rPr>
+            </w:pPr>
+            <w:r>
+              <w:rPr>
+                <w:sz w:val="28"/>
+              </w:rPr>
               <w:t>Categoría</w:t>
             </w:r>
           </w:p>
         </w:tc>
         <w:tc>
           <w:tcPr>
-            <w:tcW w:w="3402" w:type="dxa"/>
-          </w:tcPr>
-          <w:p>
-            <w:pPr>
-              <w:pStyle w:val="TextoTablas"/>
-            </w:pPr>
-            <w:r>
+            <w:tcW w:w="3928" w:type="dxa"/>
+          </w:tcPr>
+          <w:p>
+            <w:pPr>
+              <w:pStyle w:val="TextoTablas"/>
+              <w:spacing w:line="360" w:lineRule="auto"/>
+              <w:rPr>
+                <w:sz w:val="28"/>
+              </w:rPr>
+            </w:pPr>
+            <w:r>
+              <w:rPr>
+                <w:sz w:val="28"/>
+              </w:rPr>
               <w:t>Descripción</w:t>
             </w:r>
           </w:p>
         </w:tc>
         <w:tc>
           <w:tcPr>
-            <w:tcW w:w="3969" w:type="dxa"/>
-          </w:tcPr>
-          <w:p>
-            <w:pPr>
-              <w:pStyle w:val="TextoTablas"/>
-            </w:pPr>
-            <w:r>
+            <w:tcW w:w="4111" w:type="dxa"/>
+          </w:tcPr>
+          <w:p>
+            <w:pPr>
+              <w:pStyle w:val="TextoTablas"/>
+              <w:spacing w:line="360" w:lineRule="auto"/>
+              <w:rPr>
+                <w:sz w:val="28"/>
+              </w:rPr>
+            </w:pPr>
+            <w:r>
+              <w:rPr>
+                <w:sz w:val="28"/>
+              </w:rPr>
               <w:t>Ejemplo</w:t>
             </w:r>
           </w:p>
@@ -7382,39 +7936,60 @@
         </w:trPr>
         <w:tc>
           <w:tcPr>
-            <w:tcW w:w="1838" w:type="dxa"/>
-          </w:tcPr>
-          <w:p>
-            <w:pPr>
-              <w:pStyle w:val="TextoTablas"/>
-            </w:pPr>
-            <w:r>
+            <w:tcW w:w="2021" w:type="dxa"/>
+          </w:tcPr>
+          <w:p>
+            <w:pPr>
+              <w:pStyle w:val="TextoTablas"/>
+              <w:spacing w:line="360" w:lineRule="auto"/>
+              <w:rPr>
+                <w:sz w:val="28"/>
+              </w:rPr>
+            </w:pPr>
+            <w:r>
+              <w:rPr>
+                <w:sz w:val="28"/>
+              </w:rPr>
               <w:t>Rendimiento.</w:t>
             </w:r>
           </w:p>
         </w:tc>
         <w:tc>
           <w:tcPr>
-            <w:tcW w:w="3402" w:type="dxa"/>
-          </w:tcPr>
-          <w:p>
-            <w:pPr>
-              <w:pStyle w:val="TextoTablas"/>
-            </w:pPr>
-            <w:r>
+            <w:tcW w:w="3928" w:type="dxa"/>
+          </w:tcPr>
+          <w:p>
+            <w:pPr>
+              <w:pStyle w:val="TextoTablas"/>
+              <w:spacing w:line="360" w:lineRule="auto"/>
+              <w:rPr>
+                <w:sz w:val="28"/>
+              </w:rPr>
+            </w:pPr>
+            <w:r>
+              <w:rPr>
+                <w:sz w:val="28"/>
+              </w:rPr>
               <w:t>Se refiere a la velocidad de respuesta del sistema, su capacidad de procesamiento y el tiempo necesario para ejecutar determinadas operaciones.</w:t>
             </w:r>
           </w:p>
         </w:tc>
         <w:tc>
           <w:tcPr>
-            <w:tcW w:w="3969" w:type="dxa"/>
-          </w:tcPr>
-          <w:p>
-            <w:pPr>
-              <w:pStyle w:val="TextoTablas"/>
-            </w:pPr>
-            <w:r>
+            <w:tcW w:w="4111" w:type="dxa"/>
+          </w:tcPr>
+          <w:p>
+            <w:pPr>
+              <w:pStyle w:val="TextoTablas"/>
+              <w:spacing w:line="360" w:lineRule="auto"/>
+              <w:rPr>
+                <w:sz w:val="28"/>
+              </w:rPr>
+            </w:pPr>
+            <w:r>
+              <w:rPr>
+                <w:sz w:val="28"/>
+              </w:rPr>
               <w:t>El sistema debe responder las consultas de los usuarios en menos de 2 segundos.</w:t>
             </w:r>
           </w:p>
@@ -7423,39 +7998,60 @@
       <w:tr>
         <w:tc>
           <w:tcPr>
-            <w:tcW w:w="1838" w:type="dxa"/>
-          </w:tcPr>
-          <w:p>
-            <w:pPr>
-              <w:pStyle w:val="TextoTablas"/>
-            </w:pPr>
-            <w:r>
+            <w:tcW w:w="2021" w:type="dxa"/>
+          </w:tcPr>
+          <w:p>
+            <w:pPr>
+              <w:pStyle w:val="TextoTablas"/>
+              <w:spacing w:line="360" w:lineRule="auto"/>
+              <w:rPr>
+                <w:sz w:val="28"/>
+              </w:rPr>
+            </w:pPr>
+            <w:r>
+              <w:rPr>
+                <w:sz w:val="28"/>
+              </w:rPr>
               <w:t>Disponibilidad.</w:t>
             </w:r>
           </w:p>
         </w:tc>
         <w:tc>
           <w:tcPr>
-            <w:tcW w:w="3402" w:type="dxa"/>
-          </w:tcPr>
-          <w:p>
-            <w:pPr>
-              <w:pStyle w:val="TextoTablas"/>
-            </w:pPr>
-            <w:r>
+            <w:tcW w:w="3928" w:type="dxa"/>
+          </w:tcPr>
+          <w:p>
+            <w:pPr>
+              <w:pStyle w:val="TextoTablas"/>
+              <w:spacing w:line="360" w:lineRule="auto"/>
+              <w:rPr>
+                <w:sz w:val="28"/>
+              </w:rPr>
+            </w:pPr>
+            <w:r>
+              <w:rPr>
+                <w:sz w:val="28"/>
+              </w:rPr>
               <w:t>Indica el tiempo durante el cual el sistema debe estar operativo y accesible para los usuarios.</w:t>
             </w:r>
           </w:p>
         </w:tc>
         <w:tc>
           <w:tcPr>
-            <w:tcW w:w="3969" w:type="dxa"/>
-          </w:tcPr>
-          <w:p>
-            <w:pPr>
-              <w:pStyle w:val="TextoTablas"/>
-            </w:pPr>
-            <w:r>
+            <w:tcW w:w="4111" w:type="dxa"/>
+          </w:tcPr>
+          <w:p>
+            <w:pPr>
+              <w:pStyle w:val="TextoTablas"/>
+              <w:spacing w:line="360" w:lineRule="auto"/>
+              <w:rPr>
+                <w:sz w:val="28"/>
+              </w:rPr>
+            </w:pPr>
+            <w:r>
+              <w:rPr>
+                <w:sz w:val="28"/>
+              </w:rPr>
               <w:t>El sistema debe estar disponible el 99.9 % del tiempo durante el año.</w:t>
             </w:r>
           </w:p>
@@ -7467,47 +8063,74 @@
         </w:trPr>
         <w:tc>
           <w:tcPr>
-            <w:tcW w:w="1838" w:type="dxa"/>
-          </w:tcPr>
-          <w:p>
-            <w:pPr>
-              <w:pStyle w:val="TextoTablas"/>
-            </w:pPr>
-            <w:r>
+            <w:tcW w:w="2021" w:type="dxa"/>
+          </w:tcPr>
+          <w:p>
+            <w:pPr>
+              <w:pStyle w:val="TextoTablas"/>
+              <w:spacing w:line="360" w:lineRule="auto"/>
+              <w:rPr>
+                <w:sz w:val="28"/>
+              </w:rPr>
+            </w:pPr>
+            <w:r>
+              <w:rPr>
+                <w:sz w:val="28"/>
+              </w:rPr>
               <w:t>Seguridad.</w:t>
             </w:r>
           </w:p>
         </w:tc>
         <w:tc>
           <w:tcPr>
-            <w:tcW w:w="3402" w:type="dxa"/>
-          </w:tcPr>
-          <w:p>
-            <w:pPr>
-              <w:pStyle w:val="TextoTablas"/>
-            </w:pPr>
-            <w:r>
+            <w:tcW w:w="3928" w:type="dxa"/>
+          </w:tcPr>
+          <w:p>
+            <w:pPr>
+              <w:pStyle w:val="TextoTablas"/>
+              <w:spacing w:line="360" w:lineRule="auto"/>
+              <w:rPr>
+                <w:sz w:val="28"/>
+              </w:rPr>
+            </w:pPr>
+            <w:r>
+              <w:rPr>
+                <w:sz w:val="28"/>
+              </w:rPr>
               <w:t>Establece mecanismos de protección de la información y control de acceso al sistema.</w:t>
             </w:r>
           </w:p>
         </w:tc>
         <w:tc>
           <w:tcPr>
-            <w:tcW w:w="3969" w:type="dxa"/>
-          </w:tcPr>
-          <w:p>
-            <w:pPr>
-              <w:pStyle w:val="TextoTablas"/>
-            </w:pPr>
-            <w:r>
+            <w:tcW w:w="4111" w:type="dxa"/>
+          </w:tcPr>
+          <w:p>
+            <w:pPr>
+              <w:pStyle w:val="TextoTablas"/>
+              <w:spacing w:line="360" w:lineRule="auto"/>
+              <w:rPr>
+                <w:sz w:val="28"/>
+              </w:rPr>
+            </w:pPr>
+            <w:r>
+              <w:rPr>
+                <w:sz w:val="28"/>
+              </w:rPr>
               <w:t xml:space="preserve">Las contraseñas deben almacenarse mediante mecanismos de </w:t>
             </w:r>
             <w:proofErr w:type="gramStart"/>
             <w:r>
+              <w:rPr>
+                <w:sz w:val="28"/>
+              </w:rPr>
               <w:t>cifrado seguros</w:t>
             </w:r>
             <w:proofErr w:type="gramEnd"/>
             <w:r>
+              <w:rPr>
+                <w:sz w:val="28"/>
+              </w:rPr>
               <w:t>.</w:t>
             </w:r>
           </w:p>
@@ -7516,39 +8139,61 @@
       <w:tr>
         <w:tc>
           <w:tcPr>
-            <w:tcW w:w="1838" w:type="dxa"/>
-          </w:tcPr>
-          <w:p>
-            <w:pPr>
-              <w:pStyle w:val="TextoTablas"/>
-            </w:pPr>
-            <w:r>
+            <w:tcW w:w="2021" w:type="dxa"/>
+          </w:tcPr>
+          <w:p>
+            <w:pPr>
+              <w:pStyle w:val="TextoTablas"/>
+              <w:spacing w:line="360" w:lineRule="auto"/>
+              <w:rPr>
+                <w:sz w:val="28"/>
+              </w:rPr>
+            </w:pPr>
+            <w:r>
+              <w:rPr>
+                <w:sz w:val="28"/>
+              </w:rPr>
+              <w:lastRenderedPageBreak/>
               <w:t>Usabilidad.</w:t>
             </w:r>
           </w:p>
         </w:tc>
         <w:tc>
           <w:tcPr>
-            <w:tcW w:w="3402" w:type="dxa"/>
-          </w:tcPr>
-          <w:p>
-            <w:pPr>
-              <w:pStyle w:val="TextoTablas"/>
-            </w:pPr>
-            <w:r>
+            <w:tcW w:w="3928" w:type="dxa"/>
+          </w:tcPr>
+          <w:p>
+            <w:pPr>
+              <w:pStyle w:val="TextoTablas"/>
+              <w:spacing w:line="360" w:lineRule="auto"/>
+              <w:rPr>
+                <w:sz w:val="28"/>
+              </w:rPr>
+            </w:pPr>
+            <w:r>
+              <w:rPr>
+                <w:sz w:val="28"/>
+              </w:rPr>
               <w:t>Hace referencia a la facilidad con la que los usuarios pueden aprender a utilizar el sistema e interactuar con él.</w:t>
             </w:r>
           </w:p>
         </w:tc>
         <w:tc>
           <w:tcPr>
-            <w:tcW w:w="3969" w:type="dxa"/>
-          </w:tcPr>
-          <w:p>
-            <w:pPr>
-              <w:pStyle w:val="TextoTablas"/>
-            </w:pPr>
-            <w:r>
+            <w:tcW w:w="4111" w:type="dxa"/>
+          </w:tcPr>
+          <w:p>
+            <w:pPr>
+              <w:pStyle w:val="TextoTablas"/>
+              <w:spacing w:line="360" w:lineRule="auto"/>
+              <w:rPr>
+                <w:sz w:val="28"/>
+              </w:rPr>
+            </w:pPr>
+            <w:r>
+              <w:rPr>
+                <w:sz w:val="28"/>
+              </w:rPr>
               <w:t>El sistema debe permitir que los usuarios completen el registro en menos de tres minutos.</w:t>
             </w:r>
           </w:p>
@@ -7560,39 +8205,60 @@
         </w:trPr>
         <w:tc>
           <w:tcPr>
-            <w:tcW w:w="1838" w:type="dxa"/>
-          </w:tcPr>
-          <w:p>
-            <w:pPr>
-              <w:pStyle w:val="TextoTablas"/>
-            </w:pPr>
-            <w:r>
+            <w:tcW w:w="2021" w:type="dxa"/>
+          </w:tcPr>
+          <w:p>
+            <w:pPr>
+              <w:pStyle w:val="TextoTablas"/>
+              <w:spacing w:line="360" w:lineRule="auto"/>
+              <w:rPr>
+                <w:sz w:val="28"/>
+              </w:rPr>
+            </w:pPr>
+            <w:r>
+              <w:rPr>
+                <w:sz w:val="28"/>
+              </w:rPr>
               <w:t>Escalabilidad.</w:t>
             </w:r>
           </w:p>
         </w:tc>
         <w:tc>
           <w:tcPr>
-            <w:tcW w:w="3402" w:type="dxa"/>
-          </w:tcPr>
-          <w:p>
-            <w:pPr>
-              <w:pStyle w:val="TextoTablas"/>
-            </w:pPr>
-            <w:r>
+            <w:tcW w:w="3928" w:type="dxa"/>
+          </w:tcPr>
+          <w:p>
+            <w:pPr>
+              <w:pStyle w:val="TextoTablas"/>
+              <w:spacing w:line="360" w:lineRule="auto"/>
+              <w:rPr>
+                <w:sz w:val="28"/>
+              </w:rPr>
+            </w:pPr>
+            <w:r>
+              <w:rPr>
+                <w:sz w:val="28"/>
+              </w:rPr>
               <w:t>Capacidad del sistema para soportar un aumento en la cantidad de usuarios o en el volumen de datos sin afectar su rendimiento.</w:t>
             </w:r>
           </w:p>
         </w:tc>
         <w:tc>
           <w:tcPr>
-            <w:tcW w:w="3969" w:type="dxa"/>
-          </w:tcPr>
-          <w:p>
-            <w:pPr>
-              <w:pStyle w:val="TextoTablas"/>
-            </w:pPr>
-            <w:r>
+            <w:tcW w:w="4111" w:type="dxa"/>
+          </w:tcPr>
+          <w:p>
+            <w:pPr>
+              <w:pStyle w:val="TextoTablas"/>
+              <w:spacing w:line="360" w:lineRule="auto"/>
+              <w:rPr>
+                <w:sz w:val="28"/>
+              </w:rPr>
+            </w:pPr>
+            <w:r>
+              <w:rPr>
+                <w:sz w:val="28"/>
+              </w:rPr>
               <w:t>El sistema debe soportar hasta 10.000 usuarios concurrentes.</w:t>
             </w:r>
           </w:p>
@@ -7601,54 +8267,81 @@
       <w:tr>
         <w:tc>
           <w:tcPr>
-            <w:tcW w:w="1838" w:type="dxa"/>
-          </w:tcPr>
-          <w:p>
-            <w:pPr>
-              <w:pStyle w:val="TextoTablas"/>
-            </w:pPr>
-            <w:r>
+            <w:tcW w:w="2021" w:type="dxa"/>
+          </w:tcPr>
+          <w:p>
+            <w:pPr>
+              <w:pStyle w:val="TextoTablas"/>
+              <w:spacing w:line="360" w:lineRule="auto"/>
+              <w:rPr>
+                <w:sz w:val="28"/>
+              </w:rPr>
+            </w:pPr>
+            <w:r>
+              <w:rPr>
+                <w:sz w:val="28"/>
+              </w:rPr>
               <w:t>Portabilidad.</w:t>
             </w:r>
           </w:p>
         </w:tc>
         <w:tc>
           <w:tcPr>
-            <w:tcW w:w="3402" w:type="dxa"/>
-          </w:tcPr>
-          <w:p>
-            <w:pPr>
-              <w:pStyle w:val="TextoTablas"/>
-            </w:pPr>
-            <w:r>
+            <w:tcW w:w="3928" w:type="dxa"/>
+          </w:tcPr>
+          <w:p>
+            <w:pPr>
+              <w:pStyle w:val="TextoTablas"/>
+              <w:spacing w:line="360" w:lineRule="auto"/>
+              <w:rPr>
+                <w:sz w:val="28"/>
+              </w:rPr>
+            </w:pPr>
+            <w:r>
+              <w:rPr>
+                <w:sz w:val="28"/>
+              </w:rPr>
               <w:t>Capacidad del sistema para funcionar en diferentes plataformas, dispositivos o sistemas operativos.</w:t>
             </w:r>
           </w:p>
         </w:tc>
         <w:tc>
           <w:tcPr>
-            <w:tcW w:w="3969" w:type="dxa"/>
-          </w:tcPr>
-          <w:p>
-            <w:pPr>
-              <w:pStyle w:val="TextoTablas"/>
-            </w:pPr>
-            <w:r>
+            <w:tcW w:w="4111" w:type="dxa"/>
+          </w:tcPr>
+          <w:p>
+            <w:pPr>
+              <w:pStyle w:val="TextoTablas"/>
+              <w:spacing w:line="360" w:lineRule="auto"/>
+              <w:rPr>
+                <w:sz w:val="28"/>
+              </w:rPr>
+            </w:pPr>
+            <w:r>
+              <w:rPr>
+                <w:sz w:val="28"/>
+              </w:rPr>
               <w:t xml:space="preserve">La aplicación debe funcionar en dispositivos móviles, tabletas y navegadores </w:t>
             </w:r>
             <w:proofErr w:type="gramStart"/>
             <w:r>
               <w:rPr>
                 <w:rStyle w:val="Extranjerismo"/>
-                <w:lang w:val="es-CO"/>
+                <w:sz w:val="28"/>
               </w:rPr>
               <w:t>web</w:t>
             </w:r>
             <w:r>
+              <w:rPr>
+                <w:sz w:val="28"/>
+              </w:rPr>
               <w:t xml:space="preserve"> modernos</w:t>
             </w:r>
             <w:proofErr w:type="gramEnd"/>
             <w:r>
+              <w:rPr>
+                <w:sz w:val="28"/>
+              </w:rPr>
               <w:t>.</w:t>
             </w:r>
           </w:p>
@@ -7660,59 +8353,86 @@
         </w:trPr>
         <w:tc>
           <w:tcPr>
-            <w:tcW w:w="1838" w:type="dxa"/>
-          </w:tcPr>
-          <w:p>
-            <w:pPr>
-              <w:pStyle w:val="TextoTablas"/>
-            </w:pPr>
-            <w:r>
+            <w:tcW w:w="2021" w:type="dxa"/>
+          </w:tcPr>
+          <w:p>
+            <w:pPr>
+              <w:pStyle w:val="TextoTablas"/>
+              <w:spacing w:line="360" w:lineRule="auto"/>
+              <w:rPr>
+                <w:sz w:val="28"/>
+              </w:rPr>
+            </w:pPr>
+            <w:r>
+              <w:rPr>
+                <w:sz w:val="28"/>
+              </w:rPr>
               <w:t>Mantenibilidad.</w:t>
             </w:r>
           </w:p>
         </w:tc>
         <w:tc>
           <w:tcPr>
-            <w:tcW w:w="3402" w:type="dxa"/>
-          </w:tcPr>
-          <w:p>
-            <w:pPr>
-              <w:pStyle w:val="TextoTablas"/>
-            </w:pPr>
-            <w:r>
+            <w:tcW w:w="3928" w:type="dxa"/>
+          </w:tcPr>
+          <w:p>
+            <w:pPr>
+              <w:pStyle w:val="TextoTablas"/>
+              <w:spacing w:line="360" w:lineRule="auto"/>
+              <w:rPr>
+                <w:sz w:val="28"/>
+              </w:rPr>
+            </w:pPr>
+            <w:r>
+              <w:rPr>
+                <w:sz w:val="28"/>
+              </w:rPr>
               <w:t xml:space="preserve">Facilidad para realizar modificaciones, correcciones o mejoras en el </w:t>
             </w:r>
             <w:r>
               <w:rPr>
                 <w:rStyle w:val="Extranjerismo"/>
-                <w:lang w:val="es-CO"/>
+                <w:sz w:val="28"/>
               </w:rPr>
               <w:t xml:space="preserve">software </w:t>
             </w:r>
             <w:r>
+              <w:rPr>
+                <w:sz w:val="28"/>
+              </w:rPr>
               <w:t>después de su implementación.</w:t>
             </w:r>
           </w:p>
         </w:tc>
         <w:tc>
           <w:tcPr>
-            <w:tcW w:w="3969" w:type="dxa"/>
-          </w:tcPr>
-          <w:p>
-            <w:pPr>
-              <w:pStyle w:val="TextoTablas"/>
-            </w:pPr>
-            <w:r>
+            <w:tcW w:w="4111" w:type="dxa"/>
+          </w:tcPr>
+          <w:p>
+            <w:pPr>
+              <w:pStyle w:val="TextoTablas"/>
+              <w:spacing w:line="360" w:lineRule="auto"/>
+              <w:rPr>
+                <w:sz w:val="28"/>
+              </w:rPr>
+            </w:pPr>
+            <w:r>
+              <w:rPr>
+                <w:sz w:val="28"/>
+              </w:rPr>
               <w:t xml:space="preserve">El sistema debe permitir actualizaciones del </w:t>
             </w:r>
             <w:r>
               <w:rPr>
                 <w:rStyle w:val="Extranjerismo"/>
-                <w:lang w:val="es-CO"/>
+                <w:sz w:val="28"/>
               </w:rPr>
               <w:t>software</w:t>
             </w:r>
             <w:r>
+              <w:rPr>
+                <w:sz w:val="28"/>
+              </w:rPr>
               <w:t xml:space="preserve"> sin afectar la operación del servicio.</w:t>
             </w:r>
           </w:p>
@@ -7721,39 +8441,68 @@
       <w:tr>
         <w:tc>
           <w:tcPr>
-            <w:tcW w:w="1838" w:type="dxa"/>
-          </w:tcPr>
-          <w:p>
-            <w:pPr>
-              <w:pStyle w:val="TextoTablas"/>
-            </w:pPr>
-            <w:r>
+            <w:tcW w:w="2021" w:type="dxa"/>
+          </w:tcPr>
+          <w:p>
+            <w:pPr>
+              <w:pStyle w:val="TextoTablas"/>
+              <w:spacing w:line="360" w:lineRule="auto"/>
+              <w:rPr>
+                <w:sz w:val="28"/>
+              </w:rPr>
+            </w:pPr>
+            <w:r>
+              <w:rPr>
+                <w:sz w:val="28"/>
+              </w:rPr>
               <w:t>Accesibilidad.</w:t>
             </w:r>
           </w:p>
         </w:tc>
         <w:tc>
           <w:tcPr>
-            <w:tcW w:w="3402" w:type="dxa"/>
-          </w:tcPr>
-          <w:p>
-            <w:pPr>
-              <w:pStyle w:val="TextoTablas"/>
-            </w:pPr>
-            <w:r>
-              <w:t>Permite que el sistema pueda ser utilizado por personas con diferentes capacidades o limitaciones.</w:t>
-            </w:r>
-          </w:p>
-        </w:tc>
-        <w:tc>
-          <w:tcPr>
-            <w:tcW w:w="3969" w:type="dxa"/>
-          </w:tcPr>
-          <w:p>
-            <w:pPr>
-              <w:pStyle w:val="TextoTablas"/>
-            </w:pPr>
-            <w:r>
+            <w:tcW w:w="3928" w:type="dxa"/>
+          </w:tcPr>
+          <w:p>
+            <w:pPr>
+              <w:pStyle w:val="TextoTablas"/>
+              <w:spacing w:line="360" w:lineRule="auto"/>
+              <w:rPr>
+                <w:sz w:val="28"/>
+              </w:rPr>
+            </w:pPr>
+            <w:r>
+              <w:rPr>
+                <w:sz w:val="28"/>
+              </w:rPr>
+              <w:t xml:space="preserve">Permite que el sistema pueda ser utilizado por personas con </w:t>
+            </w:r>
+            <w:r>
+              <w:rPr>
+                <w:sz w:val="28"/>
+              </w:rPr>
+              <w:lastRenderedPageBreak/>
+              <w:t>diferentes capacidades o limitaciones.</w:t>
+            </w:r>
+          </w:p>
+        </w:tc>
+        <w:tc>
+          <w:tcPr>
+            <w:tcW w:w="4111" w:type="dxa"/>
+          </w:tcPr>
+          <w:p>
+            <w:pPr>
+              <w:pStyle w:val="TextoTablas"/>
+              <w:spacing w:line="360" w:lineRule="auto"/>
+              <w:rPr>
+                <w:sz w:val="28"/>
+              </w:rPr>
+            </w:pPr>
+            <w:r>
+              <w:rPr>
+                <w:sz w:val="28"/>
+              </w:rPr>
+              <w:lastRenderedPageBreak/>
               <w:t>La interfaz debe cumplir con estándares de accesibilidad para personas con discapacidad visual.</w:t>
             </w:r>
           </w:p>
@@ -7768,7 +8517,6 @@
       <w:r>
         <w:rPr>
           <w:rStyle w:val="Extranjerismo"/>
-          <w:lang w:val="es-CO"/>
         </w:rPr>
         <w:t>software</w:t>
       </w:r>
@@ -7794,7 +8542,6 @@
       <w:r>
         <w:rPr>
           <w:rStyle w:val="Extranjerismo"/>
-          <w:lang w:val="es-CO"/>
         </w:rPr>
         <w:t>software</w:t>
       </w:r>
@@ -7814,12 +8561,15 @@
       <w:r>
         <w:rPr>
           <w:rStyle w:val="Extranjerismo"/>
-          <w:lang w:val="es-CO"/>
         </w:rPr>
         <w:t xml:space="preserve">software </w:t>
       </w:r>
       <w:r>
-        <w:t>se desarrolle respetando normas legales, políticas organizacionales, estándares tecnológicos o limitaciones de infraestructura. Su adecuada identificación evita problemas futuros relacionados con el incumplimiento de regulaciones, incompatibilidades tecnológicas o dificultades de integración con otros sistemas.</w:t>
+        <w:t xml:space="preserve">se desarrolle respetando normas legales, políticas organizacionales, estándares </w:t>
+      </w:r>
+      <w:r>
+        <w:lastRenderedPageBreak/>
+        <w:t>tecnológicos o limitaciones de infraestructura. Su adecuada identificación evita problemas futuros relacionados con el incumplimiento de regulaciones, incompatibilidades tecnológicas o dificultades de integración con otros sistemas.</w:t>
       </w:r>
     </w:p>
     <w:p>
@@ -7858,8 +8608,15 @@
           <w:p>
             <w:pPr>
               <w:pStyle w:val="TextoTablas"/>
-            </w:pPr>
-            <w:r>
+              <w:spacing w:line="360" w:lineRule="auto"/>
+              <w:rPr>
+                <w:sz w:val="28"/>
+              </w:rPr>
+            </w:pPr>
+            <w:r>
+              <w:rPr>
+                <w:sz w:val="28"/>
+              </w:rPr>
               <w:t>Tipo de restricción</w:t>
             </w:r>
           </w:p>
@@ -7871,8 +8628,15 @@
           <w:p>
             <w:pPr>
               <w:pStyle w:val="TextoTablas"/>
-            </w:pPr>
-            <w:r>
+              <w:spacing w:line="360" w:lineRule="auto"/>
+              <w:rPr>
+                <w:sz w:val="28"/>
+              </w:rPr>
+            </w:pPr>
+            <w:r>
+              <w:rPr>
+                <w:sz w:val="28"/>
+              </w:rPr>
               <w:t>Descripción</w:t>
             </w:r>
           </w:p>
@@ -7884,8 +8648,15 @@
           <w:p>
             <w:pPr>
               <w:pStyle w:val="TextoTablas"/>
-            </w:pPr>
-            <w:r>
+              <w:spacing w:line="360" w:lineRule="auto"/>
+              <w:rPr>
+                <w:sz w:val="28"/>
+              </w:rPr>
+            </w:pPr>
+            <w:r>
+              <w:rPr>
+                <w:sz w:val="28"/>
+              </w:rPr>
               <w:t>Ejemplo</w:t>
             </w:r>
           </w:p>
@@ -7902,8 +8673,15 @@
           <w:p>
             <w:pPr>
               <w:pStyle w:val="TextoTablas"/>
-            </w:pPr>
-            <w:r>
+              <w:spacing w:line="360" w:lineRule="auto"/>
+              <w:rPr>
+                <w:sz w:val="28"/>
+              </w:rPr>
+            </w:pPr>
+            <w:r>
+              <w:rPr>
+                <w:sz w:val="28"/>
+              </w:rPr>
               <w:t>Tecnológica.</w:t>
             </w:r>
           </w:p>
@@ -7915,8 +8693,15 @@
           <w:p>
             <w:pPr>
               <w:pStyle w:val="TextoTablas"/>
-            </w:pPr>
-            <w:r>
+              <w:spacing w:line="360" w:lineRule="auto"/>
+              <w:rPr>
+                <w:sz w:val="28"/>
+              </w:rPr>
+            </w:pPr>
+            <w:r>
+              <w:rPr>
+                <w:sz w:val="28"/>
+              </w:rPr>
               <w:t>Limita las tecnologías, plataformas o herramientas que pueden utilizarse en el desarrollo del sistema.</w:t>
             </w:r>
           </w:p>
@@ -7928,8 +8713,15 @@
           <w:p>
             <w:pPr>
               <w:pStyle w:val="TextoTablas"/>
-            </w:pPr>
-            <w:r>
+              <w:spacing w:line="360" w:lineRule="auto"/>
+              <w:rPr>
+                <w:sz w:val="28"/>
+              </w:rPr>
+            </w:pPr>
+            <w:r>
+              <w:rPr>
+                <w:sz w:val="28"/>
+              </w:rPr>
               <w:t>El sistema debe desarrollarse utilizando tecnología de código abierto y ejecutarse en servidores Linux.</w:t>
             </w:r>
           </w:p>
@@ -7943,8 +8735,15 @@
           <w:p>
             <w:pPr>
               <w:pStyle w:val="TextoTablas"/>
-            </w:pPr>
-            <w:r>
+              <w:spacing w:line="360" w:lineRule="auto"/>
+              <w:rPr>
+                <w:sz w:val="28"/>
+              </w:rPr>
+            </w:pPr>
+            <w:r>
+              <w:rPr>
+                <w:sz w:val="28"/>
+              </w:rPr>
               <w:t>Legal o normativa.</w:t>
             </w:r>
           </w:p>
@@ -7956,8 +8755,15 @@
           <w:p>
             <w:pPr>
               <w:pStyle w:val="TextoTablas"/>
-            </w:pPr>
-            <w:r>
+              <w:spacing w:line="360" w:lineRule="auto"/>
+              <w:rPr>
+                <w:sz w:val="28"/>
+              </w:rPr>
+            </w:pPr>
+            <w:r>
+              <w:rPr>
+                <w:sz w:val="28"/>
+              </w:rPr>
               <w:t>Establece el cumplimiento de leyes, reglamentos o normas vigentes relacionadas con el manejo de información o el funcionamiento del sistema.</w:t>
             </w:r>
           </w:p>
@@ -7969,8 +8775,15 @@
           <w:p>
             <w:pPr>
               <w:pStyle w:val="TextoTablas"/>
-            </w:pPr>
-            <w:r>
+              <w:spacing w:line="360" w:lineRule="auto"/>
+              <w:rPr>
+                <w:sz w:val="28"/>
+              </w:rPr>
+            </w:pPr>
+            <w:r>
+              <w:rPr>
+                <w:sz w:val="28"/>
+              </w:rPr>
               <w:t>El sistema debe cumplir con la Ley 1581 de 2012 sobre protección de datos personales en Colombia.</w:t>
             </w:r>
           </w:p>
@@ -7987,8 +8800,15 @@
           <w:p>
             <w:pPr>
               <w:pStyle w:val="TextoTablas"/>
-            </w:pPr>
-            <w:r>
+              <w:spacing w:line="360" w:lineRule="auto"/>
+              <w:rPr>
+                <w:sz w:val="28"/>
+              </w:rPr>
+            </w:pPr>
+            <w:r>
+              <w:rPr>
+                <w:sz w:val="28"/>
+              </w:rPr>
               <w:t>Organizacional.</w:t>
             </w:r>
           </w:p>
@@ -8000,9 +8820,23 @@
           <w:p>
             <w:pPr>
               <w:pStyle w:val="TextoTablas"/>
-            </w:pPr>
-            <w:r>
-              <w:t>Define políticas internas de la organización que deben respetarse durante el desarrollo o implementación del sistema.</w:t>
+              <w:spacing w:line="360" w:lineRule="auto"/>
+              <w:rPr>
+                <w:sz w:val="28"/>
+              </w:rPr>
+            </w:pPr>
+            <w:r>
+              <w:rPr>
+                <w:sz w:val="28"/>
+              </w:rPr>
+              <w:t xml:space="preserve">Define políticas internas de la organización que deben respetarse durante el </w:t>
+            </w:r>
+            <w:r>
+              <w:rPr>
+                <w:sz w:val="28"/>
+              </w:rPr>
+              <w:lastRenderedPageBreak/>
+              <w:t>desarrollo o implementación del sistema.</w:t>
             </w:r>
           </w:p>
         </w:tc>
@@ -8013,8 +8847,16 @@
           <w:p>
             <w:pPr>
               <w:pStyle w:val="TextoTablas"/>
-            </w:pPr>
-            <w:r>
+              <w:spacing w:line="360" w:lineRule="auto"/>
+              <w:rPr>
+                <w:sz w:val="28"/>
+              </w:rPr>
+            </w:pPr>
+            <w:r>
+              <w:rPr>
+                <w:sz w:val="28"/>
+              </w:rPr>
+              <w:lastRenderedPageBreak/>
               <w:t>El sistema debe integrarse con los sistemas corporativos existentes de la organización.</w:t>
             </w:r>
           </w:p>
@@ -8028,8 +8870,15 @@
           <w:p>
             <w:pPr>
               <w:pStyle w:val="TextoTablas"/>
-            </w:pPr>
-            <w:r>
+              <w:spacing w:line="360" w:lineRule="auto"/>
+              <w:rPr>
+                <w:sz w:val="28"/>
+              </w:rPr>
+            </w:pPr>
+            <w:r>
+              <w:rPr>
+                <w:sz w:val="28"/>
+              </w:rPr>
               <w:t>Operativa.</w:t>
             </w:r>
           </w:p>
@@ -8041,8 +8890,15 @@
           <w:p>
             <w:pPr>
               <w:pStyle w:val="TextoTablas"/>
-            </w:pPr>
-            <w:r>
+              <w:spacing w:line="360" w:lineRule="auto"/>
+              <w:rPr>
+                <w:sz w:val="28"/>
+              </w:rPr>
+            </w:pPr>
+            <w:r>
+              <w:rPr>
+                <w:sz w:val="28"/>
+              </w:rPr>
               <w:t>Determina condiciones relacionadas con la infraestructura o el entorno donde operará el sistema.</w:t>
             </w:r>
           </w:p>
@@ -8054,8 +8910,15 @@
           <w:p>
             <w:pPr>
               <w:pStyle w:val="TextoTablas"/>
-            </w:pPr>
-            <w:r>
+              <w:spacing w:line="360" w:lineRule="auto"/>
+              <w:rPr>
+                <w:sz w:val="28"/>
+              </w:rPr>
+            </w:pPr>
+            <w:r>
+              <w:rPr>
+                <w:sz w:val="28"/>
+              </w:rPr>
               <w:t>El sistema debe funcionar en entornos con conectividad limitada a Internet.</w:t>
             </w:r>
           </w:p>
@@ -8072,8 +8935,15 @@
           <w:p>
             <w:pPr>
               <w:pStyle w:val="TextoTablas"/>
-            </w:pPr>
-            <w:r>
+              <w:spacing w:line="360" w:lineRule="auto"/>
+              <w:rPr>
+                <w:sz w:val="28"/>
+              </w:rPr>
+            </w:pPr>
+            <w:r>
+              <w:rPr>
+                <w:sz w:val="28"/>
+              </w:rPr>
               <w:t>Económica.</w:t>
             </w:r>
           </w:p>
@@ -8085,8 +8955,15 @@
           <w:p>
             <w:pPr>
               <w:pStyle w:val="TextoTablas"/>
-            </w:pPr>
-            <w:r>
+              <w:spacing w:line="360" w:lineRule="auto"/>
+              <w:rPr>
+                <w:sz w:val="28"/>
+              </w:rPr>
+            </w:pPr>
+            <w:r>
+              <w:rPr>
+                <w:sz w:val="28"/>
+              </w:rPr>
               <w:t>Impone límites relacionados con el presupuesto disponible para el desarrollo o mantenimiento del sistema.</w:t>
             </w:r>
           </w:p>
@@ -8098,8 +8975,15 @@
           <w:p>
             <w:pPr>
               <w:pStyle w:val="TextoTablas"/>
-            </w:pPr>
-            <w:r>
+              <w:spacing w:line="360" w:lineRule="auto"/>
+              <w:rPr>
+                <w:sz w:val="28"/>
+              </w:rPr>
+            </w:pPr>
+            <w:r>
+              <w:rPr>
+                <w:sz w:val="28"/>
+              </w:rPr>
               <w:t>El sistema debe desarrollarse utilizando herramientas que no requieran licencias comerciales adicionales.</w:t>
             </w:r>
           </w:p>
@@ -8127,6 +9011,7 @@
       </w:pPr>
       <w:bookmarkStart w:id="20" w:name="_Toc235515535"/>
       <w:r>
+        <w:lastRenderedPageBreak/>
         <w:t>Ingeniería de requisitos</w:t>
       </w:r>
       <w:bookmarkEnd w:id="20"/>
@@ -8138,7 +9023,6 @@
       <w:r>
         <w:rPr>
           <w:rStyle w:val="Extranjerismo"/>
-          <w:lang w:val="es-CO"/>
         </w:rPr>
         <w:t xml:space="preserve">software </w:t>
       </w:r>
@@ -8148,7 +9032,6 @@
       <w:r>
         <w:rPr>
           <w:rStyle w:val="Extranjerismo"/>
-          <w:lang w:val="es-CO"/>
         </w:rPr>
         <w:t>software</w:t>
       </w:r>
@@ -8168,7 +9051,6 @@
       <w:r>
         <w:rPr>
           <w:rStyle w:val="Extranjerismo"/>
-          <w:lang w:val="es-CO"/>
         </w:rPr>
         <w:t xml:space="preserve">software </w:t>
       </w:r>
@@ -8183,7 +9065,6 @@
       <w:r>
         <w:rPr>
           <w:rStyle w:val="Extranjerismo"/>
-          <w:lang w:val="es-CO"/>
         </w:rPr>
         <w:t>software</w:t>
       </w:r>
@@ -8193,6 +9074,7 @@
     </w:p>
     <w:p>
       <w:r>
+        <w:lastRenderedPageBreak/>
         <w:t>Entre los principales objetivos de la ingeniería de requisitos se encuentran los siguientes:</w:t>
       </w:r>
     </w:p>
@@ -8234,7 +9116,6 @@
       <w:r>
         <w:rPr>
           <w:rStyle w:val="Extranjerismo"/>
-          <w:lang w:val="es-CO"/>
         </w:rPr>
         <w:t>software</w:t>
       </w:r>
@@ -8273,7 +9154,6 @@
       <w:r>
         <w:rPr>
           <w:rStyle w:val="Extranjerismo"/>
-          <w:lang w:val="es-CO"/>
         </w:rPr>
         <w:t>software</w:t>
       </w:r>
@@ -8288,7 +9168,6 @@
       <w:r>
         <w:rPr>
           <w:rStyle w:val="Extranjerismo"/>
-          <w:lang w:val="es-CO"/>
         </w:rPr>
         <w:t>software</w:t>
       </w:r>
@@ -8342,7 +9221,6 @@
       <w:r>
         <w:rPr>
           <w:rStyle w:val="Extranjerismo"/>
-          <w:lang w:val="es-CO"/>
         </w:rPr>
         <w:t>software</w:t>
       </w:r>
@@ -8357,7 +9235,6 @@
       <w:r>
         <w:rPr>
           <w:rStyle w:val="Extranjerismo"/>
-          <w:lang w:val="es-CO"/>
         </w:rPr>
         <w:t xml:space="preserve">software </w:t>
       </w:r>
@@ -8401,8 +9278,15 @@
           <w:p>
             <w:pPr>
               <w:pStyle w:val="TextoTablas"/>
-            </w:pPr>
-            <w:r>
+              <w:spacing w:line="360" w:lineRule="auto"/>
+              <w:rPr>
+                <w:sz w:val="28"/>
+              </w:rPr>
+            </w:pPr>
+            <w:r>
+              <w:rPr>
+                <w:sz w:val="28"/>
+              </w:rPr>
               <w:t>Área</w:t>
             </w:r>
           </w:p>
@@ -8414,8 +9298,15 @@
           <w:p>
             <w:pPr>
               <w:pStyle w:val="TextoTablas"/>
-            </w:pPr>
-            <w:r>
+              <w:spacing w:line="360" w:lineRule="auto"/>
+              <w:rPr>
+                <w:sz w:val="28"/>
+              </w:rPr>
+            </w:pPr>
+            <w:r>
+              <w:rPr>
+                <w:sz w:val="28"/>
+              </w:rPr>
               <w:t>Descripción</w:t>
             </w:r>
           </w:p>
@@ -8427,8 +9318,15 @@
           <w:p>
             <w:pPr>
               <w:pStyle w:val="TextoTablas"/>
-            </w:pPr>
-            <w:r>
+              <w:spacing w:line="360" w:lineRule="auto"/>
+              <w:rPr>
+                <w:sz w:val="28"/>
+              </w:rPr>
+            </w:pPr>
+            <w:r>
+              <w:rPr>
+                <w:sz w:val="28"/>
+              </w:rPr>
               <w:t>Ejemplo</w:t>
             </w:r>
           </w:p>
@@ -8445,8 +9343,15 @@
           <w:p>
             <w:pPr>
               <w:pStyle w:val="TextoTablas"/>
-            </w:pPr>
-            <w:r>
+              <w:spacing w:line="360" w:lineRule="auto"/>
+              <w:rPr>
+                <w:sz w:val="28"/>
+              </w:rPr>
+            </w:pPr>
+            <w:r>
+              <w:rPr>
+                <w:sz w:val="28"/>
+              </w:rPr>
               <w:t>Elicitación de requisitos.</w:t>
             </w:r>
           </w:p>
@@ -8458,8 +9363,15 @@
           <w:p>
             <w:pPr>
               <w:pStyle w:val="TextoTablas"/>
-            </w:pPr>
-            <w:r>
+              <w:spacing w:line="360" w:lineRule="auto"/>
+              <w:rPr>
+                <w:sz w:val="28"/>
+              </w:rPr>
+            </w:pPr>
+            <w:r>
+              <w:rPr>
+                <w:sz w:val="28"/>
+              </w:rPr>
               <w:t>Consiste en la identificación y recopilación de las necesidades, expectativas y problemas que los usuarios esperan resolver mediante el sistema.</w:t>
             </w:r>
           </w:p>
@@ -8471,8 +9383,15 @@
           <w:p>
             <w:pPr>
               <w:pStyle w:val="TextoTablas"/>
-            </w:pPr>
-            <w:r>
+              <w:spacing w:line="360" w:lineRule="auto"/>
+              <w:rPr>
+                <w:sz w:val="28"/>
+              </w:rPr>
+            </w:pPr>
+            <w:r>
+              <w:rPr>
+                <w:sz w:val="28"/>
+              </w:rPr>
               <w:t>Realizar entrevistas con los usuarios para identificar las funcionalidades que debe incluir el sistema.</w:t>
             </w:r>
           </w:p>
@@ -8486,8 +9405,15 @@
           <w:p>
             <w:pPr>
               <w:pStyle w:val="TextoTablas"/>
-            </w:pPr>
-            <w:r>
+              <w:spacing w:line="360" w:lineRule="auto"/>
+              <w:rPr>
+                <w:sz w:val="28"/>
+              </w:rPr>
+            </w:pPr>
+            <w:r>
+              <w:rPr>
+                <w:sz w:val="28"/>
+              </w:rPr>
               <w:t>Análisis de requisitos.</w:t>
             </w:r>
           </w:p>
@@ -8499,9 +9425,23 @@
           <w:p>
             <w:pPr>
               <w:pStyle w:val="TextoTablas"/>
-            </w:pPr>
-            <w:r>
-              <w:t>Implica examinar la información obtenida para comprender los requisitos, detectar inconsistencias, eliminar ambigüedades y priorizar las funcionalidades del sistema.</w:t>
+              <w:spacing w:line="360" w:lineRule="auto"/>
+              <w:rPr>
+                <w:sz w:val="28"/>
+              </w:rPr>
+            </w:pPr>
+            <w:r>
+              <w:rPr>
+                <w:sz w:val="28"/>
+              </w:rPr>
+              <w:t xml:space="preserve">Implica examinar la información obtenida para comprender los requisitos, detectar inconsistencias, eliminar </w:t>
+            </w:r>
+            <w:r>
+              <w:rPr>
+                <w:sz w:val="28"/>
+              </w:rPr>
+              <w:lastRenderedPageBreak/>
+              <w:t>ambigüedades y priorizar las funcionalidades del sistema.</w:t>
             </w:r>
           </w:p>
         </w:tc>
@@ -8512,9 +9452,24 @@
           <w:p>
             <w:pPr>
               <w:pStyle w:val="TextoTablas"/>
-            </w:pPr>
-            <w:r>
-              <w:t>Analizar los requisitos recopilados para determinar cuáles son críticos y cuáles pueden implementarse en fases posteriores.</w:t>
+              <w:spacing w:line="360" w:lineRule="auto"/>
+              <w:rPr>
+                <w:sz w:val="28"/>
+              </w:rPr>
+            </w:pPr>
+            <w:r>
+              <w:rPr>
+                <w:sz w:val="28"/>
+              </w:rPr>
+              <w:lastRenderedPageBreak/>
+              <w:t xml:space="preserve">Analizar los requisitos recopilados para determinar cuáles son críticos y cuáles </w:t>
+            </w:r>
+            <w:r>
+              <w:rPr>
+                <w:sz w:val="28"/>
+              </w:rPr>
+              <w:lastRenderedPageBreak/>
+              <w:t>pueden implementarse en fases posteriores.</w:t>
             </w:r>
           </w:p>
         </w:tc>
@@ -8530,8 +9485,16 @@
           <w:p>
             <w:pPr>
               <w:pStyle w:val="TextoTablas"/>
-            </w:pPr>
-            <w:r>
+              <w:spacing w:line="360" w:lineRule="auto"/>
+              <w:rPr>
+                <w:sz w:val="28"/>
+              </w:rPr>
+            </w:pPr>
+            <w:r>
+              <w:rPr>
+                <w:sz w:val="28"/>
+              </w:rPr>
+              <w:lastRenderedPageBreak/>
               <w:t>Especificación de requisitos.</w:t>
             </w:r>
           </w:p>
@@ -8543,8 +9506,15 @@
           <w:p>
             <w:pPr>
               <w:pStyle w:val="TextoTablas"/>
-            </w:pPr>
-            <w:r>
+              <w:spacing w:line="360" w:lineRule="auto"/>
+              <w:rPr>
+                <w:sz w:val="28"/>
+              </w:rPr>
+            </w:pPr>
+            <w:r>
+              <w:rPr>
+                <w:sz w:val="28"/>
+              </w:rPr>
               <w:t>Se encarga de documentar los requisitos de manera clara, estructurada y comprensible para todos los miembros del proyecto.</w:t>
             </w:r>
           </w:p>
@@ -8556,18 +9526,28 @@
           <w:p>
             <w:pPr>
               <w:pStyle w:val="TextoTablas"/>
-            </w:pPr>
-            <w:r>
+              <w:spacing w:line="360" w:lineRule="auto"/>
+              <w:rPr>
+                <w:sz w:val="28"/>
+              </w:rPr>
+            </w:pPr>
+            <w:r>
+              <w:rPr>
+                <w:sz w:val="28"/>
+              </w:rPr>
               <w:t xml:space="preserve">Elaborar un documento de especificación de requisitos del </w:t>
             </w:r>
             <w:r>
               <w:rPr>
                 <w:rStyle w:val="Extranjerismo"/>
-                <w:lang w:val="es-CO"/>
+                <w:sz w:val="28"/>
               </w:rPr>
               <w:t xml:space="preserve">software </w:t>
             </w:r>
             <w:r>
+              <w:rPr>
+                <w:sz w:val="28"/>
+              </w:rPr>
               <w:t>donde se describen las funcionalidades del sistema.</w:t>
             </w:r>
           </w:p>
@@ -8581,8 +9561,15 @@
           <w:p>
             <w:pPr>
               <w:pStyle w:val="TextoTablas"/>
-            </w:pPr>
-            <w:r>
+              <w:spacing w:line="360" w:lineRule="auto"/>
+              <w:rPr>
+                <w:sz w:val="28"/>
+              </w:rPr>
+            </w:pPr>
+            <w:r>
+              <w:rPr>
+                <w:sz w:val="28"/>
+              </w:rPr>
               <w:t>Validación de requisitos.</w:t>
             </w:r>
           </w:p>
@@ -8594,8 +9581,15 @@
           <w:p>
             <w:pPr>
               <w:pStyle w:val="TextoTablas"/>
-            </w:pPr>
-            <w:r>
+              <w:spacing w:line="360" w:lineRule="auto"/>
+              <w:rPr>
+                <w:sz w:val="28"/>
+              </w:rPr>
+            </w:pPr>
+            <w:r>
+              <w:rPr>
+                <w:sz w:val="28"/>
+              </w:rPr>
               <w:t>Busca confirmar que los requisitos definidos reflejan realmente las necesidades del usuario y que son correctos, completos y comprensibles.</w:t>
             </w:r>
           </w:p>
@@ -8607,8 +9601,15 @@
           <w:p>
             <w:pPr>
               <w:pStyle w:val="TextoTablas"/>
-            </w:pPr>
-            <w:r>
+              <w:spacing w:line="360" w:lineRule="auto"/>
+              <w:rPr>
+                <w:sz w:val="28"/>
+              </w:rPr>
+            </w:pPr>
+            <w:r>
+              <w:rPr>
+                <w:sz w:val="28"/>
+              </w:rPr>
               <w:t>Revisar los requisitos con los usuarios para verificar que representan adecuadamente sus necesidades.</w:t>
             </w:r>
           </w:p>
@@ -8625,8 +9626,15 @@
           <w:p>
             <w:pPr>
               <w:pStyle w:val="TextoTablas"/>
-            </w:pPr>
-            <w:r>
+              <w:spacing w:line="360" w:lineRule="auto"/>
+              <w:rPr>
+                <w:sz w:val="28"/>
+              </w:rPr>
+            </w:pPr>
+            <w:r>
+              <w:rPr>
+                <w:sz w:val="28"/>
+              </w:rPr>
               <w:t>Gestión de requisitos.</w:t>
             </w:r>
           </w:p>
@@ -8638,8 +9646,15 @@
           <w:p>
             <w:pPr>
               <w:pStyle w:val="TextoTablas"/>
-            </w:pPr>
-            <w:r>
+              <w:spacing w:line="360" w:lineRule="auto"/>
+              <w:rPr>
+                <w:sz w:val="28"/>
+              </w:rPr>
+            </w:pPr>
+            <w:r>
+              <w:rPr>
+                <w:sz w:val="28"/>
+              </w:rPr>
               <w:t>Permite controlar los cambios que puedan surgir en los requisitos durante el desarrollo del proyecto, asegurando su trazabilidad y actualización.</w:t>
             </w:r>
           </w:p>
@@ -8651,8 +9666,15 @@
           <w:p>
             <w:pPr>
               <w:pStyle w:val="TextoTablas"/>
-            </w:pPr>
-            <w:r>
+              <w:spacing w:line="360" w:lineRule="auto"/>
+              <w:rPr>
+                <w:sz w:val="28"/>
+              </w:rPr>
+            </w:pPr>
+            <w:r>
+              <w:rPr>
+                <w:sz w:val="28"/>
+              </w:rPr>
               <w:t>Registrar cambios solicitados por el cliente y evaluar su impacto en el proyecto.</w:t>
             </w:r>
           </w:p>
@@ -8662,7 +9684,11 @@
     <w:p/>
     <w:p>
       <w:r>
-        <w:t>Estas áreas se encuentran estrechamente relacionadas y se desarrollan de forma iterativa durante el proyecto. La información obtenida en una etapa puede requerir revisiones o ajustes en otras áreas, lo que permite mejorar progresivamente la definición de los requisitos.</w:t>
+        <w:t xml:space="preserve">Estas áreas se encuentran estrechamente relacionadas y se desarrollan de forma iterativa durante el proyecto. La información obtenida en una etapa puede requerir </w:t>
+      </w:r>
+      <w:r>
+        <w:lastRenderedPageBreak/>
+        <w:t>revisiones o ajustes en otras áreas, lo que permite mejorar progresivamente la definición de los requisitos.</w:t>
       </w:r>
     </w:p>
     <w:p>
@@ -8672,7 +9698,6 @@
       <w:r>
         <w:rPr>
           <w:rStyle w:val="Extranjerismo"/>
-          <w:lang w:val="es-CO"/>
         </w:rPr>
         <w:t xml:space="preserve">software </w:t>
       </w:r>
@@ -8698,7 +9723,6 @@
       <w:r>
         <w:rPr>
           <w:rStyle w:val="Extranjerismo"/>
-          <w:lang w:val="es-CO"/>
         </w:rPr>
         <w:t>software</w:t>
       </w:r>
@@ -8754,6 +9778,7 @@
         <w:rPr>
           <w:b/>
         </w:rPr>
+        <w:lastRenderedPageBreak/>
         <w:t>Análisis de requisitos</w:t>
       </w:r>
     </w:p>
@@ -8782,10 +9807,15 @@
     </w:p>
     <w:p>
       <w:r>
-        <w:t>En esta fase los requisitos se documentan de forma clara, estructurada y comprensible para todos los miembros del proyecto. La especificación puede incluir descripciones textuales, modelos, diagramas o historias de usuario que permitan representar el comportamiento esperado del sistema.</w:t>
-      </w:r>
-    </w:p>
-    <w:p/>
+        <w:t>En esta fase</w:t>
+      </w:r>
+      <w:r>
+        <w:t>,</w:t>
+      </w:r>
+      <w:r>
+        <w:t xml:space="preserve"> los requisitos se documentan de forma clara, estructurada y comprensible para todos los miembros del proyecto. La especificación puede incluir descripciones textuales, modelos, diagramas o historias de usuario que permitan representar el comportamiento esperado del sistema.</w:t>
+      </w:r>
+    </w:p>
     <w:p>
       <w:pPr>
         <w:pStyle w:val="Prrafodelista"/>
@@ -8808,15 +9838,12 @@
       <w:r>
         <w:t xml:space="preserve">Tiene como propósito verificar que los requisitos definidos representan correctamente las necesidades del usuario y que son completos, coherentes y viables desde el punto de vista técnico. Esta fase suele realizarse mediante revisiones, prototipos o reuniones de validación con los </w:t>
       </w:r>
-      <w:proofErr w:type="spellStart"/>
       <w:r>
         <w:rPr>
           <w:rStyle w:val="Extranjerismo"/>
-          <w:lang w:val="es-CO"/>
         </w:rPr>
         <w:t>stakeholders</w:t>
       </w:r>
-      <w:proofErr w:type="spellEnd"/>
       <w:r>
         <w:t>.</w:t>
       </w:r>
@@ -8847,12 +9874,12 @@
     <w:p/>
     <w:p>
       <w:r>
+        <w:lastRenderedPageBreak/>
         <w:t xml:space="preserve">En conjunto, estas fases permiten estructurar el proceso de definición de requisitos, mejorar la comunicación entre los actores del proyecto y asegurar que el </w:t>
       </w:r>
       <w:r>
         <w:rPr>
           <w:rStyle w:val="Extranjerismo"/>
-          <w:lang w:val="es-CO"/>
         </w:rPr>
         <w:t xml:space="preserve">software </w:t>
       </w:r>
@@ -8872,7 +9899,6 @@
       <w:r>
         <w:rPr>
           <w:rStyle w:val="Extranjerismo"/>
-          <w:lang w:val="es-CO"/>
         </w:rPr>
         <w:t>software</w:t>
       </w:r>
@@ -8887,7 +9913,6 @@
       <w:r>
         <w:rPr>
           <w:rStyle w:val="Extranjerismo"/>
-          <w:lang w:val="es-CO"/>
         </w:rPr>
         <w:t>software</w:t>
       </w:r>
@@ -8910,6 +9935,7 @@
       </w:pPr>
       <w:bookmarkStart w:id="25" w:name="_Toc235515539"/>
       <w:r>
+        <w:lastRenderedPageBreak/>
         <w:t>Elicitación de requisitos</w:t>
       </w:r>
       <w:bookmarkEnd w:id="25"/>
@@ -8921,7 +9947,6 @@
       <w:r>
         <w:rPr>
           <w:rStyle w:val="Extranjerismo"/>
-          <w:lang w:val="es-CO"/>
         </w:rPr>
         <w:t>software</w:t>
       </w:r>
@@ -8936,12 +9961,17 @@
       <w:r>
         <w:rPr>
           <w:rStyle w:val="Extranjerismo"/>
-          <w:lang w:val="es-CO"/>
         </w:rPr>
         <w:t>software</w:t>
       </w:r>
       <w:r>
-        <w:t>, la elicitación se considera una de las actividades más importantes dentro de la Ingeniería de requisitos, ya que de la calidad de la información obtenida dependen las fases posteriores de análisis, especificación y validación.</w:t>
+        <w:t xml:space="preserve">, la elicitación se considera una de las actividades más importantes dentro de la </w:t>
+      </w:r>
+      <w:r>
+        <w:t>i</w:t>
+      </w:r>
+      <w:r>
+        <w:t>ngeniería de requisitos, ya que de la calidad de la información obtenida dependen las fases posteriores de análisis, especificación y validación.</w:t>
       </w:r>
     </w:p>
     <w:p>
@@ -8956,12 +9986,15 @@
     </w:p>
     <w:p>
       <w:r>
-        <w:t xml:space="preserve">Además, este proceso suele ser iterativo, lo que significa que la información recopilada se revisa, valida y complementa continuamente a medida que se obtiene una mejor comprensión del sistema y de su entorno. De esta manera, la elicitación contribuye a reducir errores tempranos, mejorar la calidad de los requisitos y aumentar la probabilidad de éxito del proyecto de </w:t>
+        <w:t xml:space="preserve">Además, este proceso suele ser iterativo, lo que significa que la información recopilada se revisa, valida y complementa continuamente a medida que se obtiene una mejor comprensión del sistema y de su entorno. De esta manera, la elicitación </w:t>
+      </w:r>
+      <w:r>
+        <w:lastRenderedPageBreak/>
+        <w:t xml:space="preserve">contribuye a reducir errores tempranos, mejorar la calidad de los requisitos y aumentar la probabilidad de éxito del proyecto de </w:t>
       </w:r>
       <w:r>
         <w:rPr>
           <w:rStyle w:val="Extranjerismo"/>
-          <w:lang w:val="es-CO"/>
         </w:rPr>
         <w:t>software</w:t>
       </w:r>
@@ -9020,7 +10053,6 @@
       <w:r>
         <w:rPr>
           <w:rStyle w:val="Extranjerismo"/>
-          <w:lang w:val="es-CO"/>
         </w:rPr>
         <w:t>software</w:t>
       </w:r>
@@ -9073,18 +10105,16 @@
         <w:rPr>
           <w:b/>
         </w:rPr>
+        <w:lastRenderedPageBreak/>
         <w:t>Identificación de los interesados (</w:t>
       </w:r>
-      <w:proofErr w:type="spellStart"/>
       <w:r>
         <w:rPr>
           <w:rStyle w:val="Extranjerismo"/>
           <w:b/>
-          <w:lang w:val="es-CO"/>
         </w:rPr>
         <w:t>stakeholders</w:t>
       </w:r>
-      <w:proofErr w:type="spellEnd"/>
       <w:r>
         <w:rPr>
           <w:b/>
@@ -9173,7 +10203,6 @@
       <w:r>
         <w:rPr>
           <w:rStyle w:val="Extranjerismo"/>
-          <w:lang w:val="es-CO"/>
         </w:rPr>
         <w:t>software</w:t>
       </w:r>
@@ -9188,6 +10217,7 @@
       </w:pPr>
       <w:bookmarkStart w:id="29" w:name="_Toc235515542"/>
       <w:r>
+        <w:lastRenderedPageBreak/>
         <w:t>Fuentes de información</w:t>
       </w:r>
       <w:bookmarkEnd w:id="29"/>
@@ -9199,7 +10229,6 @@
       <w:r>
         <w:rPr>
           <w:rStyle w:val="Extranjerismo"/>
-          <w:lang w:val="es-CO"/>
         </w:rPr>
         <w:t>software</w:t>
       </w:r>
@@ -9248,8 +10277,15 @@
           <w:p>
             <w:pPr>
               <w:pStyle w:val="TextoTablas"/>
-            </w:pPr>
-            <w:r>
+              <w:spacing w:line="360" w:lineRule="auto"/>
+              <w:rPr>
+                <w:sz w:val="28"/>
+              </w:rPr>
+            </w:pPr>
+            <w:r>
+              <w:rPr>
+                <w:sz w:val="28"/>
+              </w:rPr>
               <w:t>Fuente de información</w:t>
             </w:r>
           </w:p>
@@ -9261,8 +10297,15 @@
           <w:p>
             <w:pPr>
               <w:pStyle w:val="TextoTablas"/>
-            </w:pPr>
-            <w:r>
+              <w:spacing w:line="360" w:lineRule="auto"/>
+              <w:rPr>
+                <w:sz w:val="28"/>
+              </w:rPr>
+            </w:pPr>
+            <w:r>
+              <w:rPr>
+                <w:sz w:val="28"/>
+              </w:rPr>
               <w:t>Descripción</w:t>
             </w:r>
           </w:p>
@@ -9274,8 +10317,15 @@
           <w:p>
             <w:pPr>
               <w:pStyle w:val="TextoTablas"/>
-            </w:pPr>
-            <w:r>
+              <w:spacing w:line="360" w:lineRule="auto"/>
+              <w:rPr>
+                <w:sz w:val="28"/>
+              </w:rPr>
+            </w:pPr>
+            <w:r>
+              <w:rPr>
+                <w:sz w:val="28"/>
+              </w:rPr>
               <w:t>Ejemplo</w:t>
             </w:r>
           </w:p>
@@ -9292,8 +10342,15 @@
           <w:p>
             <w:pPr>
               <w:pStyle w:val="TextoTablas"/>
-            </w:pPr>
-            <w:r>
+              <w:spacing w:line="360" w:lineRule="auto"/>
+              <w:rPr>
+                <w:sz w:val="28"/>
+              </w:rPr>
+            </w:pPr>
+            <w:r>
+              <w:rPr>
+                <w:sz w:val="28"/>
+              </w:rPr>
               <w:t>Usuarios finales.</w:t>
             </w:r>
           </w:p>
@@ -9305,8 +10362,15 @@
           <w:p>
             <w:pPr>
               <w:pStyle w:val="TextoTablas"/>
-            </w:pPr>
-            <w:r>
+              <w:spacing w:line="360" w:lineRule="auto"/>
+              <w:rPr>
+                <w:sz w:val="28"/>
+              </w:rPr>
+            </w:pPr>
+            <w:r>
+              <w:rPr>
+                <w:sz w:val="28"/>
+              </w:rPr>
               <w:t>Personas que utilizarán directamente el sistema y conocen las tareas que deben realizarse en el proceso operativo.</w:t>
             </w:r>
           </w:p>
@@ -9318,8 +10382,15 @@
           <w:p>
             <w:pPr>
               <w:pStyle w:val="TextoTablas"/>
-            </w:pPr>
-            <w:r>
+              <w:spacing w:line="360" w:lineRule="auto"/>
+              <w:rPr>
+                <w:sz w:val="28"/>
+              </w:rPr>
+            </w:pPr>
+            <w:r>
+              <w:rPr>
+                <w:sz w:val="28"/>
+              </w:rPr>
               <w:t>Funcionarios que registran información en un sistema de gestión académica.</w:t>
             </w:r>
           </w:p>
@@ -9333,8 +10404,15 @@
           <w:p>
             <w:pPr>
               <w:pStyle w:val="TextoTablas"/>
-            </w:pPr>
-            <w:r>
+              <w:spacing w:line="360" w:lineRule="auto"/>
+              <w:rPr>
+                <w:sz w:val="28"/>
+              </w:rPr>
+            </w:pPr>
+            <w:r>
+              <w:rPr>
+                <w:sz w:val="28"/>
+              </w:rPr>
               <w:t>Clientes o patrocinadores.</w:t>
             </w:r>
           </w:p>
@@ -9346,8 +10424,15 @@
           <w:p>
             <w:pPr>
               <w:pStyle w:val="TextoTablas"/>
-            </w:pPr>
-            <w:r>
+              <w:spacing w:line="360" w:lineRule="auto"/>
+              <w:rPr>
+                <w:sz w:val="28"/>
+              </w:rPr>
+            </w:pPr>
+            <w:r>
+              <w:rPr>
+                <w:sz w:val="28"/>
+              </w:rPr>
               <w:t>Personas o áreas responsables de solicitar el desarrollo del sistema y definir los objetivos del proyecto.</w:t>
             </w:r>
           </w:p>
@@ -9359,8 +10444,15 @@
           <w:p>
             <w:pPr>
               <w:pStyle w:val="TextoTablas"/>
-            </w:pPr>
-            <w:r>
+              <w:spacing w:line="360" w:lineRule="auto"/>
+              <w:rPr>
+                <w:sz w:val="28"/>
+              </w:rPr>
+            </w:pPr>
+            <w:r>
+              <w:rPr>
+                <w:sz w:val="28"/>
+              </w:rPr>
               <w:t>Gerencia de una empresa que solicita un sistema de control de inventarios.</w:t>
             </w:r>
           </w:p>
@@ -9377,8 +10469,16 @@
           <w:p>
             <w:pPr>
               <w:pStyle w:val="TextoTablas"/>
-            </w:pPr>
-            <w:r>
+              <w:spacing w:line="360" w:lineRule="auto"/>
+              <w:rPr>
+                <w:sz w:val="28"/>
+              </w:rPr>
+            </w:pPr>
+            <w:r>
+              <w:rPr>
+                <w:sz w:val="28"/>
+              </w:rPr>
+              <w:lastRenderedPageBreak/>
               <w:t>Expertos del dominio.</w:t>
             </w:r>
           </w:p>
@@ -9390,8 +10490,15 @@
           <w:p>
             <w:pPr>
               <w:pStyle w:val="TextoTablas"/>
-            </w:pPr>
-            <w:r>
+              <w:spacing w:line="360" w:lineRule="auto"/>
+              <w:rPr>
+                <w:sz w:val="28"/>
+              </w:rPr>
+            </w:pPr>
+            <w:r>
+              <w:rPr>
+                <w:sz w:val="28"/>
+              </w:rPr>
               <w:t>Profesionales con amplio conocimiento sobre el área de negocio donde se implementará el sistema.</w:t>
             </w:r>
           </w:p>
@@ -9403,8 +10510,15 @@
           <w:p>
             <w:pPr>
               <w:pStyle w:val="TextoTablas"/>
-            </w:pPr>
-            <w:r>
+              <w:spacing w:line="360" w:lineRule="auto"/>
+              <w:rPr>
+                <w:sz w:val="28"/>
+              </w:rPr>
+            </w:pPr>
+            <w:r>
+              <w:rPr>
+                <w:sz w:val="28"/>
+              </w:rPr>
               <w:t>Un contador que orienta los requisitos de un sistema contable.</w:t>
             </w:r>
           </w:p>
@@ -9418,8 +10532,15 @@
           <w:p>
             <w:pPr>
               <w:pStyle w:val="TextoTablas"/>
-            </w:pPr>
-            <w:r>
+              <w:spacing w:line="360" w:lineRule="auto"/>
+              <w:rPr>
+                <w:sz w:val="28"/>
+              </w:rPr>
+            </w:pPr>
+            <w:r>
+              <w:rPr>
+                <w:sz w:val="28"/>
+              </w:rPr>
               <w:t>Documentación existente.</w:t>
             </w:r>
           </w:p>
@@ -9431,8 +10552,15 @@
           <w:p>
             <w:pPr>
               <w:pStyle w:val="TextoTablas"/>
-            </w:pPr>
-            <w:r>
+              <w:spacing w:line="360" w:lineRule="auto"/>
+              <w:rPr>
+                <w:sz w:val="28"/>
+              </w:rPr>
+            </w:pPr>
+            <w:r>
+              <w:rPr>
+                <w:sz w:val="28"/>
+              </w:rPr>
               <w:t>Documentos institucionales o técnicos que describen procesos, normas o procedimientos actuales.</w:t>
             </w:r>
           </w:p>
@@ -9444,8 +10572,15 @@
           <w:p>
             <w:pPr>
               <w:pStyle w:val="TextoTablas"/>
-            </w:pPr>
-            <w:r>
+              <w:spacing w:line="360" w:lineRule="auto"/>
+              <w:rPr>
+                <w:sz w:val="28"/>
+              </w:rPr>
+            </w:pPr>
+            <w:r>
+              <w:rPr>
+                <w:sz w:val="28"/>
+              </w:rPr>
               <w:t>Manuales de operación, reglamentos, diagramas de procesos.</w:t>
             </w:r>
           </w:p>
@@ -9462,8 +10597,15 @@
           <w:p>
             <w:pPr>
               <w:pStyle w:val="TextoTablas"/>
-            </w:pPr>
-            <w:r>
+              <w:spacing w:line="360" w:lineRule="auto"/>
+              <w:rPr>
+                <w:sz w:val="28"/>
+              </w:rPr>
+            </w:pPr>
+            <w:r>
+              <w:rPr>
+                <w:sz w:val="28"/>
+              </w:rPr>
               <w:t>Sistemas existentes.</w:t>
             </w:r>
           </w:p>
@@ -9475,8 +10617,15 @@
           <w:p>
             <w:pPr>
               <w:pStyle w:val="TextoTablas"/>
-            </w:pPr>
-            <w:r>
+              <w:spacing w:line="360" w:lineRule="auto"/>
+              <w:rPr>
+                <w:sz w:val="28"/>
+              </w:rPr>
+            </w:pPr>
+            <w:r>
+              <w:rPr>
+                <w:sz w:val="28"/>
+              </w:rPr>
               <w:t>Sistemas actuales o anteriores que permiten identificar funcionalidades, procesos y limitaciones.</w:t>
             </w:r>
           </w:p>
@@ -9488,8 +10637,15 @@
           <w:p>
             <w:pPr>
               <w:pStyle w:val="TextoTablas"/>
-            </w:pPr>
-            <w:r>
+              <w:spacing w:line="360" w:lineRule="auto"/>
+              <w:rPr>
+                <w:sz w:val="28"/>
+              </w:rPr>
+            </w:pPr>
+            <w:r>
+              <w:rPr>
+                <w:sz w:val="28"/>
+              </w:rPr>
               <w:t>Un sistema antiguo de registro de clientes que se desea actualizar.</w:t>
             </w:r>
           </w:p>
@@ -9503,8 +10659,15 @@
           <w:p>
             <w:pPr>
               <w:pStyle w:val="TextoTablas"/>
-            </w:pPr>
-            <w:r>
+              <w:spacing w:line="360" w:lineRule="auto"/>
+              <w:rPr>
+                <w:sz w:val="28"/>
+              </w:rPr>
+            </w:pPr>
+            <w:r>
+              <w:rPr>
+                <w:sz w:val="28"/>
+              </w:rPr>
               <w:t>Observación del entorno de trabajo.</w:t>
             </w:r>
           </w:p>
@@ -9516,8 +10679,15 @@
           <w:p>
             <w:pPr>
               <w:pStyle w:val="TextoTablas"/>
-            </w:pPr>
-            <w:r>
+              <w:spacing w:line="360" w:lineRule="auto"/>
+              <w:rPr>
+                <w:sz w:val="28"/>
+              </w:rPr>
+            </w:pPr>
+            <w:r>
+              <w:rPr>
+                <w:sz w:val="28"/>
+              </w:rPr>
               <w:t>Análisis directo de cómo los usuarios realizan sus actividades en el contexto real.</w:t>
             </w:r>
           </w:p>
@@ -9529,8 +10699,15 @@
           <w:p>
             <w:pPr>
               <w:pStyle w:val="TextoTablas"/>
-            </w:pPr>
-            <w:r>
+              <w:spacing w:line="360" w:lineRule="auto"/>
+              <w:rPr>
+                <w:sz w:val="28"/>
+              </w:rPr>
+            </w:pPr>
+            <w:r>
+              <w:rPr>
+                <w:sz w:val="28"/>
+              </w:rPr>
               <w:t>Observar cómo un operador registra pedidos en una empresa.</w:t>
             </w:r>
           </w:p>
@@ -9547,8 +10724,15 @@
           <w:p>
             <w:pPr>
               <w:pStyle w:val="TextoTablas"/>
-            </w:pPr>
-            <w:r>
+              <w:spacing w:line="360" w:lineRule="auto"/>
+              <w:rPr>
+                <w:sz w:val="28"/>
+              </w:rPr>
+            </w:pPr>
+            <w:r>
+              <w:rPr>
+                <w:sz w:val="28"/>
+              </w:rPr>
               <w:t>Normativas y estándares.</w:t>
             </w:r>
           </w:p>
@@ -9560,8 +10744,15 @@
           <w:p>
             <w:pPr>
               <w:pStyle w:val="TextoTablas"/>
-            </w:pPr>
-            <w:r>
+              <w:spacing w:line="360" w:lineRule="auto"/>
+              <w:rPr>
+                <w:sz w:val="28"/>
+              </w:rPr>
+            </w:pPr>
+            <w:r>
+              <w:rPr>
+                <w:sz w:val="28"/>
+              </w:rPr>
               <w:t>Leyes, regulaciones o estándares técnicos que deben cumplirse en el sistema.</w:t>
             </w:r>
           </w:p>
@@ -9573,8 +10764,15 @@
           <w:p>
             <w:pPr>
               <w:pStyle w:val="TextoTablas"/>
-            </w:pPr>
-            <w:r>
+              <w:spacing w:line="360" w:lineRule="auto"/>
+              <w:rPr>
+                <w:sz w:val="28"/>
+              </w:rPr>
+            </w:pPr>
+            <w:r>
+              <w:rPr>
+                <w:sz w:val="28"/>
+              </w:rPr>
               <w:t>Normas de seguridad de la información o regulaciones de protección de datos.</w:t>
             </w:r>
           </w:p>
@@ -9584,12 +10782,12 @@
     <w:p/>
     <w:p>
       <w:r>
+        <w:lastRenderedPageBreak/>
         <w:t xml:space="preserve">El análisis de diferentes fuentes de información permite obtener una visión más completa de las necesidades del sistema. Al contrastar la información proveniente de usuarios, documentos y procesos existentes, el equipo de desarrollo puede identificar requisitos más claros, reducir ambigüedades y asegurar que el </w:t>
       </w:r>
       <w:r>
         <w:rPr>
           <w:rStyle w:val="Extranjerismo"/>
-          <w:lang w:val="es-CO"/>
         </w:rPr>
         <w:t xml:space="preserve">software </w:t>
       </w:r>
@@ -9615,7 +10813,6 @@
       <w:r>
         <w:rPr>
           <w:rStyle w:val="Extranjerismo"/>
-          <w:lang w:val="es-CO"/>
         </w:rPr>
         <w:t>software</w:t>
       </w:r>
@@ -9635,7 +10832,6 @@
       <w:r>
         <w:rPr>
           <w:rStyle w:val="Extranjerismo"/>
-          <w:lang w:val="es-CO"/>
         </w:rPr>
         <w:t>software</w:t>
       </w:r>
@@ -9643,11 +10839,15 @@
         <w:t>.</w:t>
       </w:r>
     </w:p>
+    <w:p/>
+    <w:p/>
+    <w:p/>
     <w:p>
       <w:pPr>
         <w:pStyle w:val="Tabla"/>
       </w:pPr>
       <w:r>
+        <w:lastRenderedPageBreak/>
         <w:t>Técnicas de elicitación de requisitos</w:t>
       </w:r>
     </w:p>
@@ -9674,8 +10874,15 @@
           <w:p>
             <w:pPr>
               <w:pStyle w:val="TextoTablas"/>
-            </w:pPr>
-            <w:r>
+              <w:spacing w:line="360" w:lineRule="auto"/>
+              <w:rPr>
+                <w:sz w:val="28"/>
+              </w:rPr>
+            </w:pPr>
+            <w:r>
+              <w:rPr>
+                <w:sz w:val="28"/>
+              </w:rPr>
               <w:t>Técnica</w:t>
             </w:r>
           </w:p>
@@ -9687,8 +10894,15 @@
           <w:p>
             <w:pPr>
               <w:pStyle w:val="TextoTablas"/>
-            </w:pPr>
-            <w:r>
+              <w:spacing w:line="360" w:lineRule="auto"/>
+              <w:rPr>
+                <w:sz w:val="28"/>
+              </w:rPr>
+            </w:pPr>
+            <w:r>
+              <w:rPr>
+                <w:sz w:val="28"/>
+              </w:rPr>
               <w:t>Descripción</w:t>
             </w:r>
           </w:p>
@@ -9700,8 +10914,15 @@
           <w:p>
             <w:pPr>
               <w:pStyle w:val="TextoTablas"/>
-            </w:pPr>
-            <w:r>
+              <w:spacing w:line="360" w:lineRule="auto"/>
+              <w:rPr>
+                <w:sz w:val="28"/>
+              </w:rPr>
+            </w:pPr>
+            <w:r>
+              <w:rPr>
+                <w:sz w:val="28"/>
+              </w:rPr>
               <w:t>Ejemplo de aplicación</w:t>
             </w:r>
           </w:p>
@@ -9718,8 +10939,15 @@
           <w:p>
             <w:pPr>
               <w:pStyle w:val="TextoTablas"/>
-            </w:pPr>
-            <w:r>
+              <w:spacing w:line="360" w:lineRule="auto"/>
+              <w:rPr>
+                <w:sz w:val="28"/>
+              </w:rPr>
+            </w:pPr>
+            <w:r>
+              <w:rPr>
+                <w:sz w:val="28"/>
+              </w:rPr>
               <w:t>Entrevistas.</w:t>
             </w:r>
           </w:p>
@@ -9731,8 +10959,15 @@
           <w:p>
             <w:pPr>
               <w:pStyle w:val="TextoTablas"/>
-            </w:pPr>
-            <w:r>
+              <w:spacing w:line="360" w:lineRule="auto"/>
+              <w:rPr>
+                <w:sz w:val="28"/>
+              </w:rPr>
+            </w:pPr>
+            <w:r>
+              <w:rPr>
+                <w:sz w:val="28"/>
+              </w:rPr>
               <w:t>Conversaciones estructuradas o semiestructuradas con usuarios, clientes o expertos del dominio para obtener información detallada sobre procesos, necesidades y expectativas del sistema.</w:t>
             </w:r>
           </w:p>
@@ -9744,8 +10979,15 @@
           <w:p>
             <w:pPr>
               <w:pStyle w:val="TextoTablas"/>
-            </w:pPr>
-            <w:r>
+              <w:spacing w:line="360" w:lineRule="auto"/>
+              <w:rPr>
+                <w:sz w:val="28"/>
+              </w:rPr>
+            </w:pPr>
+            <w:r>
+              <w:rPr>
+                <w:sz w:val="28"/>
+              </w:rPr>
               <w:t>Entrevistar a un jefe de área para conocer cómo se gestionan actualmente los pedidos en una empresa.</w:t>
             </w:r>
           </w:p>
@@ -9759,8 +11001,15 @@
           <w:p>
             <w:pPr>
               <w:pStyle w:val="TextoTablas"/>
-            </w:pPr>
-            <w:r>
+              <w:spacing w:line="360" w:lineRule="auto"/>
+              <w:rPr>
+                <w:sz w:val="28"/>
+              </w:rPr>
+            </w:pPr>
+            <w:r>
+              <w:rPr>
+                <w:sz w:val="28"/>
+              </w:rPr>
               <w:t>Cuestionarios o encuestas.</w:t>
             </w:r>
           </w:p>
@@ -9772,8 +11021,15 @@
           <w:p>
             <w:pPr>
               <w:pStyle w:val="TextoTablas"/>
-            </w:pPr>
-            <w:r>
+              <w:spacing w:line="360" w:lineRule="auto"/>
+              <w:rPr>
+                <w:sz w:val="28"/>
+              </w:rPr>
+            </w:pPr>
+            <w:r>
+              <w:rPr>
+                <w:sz w:val="28"/>
+              </w:rPr>
               <w:t>Instrumentos con preguntas previamente diseñadas que permiten recopilar información de un grupo amplio de personas de manera rápida.</w:t>
             </w:r>
           </w:p>
@@ -9785,8 +11041,15 @@
           <w:p>
             <w:pPr>
               <w:pStyle w:val="TextoTablas"/>
-            </w:pPr>
-            <w:r>
+              <w:spacing w:line="360" w:lineRule="auto"/>
+              <w:rPr>
+                <w:sz w:val="28"/>
+              </w:rPr>
+            </w:pPr>
+            <w:r>
+              <w:rPr>
+                <w:sz w:val="28"/>
+              </w:rPr>
               <w:t>Enviar un cuestionario a los usuarios de una plataforma para identificar dificultades en su uso.</w:t>
             </w:r>
           </w:p>
@@ -9803,8 +11066,15 @@
           <w:p>
             <w:pPr>
               <w:pStyle w:val="TextoTablas"/>
-            </w:pPr>
-            <w:r>
+              <w:spacing w:line="360" w:lineRule="auto"/>
+              <w:rPr>
+                <w:sz w:val="28"/>
+              </w:rPr>
+            </w:pPr>
+            <w:r>
+              <w:rPr>
+                <w:sz w:val="28"/>
+              </w:rPr>
               <w:t>Observación directa.</w:t>
             </w:r>
           </w:p>
@@ -9816,8 +11086,15 @@
           <w:p>
             <w:pPr>
               <w:pStyle w:val="TextoTablas"/>
-            </w:pPr>
-            <w:r>
+              <w:spacing w:line="360" w:lineRule="auto"/>
+              <w:rPr>
+                <w:sz w:val="28"/>
+              </w:rPr>
+            </w:pPr>
+            <w:r>
+              <w:rPr>
+                <w:sz w:val="28"/>
+              </w:rPr>
               <w:t>Consiste en analizar cómo los usuarios realizan sus actividades en el entorno real de trabajo para comprender los procesos y detectar necesidades.</w:t>
             </w:r>
           </w:p>
@@ -9829,8 +11106,15 @@
           <w:p>
             <w:pPr>
               <w:pStyle w:val="TextoTablas"/>
-            </w:pPr>
-            <w:r>
+              <w:spacing w:line="360" w:lineRule="auto"/>
+              <w:rPr>
+                <w:sz w:val="28"/>
+              </w:rPr>
+            </w:pPr>
+            <w:r>
+              <w:rPr>
+                <w:sz w:val="28"/>
+              </w:rPr>
               <w:t>Observar cómo un empleado registra información en un sistema de atención al cliente.</w:t>
             </w:r>
           </w:p>
@@ -9844,8 +11128,15 @@
           <w:p>
             <w:pPr>
               <w:pStyle w:val="TextoTablas"/>
-            </w:pPr>
-            <w:r>
+              <w:spacing w:line="360" w:lineRule="auto"/>
+              <w:rPr>
+                <w:sz w:val="28"/>
+              </w:rPr>
+            </w:pPr>
+            <w:r>
+              <w:rPr>
+                <w:sz w:val="28"/>
+              </w:rPr>
               <w:t>Talleres o reuniones de trabajo.</w:t>
             </w:r>
           </w:p>
@@ -9857,9 +11148,23 @@
           <w:p>
             <w:pPr>
               <w:pStyle w:val="TextoTablas"/>
-            </w:pPr>
-            <w:r>
-              <w:t>Espacios colaborativos en los que participan diferentes actores para discutir necesidades, procesos y funcionalidades del sistema.</w:t>
+              <w:spacing w:line="360" w:lineRule="auto"/>
+              <w:rPr>
+                <w:sz w:val="28"/>
+              </w:rPr>
+            </w:pPr>
+            <w:r>
+              <w:rPr>
+                <w:sz w:val="28"/>
+              </w:rPr>
+              <w:t xml:space="preserve">Espacios colaborativos en los que participan diferentes actores para </w:t>
+            </w:r>
+            <w:r>
+              <w:rPr>
+                <w:sz w:val="28"/>
+              </w:rPr>
+              <w:lastRenderedPageBreak/>
+              <w:t>discutir necesidades, procesos y funcionalidades del sistema.</w:t>
             </w:r>
           </w:p>
         </w:tc>
@@ -9870,9 +11175,24 @@
           <w:p>
             <w:pPr>
               <w:pStyle w:val="TextoTablas"/>
-            </w:pPr>
-            <w:r>
-              <w:t>Reunión entre usuarios, analistas y desarrolladores para definir los requisitos de un sistema de inventario.</w:t>
+              <w:spacing w:line="360" w:lineRule="auto"/>
+              <w:rPr>
+                <w:sz w:val="28"/>
+              </w:rPr>
+            </w:pPr>
+            <w:r>
+              <w:rPr>
+                <w:sz w:val="28"/>
+              </w:rPr>
+              <w:lastRenderedPageBreak/>
+              <w:t xml:space="preserve">Reunión entre usuarios, analistas y desarrolladores </w:t>
+            </w:r>
+            <w:r>
+              <w:rPr>
+                <w:sz w:val="28"/>
+              </w:rPr>
+              <w:lastRenderedPageBreak/>
+              <w:t>para definir los requisitos de un sistema de inventario.</w:t>
             </w:r>
           </w:p>
         </w:tc>
@@ -9888,8 +11208,16 @@
           <w:p>
             <w:pPr>
               <w:pStyle w:val="TextoTablas"/>
-            </w:pPr>
-            <w:r>
+              <w:spacing w:line="360" w:lineRule="auto"/>
+              <w:rPr>
+                <w:sz w:val="28"/>
+              </w:rPr>
+            </w:pPr>
+            <w:r>
+              <w:rPr>
+                <w:sz w:val="28"/>
+              </w:rPr>
+              <w:lastRenderedPageBreak/>
               <w:t>Análisis de documentos.</w:t>
             </w:r>
           </w:p>
@@ -9901,8 +11229,15 @@
           <w:p>
             <w:pPr>
               <w:pStyle w:val="TextoTablas"/>
-            </w:pPr>
-            <w:r>
+              <w:spacing w:line="360" w:lineRule="auto"/>
+              <w:rPr>
+                <w:sz w:val="28"/>
+              </w:rPr>
+            </w:pPr>
+            <w:r>
+              <w:rPr>
+                <w:sz w:val="28"/>
+              </w:rPr>
               <w:t>Revisión de documentos existentes que describen procesos, normas o procedimientos relacionados con el sistema.</w:t>
             </w:r>
           </w:p>
@@ -9914,8 +11249,15 @@
           <w:p>
             <w:pPr>
               <w:pStyle w:val="TextoTablas"/>
-            </w:pPr>
-            <w:r>
+              <w:spacing w:line="360" w:lineRule="auto"/>
+              <w:rPr>
+                <w:sz w:val="28"/>
+              </w:rPr>
+            </w:pPr>
+            <w:r>
+              <w:rPr>
+                <w:sz w:val="28"/>
+              </w:rPr>
               <w:t>Analizar manuales de procedimientos o reglamentos institucionales.</w:t>
             </w:r>
           </w:p>
@@ -9929,8 +11271,15 @@
           <w:p>
             <w:pPr>
               <w:pStyle w:val="TextoTablas"/>
-            </w:pPr>
-            <w:r>
+              <w:spacing w:line="360" w:lineRule="auto"/>
+              <w:rPr>
+                <w:sz w:val="28"/>
+              </w:rPr>
+            </w:pPr>
+            <w:r>
+              <w:rPr>
+                <w:sz w:val="28"/>
+              </w:rPr>
               <w:t>Prototipado.</w:t>
             </w:r>
           </w:p>
@@ -9942,8 +11291,15 @@
           <w:p>
             <w:pPr>
               <w:pStyle w:val="TextoTablas"/>
-            </w:pPr>
-            <w:r>
+              <w:spacing w:line="360" w:lineRule="auto"/>
+              <w:rPr>
+                <w:sz w:val="28"/>
+              </w:rPr>
+            </w:pPr>
+            <w:r>
+              <w:rPr>
+                <w:sz w:val="28"/>
+              </w:rPr>
               <w:t>Creación de representaciones preliminares del sistema que permiten a los usuarios visualizar funcionalidades y proponer mejoras.</w:t>
             </w:r>
           </w:p>
@@ -9955,8 +11311,15 @@
           <w:p>
             <w:pPr>
               <w:pStyle w:val="TextoTablas"/>
-            </w:pPr>
-            <w:r>
+              <w:spacing w:line="360" w:lineRule="auto"/>
+              <w:rPr>
+                <w:sz w:val="28"/>
+              </w:rPr>
+            </w:pPr>
+            <w:r>
+              <w:rPr>
+                <w:sz w:val="28"/>
+              </w:rPr>
               <w:t>Presentar un prototipo de interfaz para validar cómo se registrará la información en el sistema.</w:t>
             </w:r>
           </w:p>
@@ -9971,7 +11334,6 @@
       <w:r>
         <w:rPr>
           <w:rStyle w:val="Extranjerismo"/>
-          <w:lang w:val="es-CO"/>
         </w:rPr>
         <w:t>software</w:t>
       </w:r>
@@ -9986,6 +11348,7 @@
       </w:pPr>
       <w:bookmarkStart w:id="31" w:name="_Toc235515544"/>
       <w:r>
+        <w:lastRenderedPageBreak/>
         <w:t>Instrumentos de recolección de información</w:t>
       </w:r>
       <w:bookmarkEnd w:id="31"/>
@@ -10036,8 +11399,15 @@
           <w:p>
             <w:pPr>
               <w:pStyle w:val="TextoTablas"/>
-            </w:pPr>
-            <w:r>
+              <w:spacing w:line="360" w:lineRule="auto"/>
+              <w:rPr>
+                <w:sz w:val="28"/>
+              </w:rPr>
+            </w:pPr>
+            <w:r>
+              <w:rPr>
+                <w:sz w:val="28"/>
+              </w:rPr>
               <w:t>Instrumento</w:t>
             </w:r>
           </w:p>
@@ -10049,8 +11419,15 @@
           <w:p>
             <w:pPr>
               <w:pStyle w:val="TextoTablas"/>
-            </w:pPr>
-            <w:r>
+              <w:spacing w:line="360" w:lineRule="auto"/>
+              <w:rPr>
+                <w:sz w:val="28"/>
+              </w:rPr>
+            </w:pPr>
+            <w:r>
+              <w:rPr>
+                <w:sz w:val="28"/>
+              </w:rPr>
               <w:t>Descripción</w:t>
             </w:r>
           </w:p>
@@ -10062,8 +11439,15 @@
           <w:p>
             <w:pPr>
               <w:pStyle w:val="TextoTablas"/>
-            </w:pPr>
-            <w:r>
+              <w:spacing w:line="360" w:lineRule="auto"/>
+              <w:rPr>
+                <w:sz w:val="28"/>
+              </w:rPr>
+            </w:pPr>
+            <w:r>
+              <w:rPr>
+                <w:sz w:val="28"/>
+              </w:rPr>
               <w:t>Ejemplo de uso</w:t>
             </w:r>
           </w:p>
@@ -10080,8 +11464,15 @@
           <w:p>
             <w:pPr>
               <w:pStyle w:val="TextoTablas"/>
-            </w:pPr>
-            <w:r>
+              <w:spacing w:line="360" w:lineRule="auto"/>
+              <w:rPr>
+                <w:sz w:val="28"/>
+              </w:rPr>
+            </w:pPr>
+            <w:r>
+              <w:rPr>
+                <w:sz w:val="28"/>
+              </w:rPr>
               <w:t>Guion de entrevista.</w:t>
             </w:r>
           </w:p>
@@ -10093,9 +11484,23 @@
           <w:p>
             <w:pPr>
               <w:pStyle w:val="TextoTablas"/>
-            </w:pPr>
-            <w:r>
-              <w:t>Documento que contiene las preguntas previamente estructuradas que guían el desarrollo de una entrevista con usuarios o expertos. Permite asegurar que se aborden todos los temas relevantes para el proyecto.</w:t>
+              <w:spacing w:line="360" w:lineRule="auto"/>
+              <w:rPr>
+                <w:sz w:val="28"/>
+              </w:rPr>
+            </w:pPr>
+            <w:r>
+              <w:rPr>
+                <w:sz w:val="28"/>
+              </w:rPr>
+              <w:t xml:space="preserve">Documento que contiene las preguntas previamente estructuradas que guían el desarrollo de una entrevista con usuarios o expertos. Permite asegurar que se aborden todos </w:t>
+            </w:r>
+            <w:r>
+              <w:rPr>
+                <w:sz w:val="28"/>
+              </w:rPr>
+              <w:lastRenderedPageBreak/>
+              <w:t>los temas relevantes para el proyecto.</w:t>
             </w:r>
           </w:p>
         </w:tc>
@@ -10106,8 +11511,16 @@
           <w:p>
             <w:pPr>
               <w:pStyle w:val="TextoTablas"/>
-            </w:pPr>
-            <w:r>
+              <w:spacing w:line="360" w:lineRule="auto"/>
+              <w:rPr>
+                <w:sz w:val="28"/>
+              </w:rPr>
+            </w:pPr>
+            <w:r>
+              <w:rPr>
+                <w:sz w:val="28"/>
+              </w:rPr>
+              <w:lastRenderedPageBreak/>
               <w:t>Lista de preguntas preparada para entrevistar al responsable de un proceso administrativo dentro de una organización.</w:t>
             </w:r>
           </w:p>
@@ -10121,8 +11534,15 @@
           <w:p>
             <w:pPr>
               <w:pStyle w:val="TextoTablas"/>
-            </w:pPr>
-            <w:r>
+              <w:spacing w:line="360" w:lineRule="auto"/>
+              <w:rPr>
+                <w:sz w:val="28"/>
+              </w:rPr>
+            </w:pPr>
+            <w:r>
+              <w:rPr>
+                <w:sz w:val="28"/>
+              </w:rPr>
               <w:t>Cuestionario.</w:t>
             </w:r>
           </w:p>
@@ -10134,8 +11554,15 @@
           <w:p>
             <w:pPr>
               <w:pStyle w:val="TextoTablas"/>
-            </w:pPr>
-            <w:r>
+              <w:spacing w:line="360" w:lineRule="auto"/>
+              <w:rPr>
+                <w:sz w:val="28"/>
+              </w:rPr>
+            </w:pPr>
+            <w:r>
+              <w:rPr>
+                <w:sz w:val="28"/>
+              </w:rPr>
               <w:t>Conjunto organizado de preguntas que se aplican a un grupo de personas con el fin de recopilar información de manera sistemática. Puede incluir preguntas abiertas o cerradas.</w:t>
             </w:r>
           </w:p>
@@ -10147,8 +11574,15 @@
           <w:p>
             <w:pPr>
               <w:pStyle w:val="TextoTablas"/>
-            </w:pPr>
-            <w:r>
+              <w:spacing w:line="360" w:lineRule="auto"/>
+              <w:rPr>
+                <w:sz w:val="28"/>
+              </w:rPr>
+            </w:pPr>
+            <w:r>
+              <w:rPr>
+                <w:sz w:val="28"/>
+              </w:rPr>
               <w:t>Formulario aplicado a los usuarios de un sistema para identificar dificultades en el uso de una plataforma.</w:t>
             </w:r>
           </w:p>
@@ -10165,8 +11599,15 @@
           <w:p>
             <w:pPr>
               <w:pStyle w:val="TextoTablas"/>
-            </w:pPr>
-            <w:r>
+              <w:spacing w:line="360" w:lineRule="auto"/>
+              <w:rPr>
+                <w:sz w:val="28"/>
+              </w:rPr>
+            </w:pPr>
+            <w:r>
+              <w:rPr>
+                <w:sz w:val="28"/>
+              </w:rPr>
               <w:t>Lista de chequeo.</w:t>
             </w:r>
           </w:p>
@@ -10178,8 +11619,15 @@
           <w:p>
             <w:pPr>
               <w:pStyle w:val="TextoTablas"/>
-            </w:pPr>
-            <w:r>
+              <w:spacing w:line="360" w:lineRule="auto"/>
+              <w:rPr>
+                <w:sz w:val="28"/>
+              </w:rPr>
+            </w:pPr>
+            <w:r>
+              <w:rPr>
+                <w:sz w:val="28"/>
+              </w:rPr>
               <w:t>Herramienta que permite verificar si determinados aspectos, requisitos o condiciones se cumplen dentro de un proceso o sistema.</w:t>
             </w:r>
           </w:p>
@@ -10191,8 +11639,15 @@
           <w:p>
             <w:pPr>
               <w:pStyle w:val="TextoTablas"/>
-            </w:pPr>
-            <w:r>
+              <w:spacing w:line="360" w:lineRule="auto"/>
+              <w:rPr>
+                <w:sz w:val="28"/>
+              </w:rPr>
+            </w:pPr>
+            <w:r>
+              <w:rPr>
+                <w:sz w:val="28"/>
+              </w:rPr>
               <w:t>Lista utilizada para confirmar que un sistema cumple con determinados requisitos funcionales o de seguridad.</w:t>
             </w:r>
           </w:p>
@@ -10206,8 +11661,15 @@
           <w:p>
             <w:pPr>
               <w:pStyle w:val="TextoTablas"/>
-            </w:pPr>
-            <w:r>
+              <w:spacing w:line="360" w:lineRule="auto"/>
+              <w:rPr>
+                <w:sz w:val="28"/>
+              </w:rPr>
+            </w:pPr>
+            <w:r>
+              <w:rPr>
+                <w:sz w:val="28"/>
+              </w:rPr>
               <w:t>Acta de reunión.</w:t>
             </w:r>
           </w:p>
@@ -10219,8 +11681,15 @@
           <w:p>
             <w:pPr>
               <w:pStyle w:val="TextoTablas"/>
-            </w:pPr>
-            <w:r>
+              <w:spacing w:line="360" w:lineRule="auto"/>
+              <w:rPr>
+                <w:sz w:val="28"/>
+              </w:rPr>
+            </w:pPr>
+            <w:r>
+              <w:rPr>
+                <w:sz w:val="28"/>
+              </w:rPr>
               <w:t>Documento que registra la información discutida durante una reunión, incluyendo acuerdos, decisiones y tareas asignadas a los participantes.</w:t>
             </w:r>
           </w:p>
@@ -10232,8 +11701,15 @@
           <w:p>
             <w:pPr>
               <w:pStyle w:val="TextoTablas"/>
-            </w:pPr>
-            <w:r>
+              <w:spacing w:line="360" w:lineRule="auto"/>
+              <w:rPr>
+                <w:sz w:val="28"/>
+              </w:rPr>
+            </w:pPr>
+            <w:r>
+              <w:rPr>
+                <w:sz w:val="28"/>
+              </w:rPr>
               <w:t>Registro de una reunión entre el cliente y el equipo de desarrollo para definir funcionalidades del sistema.</w:t>
             </w:r>
           </w:p>
@@ -10243,12 +11719,12 @@
     <w:p/>
     <w:p>
       <w:r>
+        <w:lastRenderedPageBreak/>
         <w:t xml:space="preserve">La utilización de estos instrumentos facilita la organización de la información obtenida durante el proceso de elicitación, permite mantener una trazabilidad de los requisitos identificados y contribuye a mejorar la comunicación entre los diferentes actores involucrados en el desarrollo del </w:t>
       </w:r>
       <w:r>
         <w:rPr>
           <w:rStyle w:val="Extranjerismo"/>
-          <w:lang w:val="es-CO"/>
         </w:rPr>
         <w:t>software</w:t>
       </w:r>
@@ -10274,7 +11750,6 @@
       <w:r>
         <w:rPr>
           <w:rStyle w:val="Extranjerismo"/>
-          <w:lang w:val="es-CO"/>
         </w:rPr>
         <w:t>software</w:t>
       </w:r>
@@ -10284,7 +11759,6 @@
       <w:r>
         <w:rPr>
           <w:rStyle w:val="Extranjerismo"/>
-          <w:lang w:val="es-CO"/>
         </w:rPr>
         <w:t xml:space="preserve">software </w:t>
       </w:r>
@@ -10299,7 +11773,6 @@
       <w:r>
         <w:rPr>
           <w:rStyle w:val="Extranjerismo"/>
-          <w:lang w:val="es-CO"/>
         </w:rPr>
         <w:t>software</w:t>
       </w:r>
@@ -10312,8 +11785,11 @@
         <w:t>En la actualidad, la ingeniería de requisitos establece un conjunto de principios que orientan la forma en que debe realizarse la elicitación para obtener información clara, completa y verificable.</w:t>
       </w:r>
     </w:p>
-    <w:p>
-      <w:r>
+    <w:p/>
+    <w:p/>
+    <w:p>
+      <w:r>
+        <w:lastRenderedPageBreak/>
         <w:t>Entre los principales principios y buenas prácticas se destacan los siguientes:</w:t>
       </w:r>
     </w:p>
@@ -10470,6 +11946,7 @@
         <w:rPr>
           <w:b/>
         </w:rPr>
+        <w:lastRenderedPageBreak/>
         <w:t>Gestionar los cambios de manera controlada</w:t>
       </w:r>
     </w:p>
@@ -10485,7 +11962,6 @@
       <w:r>
         <w:rPr>
           <w:rStyle w:val="Extranjerismo"/>
-          <w:lang w:val="es-CO"/>
         </w:rPr>
         <w:t xml:space="preserve">software </w:t>
       </w:r>
@@ -10495,7 +11971,6 @@
       <w:r>
         <w:rPr>
           <w:rStyle w:val="Extranjerismo"/>
-          <w:lang w:val="es-CO"/>
         </w:rPr>
         <w:t>software</w:t>
       </w:r>
@@ -10518,6 +11993,7 @@
       </w:pPr>
       <w:bookmarkStart w:id="33" w:name="_Toc235515546"/>
       <w:r>
+        <w:lastRenderedPageBreak/>
         <w:t>Roles en la ingeniería de requisitos</w:t>
       </w:r>
       <w:bookmarkEnd w:id="33"/>
@@ -10529,7 +12005,6 @@
       <w:r>
         <w:rPr>
           <w:rStyle w:val="Extranjerismo"/>
-          <w:lang w:val="es-CO"/>
         </w:rPr>
         <w:t>software</w:t>
       </w:r>
@@ -10549,12 +12024,17 @@
       <w:r>
         <w:rPr>
           <w:rStyle w:val="Extranjerismo"/>
-          <w:lang w:val="es-CO"/>
         </w:rPr>
         <w:t>software</w:t>
       </w:r>
       <w:r>
-        <w:t>, estos roles pueden ser desempeñados por una o varias personas dependiendo del tamaño del proyecto, la organización del equipo y la metodología de desarrollo utilizada. En algunos casos, una misma persona puede asumir más de un rol, especialmente en proyectos pequeños o equipos reducidos.</w:t>
+        <w:t>, estos roles pueden ser desempeñados por una o varias personas</w:t>
+      </w:r>
+      <w:r>
+        <w:t>,</w:t>
+      </w:r>
+      <w:r>
+        <w:t xml:space="preserve"> dependiendo del tamaño del proyecto, la organización del equipo y la metodología de desarrollo utilizada. En algunos casos, una misma persona puede asumir más de un rol, especialmente en proyectos pequeños o equipos reducidos.</w:t>
       </w:r>
     </w:p>
     <w:p>
@@ -10566,15 +12046,12 @@
       <w:r>
         <w:t xml:space="preserve">Entre los principales roles que intervienen en la ingeniería de requisitos se encuentran los usuarios y actores del sistema, las partes interesadas o </w:t>
       </w:r>
-      <w:proofErr w:type="spellStart"/>
       <w:r>
         <w:rPr>
           <w:rStyle w:val="Extranjerismo"/>
-          <w:lang w:val="es-CO"/>
         </w:rPr>
         <w:t>stakeholders</w:t>
       </w:r>
-      <w:proofErr w:type="spellEnd"/>
       <w:r>
         <w:t>, el cliente líder o dueño del producto y el equipo de desarrollo junto con el analista de requisitos. Cada uno de estos participantes cumple funciones específicas que contribuyen al éxito del proceso de definición y gestión de requisitos.</w:t>
       </w:r>
@@ -10624,7 +12101,6 @@
       <w:r>
         <w:rPr>
           <w:rStyle w:val="Extranjerismo"/>
-          <w:lang w:val="es-CO"/>
         </w:rPr>
         <w:t xml:space="preserve">software </w:t>
       </w:r>
@@ -10634,7 +12110,6 @@
       <w:r>
         <w:rPr>
           <w:rStyle w:val="Extranjerismo"/>
-          <w:lang w:val="es-CO"/>
         </w:rPr>
         <w:t>software</w:t>
       </w:r>
@@ -10664,7 +12139,6 @@
       <w:r>
         <w:rPr>
           <w:rStyle w:val="Extranjerismo"/>
-          <w:lang w:val="es-CO"/>
         </w:rPr>
         <w:t xml:space="preserve">software </w:t>
       </w:r>
@@ -10693,6 +12167,7 @@
         </w:numPr>
       </w:pPr>
       <w:r>
+        <w:lastRenderedPageBreak/>
         <w:t>Sistemas externos, como plataformas de pago, servicios de autenticación o sistemas de información de otras organizaciones.</w:t>
       </w:r>
     </w:p>
@@ -10742,22 +12217,18 @@
       <w:r>
         <w:rPr>
           <w:rStyle w:val="Extranjerismo"/>
-          <w:lang w:val="es-CO"/>
         </w:rPr>
         <w:t>software</w:t>
       </w:r>
       <w:r>
         <w:t xml:space="preserve">, los </w:t>
       </w:r>
-      <w:proofErr w:type="spellStart"/>
       <w:r>
         <w:rPr>
           <w:rStyle w:val="Extranjerismo"/>
-          <w:lang w:val="es-CO"/>
         </w:rPr>
         <w:t>stakeholders</w:t>
       </w:r>
-      <w:proofErr w:type="spellEnd"/>
       <w:r>
         <w:t xml:space="preserve"> o partes interesadas corresponden a todas las personas, grupos u organizaciones que tienen algún interés en el sistema o que pueden verse afectados por su desarrollo, implementación o funcionamiento. Su participación resulta fundamental durante la ingeniería de requisitos, ya que proporcionan información clave sobre las necesidades del negocio, las restricciones del proyecto y las expectativas del sistema.</w:t>
       </w:r>
@@ -10766,39 +12237,36 @@
       <w:r>
         <w:t xml:space="preserve">Las partes interesadas no siempre utilizan directamente el sistema, pero influyen en las decisiones relacionadas con su diseño, alcance y funcionamiento. Por esta razón, identificar a los </w:t>
       </w:r>
-      <w:proofErr w:type="spellStart"/>
       <w:r>
         <w:rPr>
           <w:rStyle w:val="Extranjerismo"/>
-          <w:lang w:val="es-CO"/>
         </w:rPr>
         <w:t>stakeholders</w:t>
       </w:r>
-      <w:proofErr w:type="spellEnd"/>
-      <w:r>
-        <w:t xml:space="preserve"> desde las etapas iniciales del proyecto permite comprender mejor el contexto organizacional y reducir riesgos asociados a requisitos incompletos o mal interpretados.</w:t>
+      <w:r>
+        <w:t xml:space="preserve"> desde las etapas iniciales del proyecto permite </w:t>
+      </w:r>
+      <w:r>
+        <w:lastRenderedPageBreak/>
+        <w:t>comprender mejor el contexto organizacional y reducir riesgos asociados a requisitos incompletos o mal interpretados.</w:t>
       </w:r>
     </w:p>
     <w:p>
       <w:r>
         <w:t xml:space="preserve">Entre los principales tipos de </w:t>
       </w:r>
-      <w:proofErr w:type="spellStart"/>
       <w:r>
         <w:rPr>
           <w:rStyle w:val="Extranjerismo"/>
-          <w:lang w:val="es-CO"/>
         </w:rPr>
         <w:t>stakeholders</w:t>
       </w:r>
-      <w:proofErr w:type="spellEnd"/>
       <w:r>
         <w:t xml:space="preserve"> que pueden participar en un proyecto de </w:t>
       </w:r>
       <w:r>
         <w:rPr>
           <w:rStyle w:val="Extranjerismo"/>
-          <w:lang w:val="es-CO"/>
         </w:rPr>
         <w:t xml:space="preserve">software </w:t>
       </w:r>
@@ -10859,7 +12327,6 @@
       <w:r>
         <w:rPr>
           <w:rStyle w:val="Extranjerismo"/>
-          <w:lang w:val="es-CO"/>
         </w:rPr>
         <w:t xml:space="preserve">software </w:t>
       </w:r>
@@ -10895,22 +12362,18 @@
       <w:r>
         <w:t xml:space="preserve">La correcta identificación y gestión de los </w:t>
       </w:r>
-      <w:proofErr w:type="spellStart"/>
       <w:r>
         <w:rPr>
           <w:rStyle w:val="Extranjerismo"/>
-          <w:lang w:val="es-CO"/>
         </w:rPr>
         <w:t>stakeholders</w:t>
       </w:r>
-      <w:proofErr w:type="spellEnd"/>
       <w:r>
         <w:t xml:space="preserve"> permite establecer canales de comunicación efectivos y asegurar que las necesidades del negocio se reflejen adecuadamente en los requisitos del sistema. Además, facilita la validación de los resultados obtenidos durante el desarrollo del </w:t>
       </w:r>
       <w:r>
         <w:rPr>
           <w:rStyle w:val="Extranjerismo"/>
-          <w:lang w:val="es-CO"/>
         </w:rPr>
         <w:t>software</w:t>
       </w:r>
@@ -10922,17 +12385,18 @@
       <w:r>
         <w:t xml:space="preserve">En muchos proyectos de ingeniería de requisitos se recomienda elaborar una matriz de </w:t>
       </w:r>
-      <w:proofErr w:type="spellStart"/>
       <w:r>
         <w:rPr>
           <w:rStyle w:val="Extranjerismo"/>
-          <w:lang w:val="es-CO"/>
         </w:rPr>
         <w:t>stakeholders</w:t>
       </w:r>
-      <w:proofErr w:type="spellEnd"/>
-      <w:r>
-        <w:t>, herramienta que permite identificar a cada parte interesada, su nivel de influencia en el proyecto, sus expectativas y el tipo de participación que tendrá durante el proceso de desarrollo del sistema.</w:t>
+      <w:r>
+        <w:t xml:space="preserve">, herramienta que permite identificar a cada parte interesada, </w:t>
+      </w:r>
+      <w:r>
+        <w:lastRenderedPageBreak/>
+        <w:t>su nivel de influencia en el proyecto, sus expectativas y el tipo de participación que tendrá durante el proceso de desarrollo del sistema.</w:t>
       </w:r>
     </w:p>
     <w:p>
@@ -10942,22 +12406,18 @@
       <w:r>
         <w:t xml:space="preserve">Ejemplo de matriz de </w:t>
       </w:r>
-      <w:proofErr w:type="spellStart"/>
       <w:r>
         <w:rPr>
           <w:rStyle w:val="Extranjerismo"/>
-          <w:lang w:val="es-CO"/>
         </w:rPr>
         <w:t>stakeholders</w:t>
       </w:r>
-      <w:proofErr w:type="spellEnd"/>
       <w:r>
         <w:t xml:space="preserve"> en un proyecto de </w:t>
       </w:r>
       <w:r>
         <w:rPr>
           <w:rStyle w:val="Extranjerismo"/>
-          <w:lang w:val="es-CO"/>
         </w:rPr>
         <w:t>software</w:t>
       </w:r>
@@ -10969,11 +12429,11 @@
         <w:tblLook w:val="04A0" w:firstRow="1" w:lastRow="0" w:firstColumn="1" w:lastColumn="0" w:noHBand="0" w:noVBand="1"/>
       </w:tblPr>
       <w:tblGrid>
-        <w:gridCol w:w="1975"/>
-        <w:gridCol w:w="2135"/>
-        <w:gridCol w:w="1925"/>
-        <w:gridCol w:w="1914"/>
-        <w:gridCol w:w="2013"/>
+        <w:gridCol w:w="1974"/>
+        <w:gridCol w:w="2141"/>
+        <w:gridCol w:w="1409"/>
+        <w:gridCol w:w="1842"/>
+        <w:gridCol w:w="2596"/>
       </w:tblGrid>
       <w:tr>
         <w:trPr>
@@ -10982,18 +12442,21 @@
         </w:trPr>
         <w:tc>
           <w:tcPr>
-            <w:tcW w:w="1975" w:type="dxa"/>
-          </w:tcPr>
-          <w:p>
-            <w:pPr>
-              <w:pStyle w:val="TextoTablas"/>
+            <w:tcW w:w="1974" w:type="dxa"/>
+          </w:tcPr>
+          <w:p>
+            <w:pPr>
+              <w:pStyle w:val="TextoTablas"/>
+              <w:spacing w:line="360" w:lineRule="auto"/>
               <w:rPr>
                 <w:rStyle w:val="Extranjerismo"/>
+                <w:sz w:val="28"/>
               </w:rPr>
             </w:pPr>
             <w:r>
               <w:rPr>
                 <w:rStyle w:val="Extranjerismo"/>
+                <w:sz w:val="28"/>
               </w:rPr>
               <w:t>Stakeholder</w:t>
             </w:r>
@@ -11001,52 +12464,80 @@
         </w:tc>
         <w:tc>
           <w:tcPr>
-            <w:tcW w:w="2135" w:type="dxa"/>
-          </w:tcPr>
-          <w:p>
-            <w:pPr>
-              <w:pStyle w:val="TextoTablas"/>
-            </w:pPr>
-            <w:r>
+            <w:tcW w:w="2141" w:type="dxa"/>
+          </w:tcPr>
+          <w:p>
+            <w:pPr>
+              <w:pStyle w:val="TextoTablas"/>
+              <w:spacing w:line="360" w:lineRule="auto"/>
+              <w:rPr>
+                <w:sz w:val="28"/>
+              </w:rPr>
+            </w:pPr>
+            <w:r>
+              <w:rPr>
+                <w:sz w:val="28"/>
+              </w:rPr>
               <w:t>Rol o relación con el sistema</w:t>
             </w:r>
           </w:p>
         </w:tc>
         <w:tc>
           <w:tcPr>
-            <w:tcW w:w="1925" w:type="dxa"/>
-          </w:tcPr>
-          <w:p>
-            <w:pPr>
-              <w:pStyle w:val="TextoTablas"/>
-            </w:pPr>
-            <w:r>
+            <w:tcW w:w="1409" w:type="dxa"/>
+          </w:tcPr>
+          <w:p>
+            <w:pPr>
+              <w:pStyle w:val="TextoTablas"/>
+              <w:spacing w:line="360" w:lineRule="auto"/>
+              <w:rPr>
+                <w:sz w:val="28"/>
+              </w:rPr>
+            </w:pPr>
+            <w:r>
+              <w:rPr>
+                <w:sz w:val="28"/>
+              </w:rPr>
               <w:t>Nivel de influencia</w:t>
             </w:r>
           </w:p>
         </w:tc>
         <w:tc>
           <w:tcPr>
-            <w:tcW w:w="1914" w:type="dxa"/>
-          </w:tcPr>
-          <w:p>
-            <w:pPr>
-              <w:pStyle w:val="TextoTablas"/>
-            </w:pPr>
-            <w:r>
+            <w:tcW w:w="1842" w:type="dxa"/>
+          </w:tcPr>
+          <w:p>
+            <w:pPr>
+              <w:pStyle w:val="TextoTablas"/>
+              <w:spacing w:line="360" w:lineRule="auto"/>
+              <w:rPr>
+                <w:sz w:val="28"/>
+              </w:rPr>
+            </w:pPr>
+            <w:r>
+              <w:rPr>
+                <w:sz w:val="28"/>
+              </w:rPr>
               <w:t>Interés en el proyecto</w:t>
             </w:r>
           </w:p>
         </w:tc>
         <w:tc>
           <w:tcPr>
-            <w:tcW w:w="2013" w:type="dxa"/>
-          </w:tcPr>
-          <w:p>
-            <w:pPr>
-              <w:pStyle w:val="TextoTablas"/>
-            </w:pPr>
-            <w:r>
+            <w:tcW w:w="2596" w:type="dxa"/>
+          </w:tcPr>
+          <w:p>
+            <w:pPr>
+              <w:pStyle w:val="TextoTablas"/>
+              <w:spacing w:line="360" w:lineRule="auto"/>
+              <w:rPr>
+                <w:sz w:val="28"/>
+              </w:rPr>
+            </w:pPr>
+            <w:r>
+              <w:rPr>
+                <w:sz w:val="28"/>
+              </w:rPr>
               <w:t>Forma de participación</w:t>
             </w:r>
           </w:p>
@@ -11058,65 +12549,100 @@
         </w:trPr>
         <w:tc>
           <w:tcPr>
-            <w:tcW w:w="1975" w:type="dxa"/>
-          </w:tcPr>
-          <w:p>
-            <w:pPr>
-              <w:pStyle w:val="TextoTablas"/>
-            </w:pPr>
-            <w:r>
+            <w:tcW w:w="1974" w:type="dxa"/>
+          </w:tcPr>
+          <w:p>
+            <w:pPr>
+              <w:pStyle w:val="TextoTablas"/>
+              <w:spacing w:line="360" w:lineRule="auto"/>
+              <w:rPr>
+                <w:sz w:val="28"/>
+              </w:rPr>
+            </w:pPr>
+            <w:r>
+              <w:rPr>
+                <w:sz w:val="28"/>
+              </w:rPr>
               <w:t>Cliente o patrocinador.</w:t>
             </w:r>
           </w:p>
         </w:tc>
         <w:tc>
           <w:tcPr>
-            <w:tcW w:w="2135" w:type="dxa"/>
-          </w:tcPr>
-          <w:p>
-            <w:pPr>
-              <w:pStyle w:val="TextoTablas"/>
-            </w:pPr>
-            <w:r>
+            <w:tcW w:w="2141" w:type="dxa"/>
+          </w:tcPr>
+          <w:p>
+            <w:pPr>
+              <w:pStyle w:val="TextoTablas"/>
+              <w:spacing w:line="360" w:lineRule="auto"/>
+              <w:rPr>
+                <w:sz w:val="28"/>
+              </w:rPr>
+            </w:pPr>
+            <w:r>
+              <w:rPr>
+                <w:sz w:val="28"/>
+              </w:rPr>
               <w:t>Solicita y financia el desarrollo del sistema.</w:t>
             </w:r>
           </w:p>
         </w:tc>
         <w:tc>
           <w:tcPr>
-            <w:tcW w:w="1925" w:type="dxa"/>
-          </w:tcPr>
-          <w:p>
-            <w:pPr>
-              <w:pStyle w:val="TextoTablas"/>
-            </w:pPr>
-            <w:r>
+            <w:tcW w:w="1409" w:type="dxa"/>
+          </w:tcPr>
+          <w:p>
+            <w:pPr>
+              <w:pStyle w:val="TextoTablas"/>
+              <w:spacing w:line="360" w:lineRule="auto"/>
+              <w:rPr>
+                <w:sz w:val="28"/>
+              </w:rPr>
+            </w:pPr>
+            <w:r>
+              <w:rPr>
+                <w:sz w:val="28"/>
+              </w:rPr>
               <w:t>Alto</w:t>
             </w:r>
           </w:p>
         </w:tc>
         <w:tc>
           <w:tcPr>
-            <w:tcW w:w="1914" w:type="dxa"/>
-          </w:tcPr>
-          <w:p>
-            <w:pPr>
-              <w:pStyle w:val="TextoTablas"/>
-            </w:pPr>
-            <w:r>
+            <w:tcW w:w="1842" w:type="dxa"/>
+          </w:tcPr>
+          <w:p>
+            <w:pPr>
+              <w:pStyle w:val="TextoTablas"/>
+              <w:spacing w:line="360" w:lineRule="auto"/>
+              <w:rPr>
+                <w:sz w:val="28"/>
+              </w:rPr>
+            </w:pPr>
+            <w:r>
+              <w:rPr>
+                <w:sz w:val="28"/>
+              </w:rPr>
               <w:t>Alto</w:t>
             </w:r>
           </w:p>
         </w:tc>
         <w:tc>
           <w:tcPr>
-            <w:tcW w:w="2013" w:type="dxa"/>
-          </w:tcPr>
-          <w:p>
-            <w:pPr>
-              <w:pStyle w:val="TextoTablas"/>
-            </w:pPr>
-            <w:r>
+            <w:tcW w:w="2596" w:type="dxa"/>
+          </w:tcPr>
+          <w:p>
+            <w:pPr>
+              <w:pStyle w:val="TextoTablas"/>
+              <w:spacing w:line="360" w:lineRule="auto"/>
+              <w:rPr>
+                <w:sz w:val="28"/>
+              </w:rPr>
+            </w:pPr>
+            <w:r>
+              <w:rPr>
+                <w:sz w:val="28"/>
+              </w:rPr>
               <w:t>Define objetivos, aprueba requisitos y valida entregables.</w:t>
             </w:r>
           </w:p>
@@ -11125,65 +12651,100 @@
       <w:tr>
         <w:tc>
           <w:tcPr>
-            <w:tcW w:w="1975" w:type="dxa"/>
-          </w:tcPr>
-          <w:p>
-            <w:pPr>
-              <w:pStyle w:val="TextoTablas"/>
-            </w:pPr>
-            <w:r>
+            <w:tcW w:w="1974" w:type="dxa"/>
+          </w:tcPr>
+          <w:p>
+            <w:pPr>
+              <w:pStyle w:val="TextoTablas"/>
+              <w:spacing w:line="360" w:lineRule="auto"/>
+              <w:rPr>
+                <w:sz w:val="28"/>
+              </w:rPr>
+            </w:pPr>
+            <w:r>
+              <w:rPr>
+                <w:sz w:val="28"/>
+              </w:rPr>
               <w:t>Usuarios finales.</w:t>
             </w:r>
           </w:p>
         </w:tc>
         <w:tc>
           <w:tcPr>
-            <w:tcW w:w="2135" w:type="dxa"/>
-          </w:tcPr>
-          <w:p>
-            <w:pPr>
-              <w:pStyle w:val="TextoTablas"/>
-            </w:pPr>
-            <w:r>
+            <w:tcW w:w="2141" w:type="dxa"/>
+          </w:tcPr>
+          <w:p>
+            <w:pPr>
+              <w:pStyle w:val="TextoTablas"/>
+              <w:spacing w:line="360" w:lineRule="auto"/>
+              <w:rPr>
+                <w:sz w:val="28"/>
+              </w:rPr>
+            </w:pPr>
+            <w:r>
+              <w:rPr>
+                <w:sz w:val="28"/>
+              </w:rPr>
               <w:t>Utilizan el sistema en sus actividades diarias.</w:t>
             </w:r>
           </w:p>
         </w:tc>
         <w:tc>
           <w:tcPr>
-            <w:tcW w:w="1925" w:type="dxa"/>
-          </w:tcPr>
-          <w:p>
-            <w:pPr>
-              <w:pStyle w:val="TextoTablas"/>
-            </w:pPr>
-            <w:r>
+            <w:tcW w:w="1409" w:type="dxa"/>
+          </w:tcPr>
+          <w:p>
+            <w:pPr>
+              <w:pStyle w:val="TextoTablas"/>
+              <w:spacing w:line="360" w:lineRule="auto"/>
+              <w:rPr>
+                <w:sz w:val="28"/>
+              </w:rPr>
+            </w:pPr>
+            <w:r>
+              <w:rPr>
+                <w:sz w:val="28"/>
+              </w:rPr>
               <w:t>Medio</w:t>
             </w:r>
           </w:p>
         </w:tc>
         <w:tc>
           <w:tcPr>
-            <w:tcW w:w="1914" w:type="dxa"/>
-          </w:tcPr>
-          <w:p>
-            <w:pPr>
-              <w:pStyle w:val="TextoTablas"/>
-            </w:pPr>
-            <w:r>
+            <w:tcW w:w="1842" w:type="dxa"/>
+          </w:tcPr>
+          <w:p>
+            <w:pPr>
+              <w:pStyle w:val="TextoTablas"/>
+              <w:spacing w:line="360" w:lineRule="auto"/>
+              <w:rPr>
+                <w:sz w:val="28"/>
+              </w:rPr>
+            </w:pPr>
+            <w:r>
+              <w:rPr>
+                <w:sz w:val="28"/>
+              </w:rPr>
               <w:t>Alto</w:t>
             </w:r>
           </w:p>
         </w:tc>
         <w:tc>
           <w:tcPr>
-            <w:tcW w:w="2013" w:type="dxa"/>
-          </w:tcPr>
-          <w:p>
-            <w:pPr>
-              <w:pStyle w:val="TextoTablas"/>
-            </w:pPr>
-            <w:r>
+            <w:tcW w:w="2596" w:type="dxa"/>
+          </w:tcPr>
+          <w:p>
+            <w:pPr>
+              <w:pStyle w:val="TextoTablas"/>
+              <w:spacing w:line="360" w:lineRule="auto"/>
+              <w:rPr>
+                <w:sz w:val="28"/>
+              </w:rPr>
+            </w:pPr>
+            <w:r>
+              <w:rPr>
+                <w:sz w:val="28"/>
+              </w:rPr>
               <w:t>Proporcionan necesidades, participan en entrevistas y pruebas.</w:t>
             </w:r>
           </w:p>
@@ -11195,65 +12756,100 @@
         </w:trPr>
         <w:tc>
           <w:tcPr>
-            <w:tcW w:w="1975" w:type="dxa"/>
-          </w:tcPr>
-          <w:p>
-            <w:pPr>
-              <w:pStyle w:val="TextoTablas"/>
-            </w:pPr>
-            <w:r>
+            <w:tcW w:w="1974" w:type="dxa"/>
+          </w:tcPr>
+          <w:p>
+            <w:pPr>
+              <w:pStyle w:val="TextoTablas"/>
+              <w:spacing w:line="360" w:lineRule="auto"/>
+              <w:rPr>
+                <w:sz w:val="28"/>
+              </w:rPr>
+            </w:pPr>
+            <w:r>
+              <w:rPr>
+                <w:sz w:val="28"/>
+              </w:rPr>
               <w:t>Gerencia o directivos.</w:t>
             </w:r>
           </w:p>
         </w:tc>
         <w:tc>
           <w:tcPr>
-            <w:tcW w:w="2135" w:type="dxa"/>
-          </w:tcPr>
-          <w:p>
-            <w:pPr>
-              <w:pStyle w:val="TextoTablas"/>
-            </w:pPr>
-            <w:r>
+            <w:tcW w:w="2141" w:type="dxa"/>
+          </w:tcPr>
+          <w:p>
+            <w:pPr>
+              <w:pStyle w:val="TextoTablas"/>
+              <w:spacing w:line="360" w:lineRule="auto"/>
+              <w:rPr>
+                <w:sz w:val="28"/>
+              </w:rPr>
+            </w:pPr>
+            <w:r>
+              <w:rPr>
+                <w:sz w:val="28"/>
+              </w:rPr>
               <w:t>Toman decisiones estratégicas sobre el proyecto.</w:t>
             </w:r>
           </w:p>
         </w:tc>
         <w:tc>
           <w:tcPr>
-            <w:tcW w:w="1925" w:type="dxa"/>
-          </w:tcPr>
-          <w:p>
-            <w:pPr>
-              <w:pStyle w:val="TextoTablas"/>
-            </w:pPr>
-            <w:r>
+            <w:tcW w:w="1409" w:type="dxa"/>
+          </w:tcPr>
+          <w:p>
+            <w:pPr>
+              <w:pStyle w:val="TextoTablas"/>
+              <w:spacing w:line="360" w:lineRule="auto"/>
+              <w:rPr>
+                <w:sz w:val="28"/>
+              </w:rPr>
+            </w:pPr>
+            <w:r>
+              <w:rPr>
+                <w:sz w:val="28"/>
+              </w:rPr>
               <w:t>Alto</w:t>
             </w:r>
           </w:p>
         </w:tc>
         <w:tc>
           <w:tcPr>
-            <w:tcW w:w="1914" w:type="dxa"/>
-          </w:tcPr>
-          <w:p>
-            <w:pPr>
-              <w:pStyle w:val="TextoTablas"/>
-            </w:pPr>
-            <w:r>
+            <w:tcW w:w="1842" w:type="dxa"/>
+          </w:tcPr>
+          <w:p>
+            <w:pPr>
+              <w:pStyle w:val="TextoTablas"/>
+              <w:spacing w:line="360" w:lineRule="auto"/>
+              <w:rPr>
+                <w:sz w:val="28"/>
+              </w:rPr>
+            </w:pPr>
+            <w:r>
+              <w:rPr>
+                <w:sz w:val="28"/>
+              </w:rPr>
               <w:t>Medio</w:t>
             </w:r>
           </w:p>
         </w:tc>
         <w:tc>
           <w:tcPr>
-            <w:tcW w:w="2013" w:type="dxa"/>
-          </w:tcPr>
-          <w:p>
-            <w:pPr>
-              <w:pStyle w:val="TextoTablas"/>
-            </w:pPr>
-            <w:r>
+            <w:tcW w:w="2596" w:type="dxa"/>
+          </w:tcPr>
+          <w:p>
+            <w:pPr>
+              <w:pStyle w:val="TextoTablas"/>
+              <w:spacing w:line="360" w:lineRule="auto"/>
+              <w:rPr>
+                <w:sz w:val="28"/>
+              </w:rPr>
+            </w:pPr>
+            <w:r>
+              <w:rPr>
+                <w:sz w:val="28"/>
+              </w:rPr>
               <w:t>Revisan avances y aprueban decisiones clave.</w:t>
             </w:r>
           </w:p>
@@ -11262,66 +12858,116 @@
       <w:tr>
         <w:tc>
           <w:tcPr>
-            <w:tcW w:w="1975" w:type="dxa"/>
-          </w:tcPr>
-          <w:p>
-            <w:pPr>
-              <w:pStyle w:val="TextoTablas"/>
-            </w:pPr>
-            <w:r>
+            <w:tcW w:w="1974" w:type="dxa"/>
+          </w:tcPr>
+          <w:p>
+            <w:pPr>
+              <w:pStyle w:val="TextoTablas"/>
+              <w:spacing w:line="360" w:lineRule="auto"/>
+              <w:rPr>
+                <w:sz w:val="28"/>
+              </w:rPr>
+            </w:pPr>
+            <w:r>
+              <w:rPr>
+                <w:sz w:val="28"/>
+              </w:rPr>
               <w:t>Equipo de desarrollo.</w:t>
             </w:r>
           </w:p>
         </w:tc>
         <w:tc>
           <w:tcPr>
-            <w:tcW w:w="2135" w:type="dxa"/>
-          </w:tcPr>
-          <w:p>
-            <w:pPr>
-              <w:pStyle w:val="TextoTablas"/>
-            </w:pPr>
-            <w:r>
-              <w:t>Diseña, construye y prueba el sistema.</w:t>
-            </w:r>
-          </w:p>
-        </w:tc>
-        <w:tc>
-          <w:tcPr>
-            <w:tcW w:w="1925" w:type="dxa"/>
-          </w:tcPr>
-          <w:p>
-            <w:pPr>
-              <w:pStyle w:val="TextoTablas"/>
-            </w:pPr>
-            <w:r>
+            <w:tcW w:w="2141" w:type="dxa"/>
+          </w:tcPr>
+          <w:p>
+            <w:pPr>
+              <w:pStyle w:val="TextoTablas"/>
+              <w:spacing w:line="360" w:lineRule="auto"/>
+              <w:rPr>
+                <w:sz w:val="28"/>
+              </w:rPr>
+            </w:pPr>
+            <w:r>
+              <w:rPr>
+                <w:sz w:val="28"/>
+              </w:rPr>
+              <w:t xml:space="preserve">Diseña, construye y </w:t>
+            </w:r>
+            <w:r>
+              <w:rPr>
+                <w:sz w:val="28"/>
+              </w:rPr>
+              <w:lastRenderedPageBreak/>
+              <w:t>prueba el sistema.</w:t>
+            </w:r>
+          </w:p>
+        </w:tc>
+        <w:tc>
+          <w:tcPr>
+            <w:tcW w:w="1409" w:type="dxa"/>
+          </w:tcPr>
+          <w:p>
+            <w:pPr>
+              <w:pStyle w:val="TextoTablas"/>
+              <w:spacing w:line="360" w:lineRule="auto"/>
+              <w:rPr>
+                <w:sz w:val="28"/>
+              </w:rPr>
+            </w:pPr>
+            <w:r>
+              <w:rPr>
+                <w:sz w:val="28"/>
+              </w:rPr>
+              <w:lastRenderedPageBreak/>
               <w:t>Medio</w:t>
             </w:r>
           </w:p>
         </w:tc>
         <w:tc>
           <w:tcPr>
-            <w:tcW w:w="1914" w:type="dxa"/>
-          </w:tcPr>
-          <w:p>
-            <w:pPr>
-              <w:pStyle w:val="TextoTablas"/>
-            </w:pPr>
-            <w:r>
+            <w:tcW w:w="1842" w:type="dxa"/>
+          </w:tcPr>
+          <w:p>
+            <w:pPr>
+              <w:pStyle w:val="TextoTablas"/>
+              <w:spacing w:line="360" w:lineRule="auto"/>
+              <w:rPr>
+                <w:sz w:val="28"/>
+              </w:rPr>
+            </w:pPr>
+            <w:r>
+              <w:rPr>
+                <w:sz w:val="28"/>
+              </w:rPr>
               <w:t>Alto</w:t>
             </w:r>
           </w:p>
         </w:tc>
         <w:tc>
           <w:tcPr>
-            <w:tcW w:w="2013" w:type="dxa"/>
-          </w:tcPr>
-          <w:p>
-            <w:pPr>
-              <w:pStyle w:val="TextoTablas"/>
-            </w:pPr>
-            <w:r>
-              <w:t>Analiza requisitos, implementa funcionalidades y realiza pruebas.</w:t>
+            <w:tcW w:w="2596" w:type="dxa"/>
+          </w:tcPr>
+          <w:p>
+            <w:pPr>
+              <w:pStyle w:val="TextoTablas"/>
+              <w:spacing w:line="360" w:lineRule="auto"/>
+              <w:rPr>
+                <w:sz w:val="28"/>
+              </w:rPr>
+            </w:pPr>
+            <w:r>
+              <w:rPr>
+                <w:sz w:val="28"/>
+              </w:rPr>
+              <w:t xml:space="preserve">Analiza requisitos, implementa </w:t>
+            </w:r>
+            <w:r>
+              <w:rPr>
+                <w:sz w:val="28"/>
+              </w:rPr>
+              <w:lastRenderedPageBreak/>
+              <w:t>funcionalidades y realiza pruebas.</w:t>
             </w:r>
           </w:p>
         </w:tc>
@@ -11332,65 +12978,101 @@
         </w:trPr>
         <w:tc>
           <w:tcPr>
-            <w:tcW w:w="1975" w:type="dxa"/>
-          </w:tcPr>
-          <w:p>
-            <w:pPr>
-              <w:pStyle w:val="TextoTablas"/>
-            </w:pPr>
-            <w:r>
+            <w:tcW w:w="1974" w:type="dxa"/>
+          </w:tcPr>
+          <w:p>
+            <w:pPr>
+              <w:pStyle w:val="TextoTablas"/>
+              <w:spacing w:line="360" w:lineRule="auto"/>
+              <w:rPr>
+                <w:sz w:val="28"/>
+              </w:rPr>
+            </w:pPr>
+            <w:r>
+              <w:rPr>
+                <w:sz w:val="28"/>
+              </w:rPr>
+              <w:lastRenderedPageBreak/>
               <w:t>Área de soporte técnico.</w:t>
             </w:r>
           </w:p>
         </w:tc>
         <w:tc>
           <w:tcPr>
-            <w:tcW w:w="2135" w:type="dxa"/>
-          </w:tcPr>
-          <w:p>
-            <w:pPr>
-              <w:pStyle w:val="TextoTablas"/>
-            </w:pPr>
-            <w:r>
+            <w:tcW w:w="2141" w:type="dxa"/>
+          </w:tcPr>
+          <w:p>
+            <w:pPr>
+              <w:pStyle w:val="TextoTablas"/>
+              <w:spacing w:line="360" w:lineRule="auto"/>
+              <w:rPr>
+                <w:sz w:val="28"/>
+              </w:rPr>
+            </w:pPr>
+            <w:r>
+              <w:rPr>
+                <w:sz w:val="28"/>
+              </w:rPr>
               <w:t>Mantiene el sistema después de su implementación.</w:t>
             </w:r>
           </w:p>
         </w:tc>
         <w:tc>
           <w:tcPr>
-            <w:tcW w:w="1925" w:type="dxa"/>
-          </w:tcPr>
-          <w:p>
-            <w:pPr>
-              <w:pStyle w:val="TextoTablas"/>
-            </w:pPr>
-            <w:r>
+            <w:tcW w:w="1409" w:type="dxa"/>
+          </w:tcPr>
+          <w:p>
+            <w:pPr>
+              <w:pStyle w:val="TextoTablas"/>
+              <w:spacing w:line="360" w:lineRule="auto"/>
+              <w:rPr>
+                <w:sz w:val="28"/>
+              </w:rPr>
+            </w:pPr>
+            <w:r>
+              <w:rPr>
+                <w:sz w:val="28"/>
+              </w:rPr>
               <w:t>Bajo</w:t>
             </w:r>
           </w:p>
         </w:tc>
         <w:tc>
           <w:tcPr>
-            <w:tcW w:w="1914" w:type="dxa"/>
-          </w:tcPr>
-          <w:p>
-            <w:pPr>
-              <w:pStyle w:val="TextoTablas"/>
-            </w:pPr>
-            <w:r>
+            <w:tcW w:w="1842" w:type="dxa"/>
+          </w:tcPr>
+          <w:p>
+            <w:pPr>
+              <w:pStyle w:val="TextoTablas"/>
+              <w:spacing w:line="360" w:lineRule="auto"/>
+              <w:rPr>
+                <w:sz w:val="28"/>
+              </w:rPr>
+            </w:pPr>
+            <w:r>
+              <w:rPr>
+                <w:sz w:val="28"/>
+              </w:rPr>
               <w:t>Medio</w:t>
             </w:r>
           </w:p>
         </w:tc>
         <w:tc>
           <w:tcPr>
-            <w:tcW w:w="2013" w:type="dxa"/>
-          </w:tcPr>
-          <w:p>
-            <w:pPr>
-              <w:pStyle w:val="TextoTablas"/>
-            </w:pPr>
-            <w:r>
+            <w:tcW w:w="2596" w:type="dxa"/>
+          </w:tcPr>
+          <w:p>
+            <w:pPr>
+              <w:pStyle w:val="TextoTablas"/>
+              <w:spacing w:line="360" w:lineRule="auto"/>
+              <w:rPr>
+                <w:sz w:val="28"/>
+              </w:rPr>
+            </w:pPr>
+            <w:r>
+              <w:rPr>
+                <w:sz w:val="28"/>
+              </w:rPr>
               <w:t>Aporta información sobre mantenimiento y operación del sistema.</w:t>
             </w:r>
           </w:p>
@@ -11402,22 +13084,18 @@
       <w:r>
         <w:t xml:space="preserve">La elaboración de una matriz de </w:t>
       </w:r>
-      <w:proofErr w:type="spellStart"/>
       <w:r>
         <w:rPr>
           <w:rStyle w:val="Extranjerismo"/>
-          <w:lang w:val="es-CO"/>
         </w:rPr>
         <w:t>stakeholders</w:t>
       </w:r>
-      <w:proofErr w:type="spellEnd"/>
       <w:r>
         <w:t xml:space="preserve"> facilita la identificación de las personas clave que deben participar durante la ingeniería de requisitos. Además, permite definir estrategias de comunicación y participación adecuadas para cada grupo, lo que contribuye a mejorar la comprensión de las necesidades del sistema y a reducir riesgos durante el desarrollo del </w:t>
       </w:r>
       <w:r>
         <w:rPr>
           <w:rStyle w:val="Extranjerismo"/>
-          <w:lang w:val="es-CO"/>
         </w:rPr>
         <w:t>software</w:t>
       </w:r>
@@ -11425,6 +13103,7 @@
         <w:t>.</w:t>
       </w:r>
     </w:p>
+    <w:p/>
     <w:p>
       <w:pPr>
         <w:pStyle w:val="Ttulo2"/>
@@ -11442,7 +13121,6 @@
       <w:r>
         <w:rPr>
           <w:rStyle w:val="Extranjerismo"/>
-          <w:lang w:val="es-CO"/>
         </w:rPr>
         <w:t>software</w:t>
       </w:r>
@@ -11452,6 +13130,7 @@
     </w:p>
     <w:p>
       <w:r>
+        <w:lastRenderedPageBreak/>
         <w:t>El cliente líder corresponde a la persona o representante de la organización que solicita el desarrollo del sistema y actúa como principal punto de contacto entre el equipo de desarrollo y la entidad que requiere la solución tecnológica. Su función consiste en proporcionar información sobre el contexto del negocio, definir prioridades, validar los requisitos identificados y aprobar los entregables generados durante el proyecto.</w:t>
       </w:r>
     </w:p>
@@ -11510,7 +13189,6 @@
       <w:r>
         <w:rPr>
           <w:rStyle w:val="Extranjerismo"/>
-          <w:lang w:val="es-CO"/>
         </w:rPr>
         <w:t>software</w:t>
       </w:r>
@@ -11534,38 +13212,18 @@
       <w:r>
         <w:t>Por su parte, el dueño del producto (</w:t>
       </w:r>
-      <w:proofErr w:type="spellStart"/>
       <w:r>
         <w:rPr>
           <w:rStyle w:val="Extranjerismo"/>
-          <w:lang w:val="es-CO"/>
-        </w:rPr>
-        <w:t>product</w:t>
-      </w:r>
-      <w:proofErr w:type="spellEnd"/>
+        </w:rPr>
+        <w:t>product owner</w:t>
+      </w:r>
+      <w:r>
+        <w:t xml:space="preserve">) es un rol ampliamente utilizado en metodologías ágiles de desarrollo de </w:t>
+      </w:r>
       <w:r>
         <w:rPr>
           <w:rStyle w:val="Extranjerismo"/>
-          <w:lang w:val="es-CO"/>
-        </w:rPr>
-        <w:t xml:space="preserve"> </w:t>
-      </w:r>
-      <w:proofErr w:type="spellStart"/>
-      <w:r>
-        <w:rPr>
-          <w:rStyle w:val="Extranjerismo"/>
-          <w:lang w:val="es-CO"/>
-        </w:rPr>
-        <w:t>owner</w:t>
-      </w:r>
-      <w:proofErr w:type="spellEnd"/>
-      <w:r>
-        <w:t xml:space="preserve">) es un rol ampliamente utilizado en metodologías ágiles de desarrollo de </w:t>
-      </w:r>
-      <w:r>
-        <w:rPr>
-          <w:rStyle w:val="Extranjerismo"/>
-          <w:lang w:val="es-CO"/>
         </w:rPr>
         <w:t>software</w:t>
       </w:r>
@@ -11592,6 +13250,7 @@
         </w:numPr>
       </w:pPr>
       <w:r>
+        <w:lastRenderedPageBreak/>
         <w:t>Definir y priorizar las funcionalidades del sistema.</w:t>
       </w:r>
     </w:p>
@@ -11650,7 +13309,6 @@
       <w:r>
         <w:rPr>
           <w:rStyle w:val="Extranjerismo"/>
-          <w:lang w:val="es-CO"/>
         </w:rPr>
         <w:t xml:space="preserve">software </w:t>
       </w:r>
@@ -11659,7 +13317,6 @@
       </w:r>
     </w:p>
     <w:p/>
-    <w:p/>
     <w:p>
       <w:pPr>
         <w:pStyle w:val="Ttulo2"/>
@@ -11677,7 +13334,6 @@
       <w:r>
         <w:rPr>
           <w:rStyle w:val="Extranjerismo"/>
-          <w:lang w:val="es-CO"/>
         </w:rPr>
         <w:t>software</w:t>
       </w:r>
@@ -11692,12 +13348,15 @@
       <w:r>
         <w:rPr>
           <w:rStyle w:val="Extranjerismo"/>
-          <w:lang w:val="es-CO"/>
         </w:rPr>
         <w:t>software</w:t>
       </w:r>
       <w:r>
-        <w:t>, arquitectos de sistemas, diseñadores de interfaces, especialistas en bases de datos y profesionales de pruebas o calidad. Cada uno de estos roles contribuye desde su especialidad al desarrollo del producto tecnológico.</w:t>
+        <w:t xml:space="preserve">, arquitectos de sistemas, diseñadores de interfaces, </w:t>
+      </w:r>
+      <w:r>
+        <w:lastRenderedPageBreak/>
+        <w:t>especialistas en bases de datos y profesionales de pruebas o calidad. Cada uno de estos roles contribuye desde su especialidad al desarrollo del producto tecnológico.</w:t>
       </w:r>
     </w:p>
     <w:p>
@@ -11755,7 +13414,6 @@
       <w:r>
         <w:rPr>
           <w:rStyle w:val="Extranjerismo"/>
-          <w:lang w:val="es-CO"/>
         </w:rPr>
         <w:t>software</w:t>
       </w:r>
@@ -11849,27 +13507,24 @@
       <w:r>
         <w:t xml:space="preserve">Servir como puente de comunicación entre los </w:t>
       </w:r>
-      <w:proofErr w:type="spellStart"/>
       <w:r>
         <w:rPr>
           <w:rStyle w:val="Extranjerismo"/>
-          <w:lang w:val="es-CO"/>
         </w:rPr>
         <w:t>stakeholders</w:t>
       </w:r>
-      <w:proofErr w:type="spellEnd"/>
       <w:r>
         <w:t xml:space="preserve"> y el equipo de desarrollo.</w:t>
       </w:r>
     </w:p>
     <w:p>
       <w:r>
+        <w:lastRenderedPageBreak/>
         <w:t xml:space="preserve">La colaboración permanente entre el analista de requisitos y el equipo de desarrollo permite asegurar que las funcionalidades implementadas respondan correctamente a las necesidades del sistema. Además, facilita la resolución de dudas durante el proceso de desarrollo y contribuye a mejorar la calidad del </w:t>
       </w:r>
       <w:r>
         <w:rPr>
           <w:rStyle w:val="Extranjerismo"/>
-          <w:lang w:val="es-CO"/>
         </w:rPr>
         <w:t xml:space="preserve">software </w:t>
       </w:r>
@@ -11892,6 +13547,7 @@
       </w:pPr>
       <w:bookmarkStart w:id="40" w:name="_Toc235515552"/>
       <w:r>
+        <w:lastRenderedPageBreak/>
         <w:t>Herramientas de modelado de requisitos</w:t>
       </w:r>
       <w:bookmarkEnd w:id="40"/>
@@ -11903,7 +13559,6 @@
       <w:r>
         <w:rPr>
           <w:rStyle w:val="Extranjerismo"/>
-          <w:lang w:val="es-CO"/>
         </w:rPr>
         <w:t>software</w:t>
       </w:r>
@@ -11918,7 +13573,6 @@
       <w:r>
         <w:rPr>
           <w:rStyle w:val="Extranjerismo"/>
-          <w:lang w:val="es-CO"/>
         </w:rPr>
         <w:t>software</w:t>
       </w:r>
@@ -11983,15 +13637,12 @@
       <w:r>
         <w:t xml:space="preserve">Apoyan la validación de requisitos con usuarios y </w:t>
       </w:r>
-      <w:proofErr w:type="spellStart"/>
       <w:r>
         <w:rPr>
           <w:rStyle w:val="Extranjerismo"/>
-          <w:lang w:val="es-CO"/>
         </w:rPr>
         <w:t>stakeholders</w:t>
       </w:r>
-      <w:proofErr w:type="spellEnd"/>
       <w:r>
         <w:t>.</w:t>
       </w:r>
@@ -12005,6 +13656,7 @@
         </w:numPr>
       </w:pPr>
       <w:r>
+        <w:lastRenderedPageBreak/>
         <w:t>Contribuyen a identificar errores o inconsistencias en etapas tempranas del desarrollo.</w:t>
       </w:r>
     </w:p>
@@ -12015,7 +13667,6 @@
       <w:r>
         <w:rPr>
           <w:rStyle w:val="Extranjerismo"/>
-          <w:lang w:val="es-CO"/>
         </w:rPr>
         <w:t xml:space="preserve">software </w:t>
       </w:r>
@@ -12030,7 +13681,6 @@
       <w:r>
         <w:rPr>
           <w:rStyle w:val="Extranjerismo"/>
-          <w:lang w:val="es-CO"/>
         </w:rPr>
         <w:t>software</w:t>
       </w:r>
@@ -12084,7 +13734,6 @@
       <w:r>
         <w:rPr>
           <w:rStyle w:val="Extranjerismo"/>
-          <w:lang w:val="es-CO"/>
         </w:rPr>
         <w:t>software</w:t>
       </w:r>
@@ -12100,6 +13749,7 @@
     <w:p/>
     <w:p>
       <w:r>
+        <w:lastRenderedPageBreak/>
         <w:t>Existen diferentes tipos de herramientas de modelado, las cuales se utilizan dependiendo del tipo de información que se desea representar y del enfoque metodológico del proyecto.</w:t>
       </w:r>
     </w:p>
@@ -12110,7 +13760,6 @@
       <w:r>
         <w:rPr>
           <w:rStyle w:val="Extranjerismo"/>
-          <w:lang w:val="es-CO"/>
         </w:rPr>
         <w:t xml:space="preserve">software </w:t>
       </w:r>
@@ -12184,7 +13833,13 @@
     </w:p>
     <w:p>
       <w:r>
-        <w:t>Permiten representar la estructura de los datos que utilizará el sistema. Mediante estas herramientas se elaboran diagramas entidad–relación, modelos de bases de datos y estructuras de almacenamiento de información.</w:t>
+        <w:t>Permiten representar la estructura de los datos que utilizará el sistema. Mediante estas herramientas se elaboran diagramas entidad</w:t>
+      </w:r>
+      <w:r>
+        <w:t>-</w:t>
+      </w:r>
+      <w:r>
+        <w:t>relación, modelos de bases de datos y estructuras de almacenamiento de información.</w:t>
       </w:r>
     </w:p>
     <w:p/>
@@ -12205,6 +13860,7 @@
         <w:rPr>
           <w:b/>
         </w:rPr>
+        <w:lastRenderedPageBreak/>
         <w:t>Herramientas de prototipado</w:t>
       </w:r>
     </w:p>
@@ -12243,7 +13899,6 @@
       <w:r>
         <w:rPr>
           <w:rStyle w:val="Extranjerismo"/>
-          <w:lang w:val="es-CO"/>
         </w:rPr>
         <w:t>software</w:t>
       </w:r>
@@ -12282,8 +13937,15 @@
           <w:p>
             <w:pPr>
               <w:pStyle w:val="TextoTablas"/>
-            </w:pPr>
-            <w:r>
+              <w:spacing w:line="360" w:lineRule="auto"/>
+              <w:rPr>
+                <w:sz w:val="28"/>
+              </w:rPr>
+            </w:pPr>
+            <w:r>
+              <w:rPr>
+                <w:sz w:val="28"/>
+              </w:rPr>
               <w:t>Tipo de herramienta</w:t>
             </w:r>
           </w:p>
@@ -12295,8 +13957,15 @@
           <w:p>
             <w:pPr>
               <w:pStyle w:val="TextoTablas"/>
-            </w:pPr>
-            <w:r>
+              <w:spacing w:line="360" w:lineRule="auto"/>
+              <w:rPr>
+                <w:sz w:val="28"/>
+              </w:rPr>
+            </w:pPr>
+            <w:r>
+              <w:rPr>
+                <w:sz w:val="28"/>
+              </w:rPr>
               <w:t>Ejemplos</w:t>
             </w:r>
           </w:p>
@@ -12308,8 +13977,15 @@
           <w:p>
             <w:pPr>
               <w:pStyle w:val="TextoTablas"/>
-            </w:pPr>
-            <w:r>
+              <w:spacing w:line="360" w:lineRule="auto"/>
+              <w:rPr>
+                <w:sz w:val="28"/>
+              </w:rPr>
+            </w:pPr>
+            <w:r>
+              <w:rPr>
+                <w:sz w:val="28"/>
+              </w:rPr>
               <w:t>Uso principal</w:t>
             </w:r>
           </w:p>
@@ -12326,8 +14002,15 @@
           <w:p>
             <w:pPr>
               <w:pStyle w:val="TextoTablas"/>
-            </w:pPr>
-            <w:r>
+              <w:spacing w:line="360" w:lineRule="auto"/>
+              <w:rPr>
+                <w:sz w:val="28"/>
+              </w:rPr>
+            </w:pPr>
+            <w:r>
+              <w:rPr>
+                <w:sz w:val="28"/>
+              </w:rPr>
               <w:t>Modelado UML.</w:t>
             </w:r>
           </w:p>
@@ -12339,29 +14022,51 @@
           <w:p>
             <w:pPr>
               <w:pStyle w:val="TextoTablas"/>
+              <w:spacing w:line="360" w:lineRule="auto"/>
+              <w:rPr>
+                <w:sz w:val="28"/>
+              </w:rPr>
             </w:pPr>
             <w:proofErr w:type="spellStart"/>
             <w:r>
+              <w:rPr>
+                <w:sz w:val="28"/>
+              </w:rPr>
               <w:t>StarUML</w:t>
             </w:r>
             <w:proofErr w:type="spellEnd"/>
             <w:r>
+              <w:rPr>
+                <w:sz w:val="28"/>
+              </w:rPr>
               <w:t xml:space="preserve">, Visual </w:t>
             </w:r>
             <w:proofErr w:type="spellStart"/>
             <w:r>
+              <w:rPr>
+                <w:sz w:val="28"/>
+              </w:rPr>
               <w:t>Paradigm</w:t>
             </w:r>
             <w:proofErr w:type="spellEnd"/>
             <w:r>
+              <w:rPr>
+                <w:sz w:val="28"/>
+              </w:rPr>
               <w:t xml:space="preserve"> y Enterprise </w:t>
             </w:r>
             <w:proofErr w:type="spellStart"/>
             <w:r>
+              <w:rPr>
+                <w:sz w:val="28"/>
+              </w:rPr>
               <w:t>Architect</w:t>
             </w:r>
             <w:proofErr w:type="spellEnd"/>
             <w:r>
+              <w:rPr>
+                <w:sz w:val="28"/>
+              </w:rPr>
               <w:t>.</w:t>
             </w:r>
           </w:p>
@@ -12373,8 +14078,15 @@
           <w:p>
             <w:pPr>
               <w:pStyle w:val="TextoTablas"/>
-            </w:pPr>
-            <w:r>
+              <w:spacing w:line="360" w:lineRule="auto"/>
+              <w:rPr>
+                <w:sz w:val="28"/>
+              </w:rPr>
+            </w:pPr>
+            <w:r>
+              <w:rPr>
+                <w:sz w:val="28"/>
+              </w:rPr>
               <w:t>Elaboración de diagramas del sistema.</w:t>
             </w:r>
           </w:p>
@@ -12388,8 +14100,15 @@
           <w:p>
             <w:pPr>
               <w:pStyle w:val="TextoTablas"/>
-            </w:pPr>
-            <w:r>
+              <w:spacing w:line="360" w:lineRule="auto"/>
+              <w:rPr>
+                <w:sz w:val="28"/>
+              </w:rPr>
+            </w:pPr>
+            <w:r>
+              <w:rPr>
+                <w:sz w:val="28"/>
+              </w:rPr>
               <w:t>Modelado de procesos.</w:t>
             </w:r>
           </w:p>
@@ -12401,24 +14120,43 @@
           <w:p>
             <w:pPr>
               <w:pStyle w:val="TextoTablas"/>
-            </w:pPr>
-            <w:r>
+              <w:spacing w:line="360" w:lineRule="auto"/>
+              <w:rPr>
+                <w:sz w:val="28"/>
+              </w:rPr>
+            </w:pPr>
+            <w:r>
+              <w:rPr>
+                <w:sz w:val="28"/>
+              </w:rPr>
               <w:t xml:space="preserve">Bizagi </w:t>
             </w:r>
             <w:proofErr w:type="spellStart"/>
             <w:r>
+              <w:rPr>
+                <w:sz w:val="28"/>
+              </w:rPr>
               <w:t>Modeler</w:t>
             </w:r>
             <w:proofErr w:type="spellEnd"/>
             <w:r>
+              <w:rPr>
+                <w:sz w:val="28"/>
+              </w:rPr>
               <w:t xml:space="preserve"> y </w:t>
             </w:r>
             <w:proofErr w:type="spellStart"/>
             <w:r>
+              <w:rPr>
+                <w:sz w:val="28"/>
+              </w:rPr>
               <w:t>Lucidchart</w:t>
             </w:r>
             <w:proofErr w:type="spellEnd"/>
             <w:r>
+              <w:rPr>
+                <w:sz w:val="28"/>
+              </w:rPr>
               <w:t>.</w:t>
             </w:r>
           </w:p>
@@ -12430,8 +14168,15 @@
           <w:p>
             <w:pPr>
               <w:pStyle w:val="TextoTablas"/>
-            </w:pPr>
-            <w:r>
+              <w:spacing w:line="360" w:lineRule="auto"/>
+              <w:rPr>
+                <w:sz w:val="28"/>
+              </w:rPr>
+            </w:pPr>
+            <w:r>
+              <w:rPr>
+                <w:sz w:val="28"/>
+              </w:rPr>
               <w:t>Representación de procesos y flujos de trabajo.</w:t>
             </w:r>
           </w:p>
@@ -12448,8 +14193,15 @@
           <w:p>
             <w:pPr>
               <w:pStyle w:val="TextoTablas"/>
-            </w:pPr>
-            <w:r>
+              <w:spacing w:line="360" w:lineRule="auto"/>
+              <w:rPr>
+                <w:sz w:val="28"/>
+              </w:rPr>
+            </w:pPr>
+            <w:r>
+              <w:rPr>
+                <w:sz w:val="28"/>
+              </w:rPr>
               <w:t>Modelado de datos.</w:t>
             </w:r>
           </w:p>
@@ -12461,15 +14213,30 @@
           <w:p>
             <w:pPr>
               <w:pStyle w:val="TextoTablas"/>
-              <w:rPr>
-                <w:lang w:val="en-US"/>
-              </w:rPr>
-            </w:pPr>
-            <w:r>
-              <w:rPr>
-                <w:lang w:val="en-US"/>
-              </w:rPr>
-              <w:t>MySQL Workbench y ER/Studio.</w:t>
+              <w:spacing w:line="360" w:lineRule="auto"/>
+              <w:rPr>
+                <w:sz w:val="28"/>
+              </w:rPr>
+            </w:pPr>
+            <w:r>
+              <w:rPr>
+                <w:sz w:val="28"/>
+              </w:rPr>
+              <w:t xml:space="preserve">MySQL </w:t>
+            </w:r>
+            <w:proofErr w:type="spellStart"/>
+            <w:r>
+              <w:rPr>
+                <w:sz w:val="28"/>
+              </w:rPr>
+              <w:t>Workbench</w:t>
+            </w:r>
+            <w:proofErr w:type="spellEnd"/>
+            <w:r>
+              <w:rPr>
+                <w:sz w:val="28"/>
+              </w:rPr>
+              <w:t xml:space="preserve"> y ER/Studio.</w:t>
             </w:r>
           </w:p>
         </w:tc>
@@ -12480,8 +14247,15 @@
           <w:p>
             <w:pPr>
               <w:pStyle w:val="TextoTablas"/>
-            </w:pPr>
-            <w:r>
+              <w:spacing w:line="360" w:lineRule="auto"/>
+              <w:rPr>
+                <w:sz w:val="28"/>
+              </w:rPr>
+            </w:pPr>
+            <w:r>
+              <w:rPr>
+                <w:sz w:val="28"/>
+              </w:rPr>
               <w:t>Diseño de bases de datos.</w:t>
             </w:r>
           </w:p>
@@ -12495,8 +14269,16 @@
           <w:p>
             <w:pPr>
               <w:pStyle w:val="TextoTablas"/>
-            </w:pPr>
-            <w:r>
+              <w:spacing w:line="360" w:lineRule="auto"/>
+              <w:rPr>
+                <w:sz w:val="28"/>
+              </w:rPr>
+            </w:pPr>
+            <w:r>
+              <w:rPr>
+                <w:sz w:val="28"/>
+              </w:rPr>
+              <w:lastRenderedPageBreak/>
               <w:t>Prototipado.</w:t>
             </w:r>
           </w:p>
@@ -12508,13 +14290,23 @@
           <w:p>
             <w:pPr>
               <w:pStyle w:val="TextoTablas"/>
+              <w:spacing w:line="360" w:lineRule="auto"/>
+              <w:rPr>
+                <w:sz w:val="28"/>
+              </w:rPr>
             </w:pPr>
             <w:proofErr w:type="spellStart"/>
             <w:r>
+              <w:rPr>
+                <w:sz w:val="28"/>
+              </w:rPr>
               <w:t>Figma</w:t>
             </w:r>
             <w:proofErr w:type="spellEnd"/>
             <w:r>
+              <w:rPr>
+                <w:sz w:val="28"/>
+              </w:rPr>
               <w:t>, Balsamiq y Adobe XD.</w:t>
             </w:r>
           </w:p>
@@ -12526,8 +14318,15 @@
           <w:p>
             <w:pPr>
               <w:pStyle w:val="TextoTablas"/>
-            </w:pPr>
-            <w:r>
+              <w:spacing w:line="360" w:lineRule="auto"/>
+              <w:rPr>
+                <w:sz w:val="28"/>
+              </w:rPr>
+            </w:pPr>
+            <w:r>
+              <w:rPr>
+                <w:sz w:val="28"/>
+              </w:rPr>
               <w:t>Diseño de interfaces y prototipos.</w:t>
             </w:r>
           </w:p>
@@ -12544,8 +14343,15 @@
           <w:p>
             <w:pPr>
               <w:pStyle w:val="TextoTablas"/>
-            </w:pPr>
-            <w:r>
+              <w:spacing w:line="360" w:lineRule="auto"/>
+              <w:rPr>
+                <w:sz w:val="28"/>
+              </w:rPr>
+            </w:pPr>
+            <w:r>
+              <w:rPr>
+                <w:sz w:val="28"/>
+              </w:rPr>
               <w:t>Modelado colaborativo.</w:t>
             </w:r>
           </w:p>
@@ -12557,16 +14363,29 @@
           <w:p>
             <w:pPr>
               <w:pStyle w:val="TextoTablas"/>
-            </w:pPr>
-            <w:r>
+              <w:spacing w:line="360" w:lineRule="auto"/>
+              <w:rPr>
+                <w:sz w:val="28"/>
+              </w:rPr>
+            </w:pPr>
+            <w:r>
+              <w:rPr>
+                <w:sz w:val="28"/>
+              </w:rPr>
               <w:t xml:space="preserve">Miro, Draw.io y </w:t>
             </w:r>
             <w:proofErr w:type="spellStart"/>
             <w:r>
+              <w:rPr>
+                <w:sz w:val="28"/>
+              </w:rPr>
               <w:t>Lucidchart</w:t>
             </w:r>
             <w:proofErr w:type="spellEnd"/>
             <w:r>
+              <w:rPr>
+                <w:sz w:val="28"/>
+              </w:rPr>
               <w:t>.</w:t>
             </w:r>
           </w:p>
@@ -12578,8 +14397,15 @@
           <w:p>
             <w:pPr>
               <w:pStyle w:val="TextoTablas"/>
-            </w:pPr>
-            <w:r>
+              <w:spacing w:line="360" w:lineRule="auto"/>
+              <w:rPr>
+                <w:sz w:val="28"/>
+              </w:rPr>
+            </w:pPr>
+            <w:r>
+              <w:rPr>
+                <w:sz w:val="28"/>
+              </w:rPr>
               <w:t>Trabajo colaborativo en diagramas.</w:t>
             </w:r>
           </w:p>
@@ -12603,7 +14429,6 @@
       <w:r>
         <w:rPr>
           <w:rStyle w:val="Extranjerismo"/>
-          <w:lang w:val="es-CO"/>
         </w:rPr>
         <w:t xml:space="preserve">software </w:t>
       </w:r>
@@ -12629,7 +14454,6 @@
       <w:r>
         <w:rPr>
           <w:rStyle w:val="Extranjerismo"/>
-          <w:lang w:val="es-CO"/>
         </w:rPr>
         <w:t>software</w:t>
       </w:r>
@@ -12644,12 +14468,12 @@
     </w:p>
     <w:p>
       <w:r>
+        <w:lastRenderedPageBreak/>
         <w:t xml:space="preserve">Otra característica importante es la estandarización de modelos, lo que significa que muchas herramientas utilizan notaciones reconocidas internacionalmente, como el Lenguaje Unificado de Modelado (UML) o modelos de procesos. Esto permite que los diagramas elaborados puedan ser comprendidos por diferentes profesionales del área de desarrollo de </w:t>
       </w:r>
       <w:r>
         <w:rPr>
           <w:rStyle w:val="Extranjerismo"/>
-          <w:lang w:val="es-CO"/>
         </w:rPr>
         <w:t>software</w:t>
       </w:r>
@@ -12664,7 +14488,6 @@
       <w:r>
         <w:rPr>
           <w:rStyle w:val="Extranjerismo"/>
-          <w:lang w:val="es-CO"/>
         </w:rPr>
         <w:t>software</w:t>
       </w:r>
@@ -12689,7 +14512,6 @@
       <w:r>
         <w:rPr>
           <w:rStyle w:val="Extranjerismo"/>
-          <w:lang w:val="es-CO"/>
         </w:rPr>
         <w:t>software</w:t>
       </w:r>
@@ -12697,11 +14519,14 @@
         <w:t>.</w:t>
       </w:r>
     </w:p>
+    <w:p/>
+    <w:p/>
     <w:p>
       <w:pPr>
         <w:pStyle w:val="Tabla"/>
       </w:pPr>
       <w:r>
+        <w:lastRenderedPageBreak/>
         <w:t>Características de las herramientas de modelado de requisitos</w:t>
       </w:r>
     </w:p>
@@ -12727,8 +14552,15 @@
           <w:p>
             <w:pPr>
               <w:pStyle w:val="TextoTablas"/>
-            </w:pPr>
-            <w:r>
+              <w:spacing w:line="360" w:lineRule="auto"/>
+              <w:rPr>
+                <w:sz w:val="28"/>
+              </w:rPr>
+            </w:pPr>
+            <w:r>
+              <w:rPr>
+                <w:sz w:val="28"/>
+              </w:rPr>
               <w:t>Característica</w:t>
             </w:r>
           </w:p>
@@ -12740,8 +14572,15 @@
           <w:p>
             <w:pPr>
               <w:pStyle w:val="TextoTablas"/>
-            </w:pPr>
-            <w:r>
+              <w:spacing w:line="360" w:lineRule="auto"/>
+              <w:rPr>
+                <w:sz w:val="28"/>
+              </w:rPr>
+            </w:pPr>
+            <w:r>
+              <w:rPr>
+                <w:sz w:val="28"/>
+              </w:rPr>
               <w:t>Descripción</w:t>
             </w:r>
           </w:p>
@@ -12758,8 +14597,15 @@
           <w:p>
             <w:pPr>
               <w:pStyle w:val="TextoTablas"/>
-            </w:pPr>
-            <w:r>
+              <w:spacing w:line="360" w:lineRule="auto"/>
+              <w:rPr>
+                <w:sz w:val="28"/>
+              </w:rPr>
+            </w:pPr>
+            <w:r>
+              <w:rPr>
+                <w:sz w:val="28"/>
+              </w:rPr>
               <w:t>Representación visual.</w:t>
             </w:r>
           </w:p>
@@ -12771,8 +14617,15 @@
           <w:p>
             <w:pPr>
               <w:pStyle w:val="TextoTablas"/>
-            </w:pPr>
-            <w:r>
+              <w:spacing w:line="360" w:lineRule="auto"/>
+              <w:rPr>
+                <w:sz w:val="28"/>
+              </w:rPr>
+            </w:pPr>
+            <w:r>
+              <w:rPr>
+                <w:sz w:val="28"/>
+              </w:rPr>
               <w:t>Permiten expresar el funcionamiento del sistema mediante diagramas y modelos gráficos.</w:t>
             </w:r>
           </w:p>
@@ -12786,8 +14639,15 @@
           <w:p>
             <w:pPr>
               <w:pStyle w:val="TextoTablas"/>
-            </w:pPr>
-            <w:r>
+              <w:spacing w:line="360" w:lineRule="auto"/>
+              <w:rPr>
+                <w:sz w:val="28"/>
+              </w:rPr>
+            </w:pPr>
+            <w:r>
+              <w:rPr>
+                <w:sz w:val="28"/>
+              </w:rPr>
               <w:t>Uso de estándares.</w:t>
             </w:r>
           </w:p>
@@ -12799,8 +14659,15 @@
           <w:p>
             <w:pPr>
               <w:pStyle w:val="TextoTablas"/>
-            </w:pPr>
-            <w:r>
+              <w:spacing w:line="360" w:lineRule="auto"/>
+              <w:rPr>
+                <w:sz w:val="28"/>
+              </w:rPr>
+            </w:pPr>
+            <w:r>
+              <w:rPr>
+                <w:sz w:val="28"/>
+              </w:rPr>
               <w:t>Utilizan notaciones reconocidas como UML u otros modelos de representación de sistemas.</w:t>
             </w:r>
           </w:p>
@@ -12817,8 +14684,15 @@
           <w:p>
             <w:pPr>
               <w:pStyle w:val="TextoTablas"/>
-            </w:pPr>
-            <w:r>
+              <w:spacing w:line="360" w:lineRule="auto"/>
+              <w:rPr>
+                <w:sz w:val="28"/>
+              </w:rPr>
+            </w:pPr>
+            <w:r>
+              <w:rPr>
+                <w:sz w:val="28"/>
+              </w:rPr>
               <w:t>Documentación estructurada.</w:t>
             </w:r>
           </w:p>
@@ -12830,8 +14704,15 @@
           <w:p>
             <w:pPr>
               <w:pStyle w:val="TextoTablas"/>
-            </w:pPr>
-            <w:r>
+              <w:spacing w:line="360" w:lineRule="auto"/>
+              <w:rPr>
+                <w:sz w:val="28"/>
+              </w:rPr>
+            </w:pPr>
+            <w:r>
+              <w:rPr>
+                <w:sz w:val="28"/>
+              </w:rPr>
               <w:t>Facilitan el registro y organización de la información relacionada con los requisitos del sistema.</w:t>
             </w:r>
           </w:p>
@@ -12845,8 +14726,15 @@
           <w:p>
             <w:pPr>
               <w:pStyle w:val="TextoTablas"/>
-            </w:pPr>
-            <w:r>
+              <w:spacing w:line="360" w:lineRule="auto"/>
+              <w:rPr>
+                <w:sz w:val="28"/>
+              </w:rPr>
+            </w:pPr>
+            <w:r>
+              <w:rPr>
+                <w:sz w:val="28"/>
+              </w:rPr>
               <w:t>Trabajo colaborativo.</w:t>
             </w:r>
           </w:p>
@@ -12858,8 +14746,15 @@
           <w:p>
             <w:pPr>
               <w:pStyle w:val="TextoTablas"/>
-            </w:pPr>
-            <w:r>
+              <w:spacing w:line="360" w:lineRule="auto"/>
+              <w:rPr>
+                <w:sz w:val="28"/>
+              </w:rPr>
+            </w:pPr>
+            <w:r>
+              <w:rPr>
+                <w:sz w:val="28"/>
+              </w:rPr>
               <w:t>Permiten que varios miembros del equipo participen en la creación y revisión de los modelos.</w:t>
             </w:r>
           </w:p>
@@ -12876,8 +14771,15 @@
           <w:p>
             <w:pPr>
               <w:pStyle w:val="TextoTablas"/>
-            </w:pPr>
-            <w:r>
+              <w:spacing w:line="360" w:lineRule="auto"/>
+              <w:rPr>
+                <w:sz w:val="28"/>
+              </w:rPr>
+            </w:pPr>
+            <w:r>
+              <w:rPr>
+                <w:sz w:val="28"/>
+              </w:rPr>
               <w:t>Trazabilidad de cambios.</w:t>
             </w:r>
           </w:p>
@@ -12889,8 +14791,15 @@
           <w:p>
             <w:pPr>
               <w:pStyle w:val="TextoTablas"/>
-            </w:pPr>
-            <w:r>
+              <w:spacing w:line="360" w:lineRule="auto"/>
+              <w:rPr>
+                <w:sz w:val="28"/>
+              </w:rPr>
+            </w:pPr>
+            <w:r>
+              <w:rPr>
+                <w:sz w:val="28"/>
+              </w:rPr>
               <w:t>Registran modificaciones realizadas en los modelos y permiten gestionar versiones del proyecto.</w:t>
             </w:r>
           </w:p>
@@ -12904,8 +14813,15 @@
           <w:p>
             <w:pPr>
               <w:pStyle w:val="TextoTablas"/>
-            </w:pPr>
-            <w:r>
+              <w:spacing w:line="360" w:lineRule="auto"/>
+              <w:rPr>
+                <w:sz w:val="28"/>
+              </w:rPr>
+            </w:pPr>
+            <w:r>
+              <w:rPr>
+                <w:sz w:val="28"/>
+              </w:rPr>
               <w:t>Integración con otras herramientas.</w:t>
             </w:r>
           </w:p>
@@ -12917,8 +14833,15 @@
           <w:p>
             <w:pPr>
               <w:pStyle w:val="TextoTablas"/>
-            </w:pPr>
-            <w:r>
+              <w:spacing w:line="360" w:lineRule="auto"/>
+              <w:rPr>
+                <w:sz w:val="28"/>
+              </w:rPr>
+            </w:pPr>
+            <w:r>
+              <w:rPr>
+                <w:sz w:val="28"/>
+              </w:rPr>
               <w:t>Algunas herramientas se integran con sistemas de desarrollo, gestión de proyectos o repositorios de código.</w:t>
             </w:r>
           </w:p>
@@ -12933,7 +14856,6 @@
       <w:r>
         <w:rPr>
           <w:rStyle w:val="Extranjerismo"/>
-          <w:lang w:val="es-CO"/>
         </w:rPr>
         <w:t>software</w:t>
       </w:r>
@@ -12956,6 +14878,7 @@
       </w:pPr>
       <w:bookmarkStart w:id="45" w:name="_Toc235515556"/>
       <w:r>
+        <w:lastRenderedPageBreak/>
         <w:t>Herramientas para la captura de requisitos</w:t>
       </w:r>
       <w:bookmarkEnd w:id="45"/>
@@ -12967,7 +14890,6 @@
       <w:r>
         <w:rPr>
           <w:rStyle w:val="Extranjerismo"/>
-          <w:lang w:val="es-CO"/>
         </w:rPr>
         <w:t>software</w:t>
       </w:r>
@@ -12987,7 +14909,6 @@
       <w:r>
         <w:rPr>
           <w:rStyle w:val="Extranjerismo"/>
-          <w:lang w:val="es-CO"/>
         </w:rPr>
         <w:t>software</w:t>
       </w:r>
@@ -13002,8 +14923,8 @@
       <w:r>
         <w:rPr>
           <w:rStyle w:val="Extranjerismo"/>
-          <w:lang w:val="es-CO"/>
-        </w:rPr>
+        </w:rPr>
+        <w:lastRenderedPageBreak/>
         <w:t>software</w:t>
       </w:r>
       <w:r>
@@ -13026,7 +14947,6 @@
       <w:r>
         <w:rPr>
           <w:rStyle w:val="Extranjerismo"/>
-          <w:lang w:val="es-CO"/>
         </w:rPr>
         <w:t>storyboard</w:t>
       </w:r>
@@ -13086,7 +15006,6 @@
       <w:r>
         <w:rPr>
           <w:rStyle w:val="Extranjerismo"/>
-          <w:lang w:val="es-CO"/>
         </w:rPr>
         <w:t xml:space="preserve">software </w:t>
       </w:r>
@@ -13097,12 +15016,12 @@
     <w:p/>
     <w:p>
       <w:r>
+        <w:lastRenderedPageBreak/>
         <w:t xml:space="preserve">Este tipo de diagramas forma parte del Lenguaje Unificado de Modelado (UML) y se emplea ampliamente en la ingeniería de </w:t>
       </w:r>
       <w:r>
         <w:rPr>
           <w:rStyle w:val="Extranjerismo"/>
-          <w:lang w:val="es-CO"/>
         </w:rPr>
         <w:t xml:space="preserve">software </w:t>
       </w:r>
@@ -13146,7 +15065,6 @@
       <w:r>
         <w:rPr>
           <w:rStyle w:val="Extranjerismo"/>
-          <w:lang w:val="es-CO"/>
         </w:rPr>
         <w:t>software</w:t>
       </w:r>
@@ -13208,6 +15126,7 @@
         <w:rPr>
           <w:b/>
         </w:rPr>
+        <w:lastRenderedPageBreak/>
         <w:t>R</w:t>
       </w:r>
       <w:r>
@@ -13253,7 +15172,6 @@
       <w:r>
         <w:rPr>
           <w:rStyle w:val="Extranjerismo"/>
-          <w:lang w:val="es-CO"/>
         </w:rPr>
         <w:t>software</w:t>
       </w:r>
@@ -13281,7 +15199,13 @@
     </w:p>
     <w:p>
       <w:r>
-        <w:t>Posteriormente se establecen las funcionalidades que el sistema debe ofrecer. Cada caso de uso representa una acción que el sistema ejecuta para satisfacer una necesidad del usuario.</w:t>
+        <w:t>Posteriormente</w:t>
+      </w:r>
+      <w:r>
+        <w:t>,</w:t>
+      </w:r>
+      <w:r>
+        <w:t xml:space="preserve"> se establecen las funcionalidades que el sistema debe ofrecer. Cada caso de uso representa una acción que el sistema ejecuta para satisfacer una necesidad del usuario.</w:t>
       </w:r>
     </w:p>
     <w:p>
@@ -13345,22 +15269,26 @@
         <w:rPr>
           <w:b/>
         </w:rPr>
+        <w:lastRenderedPageBreak/>
         <w:t>Revisar y validar el diagrama</w:t>
       </w:r>
     </w:p>
     <w:p>
       <w:r>
-        <w:t xml:space="preserve">Finalmente se revisa el diagrama con los </w:t>
-      </w:r>
-      <w:proofErr w:type="spellStart"/>
+        <w:t>Finalmente</w:t>
+      </w:r>
+      <w:r>
+        <w:t>,</w:t>
+      </w:r>
+      <w:r>
+        <w:t xml:space="preserve"> se revisa el diagrama con los </w:t>
+      </w:r>
       <w:r>
         <w:rPr>
           <w:rStyle w:val="Extranjerismo"/>
-          <w:lang w:val="es-CO"/>
         </w:rPr>
         <w:t>stakeholders</w:t>
       </w:r>
-      <w:proofErr w:type="spellEnd"/>
       <w:r>
         <w:t xml:space="preserve"> del proyecto para confirmar que las funcionalidades representadas corresponden a las necesidades del sistema.</w:t>
       </w:r>
@@ -13486,7 +15414,6 @@
         <w:t>Consultar historial de pedidos.</w:t>
       </w:r>
     </w:p>
-    <w:p/>
     <w:p>
       <w:pPr>
         <w:pStyle w:val="Prrafodelista"/>
@@ -13574,6 +15501,7 @@
     <w:p/>
     <w:p>
       <w:r>
+        <w:lastRenderedPageBreak/>
         <w:t>En este ejemplo, el cliente interactúa con el sistema para realizar compras, mientras que el administrador gestiona la información del sistema.</w:t>
       </w:r>
     </w:p>
@@ -13612,8 +15540,15 @@
           <w:p>
             <w:pPr>
               <w:pStyle w:val="TextoTablas"/>
-            </w:pPr>
-            <w:r>
+              <w:spacing w:line="360" w:lineRule="auto"/>
+              <w:rPr>
+                <w:sz w:val="28"/>
+              </w:rPr>
+            </w:pPr>
+            <w:r>
+              <w:rPr>
+                <w:sz w:val="28"/>
+              </w:rPr>
               <w:t>Herramienta</w:t>
             </w:r>
           </w:p>
@@ -13625,8 +15560,15 @@
           <w:p>
             <w:pPr>
               <w:pStyle w:val="TextoTablas"/>
-            </w:pPr>
-            <w:r>
+              <w:spacing w:line="360" w:lineRule="auto"/>
+              <w:rPr>
+                <w:sz w:val="28"/>
+              </w:rPr>
+            </w:pPr>
+            <w:r>
+              <w:rPr>
+                <w:sz w:val="28"/>
+              </w:rPr>
               <w:t>Características</w:t>
             </w:r>
           </w:p>
@@ -13643,9 +15585,16 @@
           <w:p>
             <w:pPr>
               <w:pStyle w:val="TextoTablas"/>
+              <w:spacing w:line="360" w:lineRule="auto"/>
+              <w:rPr>
+                <w:sz w:val="28"/>
+              </w:rPr>
             </w:pPr>
             <w:proofErr w:type="spellStart"/>
             <w:r>
+              <w:rPr>
+                <w:sz w:val="28"/>
+              </w:rPr>
               <w:t>Lucidchart</w:t>
             </w:r>
             <w:proofErr w:type="spellEnd"/>
@@ -13658,8 +15607,15 @@
           <w:p>
             <w:pPr>
               <w:pStyle w:val="TextoTablas"/>
-            </w:pPr>
-            <w:r>
+              <w:spacing w:line="360" w:lineRule="auto"/>
+              <w:rPr>
+                <w:sz w:val="28"/>
+              </w:rPr>
+            </w:pPr>
+            <w:r>
+              <w:rPr>
+                <w:sz w:val="28"/>
+              </w:rPr>
               <w:t>Plataforma en línea que permite crear diagramas UML de manera colaborativa.</w:t>
             </w:r>
           </w:p>
@@ -13673,8 +15629,15 @@
           <w:p>
             <w:pPr>
               <w:pStyle w:val="TextoTablas"/>
-            </w:pPr>
-            <w:r>
+              <w:spacing w:line="360" w:lineRule="auto"/>
+              <w:rPr>
+                <w:sz w:val="28"/>
+              </w:rPr>
+            </w:pPr>
+            <w:r>
+              <w:rPr>
+                <w:sz w:val="28"/>
+              </w:rPr>
               <w:t>Draw.io (diagrams.net)</w:t>
             </w:r>
           </w:p>
@@ -13686,8 +15649,15 @@
           <w:p>
             <w:pPr>
               <w:pStyle w:val="TextoTablas"/>
-            </w:pPr>
-            <w:r>
+              <w:spacing w:line="360" w:lineRule="auto"/>
+              <w:rPr>
+                <w:sz w:val="28"/>
+              </w:rPr>
+            </w:pPr>
+            <w:r>
+              <w:rPr>
+                <w:sz w:val="28"/>
+              </w:rPr>
               <w:t>Herramienta gratuita para crear diagramas técnicos y modelos UML.</w:t>
             </w:r>
           </w:p>
@@ -13704,9 +15674,16 @@
           <w:p>
             <w:pPr>
               <w:pStyle w:val="TextoTablas"/>
+              <w:spacing w:line="360" w:lineRule="auto"/>
+              <w:rPr>
+                <w:sz w:val="28"/>
+              </w:rPr>
             </w:pPr>
             <w:proofErr w:type="spellStart"/>
             <w:r>
+              <w:rPr>
+                <w:sz w:val="28"/>
+              </w:rPr>
               <w:t>StarUML</w:t>
             </w:r>
             <w:proofErr w:type="spellEnd"/>
@@ -13719,25 +15696,35 @@
           <w:p>
             <w:pPr>
               <w:pStyle w:val="TextoTablas"/>
+              <w:spacing w:line="360" w:lineRule="auto"/>
+              <w:rPr>
+                <w:sz w:val="28"/>
+              </w:rPr>
             </w:pPr>
             <w:r>
               <w:rPr>
                 <w:rStyle w:val="Extranjerismo"/>
-                <w:lang w:val="es-CO"/>
+                <w:sz w:val="28"/>
               </w:rPr>
               <w:t xml:space="preserve">Software </w:t>
             </w:r>
             <w:r>
+              <w:rPr>
+                <w:sz w:val="28"/>
+              </w:rPr>
               <w:t xml:space="preserve">especializado en modelado UML utilizado en proyectos de desarrollo de </w:t>
             </w:r>
             <w:r>
               <w:rPr>
                 <w:rStyle w:val="Extranjerismo"/>
-                <w:lang w:val="es-CO"/>
+                <w:sz w:val="28"/>
               </w:rPr>
               <w:t>software</w:t>
             </w:r>
             <w:r>
+              <w:rPr>
+                <w:sz w:val="28"/>
+              </w:rPr>
               <w:t>.</w:t>
             </w:r>
           </w:p>
@@ -13751,12 +15738,22 @@
           <w:p>
             <w:pPr>
               <w:pStyle w:val="TextoTablas"/>
-            </w:pPr>
-            <w:r>
+              <w:spacing w:line="360" w:lineRule="auto"/>
+              <w:rPr>
+                <w:sz w:val="28"/>
+              </w:rPr>
+            </w:pPr>
+            <w:r>
+              <w:rPr>
+                <w:sz w:val="28"/>
+              </w:rPr>
               <w:t xml:space="preserve">Visual </w:t>
             </w:r>
             <w:proofErr w:type="spellStart"/>
             <w:r>
+              <w:rPr>
+                <w:sz w:val="28"/>
+              </w:rPr>
               <w:t>Paradigm</w:t>
             </w:r>
             <w:proofErr w:type="spellEnd"/>
@@ -13769,18 +15766,28 @@
           <w:p>
             <w:pPr>
               <w:pStyle w:val="TextoTablas"/>
-            </w:pPr>
-            <w:r>
+              <w:spacing w:line="360" w:lineRule="auto"/>
+              <w:rPr>
+                <w:sz w:val="28"/>
+              </w:rPr>
+            </w:pPr>
+            <w:r>
+              <w:rPr>
+                <w:sz w:val="28"/>
+              </w:rPr>
               <w:t xml:space="preserve">Plataforma profesional para modelado de sistemas y gestión de proyectos de </w:t>
             </w:r>
             <w:r>
               <w:rPr>
                 <w:rStyle w:val="Extranjerismo"/>
-                <w:lang w:val="es-CO"/>
+                <w:sz w:val="28"/>
               </w:rPr>
               <w:t>software</w:t>
             </w:r>
             <w:r>
+              <w:rPr>
+                <w:sz w:val="28"/>
+              </w:rPr>
               <w:t>.</w:t>
             </w:r>
           </w:p>
@@ -13797,8 +15804,15 @@
           <w:p>
             <w:pPr>
               <w:pStyle w:val="TextoTablas"/>
-            </w:pPr>
-            <w:r>
+              <w:spacing w:line="360" w:lineRule="auto"/>
+              <w:rPr>
+                <w:sz w:val="28"/>
+              </w:rPr>
+            </w:pPr>
+            <w:r>
+              <w:rPr>
+                <w:sz w:val="28"/>
+              </w:rPr>
               <w:t>Microsoft Visio</w:t>
             </w:r>
           </w:p>
@@ -13810,8 +15824,15 @@
           <w:p>
             <w:pPr>
               <w:pStyle w:val="TextoTablas"/>
-            </w:pPr>
-            <w:r>
+              <w:spacing w:line="360" w:lineRule="auto"/>
+              <w:rPr>
+                <w:sz w:val="28"/>
+              </w:rPr>
+            </w:pPr>
+            <w:r>
+              <w:rPr>
+                <w:sz w:val="28"/>
+              </w:rPr>
               <w:t>Herramienta de diagramación que permite crear diferentes tipos de modelos técnicos.</w:t>
             </w:r>
           </w:p>
@@ -13821,12 +15842,15 @@
     <w:p/>
     <w:p>
       <w:r>
-        <w:t xml:space="preserve">El uso de diagramas de casos de uso permite comprender de forma clara las funcionalidades que debe ofrecer el sistema y las interacciones con los usuarios. Además, facilita la identificación de requisitos funcionales, mejora la comunicación entre los miembros del equipo y sirve como base para el diseño y desarrollo del </w:t>
+        <w:t xml:space="preserve">El uso de diagramas de casos de uso permite comprender de forma clara las funcionalidades que debe ofrecer el sistema y las interacciones con los usuarios. Además, facilita la identificación de requisitos funcionales, mejora la comunicación </w:t>
+      </w:r>
+      <w:r>
+        <w:lastRenderedPageBreak/>
+        <w:t xml:space="preserve">entre los miembros del equipo y sirve como base para el diseño y desarrollo del </w:t>
       </w:r>
       <w:r>
         <w:rPr>
           <w:rStyle w:val="Extranjerismo"/>
-          <w:lang w:val="es-CO"/>
         </w:rPr>
         <w:t>software</w:t>
       </w:r>
@@ -13862,22 +15886,25 @@
       <w:r>
         <w:t xml:space="preserve">, y posteriormente se consolida como una práctica fundamental en Scrum </w:t>
       </w:r>
-      <w:proofErr w:type="spellStart"/>
       <w:r>
         <w:rPr>
           <w:rStyle w:val="Extranjerismo"/>
-          <w:lang w:val="es-CO"/>
         </w:rPr>
         <w:t>framework</w:t>
       </w:r>
-      <w:proofErr w:type="spellEnd"/>
       <w:r>
         <w:t>, donde las historias de usuario permiten organizar y priorizar los requisitos del producto durante el proceso de desarrollo.</w:t>
       </w:r>
     </w:p>
     <w:p>
       <w:r>
-        <w:t>Una historia de usuario se redacta normalmente siguiendo una estructura simple que permite identificar tres elementos fundamentales la persona que necesita la funcionalidad, la acción que desea realizar y el beneficio que obtiene. De forma general, se expresa mediante la siguiente estructura:</w:t>
+        <w:t>Una historia de usuario se redacta normalmente siguiendo una estructura simple que permite identificar tres elementos fundamentales</w:t>
+      </w:r>
+      <w:r>
+        <w:t>:</w:t>
+      </w:r>
+      <w:r>
+        <w:t xml:space="preserve"> la persona que necesita la funcionalidad, la acción que desea realizar y el beneficio que obtiene. De forma general, se expresa mediante la siguiente estructura:</w:t>
       </w:r>
     </w:p>
     <w:p>
@@ -13895,6 +15922,7 @@
     <w:p/>
     <w:p>
       <w:r>
+        <w:lastRenderedPageBreak/>
         <w:t>Este formato permite que los analistas, desarrolladores y demás participantes del proyecto comprendan fácilmente el propósito de cada funcionalidad del sistema y mantengan el enfoque en las necesidades reales de los usuarios.</w:t>
       </w:r>
     </w:p>
@@ -14000,6 +16028,7 @@
         <w:t>Se estructura la historia utilizando el formato estándar para que sea comprensible para todos los miembros del equipo.</w:t>
       </w:r>
     </w:p>
+    <w:p/>
     <w:p>
       <w:pPr>
         <w:pStyle w:val="Prrafodelista"/>
@@ -14015,6 +16044,7 @@
         <w:rPr>
           <w:b/>
         </w:rPr>
+        <w:lastRenderedPageBreak/>
         <w:t>Establecer los criterios de aceptación</w:t>
       </w:r>
     </w:p>
@@ -14028,7 +16058,6 @@
         <w:t>A continuación, se presentan algunos ejemplos que explican cómo se redactan las historias de usuario en diferentes contextos.</w:t>
       </w:r>
     </w:p>
-    <w:p/>
     <w:p>
       <w:r>
         <w:t>Ejemplo 1. Plataforma educativa</w:t>
@@ -14105,7 +16134,6 @@
         <w:t>El sistema registra el avance del aprendiz.</w:t>
       </w:r>
     </w:p>
-    <w:p/>
     <w:p>
       <w:r>
         <w:t>Ejemplo 2. Sistema de tienda virtual</w:t>
@@ -14129,7 +16157,6 @@
         <w:t>: como cliente de una tienda en línea, quiero agregar productos a un carrito de compras, para realizar posteriormente el pago de los artículos seleccionados.</w:t>
       </w:r>
     </w:p>
-    <w:p/>
     <w:p>
       <w:r>
         <w:t>Criterios de aceptación:</w:t>
@@ -14168,6 +16195,7 @@
         </w:numPr>
       </w:pPr>
       <w:r>
+        <w:lastRenderedPageBreak/>
         <w:t>El carrito presenta el listado de productos seleccionados y su precio.</w:t>
       </w:r>
     </w:p>
@@ -14209,7 +16237,6 @@
       <w:r>
         <w:rPr>
           <w:rStyle w:val="Extranjerismo"/>
-          <w:lang w:val="es-CO"/>
         </w:rPr>
         <w:t>storyboard</w:t>
       </w:r>
@@ -14224,7 +16251,6 @@
       <w:r>
         <w:rPr>
           <w:rStyle w:val="Extranjerismo"/>
-          <w:lang w:val="es-CO"/>
         </w:rPr>
         <w:t>storyboard</w:t>
       </w:r>
@@ -14242,7 +16268,6 @@
       <w:r>
         <w:rPr>
           <w:rStyle w:val="Extranjerismo"/>
-          <w:lang w:val="es-CO"/>
         </w:rPr>
         <w:t>software</w:t>
       </w:r>
@@ -14257,7 +16282,6 @@
       <w:r>
         <w:rPr>
           <w:rStyle w:val="Extranjerismo"/>
-          <w:lang w:val="es-CO"/>
         </w:rPr>
         <w:t>storyboard</w:t>
       </w:r>
@@ -14267,12 +16291,12 @@
     </w:p>
     <w:p>
       <w:r>
+        <w:lastRenderedPageBreak/>
         <w:t xml:space="preserve">Para elaborar un </w:t>
       </w:r>
       <w:r>
         <w:rPr>
           <w:rStyle w:val="Extranjerismo"/>
-          <w:lang w:val="es-CO"/>
         </w:rPr>
         <w:t>storyboard</w:t>
       </w:r>
@@ -14282,7 +16306,6 @@
       <w:r>
         <w:rPr>
           <w:rStyle w:val="Extranjerismo"/>
-          <w:lang w:val="es-CO"/>
         </w:rPr>
         <w:t>software</w:t>
       </w:r>
@@ -14310,13 +16333,11 @@
     </w:p>
     <w:p>
       <w:r>
-        <w:t xml:space="preserve">Se identifica la situación o proceso que se desea representar, por </w:t>
-      </w:r>
-      <w:proofErr w:type="gramStart"/>
-      <w:r>
-        <w:t>ejemplo</w:t>
-      </w:r>
-      <w:proofErr w:type="gramEnd"/>
+        <w:t>Se identifica la situación o proceso que se desea representar, por ejemplo</w:t>
+      </w:r>
+      <w:r>
+        <w:t>,</w:t>
+      </w:r>
       <w:r>
         <w:t xml:space="preserve"> el registro de un usuario, la compra de un producto o el acceso a información dentro de un sistema.</w:t>
       </w:r>
@@ -14416,7 +16437,6 @@
       <w:r>
         <w:rPr>
           <w:rStyle w:val="Extranjerismo"/>
-          <w:lang w:val="es-CO"/>
         </w:rPr>
         <w:t>storyboard</w:t>
       </w:r>
@@ -14435,7 +16455,6 @@
       <w:r>
         <w:rPr>
           <w:rStyle w:val="Extranjerismo"/>
-          <w:lang w:val="es-CO"/>
         </w:rPr>
         <w:t>storyboard</w:t>
       </w:r>
@@ -14443,11 +16462,13 @@
         <w:t xml:space="preserve"> aplicado a un sistema de inscripción a cursos en línea.</w:t>
       </w:r>
     </w:p>
+    <w:p/>
     <w:p>
       <w:pPr>
         <w:pStyle w:val="Tabla"/>
       </w:pPr>
       <w:r>
+        <w:lastRenderedPageBreak/>
         <w:t xml:space="preserve">Ejemplo de </w:t>
       </w:r>
       <w:r>
@@ -14479,8 +16500,15 @@
           <w:p>
             <w:pPr>
               <w:pStyle w:val="TextoTablas"/>
-            </w:pPr>
-            <w:r>
+              <w:spacing w:line="360" w:lineRule="auto"/>
+              <w:rPr>
+                <w:sz w:val="28"/>
+              </w:rPr>
+            </w:pPr>
+            <w:r>
+              <w:rPr>
+                <w:sz w:val="28"/>
+              </w:rPr>
               <w:t>Escena</w:t>
             </w:r>
           </w:p>
@@ -14492,8 +16520,15 @@
           <w:p>
             <w:pPr>
               <w:pStyle w:val="TextoTablas"/>
-            </w:pPr>
-            <w:r>
+              <w:spacing w:line="360" w:lineRule="auto"/>
+              <w:rPr>
+                <w:sz w:val="28"/>
+              </w:rPr>
+            </w:pPr>
+            <w:r>
+              <w:rPr>
+                <w:sz w:val="28"/>
+              </w:rPr>
               <w:t>Descripción de la acción</w:t>
             </w:r>
           </w:p>
@@ -14510,8 +16545,15 @@
           <w:p>
             <w:pPr>
               <w:pStyle w:val="TextoTablas"/>
-            </w:pPr>
-            <w:r>
+              <w:spacing w:line="360" w:lineRule="auto"/>
+              <w:rPr>
+                <w:sz w:val="28"/>
+              </w:rPr>
+            </w:pPr>
+            <w:r>
+              <w:rPr>
+                <w:sz w:val="28"/>
+              </w:rPr>
               <w:t>1</w:t>
             </w:r>
           </w:p>
@@ -14523,8 +16565,15 @@
           <w:p>
             <w:pPr>
               <w:pStyle w:val="TextoTablas"/>
-            </w:pPr>
-            <w:r>
+              <w:spacing w:line="360" w:lineRule="auto"/>
+              <w:rPr>
+                <w:sz w:val="28"/>
+              </w:rPr>
+            </w:pPr>
+            <w:r>
+              <w:rPr>
+                <w:sz w:val="28"/>
+              </w:rPr>
               <w:t>El usuario ingresa a la plataforma educativa desde su navegador.</w:t>
             </w:r>
           </w:p>
@@ -14538,8 +16587,15 @@
           <w:p>
             <w:pPr>
               <w:pStyle w:val="TextoTablas"/>
-            </w:pPr>
-            <w:r>
+              <w:spacing w:line="360" w:lineRule="auto"/>
+              <w:rPr>
+                <w:sz w:val="28"/>
+              </w:rPr>
+            </w:pPr>
+            <w:r>
+              <w:rPr>
+                <w:sz w:val="28"/>
+              </w:rPr>
               <w:t>2</w:t>
             </w:r>
           </w:p>
@@ -14551,8 +16607,15 @@
           <w:p>
             <w:pPr>
               <w:pStyle w:val="TextoTablas"/>
-            </w:pPr>
-            <w:r>
+              <w:spacing w:line="360" w:lineRule="auto"/>
+              <w:rPr>
+                <w:sz w:val="28"/>
+              </w:rPr>
+            </w:pPr>
+            <w:r>
+              <w:rPr>
+                <w:sz w:val="28"/>
+              </w:rPr>
               <w:t>El usuario introduce su nombre de usuario y contraseña para iniciar sesión.</w:t>
             </w:r>
           </w:p>
@@ -14569,8 +16632,15 @@
           <w:p>
             <w:pPr>
               <w:pStyle w:val="TextoTablas"/>
-            </w:pPr>
-            <w:r>
+              <w:spacing w:line="360" w:lineRule="auto"/>
+              <w:rPr>
+                <w:sz w:val="28"/>
+              </w:rPr>
+            </w:pPr>
+            <w:r>
+              <w:rPr>
+                <w:sz w:val="28"/>
+              </w:rPr>
               <w:t>3</w:t>
             </w:r>
           </w:p>
@@ -14582,8 +16652,15 @@
           <w:p>
             <w:pPr>
               <w:pStyle w:val="TextoTablas"/>
-            </w:pPr>
-            <w:r>
+              <w:spacing w:line="360" w:lineRule="auto"/>
+              <w:rPr>
+                <w:sz w:val="28"/>
+              </w:rPr>
+            </w:pPr>
+            <w:r>
+              <w:rPr>
+                <w:sz w:val="28"/>
+              </w:rPr>
               <w:t>El sistema presenta el panel principal con los cursos disponibles.</w:t>
             </w:r>
           </w:p>
@@ -14597,8 +16674,15 @@
           <w:p>
             <w:pPr>
               <w:pStyle w:val="TextoTablas"/>
-            </w:pPr>
-            <w:r>
+              <w:spacing w:line="360" w:lineRule="auto"/>
+              <w:rPr>
+                <w:sz w:val="28"/>
+              </w:rPr>
+            </w:pPr>
+            <w:r>
+              <w:rPr>
+                <w:sz w:val="28"/>
+              </w:rPr>
               <w:t>4</w:t>
             </w:r>
           </w:p>
@@ -14610,8 +16694,15 @@
           <w:p>
             <w:pPr>
               <w:pStyle w:val="TextoTablas"/>
-            </w:pPr>
-            <w:r>
+              <w:spacing w:line="360" w:lineRule="auto"/>
+              <w:rPr>
+                <w:sz w:val="28"/>
+              </w:rPr>
+            </w:pPr>
+            <w:r>
+              <w:rPr>
+                <w:sz w:val="28"/>
+              </w:rPr>
               <w:t>El usuario selecciona un curso de su interés.</w:t>
             </w:r>
           </w:p>
@@ -14628,8 +16719,15 @@
           <w:p>
             <w:pPr>
               <w:pStyle w:val="TextoTablas"/>
-            </w:pPr>
-            <w:r>
+              <w:spacing w:line="360" w:lineRule="auto"/>
+              <w:rPr>
+                <w:sz w:val="28"/>
+              </w:rPr>
+            </w:pPr>
+            <w:r>
+              <w:rPr>
+                <w:sz w:val="28"/>
+              </w:rPr>
               <w:t>5</w:t>
             </w:r>
           </w:p>
@@ -14641,8 +16739,15 @@
           <w:p>
             <w:pPr>
               <w:pStyle w:val="TextoTablas"/>
-            </w:pPr>
-            <w:r>
+              <w:spacing w:line="360" w:lineRule="auto"/>
+              <w:rPr>
+                <w:sz w:val="28"/>
+              </w:rPr>
+            </w:pPr>
+            <w:r>
+              <w:rPr>
+                <w:sz w:val="28"/>
+              </w:rPr>
               <w:t>El sistema presenta la información del curso y la opción de inscripción.</w:t>
             </w:r>
           </w:p>
@@ -14656,8 +16761,15 @@
           <w:p>
             <w:pPr>
               <w:pStyle w:val="TextoTablas"/>
-            </w:pPr>
-            <w:r>
+              <w:spacing w:line="360" w:lineRule="auto"/>
+              <w:rPr>
+                <w:sz w:val="28"/>
+              </w:rPr>
+            </w:pPr>
+            <w:r>
+              <w:rPr>
+                <w:sz w:val="28"/>
+              </w:rPr>
               <w:t>6</w:t>
             </w:r>
           </w:p>
@@ -14669,8 +16781,15 @@
           <w:p>
             <w:pPr>
               <w:pStyle w:val="TextoTablas"/>
-            </w:pPr>
-            <w:r>
+              <w:spacing w:line="360" w:lineRule="auto"/>
+              <w:rPr>
+                <w:sz w:val="28"/>
+              </w:rPr>
+            </w:pPr>
+            <w:r>
+              <w:rPr>
+                <w:sz w:val="28"/>
+              </w:rPr>
               <w:t>El usuario confirma la inscripción y el sistema registra el curso en su perfil.</w:t>
             </w:r>
           </w:p>
@@ -14685,7 +16804,6 @@
       <w:r>
         <w:rPr>
           <w:rStyle w:val="Extranjerismo"/>
-          <w:lang w:val="es-CO"/>
         </w:rPr>
         <w:t>software</w:t>
       </w:r>
@@ -14715,6 +16833,7 @@
       </w:pPr>
       <w:bookmarkStart w:id="52" w:name="_Toc235515561"/>
       <w:r>
+        <w:lastRenderedPageBreak/>
         <w:t>Síntesis</w:t>
       </w:r>
       <w:bookmarkEnd w:id="52"/>
@@ -14734,7 +16853,7 @@
       <w:r>
         <w:rPr>
           <w:rStyle w:val="Extranjerismo"/>
-          <w:lang w:val="es-CO" w:eastAsia="es-CO"/>
+          <w:lang w:eastAsia="es-CO"/>
         </w:rPr>
         <w:t xml:space="preserve">software </w:t>
       </w:r>
@@ -14747,7 +16866,7 @@
       <w:r>
         <w:rPr>
           <w:rStyle w:val="Extranjerismo"/>
-          <w:lang w:val="es-CO" w:eastAsia="es-CO"/>
+          <w:lang w:eastAsia="es-CO"/>
         </w:rPr>
         <w:t>storyboard</w:t>
       </w:r>
@@ -14760,7 +16879,7 @@
       <w:r>
         <w:rPr>
           <w:rStyle w:val="Extranjerismo"/>
-          <w:lang w:val="es-CO" w:eastAsia="es-CO"/>
+          <w:lang w:eastAsia="es-CO"/>
         </w:rPr>
         <w:t>software</w:t>
       </w:r>
@@ -14773,22 +16892,35 @@
     </w:p>
     <w:p>
       <w:pPr>
-        <w:spacing w:before="0" w:after="160" w:line="259" w:lineRule="auto"/>
-        <w:ind w:firstLine="0"/>
         <w:rPr>
           <w:lang w:eastAsia="es-CO"/>
         </w:rPr>
       </w:pPr>
-      <w:r>
-        <w:rPr>
-          <w:rStyle w:val="Extranjerismo"/>
+    </w:p>
+    <w:p>
+      <w:pPr>
+        <w:rPr>
+          <w:lang w:eastAsia="es-CO"/>
+        </w:rPr>
+      </w:pPr>
+      <w:r>
+        <w:rPr>
           <w:noProof/>
+          <w:lang w:eastAsia="es-CO"/>
         </w:rPr>
         <w:drawing>
-          <wp:inline distT="0" distB="0" distL="0" distR="0" wp14:anchorId="19B75EF4" wp14:editId="765A5C2C">
-            <wp:extent cx="6155944" cy="3713585"/>
-            <wp:effectExtent l="0" t="0" r="0" b="1270"/>
-            <wp:docPr id="33" name="Imagen 33" descr="En la síntesis se presenta un esquema de los principales contenidos del componente formativo, describiendo los fundamentos del ciclo de vida del software, la definición y tipos de requisitos, así como los procesos de ingeniería y elicitación de requisitos. También se incluyen los roles que participan en el proceso y las principales herramientas utilizadas para el modelado y la captura de requisitos, como los diagramas de casos de uso, las historias de usuario y el storyboard."/>
+          <wp:anchor distT="0" distB="0" distL="114300" distR="114300" simplePos="0" relativeHeight="251660288" behindDoc="0" locked="0" layoutInCell="1" allowOverlap="1" wp14:anchorId="13DEF4FC" wp14:editId="55CD23BC">
+            <wp:simplePos x="0" y="0"/>
+            <wp:positionH relativeFrom="column">
+              <wp:posOffset>0</wp:posOffset>
+            </wp:positionH>
+            <wp:positionV relativeFrom="paragraph">
+              <wp:posOffset>-635</wp:posOffset>
+            </wp:positionV>
+            <wp:extent cx="6332220" cy="3820160"/>
+            <wp:effectExtent l="0" t="0" r="0" b="8890"/>
+            <wp:wrapNone/>
+            <wp:docPr id="5" name="Gráfico 5" descr="En la síntesis se presenta un esquema de los principales contenidos del componente formativo, describiendo los fundamentos del ciclo de vida del software, la definición y tipos de requisitos, así como los procesos de ingeniería y elicitación de requisitos. También se incluyen los roles que participan en el proceso y las principales herramientas utilizadas para el modelado y la captura de requisitos, como los diagramas de casos de uso, las historias de usuario y el storyboard."/>
             <wp:cNvGraphicFramePr>
               <a:graphicFrameLocks xmlns:a="http://schemas.openxmlformats.org/drawingml/2006/main" noChangeAspect="1"/>
             </wp:cNvGraphicFramePr>
@@ -14796,10 +16928,8 @@
               <a:graphicData uri="http://schemas.openxmlformats.org/drawingml/2006/picture">
                 <pic:pic xmlns:pic="http://schemas.openxmlformats.org/drawingml/2006/picture">
                   <pic:nvPicPr>
-                    <pic:cNvPr id="0" name="Picture 3"/>
-                    <pic:cNvPicPr>
-                      <a:picLocks noChangeAspect="1" noChangeArrowheads="1"/>
-                    </pic:cNvPicPr>
+                    <pic:cNvPr id="5" name="sintesis.7d721842.svg"/>
+                    <pic:cNvPicPr/>
                   </pic:nvPicPr>
                   <pic:blipFill>
                     <a:blip r:embed="rId14">
@@ -14807,29 +16937,53 @@
                         <a:ext uri="{28A0092B-C50C-407E-A947-70E740481C1C}">
                           <a14:useLocalDpi xmlns:a14="http://schemas.microsoft.com/office/drawing/2010/main" val="0"/>
                         </a:ext>
+                        <a:ext uri="{96DAC541-7B7A-43D3-8B79-37D633B846F1}">
+                          <asvg:svgBlip xmlns:asvg="http://schemas.microsoft.com/office/drawing/2016/SVG/main" r:embed="rId15"/>
+                        </a:ext>
                       </a:extLst>
                     </a:blip>
-                    <a:srcRect/>
                     <a:stretch>
                       <a:fillRect/>
                     </a:stretch>
                   </pic:blipFill>
-                  <pic:spPr bwMode="auto">
+                  <pic:spPr>
                     <a:xfrm>
                       <a:off x="0" y="0"/>
-                      <a:ext cx="6176440" cy="3725949"/>
+                      <a:ext cx="6332220" cy="3820160"/>
                     </a:xfrm>
                     <a:prstGeom prst="rect">
                       <a:avLst/>
                     </a:prstGeom>
-                    <a:noFill/>
                   </pic:spPr>
                 </pic:pic>
               </a:graphicData>
             </a:graphic>
-          </wp:inline>
+          </wp:anchor>
         </w:drawing>
       </w:r>
+    </w:p>
+    <w:p>
+      <w:pPr>
+        <w:rPr>
+          <w:lang w:eastAsia="es-CO"/>
+        </w:rPr>
+      </w:pPr>
+    </w:p>
+    <w:p>
+      <w:pPr>
+        <w:rPr>
+          <w:lang w:eastAsia="es-CO"/>
+        </w:rPr>
+      </w:pPr>
+    </w:p>
+    <w:p>
+      <w:pPr>
+        <w:spacing w:before="0" w:after="160" w:line="259" w:lineRule="auto"/>
+        <w:ind w:firstLine="0"/>
+        <w:rPr>
+          <w:lang w:eastAsia="es-CO"/>
+        </w:rPr>
+      </w:pPr>
     </w:p>
     <w:p>
       <w:pPr>
@@ -14838,6 +16992,7 @@
       <w:bookmarkStart w:id="53" w:name="_Toc176443725"/>
       <w:bookmarkStart w:id="54" w:name="_Toc235515562"/>
       <w:r>
+        <w:lastRenderedPageBreak/>
         <w:t>Glosario</w:t>
       </w:r>
       <w:bookmarkEnd w:id="53"/>
@@ -14965,7 +17120,7 @@
       <w:r>
         <w:rPr>
           <w:rStyle w:val="Extranjerismo"/>
-          <w:lang w:val="es-CO" w:eastAsia="es-CO"/>
+          <w:lang w:eastAsia="es-CO"/>
         </w:rPr>
         <w:t xml:space="preserve">software </w:t>
       </w:r>
@@ -15047,6 +17202,7 @@
           <w:b/>
           <w:lang w:eastAsia="es-CO"/>
         </w:rPr>
+        <w:lastRenderedPageBreak/>
         <w:t>Requisito funcional</w:t>
       </w:r>
       <w:r>
@@ -15082,16 +17238,14 @@
           <w:lang w:eastAsia="es-CO"/>
         </w:rPr>
       </w:pPr>
-      <w:proofErr w:type="spellStart"/>
       <w:r>
         <w:rPr>
           <w:rStyle w:val="Extranjerismo"/>
           <w:b/>
-          <w:lang w:val="es-CO" w:eastAsia="es-CO"/>
+          <w:lang w:eastAsia="es-CO"/>
         </w:rPr>
         <w:t>Stakeholder</w:t>
       </w:r>
-      <w:proofErr w:type="spellEnd"/>
       <w:r>
         <w:rPr>
           <w:lang w:eastAsia="es-CO"/>
@@ -15109,7 +17263,7 @@
         <w:rPr>
           <w:rStyle w:val="Extranjerismo"/>
           <w:b/>
-          <w:lang w:val="es-CO" w:eastAsia="es-CO"/>
+          <w:lang w:eastAsia="es-CO"/>
         </w:rPr>
         <w:t>Storyboard</w:t>
       </w:r>
@@ -15142,7 +17296,7 @@
       <w:r>
         <w:rPr>
           <w:rStyle w:val="Extranjerismo"/>
-          <w:lang w:val="es-CO" w:eastAsia="es-CO"/>
+          <w:lang w:eastAsia="es-CO"/>
         </w:rPr>
         <w:t xml:space="preserve">software </w:t>
       </w:r>
@@ -15193,6 +17347,7 @@
         <w:rPr>
           <w:lang w:val="es-MX"/>
         </w:rPr>
+        <w:lastRenderedPageBreak/>
         <w:t>Referencias bibliográficas</w:t>
       </w:r>
       <w:bookmarkEnd w:id="55"/>
@@ -15201,7 +17356,7 @@
     <w:p>
       <w:pPr>
         <w:rPr>
-          <w:lang w:val="en-US" w:eastAsia="es-CO"/>
+          <w:lang w:val="es-MX" w:eastAsia="es-CO"/>
         </w:rPr>
       </w:pPr>
       <w:r>
@@ -15249,150 +17404,222 @@
         <w:rPr>
           <w:lang w:val="es-MX" w:eastAsia="es-CO"/>
         </w:rPr>
-        <w:t xml:space="preserve">(Versión 3.0). </w:t>
-      </w:r>
-      <w:r>
-        <w:rPr>
-          <w:lang w:val="en-US" w:eastAsia="es-CO"/>
-        </w:rPr>
-        <w:t>IEEE Computer Society.</w:t>
-      </w:r>
-    </w:p>
-    <w:p>
-      <w:pPr>
-        <w:rPr>
-          <w:lang w:val="en-US" w:eastAsia="es-CO"/>
-        </w:rPr>
-      </w:pPr>
-      <w:r>
-        <w:rPr>
-          <w:lang w:val="en-US" w:eastAsia="es-CO"/>
-        </w:rPr>
-        <w:t xml:space="preserve">ISO/IEC. (2018). ISO/IEC/IEEE 29148:2018 Systems and </w:t>
-      </w:r>
-      <w:r>
-        <w:rPr>
-          <w:rStyle w:val="Extranjerismo"/>
-          <w:lang w:eastAsia="es-CO"/>
-        </w:rPr>
-        <w:t xml:space="preserve">software </w:t>
-      </w:r>
-      <w:r>
-        <w:rPr>
-          <w:lang w:val="en-US" w:eastAsia="es-CO"/>
-        </w:rPr>
-        <w:t xml:space="preserve">engineering - Life cycle processes - </w:t>
-      </w:r>
-      <w:proofErr w:type="gramStart"/>
-      <w:r>
-        <w:rPr>
-          <w:lang w:val="en-US" w:eastAsia="es-CO"/>
-        </w:rPr>
-        <w:t>Requirements</w:t>
-      </w:r>
-      <w:proofErr w:type="gramEnd"/>
-      <w:r>
-        <w:rPr>
-          <w:lang w:val="en-US" w:eastAsia="es-CO"/>
-        </w:rPr>
-        <w:t xml:space="preserve"> engineering. International Organization for Standardization.</w:t>
-      </w:r>
-    </w:p>
-    <w:p>
-      <w:pPr>
-        <w:rPr>
-          <w:lang w:val="en-US" w:eastAsia="es-CO"/>
-        </w:rPr>
-      </w:pPr>
-      <w:r>
-        <w:rPr>
-          <w:lang w:val="en-US" w:eastAsia="es-CO"/>
-        </w:rPr>
-        <w:t xml:space="preserve">Pressman, R. S., &amp; Maxim, B. R. (2016). </w:t>
-      </w:r>
+        <w:t xml:space="preserve">(Versión 3.0). IEEE </w:t>
+      </w:r>
+      <w:proofErr w:type="spellStart"/>
       <w:r>
         <w:rPr>
           <w:lang w:val="es-MX" w:eastAsia="es-CO"/>
         </w:rPr>
-        <w:t xml:space="preserve">Ingeniería del </w:t>
+        <w:t>Computer</w:t>
+      </w:r>
+      <w:proofErr w:type="spellEnd"/>
+      <w:r>
+        <w:rPr>
+          <w:lang w:val="es-MX" w:eastAsia="es-CO"/>
+        </w:rPr>
+        <w:t xml:space="preserve"> </w:t>
+      </w:r>
+      <w:proofErr w:type="spellStart"/>
+      <w:r>
+        <w:rPr>
+          <w:lang w:val="es-MX" w:eastAsia="es-CO"/>
+        </w:rPr>
+        <w:t>Society</w:t>
+      </w:r>
+      <w:proofErr w:type="spellEnd"/>
+      <w:r>
+        <w:rPr>
+          <w:lang w:val="es-MX" w:eastAsia="es-CO"/>
+        </w:rPr>
+        <w:t>.</w:t>
+      </w:r>
+    </w:p>
+    <w:p>
+      <w:pPr>
+        <w:rPr>
+          <w:lang w:val="es-MX" w:eastAsia="es-CO"/>
+        </w:rPr>
+      </w:pPr>
+      <w:r>
+        <w:rPr>
+          <w:lang w:val="es-MX" w:eastAsia="es-CO"/>
+        </w:rPr>
+        <w:t xml:space="preserve">ISO/IEC. (2018). ISO/IEC/IEEE 29148:2018 </w:t>
+      </w:r>
+      <w:proofErr w:type="spellStart"/>
+      <w:r>
+        <w:rPr>
+          <w:lang w:val="es-MX" w:eastAsia="es-CO"/>
+        </w:rPr>
+        <w:t>Systems</w:t>
+      </w:r>
+      <w:proofErr w:type="spellEnd"/>
+      <w:r>
+        <w:rPr>
+          <w:lang w:val="es-MX" w:eastAsia="es-CO"/>
+        </w:rPr>
+        <w:t xml:space="preserve"> and </w:t>
       </w:r>
       <w:r>
         <w:rPr>
           <w:rStyle w:val="Extranjerismo"/>
           <w:lang w:val="es-MX" w:eastAsia="es-CO"/>
         </w:rPr>
-        <w:t>software</w:t>
-      </w:r>
+        <w:t xml:space="preserve">software </w:t>
+      </w:r>
+      <w:proofErr w:type="spellStart"/>
       <w:r>
         <w:rPr>
           <w:lang w:val="es-MX" w:eastAsia="es-CO"/>
         </w:rPr>
-        <w:t xml:space="preserve">: Un enfoque práctico (8.ª ed.). </w:t>
-      </w:r>
-      <w:r>
-        <w:rPr>
-          <w:lang w:val="en-US" w:eastAsia="es-CO"/>
-        </w:rPr>
-        <w:t>McGraw-Hill Education.</w:t>
-      </w:r>
-    </w:p>
-    <w:p>
-      <w:pPr>
+        <w:t>engineering</w:t>
+      </w:r>
+      <w:proofErr w:type="spellEnd"/>
+      <w:r>
         <w:rPr>
           <w:lang w:val="es-MX" w:eastAsia="es-CO"/>
         </w:rPr>
-      </w:pPr>
-      <w:r>
-        <w:rPr>
-          <w:lang w:val="en-US" w:eastAsia="es-CO"/>
-        </w:rPr>
-        <w:t xml:space="preserve">Sommerville, I. (2011). </w:t>
+        <w:t xml:space="preserve"> - </w:t>
       </w:r>
       <w:proofErr w:type="spellStart"/>
       <w:r>
         <w:rPr>
-          <w:lang w:val="en-US" w:eastAsia="es-CO"/>
-        </w:rPr>
-        <w:t>Ingeniería</w:t>
+          <w:lang w:val="es-MX" w:eastAsia="es-CO"/>
+        </w:rPr>
+        <w:t>Life</w:t>
       </w:r>
       <w:proofErr w:type="spellEnd"/>
       <w:r>
         <w:rPr>
-          <w:lang w:val="en-US" w:eastAsia="es-CO"/>
-        </w:rPr>
-        <w:t xml:space="preserve"> del </w:t>
-      </w:r>
-      <w:r>
-        <w:rPr>
-          <w:rStyle w:val="Extranjerismo"/>
-          <w:lang w:eastAsia="es-CO"/>
-        </w:rPr>
-        <w:t xml:space="preserve">software </w:t>
-      </w:r>
-      <w:r>
-        <w:rPr>
-          <w:lang w:val="en-US" w:eastAsia="es-CO"/>
-        </w:rPr>
-        <w:t xml:space="preserve">(9.ª ed.). </w:t>
-      </w:r>
-      <w:r>
-        <w:rPr>
           <w:lang w:val="es-MX" w:eastAsia="es-CO"/>
         </w:rPr>
-        <w:t>Pearson Educación.</w:t>
-      </w:r>
-    </w:p>
-    <w:p>
-      <w:pPr>
+        <w:t xml:space="preserve"> </w:t>
+      </w:r>
+      <w:proofErr w:type="spellStart"/>
+      <w:r>
         <w:rPr>
           <w:lang w:val="es-MX" w:eastAsia="es-CO"/>
         </w:rPr>
-      </w:pPr>
+        <w:t>cycle</w:t>
+      </w:r>
+      <w:proofErr w:type="spellEnd"/>
       <w:r>
         <w:rPr>
           <w:lang w:val="es-MX" w:eastAsia="es-CO"/>
         </w:rPr>
-        <w:t xml:space="preserve">Universidad Nacional de Colombia. (s. f.). Ingeniería de requisitos en el desarrollo de </w:t>
+        <w:t xml:space="preserve"> </w:t>
+      </w:r>
+      <w:proofErr w:type="spellStart"/>
+      <w:r>
+        <w:rPr>
+          <w:lang w:val="es-MX" w:eastAsia="es-CO"/>
+        </w:rPr>
+        <w:t>processes</w:t>
+      </w:r>
+      <w:proofErr w:type="spellEnd"/>
+      <w:r>
+        <w:rPr>
+          <w:lang w:val="es-MX" w:eastAsia="es-CO"/>
+        </w:rPr>
+        <w:t xml:space="preserve"> - </w:t>
+      </w:r>
+      <w:proofErr w:type="spellStart"/>
+      <w:r>
+        <w:rPr>
+          <w:lang w:val="es-MX" w:eastAsia="es-CO"/>
+        </w:rPr>
+        <w:t>Requirements</w:t>
+      </w:r>
+      <w:proofErr w:type="spellEnd"/>
+      <w:r>
+        <w:rPr>
+          <w:lang w:val="es-MX" w:eastAsia="es-CO"/>
+        </w:rPr>
+        <w:t xml:space="preserve"> </w:t>
+      </w:r>
+      <w:proofErr w:type="spellStart"/>
+      <w:r>
+        <w:rPr>
+          <w:lang w:val="es-MX" w:eastAsia="es-CO"/>
+        </w:rPr>
+        <w:t>engineering</w:t>
+      </w:r>
+      <w:proofErr w:type="spellEnd"/>
+      <w:r>
+        <w:rPr>
+          <w:lang w:val="es-MX" w:eastAsia="es-CO"/>
+        </w:rPr>
+        <w:t xml:space="preserve">. International </w:t>
+      </w:r>
+      <w:proofErr w:type="spellStart"/>
+      <w:r>
+        <w:rPr>
+          <w:lang w:val="es-MX" w:eastAsia="es-CO"/>
+        </w:rPr>
+        <w:t>Organization</w:t>
+      </w:r>
+      <w:proofErr w:type="spellEnd"/>
+      <w:r>
+        <w:rPr>
+          <w:lang w:val="es-MX" w:eastAsia="es-CO"/>
+        </w:rPr>
+        <w:t xml:space="preserve"> </w:t>
+      </w:r>
+      <w:proofErr w:type="spellStart"/>
+      <w:r>
+        <w:rPr>
+          <w:lang w:val="es-MX" w:eastAsia="es-CO"/>
+        </w:rPr>
+        <w:t>for</w:t>
+      </w:r>
+      <w:proofErr w:type="spellEnd"/>
+      <w:r>
+        <w:rPr>
+          <w:lang w:val="es-MX" w:eastAsia="es-CO"/>
+        </w:rPr>
+        <w:t xml:space="preserve"> </w:t>
+      </w:r>
+      <w:proofErr w:type="spellStart"/>
+      <w:r>
+        <w:rPr>
+          <w:lang w:val="es-MX" w:eastAsia="es-CO"/>
+        </w:rPr>
+        <w:t>Standardization</w:t>
+      </w:r>
+      <w:proofErr w:type="spellEnd"/>
+      <w:r>
+        <w:rPr>
+          <w:lang w:val="es-MX" w:eastAsia="es-CO"/>
+        </w:rPr>
+        <w:t>.</w:t>
+      </w:r>
+    </w:p>
+    <w:p>
+      <w:pPr>
+        <w:rPr>
+          <w:lang w:val="es-MX" w:eastAsia="es-CO"/>
+        </w:rPr>
+      </w:pPr>
+      <w:r>
+        <w:rPr>
+          <w:lang w:val="es-MX" w:eastAsia="es-CO"/>
+        </w:rPr>
+        <w:t xml:space="preserve">Pressman, R. S., &amp; </w:t>
+      </w:r>
+      <w:proofErr w:type="spellStart"/>
+      <w:r>
+        <w:rPr>
+          <w:lang w:val="es-MX" w:eastAsia="es-CO"/>
+        </w:rPr>
+        <w:t>Maxim</w:t>
+      </w:r>
+      <w:proofErr w:type="spellEnd"/>
+      <w:r>
+        <w:rPr>
+          <w:lang w:val="es-MX" w:eastAsia="es-CO"/>
+        </w:rPr>
+        <w:t xml:space="preserve">, B. R. (2016). Ingeniería del </w:t>
       </w:r>
       <w:r>
         <w:rPr>
@@ -15405,6 +17632,20 @@
         <w:rPr>
           <w:lang w:val="es-MX" w:eastAsia="es-CO"/>
         </w:rPr>
+        <w:t xml:space="preserve">: Un enfoque práctico (8.ª ed.). McGraw-Hill </w:t>
+      </w:r>
+      <w:proofErr w:type="spellStart"/>
+      <w:r>
+        <w:rPr>
+          <w:lang w:val="es-MX" w:eastAsia="es-CO"/>
+        </w:rPr>
+        <w:t>Education</w:t>
+      </w:r>
+      <w:proofErr w:type="spellEnd"/>
+      <w:r>
+        <w:rPr>
+          <w:lang w:val="es-MX" w:eastAsia="es-CO"/>
+        </w:rPr>
         <w:t>.</w:t>
       </w:r>
     </w:p>
@@ -15414,19 +17655,11 @@
           <w:lang w:val="es-MX" w:eastAsia="es-CO"/>
         </w:rPr>
       </w:pPr>
-      <w:proofErr w:type="spellStart"/>
       <w:r>
         <w:rPr>
           <w:lang w:val="es-MX" w:eastAsia="es-CO"/>
         </w:rPr>
-        <w:t>Wiegers</w:t>
-      </w:r>
-      <w:proofErr w:type="spellEnd"/>
-      <w:r>
-        <w:rPr>
-          <w:lang w:val="es-MX" w:eastAsia="es-CO"/>
-        </w:rPr>
-        <w:t xml:space="preserve">, K., &amp; Beatty, J. (2014). Ingeniería de requisitos de </w:t>
+        <w:t xml:space="preserve">Sommerville, I. (2011). Ingeniería del </w:t>
       </w:r>
       <w:r>
         <w:rPr>
@@ -15439,6 +17672,66 @@
         <w:rPr>
           <w:lang w:val="es-MX" w:eastAsia="es-CO"/>
         </w:rPr>
+        <w:t>(9.ª ed.). Pearson Educación.</w:t>
+      </w:r>
+    </w:p>
+    <w:p>
+      <w:pPr>
+        <w:rPr>
+          <w:lang w:val="es-MX" w:eastAsia="es-CO"/>
+        </w:rPr>
+      </w:pPr>
+      <w:r>
+        <w:rPr>
+          <w:lang w:val="es-MX" w:eastAsia="es-CO"/>
+        </w:rPr>
+        <w:t xml:space="preserve">Universidad Nacional de Colombia. (s. f.). Ingeniería de requisitos en el desarrollo de </w:t>
+      </w:r>
+      <w:r>
+        <w:rPr>
+          <w:rStyle w:val="Extranjerismo"/>
+          <w:lang w:val="es-MX" w:eastAsia="es-CO"/>
+        </w:rPr>
+        <w:t>software</w:t>
+      </w:r>
+      <w:r>
+        <w:rPr>
+          <w:lang w:val="es-MX" w:eastAsia="es-CO"/>
+        </w:rPr>
+        <w:t>.</w:t>
+      </w:r>
+    </w:p>
+    <w:p>
+      <w:pPr>
+        <w:rPr>
+          <w:lang w:val="es-MX" w:eastAsia="es-CO"/>
+        </w:rPr>
+      </w:pPr>
+      <w:proofErr w:type="spellStart"/>
+      <w:r>
+        <w:rPr>
+          <w:lang w:val="es-MX" w:eastAsia="es-CO"/>
+        </w:rPr>
+        <w:t>Wiegers</w:t>
+      </w:r>
+      <w:proofErr w:type="spellEnd"/>
+      <w:r>
+        <w:rPr>
+          <w:lang w:val="es-MX" w:eastAsia="es-CO"/>
+        </w:rPr>
+        <w:t xml:space="preserve">, K., &amp; Beatty, J. (2014). Ingeniería de requisitos de </w:t>
+      </w:r>
+      <w:r>
+        <w:rPr>
+          <w:rStyle w:val="Extranjerismo"/>
+          <w:lang w:val="es-MX" w:eastAsia="es-CO"/>
+        </w:rPr>
+        <w:t xml:space="preserve">software </w:t>
+      </w:r>
+      <w:r>
+        <w:rPr>
+          <w:lang w:val="es-MX" w:eastAsia="es-CO"/>
+        </w:rPr>
         <w:t xml:space="preserve">(3.ª ed.). Microsoft </w:t>
       </w:r>
       <w:proofErr w:type="spellStart"/>
@@ -15512,6 +17805,7 @@
       <w:bookmarkStart w:id="57" w:name="_Toc176443727"/>
       <w:bookmarkStart w:id="58" w:name="_Toc235515564"/>
       <w:r>
+        <w:lastRenderedPageBreak/>
         <w:t>Créditos</w:t>
       </w:r>
       <w:bookmarkEnd w:id="57"/>
@@ -15647,8 +17941,10 @@
               </w:rPr>
             </w:pPr>
             <w:r>
-              <w:t>Profesional G06. Responsable Ecosistema de Recursos Educativos Digitales (RED)</w:t>
-            </w:r>
+              <w:t>Profesional G06. Responsable Ecosistema de Recursos Educativos Digitales</w:t>
+            </w:r>
+            <w:bookmarkStart w:id="59" w:name="_GoBack"/>
+            <w:bookmarkEnd w:id="59"/>
           </w:p>
         </w:tc>
         <w:tc>
@@ -15819,16 +18115,8 @@
                 <w:lang w:val="es-ES" w:eastAsia="es-CO"/>
               </w:rPr>
             </w:pPr>
-            <w:proofErr w:type="spellStart"/>
-            <w:r>
-              <w:t>J</w:t>
-            </w:r>
-            <w:r>
-              <w:t>ose</w:t>
-            </w:r>
-            <w:proofErr w:type="spellEnd"/>
-            <w:r>
-              <w:t xml:space="preserve"> Yobani Penagos Mora</w:t>
+            <w:r>
+              <w:t>ose Yobani Penagos Mora</w:t>
             </w:r>
           </w:p>
         </w:tc>
@@ -15887,14 +18175,13 @@
                 <w:lang w:val="es-ES" w:eastAsia="es-CO"/>
               </w:rPr>
             </w:pPr>
-            <w:r>
-              <w:t xml:space="preserve">Manuel Felipe </w:t>
-            </w:r>
-            <w:r>
-              <w:t>Echavarría</w:t>
-            </w:r>
-            <w:r>
-              <w:t xml:space="preserve"> Orozco</w:t>
+            <w:proofErr w:type="spellStart"/>
+            <w:r>
+              <w:t>Sebastian</w:t>
+            </w:r>
+            <w:proofErr w:type="spellEnd"/>
+            <w:r>
+              <w:t xml:space="preserve"> Trujillo Afanador</w:t>
             </w:r>
           </w:p>
         </w:tc>
@@ -16087,6 +18374,7 @@
               </w:rPr>
             </w:pPr>
             <w:r>
+              <w:lastRenderedPageBreak/>
               <w:t>Jorge Bustos Gómez</w:t>
             </w:r>
           </w:p>
@@ -16150,8 +18438,8 @@
       </w:pPr>
     </w:p>
     <w:sectPr>
-      <w:headerReference w:type="default" r:id="rId15"/>
-      <w:footerReference w:type="default" r:id="rId16"/>
+      <w:headerReference w:type="default" r:id="rId16"/>
+      <w:footerReference w:type="default" r:id="rId17"/>
       <w:pgSz w:w="12240" w:h="15840"/>
       <w:pgMar w:top="1701" w:right="1134" w:bottom="1134" w:left="1134" w:header="709" w:footer="737" w:gutter="0"/>
       <w:pgNumType w:start="1"/>
@@ -16163,7 +18451,7 @@
 </file>
 
 <file path=word/endnotes.xml><?xml version="1.0" encoding="utf-8"?>
-<w:endnotes xmlns:wpc="http://schemas.microsoft.com/office/word/2010/wordprocessingCanvas" xmlns:cx="http://schemas.microsoft.com/office/drawing/2014/chartex" xmlns:cx1="http://schemas.microsoft.com/office/drawing/2015/9/8/chartex" xmlns:cx2="http://schemas.microsoft.com/office/drawing/2015/10/21/chartex" xmlns:cx3="http://schemas.microsoft.com/office/drawing/2016/5/9/chartex" xmlns:cx4="http://schemas.microsoft.com/office/drawing/2016/5/10/chartex" xmlns:cx5="http://schemas.microsoft.com/office/drawing/2016/5/11/chartex" xmlns:cx6="http://schemas.microsoft.com/office/drawing/2016/5/12/chartex" xmlns:cx7="http://schemas.microsoft.com/office/drawing/2016/5/13/chartex" xmlns:cx8="http://schemas.microsoft.com/office/drawing/2016/5/14/chartex" xmlns:mc="http://schemas.openxmlformats.org/markup-compatibility/2006" xmlns:aink="http://schemas.microsoft.com/office/drawing/2016/ink" xmlns:am3d="http://schemas.microsoft.com/office/drawing/2017/model3d" xmlns:o="urn:schemas-microsoft-com:office:office" xmlns:r="http://schemas.openxmlformats.org/officeDocument/2006/relationships" xmlns:m="http://schemas.openxmlformats.org/officeDocument/2006/math" xmlns:v="urn:schemas-microsoft-com:vml" xmlns:wp14="http://schemas.microsoft.com/office/word/2010/wordprocessingDrawing" xmlns:wp="http://schemas.openxmlformats.org/drawingml/2006/wordprocessingDrawing" xmlns:w10="urn:schemas-microsoft-com:office:word" xmlns:w="http://schemas.openxmlformats.org/wordprocessingml/2006/main" xmlns:w14="http://schemas.microsoft.com/office/word/2010/wordml" xmlns:w15="http://schemas.microsoft.com/office/word/2012/wordml" xmlns:w16cex="http://schemas.microsoft.com/office/word/2018/wordml/cex" xmlns:w16cid="http://schemas.microsoft.com/office/word/2016/wordml/cid" xmlns:w16="http://schemas.microsoft.com/office/word/2018/wordml" xmlns:w16sdtdh="http://schemas.microsoft.com/office/word/2020/wordml/sdtdatahash" xmlns:w16se="http://schemas.microsoft.com/office/word/2015/wordml/symex" xmlns:wpg="http://schemas.microsoft.com/office/word/2010/wordprocessingGroup" xmlns:wpi="http://schemas.microsoft.com/office/word/2010/wordprocessingInk" xmlns:wne="http://schemas.microsoft.com/office/word/2006/wordml" xmlns:wps="http://schemas.microsoft.com/office/word/2010/wordprocessingShape" mc:Ignorable="w14 w15 w16se w16cid w16 w16cex w16sdtdh wp14">
+<w:endnotes xmlns:wpc="http://schemas.microsoft.com/office/word/2010/wordprocessingCanvas" xmlns:cx="http://schemas.microsoft.com/office/drawing/2014/chartex" xmlns:cx1="http://schemas.microsoft.com/office/drawing/2015/9/8/chartex" xmlns:cx2="http://schemas.microsoft.com/office/drawing/2015/10/21/chartex" xmlns:cx3="http://schemas.microsoft.com/office/drawing/2016/5/9/chartex" xmlns:cx4="http://schemas.microsoft.com/office/drawing/2016/5/10/chartex" xmlns:cx5="http://schemas.microsoft.com/office/drawing/2016/5/11/chartex" xmlns:cx6="http://schemas.microsoft.com/office/drawing/2016/5/12/chartex" xmlns:cx7="http://schemas.microsoft.com/office/drawing/2016/5/13/chartex" xmlns:cx8="http://schemas.microsoft.com/office/drawing/2016/5/14/chartex" xmlns:mc="http://schemas.openxmlformats.org/markup-compatibility/2006" xmlns:aink="http://schemas.microsoft.com/office/drawing/2016/ink" xmlns:am3d="http://schemas.microsoft.com/office/drawing/2017/model3d" xmlns:o="urn:schemas-microsoft-com:office:office" xmlns:r="http://schemas.openxmlformats.org/officeDocument/2006/relationships" xmlns:m="http://schemas.openxmlformats.org/officeDocument/2006/math" xmlns:v="urn:schemas-microsoft-com:vml" xmlns:wp14="http://schemas.microsoft.com/office/word/2010/wordprocessingDrawing" xmlns:wp="http://schemas.openxmlformats.org/drawingml/2006/wordprocessingDrawing" xmlns:w10="urn:schemas-microsoft-com:office:word" xmlns:w="http://schemas.openxmlformats.org/wordprocessingml/2006/main" xmlns:w14="http://schemas.microsoft.com/office/word/2010/wordml" xmlns:w15="http://schemas.microsoft.com/office/word/2012/wordml" xmlns:w16cid="http://schemas.microsoft.com/office/word/2016/wordml/cid" xmlns:w16se="http://schemas.microsoft.com/office/word/2015/wordml/symex" xmlns:wpg="http://schemas.microsoft.com/office/word/2010/wordprocessingGroup" xmlns:wpi="http://schemas.microsoft.com/office/word/2010/wordprocessingInk" xmlns:wne="http://schemas.microsoft.com/office/word/2006/wordml" xmlns:wps="http://schemas.microsoft.com/office/word/2010/wordprocessingShape" mc:Ignorable="w14 w15 w16se w16cid wp14">
   <w:endnote w:type="separator" w:id="-1">
     <w:p>
       <w:pPr>
@@ -16188,7 +18476,7 @@
 </file>
 
 <file path=word/footer1.xml><?xml version="1.0" encoding="utf-8"?>
-<w:ftr xmlns:wpc="http://schemas.microsoft.com/office/word/2010/wordprocessingCanvas" xmlns:cx="http://schemas.microsoft.com/office/drawing/2014/chartex" xmlns:cx1="http://schemas.microsoft.com/office/drawing/2015/9/8/chartex" xmlns:cx2="http://schemas.microsoft.com/office/drawing/2015/10/21/chartex" xmlns:cx3="http://schemas.microsoft.com/office/drawing/2016/5/9/chartex" xmlns:cx4="http://schemas.microsoft.com/office/drawing/2016/5/10/chartex" xmlns:cx5="http://schemas.microsoft.com/office/drawing/2016/5/11/chartex" xmlns:cx6="http://schemas.microsoft.com/office/drawing/2016/5/12/chartex" xmlns:cx7="http://schemas.microsoft.com/office/drawing/2016/5/13/chartex" xmlns:cx8="http://schemas.microsoft.com/office/drawing/2016/5/14/chartex" xmlns:mc="http://schemas.openxmlformats.org/markup-compatibility/2006" xmlns:aink="http://schemas.microsoft.com/office/drawing/2016/ink" xmlns:am3d="http://schemas.microsoft.com/office/drawing/2017/model3d" xmlns:o="urn:schemas-microsoft-com:office:office" xmlns:r="http://schemas.openxmlformats.org/officeDocument/2006/relationships" xmlns:m="http://schemas.openxmlformats.org/officeDocument/2006/math" xmlns:v="urn:schemas-microsoft-com:vml" xmlns:wp14="http://schemas.microsoft.com/office/word/2010/wordprocessingDrawing" xmlns:wp="http://schemas.openxmlformats.org/drawingml/2006/wordprocessingDrawing" xmlns:w10="urn:schemas-microsoft-com:office:word" xmlns:w="http://schemas.openxmlformats.org/wordprocessingml/2006/main" xmlns:w14="http://schemas.microsoft.com/office/word/2010/wordml" xmlns:w15="http://schemas.microsoft.com/office/word/2012/wordml" xmlns:w16cex="http://schemas.microsoft.com/office/word/2018/wordml/cex" xmlns:w16cid="http://schemas.microsoft.com/office/word/2016/wordml/cid" xmlns:w16="http://schemas.microsoft.com/office/word/2018/wordml" xmlns:w16sdtdh="http://schemas.microsoft.com/office/word/2020/wordml/sdtdatahash" xmlns:w16se="http://schemas.microsoft.com/office/word/2015/wordml/symex" xmlns:wpg="http://schemas.microsoft.com/office/word/2010/wordprocessingGroup" xmlns:wpi="http://schemas.microsoft.com/office/word/2010/wordprocessingInk" xmlns:wne="http://schemas.microsoft.com/office/word/2006/wordml" xmlns:wps="http://schemas.microsoft.com/office/word/2010/wordprocessingShape" mc:Ignorable="w14 w15 w16se w16cid w16 w16cex w16sdtdh wp14">
+<w:ftr xmlns:wpc="http://schemas.microsoft.com/office/word/2010/wordprocessingCanvas" xmlns:cx="http://schemas.microsoft.com/office/drawing/2014/chartex" xmlns:cx1="http://schemas.microsoft.com/office/drawing/2015/9/8/chartex" xmlns:cx2="http://schemas.microsoft.com/office/drawing/2015/10/21/chartex" xmlns:cx3="http://schemas.microsoft.com/office/drawing/2016/5/9/chartex" xmlns:cx4="http://schemas.microsoft.com/office/drawing/2016/5/10/chartex" xmlns:cx5="http://schemas.microsoft.com/office/drawing/2016/5/11/chartex" xmlns:cx6="http://schemas.microsoft.com/office/drawing/2016/5/12/chartex" xmlns:cx7="http://schemas.microsoft.com/office/drawing/2016/5/13/chartex" xmlns:cx8="http://schemas.microsoft.com/office/drawing/2016/5/14/chartex" xmlns:mc="http://schemas.openxmlformats.org/markup-compatibility/2006" xmlns:aink="http://schemas.microsoft.com/office/drawing/2016/ink" xmlns:am3d="http://schemas.microsoft.com/office/drawing/2017/model3d" xmlns:o="urn:schemas-microsoft-com:office:office" xmlns:r="http://schemas.openxmlformats.org/officeDocument/2006/relationships" xmlns:m="http://schemas.openxmlformats.org/officeDocument/2006/math" xmlns:v="urn:schemas-microsoft-com:vml" xmlns:wp14="http://schemas.microsoft.com/office/word/2010/wordprocessingDrawing" xmlns:wp="http://schemas.openxmlformats.org/drawingml/2006/wordprocessingDrawing" xmlns:w10="urn:schemas-microsoft-com:office:word" xmlns:w="http://schemas.openxmlformats.org/wordprocessingml/2006/main" xmlns:w14="http://schemas.microsoft.com/office/word/2010/wordml" xmlns:w15="http://schemas.microsoft.com/office/word/2012/wordml" xmlns:w16cid="http://schemas.microsoft.com/office/word/2016/wordml/cid" xmlns:w16se="http://schemas.microsoft.com/office/word/2015/wordml/symex" xmlns:wpg="http://schemas.microsoft.com/office/word/2010/wordprocessingGroup" xmlns:wpi="http://schemas.microsoft.com/office/word/2010/wordprocessingInk" xmlns:wne="http://schemas.microsoft.com/office/word/2006/wordml" xmlns:wps="http://schemas.microsoft.com/office/word/2010/wordprocessingShape" mc:Ignorable="w14 w15 w16se w16cid wp14">
   <w:p>
     <w:pPr>
       <w:pStyle w:val="Piedepgina"/>
@@ -16325,7 +18613,7 @@
 </file>
 
 <file path=word/footnotes.xml><?xml version="1.0" encoding="utf-8"?>
-<w:footnotes xmlns:wpc="http://schemas.microsoft.com/office/word/2010/wordprocessingCanvas" xmlns:cx="http://schemas.microsoft.com/office/drawing/2014/chartex" xmlns:cx1="http://schemas.microsoft.com/office/drawing/2015/9/8/chartex" xmlns:cx2="http://schemas.microsoft.com/office/drawing/2015/10/21/chartex" xmlns:cx3="http://schemas.microsoft.com/office/drawing/2016/5/9/chartex" xmlns:cx4="http://schemas.microsoft.com/office/drawing/2016/5/10/chartex" xmlns:cx5="http://schemas.microsoft.com/office/drawing/2016/5/11/chartex" xmlns:cx6="http://schemas.microsoft.com/office/drawing/2016/5/12/chartex" xmlns:cx7="http://schemas.microsoft.com/office/drawing/2016/5/13/chartex" xmlns:cx8="http://schemas.microsoft.com/office/drawing/2016/5/14/chartex" xmlns:mc="http://schemas.openxmlformats.org/markup-compatibility/2006" xmlns:aink="http://schemas.microsoft.com/office/drawing/2016/ink" xmlns:am3d="http://schemas.microsoft.com/office/drawing/2017/model3d" xmlns:o="urn:schemas-microsoft-com:office:office" xmlns:r="http://schemas.openxmlformats.org/officeDocument/2006/relationships" xmlns:m="http://schemas.openxmlformats.org/officeDocument/2006/math" xmlns:v="urn:schemas-microsoft-com:vml" xmlns:wp14="http://schemas.microsoft.com/office/word/2010/wordprocessingDrawing" xmlns:wp="http://schemas.openxmlformats.org/drawingml/2006/wordprocessingDrawing" xmlns:w10="urn:schemas-microsoft-com:office:word" xmlns:w="http://schemas.openxmlformats.org/wordprocessingml/2006/main" xmlns:w14="http://schemas.microsoft.com/office/word/2010/wordml" xmlns:w15="http://schemas.microsoft.com/office/word/2012/wordml" xmlns:w16cex="http://schemas.microsoft.com/office/word/2018/wordml/cex" xmlns:w16cid="http://schemas.microsoft.com/office/word/2016/wordml/cid" xmlns:w16="http://schemas.microsoft.com/office/word/2018/wordml" xmlns:w16sdtdh="http://schemas.microsoft.com/office/word/2020/wordml/sdtdatahash" xmlns:w16se="http://schemas.microsoft.com/office/word/2015/wordml/symex" xmlns:wpg="http://schemas.microsoft.com/office/word/2010/wordprocessingGroup" xmlns:wpi="http://schemas.microsoft.com/office/word/2010/wordprocessingInk" xmlns:wne="http://schemas.microsoft.com/office/word/2006/wordml" xmlns:wps="http://schemas.microsoft.com/office/word/2010/wordprocessingShape" mc:Ignorable="w14 w15 w16se w16cid w16 w16cex w16sdtdh wp14">
+<w:footnotes xmlns:wpc="http://schemas.microsoft.com/office/word/2010/wordprocessingCanvas" xmlns:cx="http://schemas.microsoft.com/office/drawing/2014/chartex" xmlns:cx1="http://schemas.microsoft.com/office/drawing/2015/9/8/chartex" xmlns:cx2="http://schemas.microsoft.com/office/drawing/2015/10/21/chartex" xmlns:cx3="http://schemas.microsoft.com/office/drawing/2016/5/9/chartex" xmlns:cx4="http://schemas.microsoft.com/office/drawing/2016/5/10/chartex" xmlns:cx5="http://schemas.microsoft.com/office/drawing/2016/5/11/chartex" xmlns:cx6="http://schemas.microsoft.com/office/drawing/2016/5/12/chartex" xmlns:cx7="http://schemas.microsoft.com/office/drawing/2016/5/13/chartex" xmlns:cx8="http://schemas.microsoft.com/office/drawing/2016/5/14/chartex" xmlns:mc="http://schemas.openxmlformats.org/markup-compatibility/2006" xmlns:aink="http://schemas.microsoft.com/office/drawing/2016/ink" xmlns:am3d="http://schemas.microsoft.com/office/drawing/2017/model3d" xmlns:o="urn:schemas-microsoft-com:office:office" xmlns:r="http://schemas.openxmlformats.org/officeDocument/2006/relationships" xmlns:m="http://schemas.openxmlformats.org/officeDocument/2006/math" xmlns:v="urn:schemas-microsoft-com:vml" xmlns:wp14="http://schemas.microsoft.com/office/word/2010/wordprocessingDrawing" xmlns:wp="http://schemas.openxmlformats.org/drawingml/2006/wordprocessingDrawing" xmlns:w10="urn:schemas-microsoft-com:office:word" xmlns:w="http://schemas.openxmlformats.org/wordprocessingml/2006/main" xmlns:w14="http://schemas.microsoft.com/office/word/2010/wordml" xmlns:w15="http://schemas.microsoft.com/office/word/2012/wordml" xmlns:w16cid="http://schemas.microsoft.com/office/word/2016/wordml/cid" xmlns:w16se="http://schemas.microsoft.com/office/word/2015/wordml/symex" xmlns:wpg="http://schemas.microsoft.com/office/word/2010/wordprocessingGroup" xmlns:wpi="http://schemas.microsoft.com/office/word/2010/wordprocessingInk" xmlns:wne="http://schemas.microsoft.com/office/word/2006/wordml" xmlns:wps="http://schemas.microsoft.com/office/word/2010/wordprocessingShape" mc:Ignorable="w14 w15 w16se w16cid wp14">
   <w:footnote w:type="separator" w:id="-1">
     <w:p>
       <w:pPr>
@@ -16350,7 +18638,7 @@
 </file>
 
 <file path=word/header1.xml><?xml version="1.0" encoding="utf-8"?>
-<w:hdr xmlns:wpc="http://schemas.microsoft.com/office/word/2010/wordprocessingCanvas" xmlns:cx="http://schemas.microsoft.com/office/drawing/2014/chartex" xmlns:cx1="http://schemas.microsoft.com/office/drawing/2015/9/8/chartex" xmlns:cx2="http://schemas.microsoft.com/office/drawing/2015/10/21/chartex" xmlns:cx3="http://schemas.microsoft.com/office/drawing/2016/5/9/chartex" xmlns:cx4="http://schemas.microsoft.com/office/drawing/2016/5/10/chartex" xmlns:cx5="http://schemas.microsoft.com/office/drawing/2016/5/11/chartex" xmlns:cx6="http://schemas.microsoft.com/office/drawing/2016/5/12/chartex" xmlns:cx7="http://schemas.microsoft.com/office/drawing/2016/5/13/chartex" xmlns:cx8="http://schemas.microsoft.com/office/drawing/2016/5/14/chartex" xmlns:mc="http://schemas.openxmlformats.org/markup-compatibility/2006" xmlns:aink="http://schemas.microsoft.com/office/drawing/2016/ink" xmlns:am3d="http://schemas.microsoft.com/office/drawing/2017/model3d" xmlns:o="urn:schemas-microsoft-com:office:office" xmlns:r="http://schemas.openxmlformats.org/officeDocument/2006/relationships" xmlns:m="http://schemas.openxmlformats.org/officeDocument/2006/math" xmlns:v="urn:schemas-microsoft-com:vml" xmlns:wp14="http://schemas.microsoft.com/office/word/2010/wordprocessingDrawing" xmlns:wp="http://schemas.openxmlformats.org/drawingml/2006/wordprocessingDrawing" xmlns:w10="urn:schemas-microsoft-com:office:word" xmlns:w="http://schemas.openxmlformats.org/wordprocessingml/2006/main" xmlns:w14="http://schemas.microsoft.com/office/word/2010/wordml" xmlns:w15="http://schemas.microsoft.com/office/word/2012/wordml" xmlns:w16cex="http://schemas.microsoft.com/office/word/2018/wordml/cex" xmlns:w16cid="http://schemas.microsoft.com/office/word/2016/wordml/cid" xmlns:w16="http://schemas.microsoft.com/office/word/2018/wordml" xmlns:w16sdtdh="http://schemas.microsoft.com/office/word/2020/wordml/sdtdatahash" xmlns:w16se="http://schemas.microsoft.com/office/word/2015/wordml/symex" xmlns:wpg="http://schemas.microsoft.com/office/word/2010/wordprocessingGroup" xmlns:wpi="http://schemas.microsoft.com/office/word/2010/wordprocessingInk" xmlns:wne="http://schemas.microsoft.com/office/word/2006/wordml" xmlns:wps="http://schemas.microsoft.com/office/word/2010/wordprocessingShape" mc:Ignorable="w14 w15 w16se w16cid w16 w16cex w16sdtdh wp14">
+<w:hdr xmlns:wpc="http://schemas.microsoft.com/office/word/2010/wordprocessingCanvas" xmlns:cx="http://schemas.microsoft.com/office/drawing/2014/chartex" xmlns:cx1="http://schemas.microsoft.com/office/drawing/2015/9/8/chartex" xmlns:cx2="http://schemas.microsoft.com/office/drawing/2015/10/21/chartex" xmlns:cx3="http://schemas.microsoft.com/office/drawing/2016/5/9/chartex" xmlns:cx4="http://schemas.microsoft.com/office/drawing/2016/5/10/chartex" xmlns:cx5="http://schemas.microsoft.com/office/drawing/2016/5/11/chartex" xmlns:cx6="http://schemas.microsoft.com/office/drawing/2016/5/12/chartex" xmlns:cx7="http://schemas.microsoft.com/office/drawing/2016/5/13/chartex" xmlns:cx8="http://schemas.microsoft.com/office/drawing/2016/5/14/chartex" xmlns:mc="http://schemas.openxmlformats.org/markup-compatibility/2006" xmlns:aink="http://schemas.microsoft.com/office/drawing/2016/ink" xmlns:am3d="http://schemas.microsoft.com/office/drawing/2017/model3d" xmlns:o="urn:schemas-microsoft-com:office:office" xmlns:r="http://schemas.openxmlformats.org/officeDocument/2006/relationships" xmlns:m="http://schemas.openxmlformats.org/officeDocument/2006/math" xmlns:v="urn:schemas-microsoft-com:vml" xmlns:wp14="http://schemas.microsoft.com/office/word/2010/wordprocessingDrawing" xmlns:wp="http://schemas.openxmlformats.org/drawingml/2006/wordprocessingDrawing" xmlns:w10="urn:schemas-microsoft-com:office:word" xmlns:w="http://schemas.openxmlformats.org/wordprocessingml/2006/main" xmlns:w14="http://schemas.microsoft.com/office/word/2010/wordml" xmlns:w15="http://schemas.microsoft.com/office/word/2012/wordml" xmlns:w16cid="http://schemas.microsoft.com/office/word/2016/wordml/cid" xmlns:w16se="http://schemas.microsoft.com/office/word/2015/wordml/symex" xmlns:wpg="http://schemas.microsoft.com/office/word/2010/wordprocessingGroup" xmlns:wpi="http://schemas.microsoft.com/office/word/2010/wordprocessingInk" xmlns:wne="http://schemas.microsoft.com/office/word/2006/wordml" xmlns:wps="http://schemas.microsoft.com/office/word/2010/wordprocessingShape" mc:Ignorable="w14 w15 w16se w16cid wp14">
   <w:p>
     <w:pPr>
       <w:pStyle w:val="Encabezado"/>
@@ -16422,7 +18710,7 @@
 </file>
 
 <file path=word/numbering.xml><?xml version="1.0" encoding="utf-8"?>
-<w:numbering xmlns:wpc="http://schemas.microsoft.com/office/word/2010/wordprocessingCanvas" xmlns:cx="http://schemas.microsoft.com/office/drawing/2014/chartex" xmlns:cx1="http://schemas.microsoft.com/office/drawing/2015/9/8/chartex" xmlns:cx2="http://schemas.microsoft.com/office/drawing/2015/10/21/chartex" xmlns:cx3="http://schemas.microsoft.com/office/drawing/2016/5/9/chartex" xmlns:cx4="http://schemas.microsoft.com/office/drawing/2016/5/10/chartex" xmlns:cx5="http://schemas.microsoft.com/office/drawing/2016/5/11/chartex" xmlns:cx6="http://schemas.microsoft.com/office/drawing/2016/5/12/chartex" xmlns:cx7="http://schemas.microsoft.com/office/drawing/2016/5/13/chartex" xmlns:cx8="http://schemas.microsoft.com/office/drawing/2016/5/14/chartex" xmlns:mc="http://schemas.openxmlformats.org/markup-compatibility/2006" xmlns:aink="http://schemas.microsoft.com/office/drawing/2016/ink" xmlns:am3d="http://schemas.microsoft.com/office/drawing/2017/model3d" xmlns:o="urn:schemas-microsoft-com:office:office" xmlns:r="http://schemas.openxmlformats.org/officeDocument/2006/relationships" xmlns:m="http://schemas.openxmlformats.org/officeDocument/2006/math" xmlns:v="urn:schemas-microsoft-com:vml" xmlns:wp14="http://schemas.microsoft.com/office/word/2010/wordprocessingDrawing" xmlns:wp="http://schemas.openxmlformats.org/drawingml/2006/wordprocessingDrawing" xmlns:w10="urn:schemas-microsoft-com:office:word" xmlns:w="http://schemas.openxmlformats.org/wordprocessingml/2006/main" xmlns:w14="http://schemas.microsoft.com/office/word/2010/wordml" xmlns:w15="http://schemas.microsoft.com/office/word/2012/wordml" xmlns:w16cex="http://schemas.microsoft.com/office/word/2018/wordml/cex" xmlns:w16cid="http://schemas.microsoft.com/office/word/2016/wordml/cid" xmlns:w16="http://schemas.microsoft.com/office/word/2018/wordml" xmlns:w16sdtdh="http://schemas.microsoft.com/office/word/2020/wordml/sdtdatahash" xmlns:w16se="http://schemas.microsoft.com/office/word/2015/wordml/symex" xmlns:wpg="http://schemas.microsoft.com/office/word/2010/wordprocessingGroup" xmlns:wpi="http://schemas.microsoft.com/office/word/2010/wordprocessingInk" xmlns:wne="http://schemas.microsoft.com/office/word/2006/wordml" xmlns:wps="http://schemas.microsoft.com/office/word/2010/wordprocessingShape" mc:Ignorable="w14 w15 w16se w16cid w16 w16cex w16sdtdh wp14">
+<w:numbering xmlns:wpc="http://schemas.microsoft.com/office/word/2010/wordprocessingCanvas" xmlns:cx="http://schemas.microsoft.com/office/drawing/2014/chartex" xmlns:cx1="http://schemas.microsoft.com/office/drawing/2015/9/8/chartex" xmlns:cx2="http://schemas.microsoft.com/office/drawing/2015/10/21/chartex" xmlns:cx3="http://schemas.microsoft.com/office/drawing/2016/5/9/chartex" xmlns:cx4="http://schemas.microsoft.com/office/drawing/2016/5/10/chartex" xmlns:cx5="http://schemas.microsoft.com/office/drawing/2016/5/11/chartex" xmlns:cx6="http://schemas.microsoft.com/office/drawing/2016/5/12/chartex" xmlns:cx7="http://schemas.microsoft.com/office/drawing/2016/5/13/chartex" xmlns:cx8="http://schemas.microsoft.com/office/drawing/2016/5/14/chartex" xmlns:mc="http://schemas.openxmlformats.org/markup-compatibility/2006" xmlns:aink="http://schemas.microsoft.com/office/drawing/2016/ink" xmlns:am3d="http://schemas.microsoft.com/office/drawing/2017/model3d" xmlns:o="urn:schemas-microsoft-com:office:office" xmlns:r="http://schemas.openxmlformats.org/officeDocument/2006/relationships" xmlns:m="http://schemas.openxmlformats.org/officeDocument/2006/math" xmlns:v="urn:schemas-microsoft-com:vml" xmlns:wp14="http://schemas.microsoft.com/office/word/2010/wordprocessingDrawing" xmlns:wp="http://schemas.openxmlformats.org/drawingml/2006/wordprocessingDrawing" xmlns:w10="urn:schemas-microsoft-com:office:word" xmlns:w="http://schemas.openxmlformats.org/wordprocessingml/2006/main" xmlns:w14="http://schemas.microsoft.com/office/word/2010/wordml" xmlns:w15="http://schemas.microsoft.com/office/word/2012/wordml" xmlns:w16cid="http://schemas.microsoft.com/office/word/2016/wordml/cid" xmlns:w16se="http://schemas.microsoft.com/office/word/2015/wordml/symex" xmlns:wpg="http://schemas.microsoft.com/office/word/2010/wordprocessingGroup" xmlns:wpi="http://schemas.microsoft.com/office/word/2010/wordprocessingInk" xmlns:wne="http://schemas.microsoft.com/office/word/2006/wordml" xmlns:wps="http://schemas.microsoft.com/office/word/2010/wordprocessingShape" mc:Ignorable="w14 w15 w16se w16cid wp14">
   <w:abstractNum w:abstractNumId="0" w15:restartNumberingAfterBreak="0">
     <w:nsid w:val="FFFFFF89"/>
     <w:multiLevelType w:val="singleLevel"/>
@@ -19399,7 +21687,7 @@
 </file>
 
 <file path=word/styles.xml><?xml version="1.0" encoding="utf-8"?>
-<w:styles xmlns:mc="http://schemas.openxmlformats.org/markup-compatibility/2006" xmlns:r="http://schemas.openxmlformats.org/officeDocument/2006/relationships" xmlns:w="http://schemas.openxmlformats.org/wordprocessingml/2006/main" xmlns:w14="http://schemas.microsoft.com/office/word/2010/wordml" xmlns:w15="http://schemas.microsoft.com/office/word/2012/wordml" xmlns:w16cex="http://schemas.microsoft.com/office/word/2018/wordml/cex" xmlns:w16cid="http://schemas.microsoft.com/office/word/2016/wordml/cid" xmlns:w16="http://schemas.microsoft.com/office/word/2018/wordml" xmlns:w16sdtdh="http://schemas.microsoft.com/office/word/2020/wordml/sdtdatahash" xmlns:w16se="http://schemas.microsoft.com/office/word/2015/wordml/symex" mc:Ignorable="w14 w15 w16se w16cid w16 w16cex w16sdtdh">
+<w:styles xmlns:mc="http://schemas.openxmlformats.org/markup-compatibility/2006" xmlns:r="http://schemas.openxmlformats.org/officeDocument/2006/relationships" xmlns:w="http://schemas.openxmlformats.org/wordprocessingml/2006/main" xmlns:w14="http://schemas.microsoft.com/office/word/2010/wordml" xmlns:w15="http://schemas.microsoft.com/office/word/2012/wordml" xmlns:w16cid="http://schemas.microsoft.com/office/word/2016/wordml/cid" xmlns:w16se="http://schemas.microsoft.com/office/word/2015/wordml/symex" mc:Ignorable="w14 w15 w16se w16cid">
   <w:docDefaults>
     <w:rPrDefault>
       <w:rPr>
@@ -19409,7 +21697,7 @@
     </w:rPrDefault>
     <w:pPrDefault/>
   </w:docDefaults>
-  <w:latentStyles w:defLockedState="0" w:defUIPriority="99" w:defSemiHidden="0" w:defUnhideWhenUsed="0" w:defQFormat="0" w:count="376">
+  <w:latentStyles w:defLockedState="0" w:defUIPriority="99" w:defSemiHidden="0" w:defUnhideWhenUsed="0" w:defQFormat="0" w:count="375">
     <w:lsdException w:name="Normal" w:uiPriority="0" w:qFormat="1"/>
     <w:lsdException w:name="heading 1" w:uiPriority="9" w:qFormat="1"/>
     <w:lsdException w:name="heading 2" w:semiHidden="1" w:uiPriority="9" w:unhideWhenUsed="1" w:qFormat="1"/>
@@ -19515,6 +21803,7 @@
     <w:lsdException w:name="HTML Sample" w:semiHidden="1" w:unhideWhenUsed="1"/>
     <w:lsdException w:name="HTML Typewriter" w:semiHidden="1" w:unhideWhenUsed="1"/>
     <w:lsdException w:name="HTML Variable" w:semiHidden="1" w:unhideWhenUsed="1"/>
+    <w:lsdException w:name="Normal Table" w:semiHidden="1" w:unhideWhenUsed="1"/>
     <w:lsdException w:name="annotation subject" w:semiHidden="1" w:unhideWhenUsed="1"/>
     <w:lsdException w:name="No List" w:semiHidden="1" w:unhideWhenUsed="1"/>
     <w:lsdException w:name="Outline List 1" w:semiHidden="1" w:unhideWhenUsed="1"/>
@@ -19561,8 +21850,10 @@
     <w:lsdException w:name="Table Subtle 2" w:semiHidden="1" w:unhideWhenUsed="1"/>
     <w:lsdException w:name="Table Web 1" w:semiHidden="1" w:unhideWhenUsed="1"/>
     <w:lsdException w:name="Table Web 2" w:semiHidden="1" w:unhideWhenUsed="1"/>
+    <w:lsdException w:name="Table Web 3" w:semiHidden="1" w:unhideWhenUsed="1"/>
     <w:lsdException w:name="Balloon Text" w:semiHidden="1" w:unhideWhenUsed="1"/>
     <w:lsdException w:name="Table Grid" w:uiPriority="39"/>
+    <w:lsdException w:name="Table Theme" w:semiHidden="1" w:unhideWhenUsed="1"/>
     <w:lsdException w:name="Placeholder Text" w:semiHidden="1"/>
     <w:lsdException w:name="No Spacing" w:uiPriority="1" w:qFormat="1"/>
     <w:lsdException w:name="Light Shading" w:uiPriority="60"/>
@@ -19782,7 +22073,6 @@
     <w:lsdException w:name="Smart Hyperlink" w:semiHidden="1" w:unhideWhenUsed="1"/>
     <w:lsdException w:name="Hashtag" w:semiHidden="1" w:unhideWhenUsed="1"/>
     <w:lsdException w:name="Unresolved Mention" w:semiHidden="1" w:unhideWhenUsed="1"/>
-    <w:lsdException w:name="Smart Link" w:semiHidden="1" w:unhideWhenUsed="1"/>
   </w:latentStyles>
   <w:style w:type="paragraph" w:default="1" w:styleId="Normal">
     <w:name w:val="Normal"/>
@@ -21120,10 +23410,6 @@
 </file>
 
 <file path=customXml/item1.xml><?xml version="1.0" encoding="utf-8"?>
-<b:Sources xmlns:b="http://schemas.openxmlformats.org/officeDocument/2006/bibliography" xmlns="http://schemas.openxmlformats.org/officeDocument/2006/bibliography" SelectedStyle="\APASixthEditionOfficeOnline.xsl" StyleName="APA" Version="6"/>
-</file>
-
-<file path=customXml/item2.xml><?xml version="1.0" encoding="utf-8"?>
 <?mso-contentType ?>
 <FormTemplates xmlns="http://schemas.microsoft.com/sharepoint/v3/contenttype/forms">
   <Display>DocumentLibraryForm</Display>
@@ -21132,7 +23418,7 @@
 </FormTemplates>
 </file>
 
-<file path=customXml/item3.xml><?xml version="1.0" encoding="utf-8"?>
+<file path=customXml/item2.xml><?xml version="1.0" encoding="utf-8"?>
 <ct:contentTypeSchema xmlns:ct="http://schemas.microsoft.com/office/2006/metadata/contentType" xmlns:ma="http://schemas.microsoft.com/office/2006/metadata/properties/metaAttributes" ct:_="" ma:_="" ma:contentTypeName="Documento" ma:contentTypeID="0x0101006A81D6BD42E8DF4C91013959704817E1" ma:contentTypeVersion="15" ma:contentTypeDescription="Crear nuevo documento." ma:contentTypeScope="" ma:versionID="bf4f72ffd194f0963ff564daca6869f7">
   <xsd:schema xmlns:xsd="http://www.w3.org/2001/XMLSchema" xmlns:xs="http://www.w3.org/2001/XMLSchema" xmlns:p="http://schemas.microsoft.com/office/2006/metadata/properties" xmlns:ns2="13c90a0b-73bc-4dc0-be5f-28d77b615beb" xmlns:ns3="13c93bba-48ce-428c-bfe5-88b42c19b028" targetNamespace="http://schemas.microsoft.com/office/2006/metadata/properties" ma:root="true" ma:fieldsID="8718d6f4873a5b1392a45044efa78385" ns2:_="" ns3:_="">
     <xsd:import namespace="13c90a0b-73bc-4dc0-be5f-28d77b615beb"/>
@@ -21367,7 +23653,7 @@
 </ct:contentTypeSchema>
 </file>
 
-<file path=customXml/item4.xml><?xml version="1.0" encoding="utf-8"?>
+<file path=customXml/item3.xml><?xml version="1.0" encoding="utf-8"?>
 <p:properties xmlns:p="http://schemas.microsoft.com/office/2006/metadata/properties" xmlns:xsi="http://www.w3.org/2001/XMLSchema-instance" xmlns:pc="http://schemas.microsoft.com/office/infopath/2007/PartnerControls">
   <documentManagement>
     <TaxCatchAll xmlns="13c90a0b-73bc-4dc0-be5f-28d77b615beb" xsi:nil="true"/>
@@ -21378,15 +23664,11 @@
 </p:properties>
 </file>
 
-<file path=customXml/itemProps1.xml><?xml version="1.0" encoding="utf-8"?>
-<ds:datastoreItem xmlns:ds="http://schemas.openxmlformats.org/officeDocument/2006/customXml" ds:itemID="{7EBDADB7-CCA2-404E-A91E-7373616DEA14}">
-  <ds:schemaRefs>
-    <ds:schemaRef ds:uri="http://schemas.openxmlformats.org/officeDocument/2006/bibliography"/>
-  </ds:schemaRefs>
-</ds:datastoreItem>
+<file path=customXml/item4.xml><?xml version="1.0" encoding="utf-8"?>
+<b:Sources xmlns:b="http://schemas.openxmlformats.org/officeDocument/2006/bibliography" xmlns="http://schemas.openxmlformats.org/officeDocument/2006/bibliography" SelectedStyle="\APASixthEditionOfficeOnline.xsl" StyleName="APA" Version="6"/>
 </file>
 
-<file path=customXml/itemProps2.xml><?xml version="1.0" encoding="utf-8"?>
+<file path=customXml/itemProps1.xml><?xml version="1.0" encoding="utf-8"?>
 <ds:datastoreItem xmlns:ds="http://schemas.openxmlformats.org/officeDocument/2006/customXml" ds:itemID="{98425850-1BE1-4786-998B-F37B9540BFA5}">
   <ds:schemaRefs>
     <ds:schemaRef ds:uri="http://schemas.microsoft.com/sharepoint/v3/contenttype/forms"/>
@@ -21394,7 +23676,7 @@
 </ds:datastoreItem>
 </file>
 
-<file path=customXml/itemProps3.xml><?xml version="1.0" encoding="utf-8"?>
+<file path=customXml/itemProps2.xml><?xml version="1.0" encoding="utf-8"?>
 <ds:datastoreItem xmlns:ds="http://schemas.openxmlformats.org/officeDocument/2006/customXml" ds:itemID="{65F43D3C-961D-4E26-8D6F-1A603885AAE0}">
   <ds:schemaRefs>
     <ds:schemaRef ds:uri="http://schemas.microsoft.com/office/2006/metadata/contentType"/>
@@ -21413,7 +23695,7 @@
 </ds:datastoreItem>
 </file>
 
-<file path=customXml/itemProps4.xml><?xml version="1.0" encoding="utf-8"?>
+<file path=customXml/itemProps3.xml><?xml version="1.0" encoding="utf-8"?>
 <ds:datastoreItem xmlns:ds="http://schemas.openxmlformats.org/officeDocument/2006/customXml" ds:itemID="{94402660-B5DA-4465-8037-A85926641EFC}">
   <ds:schemaRefs>
     <ds:schemaRef ds:uri="http://schemas.microsoft.com/office/2006/metadata/properties"/>
@@ -21422,4 +23704,12 @@
     <ds:schemaRef ds:uri="13c93bba-48ce-428c-bfe5-88b42c19b028"/>
   </ds:schemaRefs>
 </ds:datastoreItem>
+</file>
+
+<file path=customXml/itemProps4.xml><?xml version="1.0" encoding="utf-8"?>
+<ds:datastoreItem xmlns:ds="http://schemas.openxmlformats.org/officeDocument/2006/customXml" ds:itemID="{EB87485F-A1AF-4639-897C-8878E685501A}">
+  <ds:schemaRefs>
+    <ds:schemaRef ds:uri="http://schemas.openxmlformats.org/officeDocument/2006/bibliography"/>
+  </ds:schemaRefs>
+</ds:datastoreItem>
 </file>
--- a/fuentes/228122_CF01_CFA.docx
+++ b/fuentes/228122_CF01_CFA.docx
@@ -213,7 +213,7 @@
               </wp:anchor>
             </w:drawing>
           </mc:Choice>
-          <mc:Fallback xmlns:w16cex="http://schemas.microsoft.com/office/word/2018/wordml/cex" xmlns:w16="http://schemas.microsoft.com/office/word/2018/wordml" xmlns:w16sdtdh="http://schemas.microsoft.com/office/word/2020/wordml/sdtdatahash">
+          <mc:Fallback xmlns:w16sdtdh="http://schemas.microsoft.com/office/word/2020/wordml/sdtdatahash" xmlns:w16="http://schemas.microsoft.com/office/word/2018/wordml" xmlns:w16cex="http://schemas.microsoft.com/office/word/2018/wordml/cex">
             <w:pict>
               <v:rect w14:anchorId="5C6229C9" id="Rectángulo 4" o:spid="_x0000_s1026" style="position:absolute;margin-left:-55.7pt;margin-top:29pt;width:613.85pt;height:204pt;z-index:-251659776;visibility:visible;mso-wrap-style:square;mso-width-percent:0;mso-height-percent:0;mso-wrap-distance-left:9pt;mso-wrap-distance-top:0;mso-wrap-distance-right:9pt;mso-wrap-distance-bottom:0;mso-position-horizontal:absolute;mso-position-horizontal-relative:text;mso-position-vertical:absolute;mso-position-vertical-relative:text;mso-width-percent:0;mso-height-percent:0;mso-width-relative:page;mso-height-relative:margin;v-text-anchor:middle" o:gfxdata="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" fillcolor="#00314d" stroked="f" strokeweight="1pt"/>
             </w:pict>
@@ -4315,16 +4315,22 @@
         </w:drawing>
       </w:r>
     </w:p>
+    <w:p>
+      <w:pPr>
+        <w:ind w:left="1134" w:hanging="1134"/>
+      </w:pPr>
+    </w:p>
     <w:p/>
     <w:p/>
     <w:p/>
     <w:p/>
-    <w:p/>
     <w:p>
       <w:pPr>
         <w:jc w:val="center"/>
       </w:pPr>
       <w:bookmarkStart w:id="2" w:name="_Hlk161159634"/>
+      <w:bookmarkStart w:id="3" w:name="_GoBack"/>
+      <w:bookmarkEnd w:id="3"/>
     </w:p>
     <w:p>
       <w:pPr>
@@ -4493,7 +4499,7 @@
       <w:pPr>
         <w:pStyle w:val="Ttulo1"/>
       </w:pPr>
-      <w:bookmarkStart w:id="3" w:name="_Toc235515520"/>
+      <w:bookmarkStart w:id="4" w:name="_Toc235515520"/>
       <w:r>
         <w:lastRenderedPageBreak/>
         <w:t xml:space="preserve">Fundamentos del ciclo de vida del </w:t>
@@ -4504,7 +4510,7 @@
         </w:rPr>
         <w:t>software</w:t>
       </w:r>
-      <w:bookmarkEnd w:id="3"/>
+      <w:bookmarkEnd w:id="4"/>
     </w:p>
     <w:p>
       <w:r>
@@ -4576,7 +4582,7 @@
       <w:pPr>
         <w:pStyle w:val="Ttulo2"/>
       </w:pPr>
-      <w:bookmarkStart w:id="4" w:name="_Toc235515521"/>
+      <w:bookmarkStart w:id="5" w:name="_Toc235515521"/>
       <w:r>
         <w:lastRenderedPageBreak/>
         <w:t xml:space="preserve">Elementos del ciclo de vida del </w:t>
@@ -4587,7 +4593,7 @@
         </w:rPr>
         <w:t>software</w:t>
       </w:r>
-      <w:bookmarkEnd w:id="4"/>
+      <w:bookmarkEnd w:id="5"/>
     </w:p>
     <w:p>
       <w:r>
@@ -4906,7 +4912,7 @@
       <w:pPr>
         <w:pStyle w:val="Ttulo2"/>
       </w:pPr>
-      <w:bookmarkStart w:id="5" w:name="_Toc235515522"/>
+      <w:bookmarkStart w:id="6" w:name="_Toc235515522"/>
       <w:r>
         <w:lastRenderedPageBreak/>
         <w:t xml:space="preserve">Modelos del ciclo de vida del </w:t>
@@ -4917,7 +4923,7 @@
         </w:rPr>
         <w:t>software</w:t>
       </w:r>
-      <w:bookmarkEnd w:id="5"/>
+      <w:bookmarkEnd w:id="6"/>
     </w:p>
     <w:p>
       <w:r>
@@ -5580,7 +5586,7 @@
       <w:pPr>
         <w:pStyle w:val="Ttulo2"/>
       </w:pPr>
-      <w:bookmarkStart w:id="6" w:name="_Toc235515523"/>
+      <w:bookmarkStart w:id="7" w:name="_Toc235515523"/>
       <w:r>
         <w:t xml:space="preserve">Fases del ciclo de vida del </w:t>
       </w:r>
@@ -5590,7 +5596,7 @@
         </w:rPr>
         <w:t>software</w:t>
       </w:r>
-      <w:bookmarkEnd w:id="6"/>
+      <w:bookmarkEnd w:id="7"/>
     </w:p>
     <w:p>
       <w:r>
@@ -6050,7 +6056,7 @@
       <w:pPr>
         <w:pStyle w:val="Ttulo2"/>
       </w:pPr>
-      <w:bookmarkStart w:id="7" w:name="_Toc235515524"/>
+      <w:bookmarkStart w:id="8" w:name="_Toc235515524"/>
       <w:r>
         <w:t xml:space="preserve">Objetivos de las fases del ciclo de vida del </w:t>
       </w:r>
@@ -6060,7 +6066,7 @@
         </w:rPr>
         <w:t>software</w:t>
       </w:r>
-      <w:bookmarkEnd w:id="7"/>
+      <w:bookmarkEnd w:id="8"/>
     </w:p>
     <w:p>
       <w:r>
@@ -6277,12 +6283,12 @@
       <w:pPr>
         <w:pStyle w:val="Ttulo1"/>
       </w:pPr>
-      <w:bookmarkStart w:id="8" w:name="_Toc235515525"/>
+      <w:bookmarkStart w:id="9" w:name="_Toc235515525"/>
       <w:r>
         <w:lastRenderedPageBreak/>
         <w:t>Fase de definición de requisitos</w:t>
       </w:r>
-      <w:bookmarkEnd w:id="8"/>
+      <w:bookmarkEnd w:id="9"/>
     </w:p>
     <w:p>
       <w:r>
@@ -6372,20 +6378,20 @@
           <w:lang w:eastAsia="es-CO"/>
         </w:rPr>
       </w:pPr>
-      <w:bookmarkStart w:id="9" w:name="_Toc227677900"/>
-      <w:bookmarkStart w:id="10" w:name="_Toc235515526"/>
-      <w:bookmarkEnd w:id="9"/>
+      <w:bookmarkStart w:id="10" w:name="_Toc227677900"/>
+      <w:bookmarkStart w:id="11" w:name="_Toc235515526"/>
       <w:bookmarkEnd w:id="10"/>
+      <w:bookmarkEnd w:id="11"/>
     </w:p>
     <w:p>
       <w:pPr>
         <w:pStyle w:val="Ttulo2"/>
       </w:pPr>
-      <w:bookmarkStart w:id="11" w:name="_Toc235515527"/>
+      <w:bookmarkStart w:id="12" w:name="_Toc235515527"/>
       <w:r>
         <w:t>Alcance de la fase de requisitos</w:t>
       </w:r>
-      <w:bookmarkEnd w:id="11"/>
+      <w:bookmarkEnd w:id="12"/>
     </w:p>
     <w:p>
       <w:r>
@@ -6565,11 +6571,11 @@
       <w:pPr>
         <w:pStyle w:val="Ttulo2"/>
       </w:pPr>
-      <w:bookmarkStart w:id="12" w:name="_Toc235515528"/>
+      <w:bookmarkStart w:id="13" w:name="_Toc235515528"/>
       <w:r>
         <w:t>Importancia de la definición de requisitos</w:t>
       </w:r>
-      <w:bookmarkEnd w:id="12"/>
+      <w:bookmarkEnd w:id="13"/>
     </w:p>
     <w:p>
       <w:r>
@@ -6746,11 +6752,11 @@
       <w:pPr>
         <w:pStyle w:val="Ttulo2"/>
       </w:pPr>
-      <w:bookmarkStart w:id="13" w:name="_Toc235515529"/>
+      <w:bookmarkStart w:id="14" w:name="_Toc235515529"/>
       <w:r>
         <w:t>Resultados de la fase de requisitos</w:t>
       </w:r>
-      <w:bookmarkEnd w:id="13"/>
+      <w:bookmarkEnd w:id="14"/>
     </w:p>
     <w:p>
       <w:r>
@@ -7212,7 +7218,7 @@
       <w:pPr>
         <w:pStyle w:val="Ttulo1"/>
       </w:pPr>
-      <w:bookmarkStart w:id="14" w:name="_Toc235515530"/>
+      <w:bookmarkStart w:id="15" w:name="_Toc235515530"/>
       <w:r>
         <w:lastRenderedPageBreak/>
         <w:t xml:space="preserve">Requisitos en el desarrollo de </w:t>
@@ -7223,7 +7229,7 @@
         </w:rPr>
         <w:t>software</w:t>
       </w:r>
-      <w:bookmarkEnd w:id="14"/>
+      <w:bookmarkEnd w:id="15"/>
     </w:p>
     <w:p>
       <w:r>
@@ -7296,20 +7302,20 @@
           <w:lang w:eastAsia="es-CO"/>
         </w:rPr>
       </w:pPr>
-      <w:bookmarkStart w:id="15" w:name="_Toc227677905"/>
-      <w:bookmarkStart w:id="16" w:name="_Toc235515531"/>
-      <w:bookmarkEnd w:id="15"/>
+      <w:bookmarkStart w:id="16" w:name="_Toc227677905"/>
+      <w:bookmarkStart w:id="17" w:name="_Toc235515531"/>
       <w:bookmarkEnd w:id="16"/>
+      <w:bookmarkEnd w:id="17"/>
     </w:p>
     <w:p>
       <w:pPr>
         <w:pStyle w:val="Ttulo2"/>
       </w:pPr>
-      <w:bookmarkStart w:id="17" w:name="_Toc235515532"/>
+      <w:bookmarkStart w:id="18" w:name="_Toc235515532"/>
       <w:r>
         <w:t>Requisitos funcionales</w:t>
       </w:r>
-      <w:bookmarkEnd w:id="17"/>
+      <w:bookmarkEnd w:id="18"/>
     </w:p>
     <w:p>
       <w:r>
@@ -7531,7 +7537,6 @@
               <w:rPr>
                 <w:sz w:val="28"/>
               </w:rPr>
-              <w:lastRenderedPageBreak/>
               <w:t>Gestión de datos (CRUD).</w:t>
             </w:r>
           </w:p>
@@ -7809,11 +7814,11 @@
       <w:pPr>
         <w:pStyle w:val="Ttulo2"/>
       </w:pPr>
-      <w:bookmarkStart w:id="18" w:name="_Toc235515533"/>
+      <w:bookmarkStart w:id="19" w:name="_Toc235515533"/>
       <w:r>
         <w:t>Requisitos no funcionales</w:t>
       </w:r>
-      <w:bookmarkEnd w:id="18"/>
+      <w:bookmarkEnd w:id="19"/>
     </w:p>
     <w:p>
       <w:r>
@@ -8529,11 +8534,11 @@
       <w:pPr>
         <w:pStyle w:val="Ttulo2"/>
       </w:pPr>
-      <w:bookmarkStart w:id="19" w:name="_Toc235515534"/>
+      <w:bookmarkStart w:id="20" w:name="_Toc235515534"/>
       <w:r>
         <w:t>Requisitos de restricción</w:t>
       </w:r>
-      <w:bookmarkEnd w:id="19"/>
+      <w:bookmarkEnd w:id="20"/>
     </w:p>
     <w:p>
       <w:r>
@@ -9009,12 +9014,12 @@
       <w:pPr>
         <w:pStyle w:val="Ttulo1"/>
       </w:pPr>
-      <w:bookmarkStart w:id="20" w:name="_Toc235515535"/>
+      <w:bookmarkStart w:id="21" w:name="_Toc235515535"/>
       <w:r>
         <w:lastRenderedPageBreak/>
         <w:t>Ingeniería de requisitos</w:t>
       </w:r>
-      <w:bookmarkEnd w:id="20"/>
+      <w:bookmarkEnd w:id="21"/>
     </w:p>
     <w:p>
       <w:r>
@@ -9199,20 +9204,20 @@
           <w:lang w:eastAsia="es-CO"/>
         </w:rPr>
       </w:pPr>
-      <w:bookmarkStart w:id="21" w:name="_Toc227677910"/>
-      <w:bookmarkStart w:id="22" w:name="_Toc235515536"/>
-      <w:bookmarkEnd w:id="21"/>
+      <w:bookmarkStart w:id="22" w:name="_Toc227677910"/>
+      <w:bookmarkStart w:id="23" w:name="_Toc235515536"/>
       <w:bookmarkEnd w:id="22"/>
+      <w:bookmarkEnd w:id="23"/>
     </w:p>
     <w:p>
       <w:pPr>
         <w:pStyle w:val="Ttulo2"/>
       </w:pPr>
-      <w:bookmarkStart w:id="23" w:name="_Toc235515537"/>
+      <w:bookmarkStart w:id="24" w:name="_Toc235515537"/>
       <w:r>
         <w:t>Áreas de la ingeniería de requisitos</w:t>
       </w:r>
-      <w:bookmarkEnd w:id="23"/>
+      <w:bookmarkEnd w:id="24"/>
     </w:p>
     <w:p>
       <w:r>
@@ -9494,7 +9499,6 @@
               <w:rPr>
                 <w:sz w:val="28"/>
               </w:rPr>
-              <w:lastRenderedPageBreak/>
               <w:t>Especificación de requisitos.</w:t>
             </w:r>
           </w:p>
@@ -9710,11 +9714,11 @@
       <w:pPr>
         <w:pStyle w:val="Ttulo2"/>
       </w:pPr>
-      <w:bookmarkStart w:id="24" w:name="_Toc235515538"/>
+      <w:bookmarkStart w:id="25" w:name="_Toc235515538"/>
       <w:r>
         <w:t>Fases de la ingeniería de requisitos</w:t>
       </w:r>
-      <w:bookmarkEnd w:id="24"/>
+      <w:bookmarkEnd w:id="25"/>
     </w:p>
     <w:p>
       <w:r>
@@ -9933,12 +9937,12 @@
       <w:pPr>
         <w:pStyle w:val="Ttulo1"/>
       </w:pPr>
-      <w:bookmarkStart w:id="25" w:name="_Toc235515539"/>
+      <w:bookmarkStart w:id="26" w:name="_Toc235515539"/>
       <w:r>
         <w:lastRenderedPageBreak/>
         <w:t>Elicitación de requisitos</w:t>
       </w:r>
-      <w:bookmarkEnd w:id="25"/>
+      <w:bookmarkEnd w:id="26"/>
     </w:p>
     <w:p>
       <w:r>
@@ -10026,20 +10030,20 @@
           <w:lang w:eastAsia="es-CO"/>
         </w:rPr>
       </w:pPr>
-      <w:bookmarkStart w:id="26" w:name="_Toc227677914"/>
-      <w:bookmarkStart w:id="27" w:name="_Toc235515540"/>
-      <w:bookmarkEnd w:id="26"/>
+      <w:bookmarkStart w:id="27" w:name="_Toc227677914"/>
+      <w:bookmarkStart w:id="28" w:name="_Toc235515540"/>
       <w:bookmarkEnd w:id="27"/>
+      <w:bookmarkEnd w:id="28"/>
     </w:p>
     <w:p>
       <w:pPr>
         <w:pStyle w:val="Ttulo2"/>
       </w:pPr>
-      <w:bookmarkStart w:id="28" w:name="_Toc235515541"/>
+      <w:bookmarkStart w:id="29" w:name="_Toc235515541"/>
       <w:r>
         <w:t>Planeación de la elicitación</w:t>
       </w:r>
-      <w:bookmarkEnd w:id="28"/>
+      <w:bookmarkEnd w:id="29"/>
     </w:p>
     <w:p>
       <w:r>
@@ -10215,12 +10219,12 @@
       <w:pPr>
         <w:pStyle w:val="Ttulo2"/>
       </w:pPr>
-      <w:bookmarkStart w:id="29" w:name="_Toc235515542"/>
+      <w:bookmarkStart w:id="30" w:name="_Toc235515542"/>
       <w:r>
         <w:lastRenderedPageBreak/>
         <w:t>Fuentes de información</w:t>
       </w:r>
-      <w:bookmarkEnd w:id="29"/>
+      <w:bookmarkEnd w:id="30"/>
     </w:p>
     <w:p>
       <w:r>
@@ -10800,11 +10804,11 @@
       <w:pPr>
         <w:pStyle w:val="Ttulo2"/>
       </w:pPr>
-      <w:bookmarkStart w:id="30" w:name="_Toc235515543"/>
+      <w:bookmarkStart w:id="31" w:name="_Toc235515543"/>
       <w:r>
         <w:t>Técnicas de elicitación</w:t>
       </w:r>
-      <w:bookmarkEnd w:id="30"/>
+      <w:bookmarkEnd w:id="31"/>
     </w:p>
     <w:p>
       <w:r>
@@ -11217,7 +11221,6 @@
               <w:rPr>
                 <w:sz w:val="28"/>
               </w:rPr>
-              <w:lastRenderedPageBreak/>
               <w:t>Análisis de documentos.</w:t>
             </w:r>
           </w:p>
@@ -11346,12 +11349,12 @@
       <w:pPr>
         <w:pStyle w:val="Ttulo2"/>
       </w:pPr>
-      <w:bookmarkStart w:id="31" w:name="_Toc235515544"/>
+      <w:bookmarkStart w:id="32" w:name="_Toc235515544"/>
       <w:r>
         <w:lastRenderedPageBreak/>
         <w:t>Instrumentos de recolección de información</w:t>
       </w:r>
-      <w:bookmarkEnd w:id="31"/>
+      <w:bookmarkEnd w:id="32"/>
     </w:p>
     <w:p>
       <w:r>
@@ -11737,11 +11740,11 @@
       <w:pPr>
         <w:pStyle w:val="Ttulo2"/>
       </w:pPr>
-      <w:bookmarkStart w:id="32" w:name="_Toc235515545"/>
+      <w:bookmarkStart w:id="33" w:name="_Toc235515545"/>
       <w:r>
         <w:t>Principios y buenas prácticas</w:t>
       </w:r>
-      <w:bookmarkEnd w:id="32"/>
+      <w:bookmarkEnd w:id="33"/>
     </w:p>
     <w:p>
       <w:r>
@@ -11991,12 +11994,12 @@
       <w:pPr>
         <w:pStyle w:val="Ttulo1"/>
       </w:pPr>
-      <w:bookmarkStart w:id="33" w:name="_Toc235515546"/>
+      <w:bookmarkStart w:id="34" w:name="_Toc235515546"/>
       <w:r>
         <w:lastRenderedPageBreak/>
         <w:t>Roles en la ingeniería de requisitos</w:t>
       </w:r>
-      <w:bookmarkEnd w:id="33"/>
+      <w:bookmarkEnd w:id="34"/>
     </w:p>
     <w:p>
       <w:r>
@@ -12079,20 +12082,20 @@
           <w:lang w:eastAsia="es-CO"/>
         </w:rPr>
       </w:pPr>
-      <w:bookmarkStart w:id="34" w:name="_Toc227677921"/>
-      <w:bookmarkStart w:id="35" w:name="_Toc235515547"/>
-      <w:bookmarkEnd w:id="34"/>
+      <w:bookmarkStart w:id="35" w:name="_Toc227677921"/>
+      <w:bookmarkStart w:id="36" w:name="_Toc235515547"/>
       <w:bookmarkEnd w:id="35"/>
+      <w:bookmarkEnd w:id="36"/>
     </w:p>
     <w:p>
       <w:pPr>
         <w:pStyle w:val="Ttulo2"/>
       </w:pPr>
-      <w:bookmarkStart w:id="36" w:name="_Toc235515548"/>
+      <w:bookmarkStart w:id="37" w:name="_Toc235515548"/>
       <w:r>
         <w:t>Usuarios y actores</w:t>
       </w:r>
-      <w:bookmarkEnd w:id="36"/>
+      <w:bookmarkEnd w:id="37"/>
     </w:p>
     <w:p>
       <w:r>
@@ -12198,7 +12201,7 @@
       <w:pPr>
         <w:pStyle w:val="Ttulo2"/>
       </w:pPr>
-      <w:bookmarkStart w:id="37" w:name="_Toc235515549"/>
+      <w:bookmarkStart w:id="38" w:name="_Toc235515549"/>
       <w:r>
         <w:rPr>
           <w:rStyle w:val="Extranjerismo"/>
@@ -12208,7 +12211,7 @@
       <w:r>
         <w:t xml:space="preserve"> o partes interesadas</w:t>
       </w:r>
-      <w:bookmarkEnd w:id="37"/>
+      <w:bookmarkEnd w:id="38"/>
     </w:p>
     <w:p>
       <w:r>
@@ -12992,7 +12995,6 @@
               <w:rPr>
                 <w:sz w:val="28"/>
               </w:rPr>
-              <w:lastRenderedPageBreak/>
               <w:t>Área de soporte técnico.</w:t>
             </w:r>
           </w:p>
@@ -13108,11 +13110,11 @@
       <w:pPr>
         <w:pStyle w:val="Ttulo2"/>
       </w:pPr>
-      <w:bookmarkStart w:id="38" w:name="_Toc235515550"/>
+      <w:bookmarkStart w:id="39" w:name="_Toc235515550"/>
       <w:r>
         <w:t>Cliente líder y dueño del producto</w:t>
       </w:r>
-      <w:bookmarkEnd w:id="38"/>
+      <w:bookmarkEnd w:id="39"/>
     </w:p>
     <w:p>
       <w:r>
@@ -13321,11 +13323,11 @@
       <w:pPr>
         <w:pStyle w:val="Ttulo2"/>
       </w:pPr>
-      <w:bookmarkStart w:id="39" w:name="_Toc235515551"/>
+      <w:bookmarkStart w:id="40" w:name="_Toc235515551"/>
       <w:r>
         <w:t>Equipo de desarrollo y analista</w:t>
       </w:r>
-      <w:bookmarkEnd w:id="39"/>
+      <w:bookmarkEnd w:id="40"/>
     </w:p>
     <w:p>
       <w:r>
@@ -13545,12 +13547,12 @@
       <w:pPr>
         <w:pStyle w:val="Ttulo1"/>
       </w:pPr>
-      <w:bookmarkStart w:id="40" w:name="_Toc235515552"/>
+      <w:bookmarkStart w:id="41" w:name="_Toc235515552"/>
       <w:r>
         <w:lastRenderedPageBreak/>
         <w:t>Herramientas de modelado de requisitos</w:t>
       </w:r>
-      <w:bookmarkEnd w:id="40"/>
+      <w:bookmarkEnd w:id="41"/>
     </w:p>
     <w:p>
       <w:r>
@@ -13712,20 +13714,20 @@
           <w:lang w:eastAsia="es-CO"/>
         </w:rPr>
       </w:pPr>
-      <w:bookmarkStart w:id="41" w:name="_Toc227677927"/>
-      <w:bookmarkStart w:id="42" w:name="_Toc235515553"/>
-      <w:bookmarkEnd w:id="41"/>
+      <w:bookmarkStart w:id="42" w:name="_Toc227677927"/>
+      <w:bookmarkStart w:id="43" w:name="_Toc235515553"/>
       <w:bookmarkEnd w:id="42"/>
+      <w:bookmarkEnd w:id="43"/>
     </w:p>
     <w:p>
       <w:pPr>
         <w:pStyle w:val="Ttulo2"/>
       </w:pPr>
-      <w:bookmarkStart w:id="43" w:name="_Toc235515554"/>
+      <w:bookmarkStart w:id="44" w:name="_Toc235515554"/>
       <w:r>
         <w:t>Tipos de herramientas de modelado</w:t>
       </w:r>
-      <w:bookmarkEnd w:id="43"/>
+      <w:bookmarkEnd w:id="44"/>
     </w:p>
     <w:p>
       <w:r>
@@ -14441,11 +14443,11 @@
       <w:pPr>
         <w:pStyle w:val="Ttulo2"/>
       </w:pPr>
-      <w:bookmarkStart w:id="44" w:name="_Toc235515555"/>
+      <w:bookmarkStart w:id="45" w:name="_Toc235515555"/>
       <w:r>
         <w:t>Características de las herramientas de modelado</w:t>
       </w:r>
-      <w:bookmarkEnd w:id="44"/>
+      <w:bookmarkEnd w:id="45"/>
     </w:p>
     <w:p>
       <w:r>
@@ -14876,12 +14878,12 @@
       <w:pPr>
         <w:pStyle w:val="Ttulo1"/>
       </w:pPr>
-      <w:bookmarkStart w:id="45" w:name="_Toc235515556"/>
+      <w:bookmarkStart w:id="46" w:name="_Toc235515556"/>
       <w:r>
         <w:lastRenderedPageBreak/>
         <w:t>Herramientas para la captura de requisitos</w:t>
       </w:r>
-      <w:bookmarkEnd w:id="45"/>
+      <w:bookmarkEnd w:id="46"/>
     </w:p>
     <w:p>
       <w:r>
@@ -14984,20 +14986,20 @@
           <w:lang w:eastAsia="es-CO"/>
         </w:rPr>
       </w:pPr>
-      <w:bookmarkStart w:id="46" w:name="_Toc227677931"/>
-      <w:bookmarkStart w:id="47" w:name="_Toc235515557"/>
-      <w:bookmarkEnd w:id="46"/>
+      <w:bookmarkStart w:id="47" w:name="_Toc227677931"/>
+      <w:bookmarkStart w:id="48" w:name="_Toc235515557"/>
       <w:bookmarkEnd w:id="47"/>
+      <w:bookmarkEnd w:id="48"/>
     </w:p>
     <w:p>
       <w:pPr>
         <w:pStyle w:val="Ttulo2"/>
       </w:pPr>
-      <w:bookmarkStart w:id="48" w:name="_Toc235515558"/>
+      <w:bookmarkStart w:id="49" w:name="_Toc235515558"/>
       <w:r>
         <w:t>Diagramas de casos de uso</w:t>
       </w:r>
-      <w:bookmarkEnd w:id="48"/>
+      <w:bookmarkEnd w:id="49"/>
     </w:p>
     <w:p>
       <w:r>
@@ -15863,11 +15865,11 @@
       <w:pPr>
         <w:pStyle w:val="Ttulo2"/>
       </w:pPr>
-      <w:bookmarkStart w:id="49" w:name="_Toc235515559"/>
+      <w:bookmarkStart w:id="50" w:name="_Toc235515559"/>
       <w:r>
         <w:t>Historias de usuario</w:t>
       </w:r>
-      <w:bookmarkEnd w:id="49"/>
+      <w:bookmarkEnd w:id="50"/>
     </w:p>
     <w:p>
       <w:r>
@@ -16221,14 +16223,14 @@
       <w:pPr>
         <w:pStyle w:val="Ttulo2"/>
       </w:pPr>
-      <w:bookmarkStart w:id="50" w:name="_Toc235515560"/>
+      <w:bookmarkStart w:id="51" w:name="_Toc235515560"/>
       <w:r>
         <w:rPr>
           <w:rStyle w:val="Extranjerismo"/>
         </w:rPr>
         <w:t>Storyboard</w:t>
       </w:r>
-      <w:bookmarkEnd w:id="50"/>
+      <w:bookmarkEnd w:id="51"/>
     </w:p>
     <w:p>
       <w:r>
@@ -16433,7 +16435,7 @@
       <w:r>
         <w:t xml:space="preserve">El equipo de desarrollo revisa el </w:t>
       </w:r>
-      <w:bookmarkStart w:id="51" w:name="_Hlk227663337"/>
+      <w:bookmarkStart w:id="52" w:name="_Hlk227663337"/>
       <w:r>
         <w:rPr>
           <w:rStyle w:val="Extranjerismo"/>
@@ -16443,7 +16445,7 @@
       <w:r>
         <w:t xml:space="preserve"> </w:t>
       </w:r>
-      <w:bookmarkEnd w:id="51"/>
+      <w:bookmarkEnd w:id="52"/>
       <w:r>
         <w:t>para identificar mejoras, validar los requisitos y garantizar que el sistema responda adecuadamente a las necesidades del usuario.</w:t>
       </w:r>
@@ -16831,12 +16833,12 @@
       <w:pPr>
         <w:pStyle w:val="Titulosgenerales"/>
       </w:pPr>
-      <w:bookmarkStart w:id="52" w:name="_Toc235515561"/>
+      <w:bookmarkStart w:id="53" w:name="_Toc235515561"/>
       <w:r>
         <w:lastRenderedPageBreak/>
         <w:t>Síntesis</w:t>
       </w:r>
-      <w:bookmarkEnd w:id="52"/>
+      <w:bookmarkEnd w:id="53"/>
     </w:p>
     <w:p>
       <w:pPr>
@@ -16989,14 +16991,14 @@
       <w:pPr>
         <w:pStyle w:val="Titulosgenerales"/>
       </w:pPr>
-      <w:bookmarkStart w:id="53" w:name="_Toc176443725"/>
-      <w:bookmarkStart w:id="54" w:name="_Toc235515562"/>
+      <w:bookmarkStart w:id="54" w:name="_Toc176443725"/>
+      <w:bookmarkStart w:id="55" w:name="_Toc235515562"/>
       <w:r>
         <w:lastRenderedPageBreak/>
         <w:t>Glosario</w:t>
       </w:r>
-      <w:bookmarkEnd w:id="53"/>
       <w:bookmarkEnd w:id="54"/>
+      <w:bookmarkEnd w:id="55"/>
     </w:p>
     <w:p>
       <w:pPr>
@@ -17341,8 +17343,8 @@
           <w:lang w:val="es-MX"/>
         </w:rPr>
       </w:pPr>
-      <w:bookmarkStart w:id="55" w:name="_Toc176443726"/>
-      <w:bookmarkStart w:id="56" w:name="_Toc235515563"/>
+      <w:bookmarkStart w:id="56" w:name="_Toc176443726"/>
+      <w:bookmarkStart w:id="57" w:name="_Toc235515563"/>
       <w:r>
         <w:rPr>
           <w:lang w:val="es-MX"/>
@@ -17350,8 +17352,8 @@
         <w:lastRenderedPageBreak/>
         <w:t>Referencias bibliográficas</w:t>
       </w:r>
-      <w:bookmarkEnd w:id="55"/>
       <w:bookmarkEnd w:id="56"/>
+      <w:bookmarkEnd w:id="57"/>
     </w:p>
     <w:p>
       <w:pPr>
@@ -17802,14 +17804,14 @@
       <w:pPr>
         <w:pStyle w:val="Titulosgenerales"/>
       </w:pPr>
-      <w:bookmarkStart w:id="57" w:name="_Toc176443727"/>
-      <w:bookmarkStart w:id="58" w:name="_Toc235515564"/>
+      <w:bookmarkStart w:id="58" w:name="_Toc176443727"/>
+      <w:bookmarkStart w:id="59" w:name="_Toc235515564"/>
       <w:r>
         <w:lastRenderedPageBreak/>
         <w:t>Créditos</w:t>
       </w:r>
-      <w:bookmarkEnd w:id="57"/>
       <w:bookmarkEnd w:id="58"/>
+      <w:bookmarkEnd w:id="59"/>
     </w:p>
     <w:tbl>
       <w:tblPr>
@@ -17943,8 +17945,6 @@
             <w:r>
               <w:t>Profesional G06. Responsable Ecosistema de Recursos Educativos Digitales</w:t>
             </w:r>
-            <w:bookmarkStart w:id="59" w:name="_GoBack"/>
-            <w:bookmarkEnd w:id="59"/>
           </w:p>
         </w:tc>
         <w:tc>
@@ -23410,12 +23410,14 @@
 </file>
 
 <file path=customXml/item1.xml><?xml version="1.0" encoding="utf-8"?>
-<?mso-contentType ?>
-<FormTemplates xmlns="http://schemas.microsoft.com/sharepoint/v3/contenttype/forms">
-  <Display>DocumentLibraryForm</Display>
-  <Edit>DocumentLibraryForm</Edit>
-  <New>DocumentLibraryForm</New>
-</FormTemplates>
+<p:properties xmlns:p="http://schemas.microsoft.com/office/2006/metadata/properties" xmlns:xsi="http://www.w3.org/2001/XMLSchema-instance" xmlns:pc="http://schemas.microsoft.com/office/infopath/2007/PartnerControls">
+  <documentManagement>
+    <TaxCatchAll xmlns="13c90a0b-73bc-4dc0-be5f-28d77b615beb" xsi:nil="true"/>
+    <lcf76f155ced4ddcb4097134ff3c332f xmlns="13c93bba-48ce-428c-bfe5-88b42c19b028">
+      <Terms xmlns="http://schemas.microsoft.com/office/infopath/2007/PartnerControls"/>
+    </lcf76f155ced4ddcb4097134ff3c332f>
+  </documentManagement>
+</p:properties>
 </file>
 
 <file path=customXml/item2.xml><?xml version="1.0" encoding="utf-8"?>
@@ -23654,14 +23656,12 @@
 </file>
 
 <file path=customXml/item3.xml><?xml version="1.0" encoding="utf-8"?>
-<p:properties xmlns:p="http://schemas.microsoft.com/office/2006/metadata/properties" xmlns:xsi="http://www.w3.org/2001/XMLSchema-instance" xmlns:pc="http://schemas.microsoft.com/office/infopath/2007/PartnerControls">
-  <documentManagement>
-    <TaxCatchAll xmlns="13c90a0b-73bc-4dc0-be5f-28d77b615beb" xsi:nil="true"/>
-    <lcf76f155ced4ddcb4097134ff3c332f xmlns="13c93bba-48ce-428c-bfe5-88b42c19b028">
-      <Terms xmlns="http://schemas.microsoft.com/office/infopath/2007/PartnerControls"/>
-    </lcf76f155ced4ddcb4097134ff3c332f>
-  </documentManagement>
-</p:properties>
+<?mso-contentType ?>
+<FormTemplates xmlns="http://schemas.microsoft.com/sharepoint/v3/contenttype/forms">
+  <Display>DocumentLibraryForm</Display>
+  <Edit>DocumentLibraryForm</Edit>
+  <New>DocumentLibraryForm</New>
+</FormTemplates>
 </file>
 
 <file path=customXml/item4.xml><?xml version="1.0" encoding="utf-8"?>
@@ -23669,9 +23669,12 @@
 </file>
 
 <file path=customXml/itemProps1.xml><?xml version="1.0" encoding="utf-8"?>
-<ds:datastoreItem xmlns:ds="http://schemas.openxmlformats.org/officeDocument/2006/customXml" ds:itemID="{98425850-1BE1-4786-998B-F37B9540BFA5}">
+<ds:datastoreItem xmlns:ds="http://schemas.openxmlformats.org/officeDocument/2006/customXml" ds:itemID="{94402660-B5DA-4465-8037-A85926641EFC}">
   <ds:schemaRefs>
-    <ds:schemaRef ds:uri="http://schemas.microsoft.com/sharepoint/v3/contenttype/forms"/>
+    <ds:schemaRef ds:uri="http://schemas.microsoft.com/office/2006/metadata/properties"/>
+    <ds:schemaRef ds:uri="http://schemas.microsoft.com/office/infopath/2007/PartnerControls"/>
+    <ds:schemaRef ds:uri="13c90a0b-73bc-4dc0-be5f-28d77b615beb"/>
+    <ds:schemaRef ds:uri="13c93bba-48ce-428c-bfe5-88b42c19b028"/>
   </ds:schemaRefs>
 </ds:datastoreItem>
 </file>
@@ -23696,18 +23699,15 @@
 </file>
 
 <file path=customXml/itemProps3.xml><?xml version="1.0" encoding="utf-8"?>
-<ds:datastoreItem xmlns:ds="http://schemas.openxmlformats.org/officeDocument/2006/customXml" ds:itemID="{94402660-B5DA-4465-8037-A85926641EFC}">
+<ds:datastoreItem xmlns:ds="http://schemas.openxmlformats.org/officeDocument/2006/customXml" ds:itemID="{98425850-1BE1-4786-998B-F37B9540BFA5}">
   <ds:schemaRefs>
-    <ds:schemaRef ds:uri="http://schemas.microsoft.com/office/2006/metadata/properties"/>
-    <ds:schemaRef ds:uri="http://schemas.microsoft.com/office/infopath/2007/PartnerControls"/>
-    <ds:schemaRef ds:uri="13c90a0b-73bc-4dc0-be5f-28d77b615beb"/>
-    <ds:schemaRef ds:uri="13c93bba-48ce-428c-bfe5-88b42c19b028"/>
+    <ds:schemaRef ds:uri="http://schemas.microsoft.com/sharepoint/v3/contenttype/forms"/>
   </ds:schemaRefs>
 </ds:datastoreItem>
 </file>
 
 <file path=customXml/itemProps4.xml><?xml version="1.0" encoding="utf-8"?>
-<ds:datastoreItem xmlns:ds="http://schemas.openxmlformats.org/officeDocument/2006/customXml" ds:itemID="{EB87485F-A1AF-4639-897C-8878E685501A}">
+<ds:datastoreItem xmlns:ds="http://schemas.openxmlformats.org/officeDocument/2006/customXml" ds:itemID="{F3F3B50E-49BC-4D12-9A42-C1B048347B94}">
   <ds:schemaRefs>
     <ds:schemaRef ds:uri="http://schemas.openxmlformats.org/officeDocument/2006/bibliography"/>
   </ds:schemaRefs>

--- a/fuentes/228122_CF01_CFA.docx
+++ b/fuentes/228122_CF01_CFA.docx
@@ -1,6 +1,6 @@
 
 <file path=word/document.xml><?xml version="1.0" encoding="utf-8"?>
-<w:document xmlns:wpc="http://schemas.microsoft.com/office/word/2010/wordprocessingCanvas" xmlns:cx="http://schemas.microsoft.com/office/drawing/2014/chartex" xmlns:cx1="http://schemas.microsoft.com/office/drawing/2015/9/8/chartex" xmlns:cx2="http://schemas.microsoft.com/office/drawing/2015/10/21/chartex" xmlns:cx3="http://schemas.microsoft.com/office/drawing/2016/5/9/chartex" xmlns:cx4="http://schemas.microsoft.com/office/drawing/2016/5/10/chartex" xmlns:cx5="http://schemas.microsoft.com/office/drawing/2016/5/11/chartex" xmlns:cx6="http://schemas.microsoft.com/office/drawing/2016/5/12/chartex" xmlns:cx7="http://schemas.microsoft.com/office/drawing/2016/5/13/chartex" xmlns:cx8="http://schemas.microsoft.com/office/drawing/2016/5/14/chartex" xmlns:mc="http://schemas.openxmlformats.org/markup-compatibility/2006" xmlns:aink="http://schemas.microsoft.com/office/drawing/2016/ink" xmlns:am3d="http://schemas.microsoft.com/office/drawing/2017/model3d" xmlns:o="urn:schemas-microsoft-com:office:office" xmlns:r="http://schemas.openxmlformats.org/officeDocument/2006/relationships" xmlns:m="http://schemas.openxmlformats.org/officeDocument/2006/math" xmlns:v="urn:schemas-microsoft-com:vml" xmlns:wp14="http://schemas.microsoft.com/office/word/2010/wordprocessingDrawing" xmlns:wp="http://schemas.openxmlformats.org/drawingml/2006/wordprocessingDrawing" xmlns:w10="urn:schemas-microsoft-com:office:word" xmlns:w="http://schemas.openxmlformats.org/wordprocessingml/2006/main" xmlns:w14="http://schemas.microsoft.com/office/word/2010/wordml" xmlns:w15="http://schemas.microsoft.com/office/word/2012/wordml" xmlns:w16cid="http://schemas.microsoft.com/office/word/2016/wordml/cid" xmlns:w16se="http://schemas.microsoft.com/office/word/2015/wordml/symex" xmlns:wpg="http://schemas.microsoft.com/office/word/2010/wordprocessingGroup" xmlns:wpi="http://schemas.microsoft.com/office/word/2010/wordprocessingInk" xmlns:wne="http://schemas.microsoft.com/office/word/2006/wordml" xmlns:wps="http://schemas.microsoft.com/office/word/2010/wordprocessingShape" mc:Ignorable="w14 w15 w16se w16cid wp14">
+<w:document xmlns:wpc="http://schemas.microsoft.com/office/word/2010/wordprocessingCanvas" xmlns:cx="http://schemas.microsoft.com/office/drawing/2014/chartex" xmlns:cx1="http://schemas.microsoft.com/office/drawing/2015/9/8/chartex" xmlns:cx2="http://schemas.microsoft.com/office/drawing/2015/10/21/chartex" xmlns:cx3="http://schemas.microsoft.com/office/drawing/2016/5/9/chartex" xmlns:cx4="http://schemas.microsoft.com/office/drawing/2016/5/10/chartex" xmlns:cx5="http://schemas.microsoft.com/office/drawing/2016/5/11/chartex" xmlns:cx6="http://schemas.microsoft.com/office/drawing/2016/5/12/chartex" xmlns:cx7="http://schemas.microsoft.com/office/drawing/2016/5/13/chartex" xmlns:cx8="http://schemas.microsoft.com/office/drawing/2016/5/14/chartex" xmlns:mc="http://schemas.openxmlformats.org/markup-compatibility/2006" xmlns:aink="http://schemas.microsoft.com/office/drawing/2016/ink" xmlns:am3d="http://schemas.microsoft.com/office/drawing/2017/model3d" xmlns:o="urn:schemas-microsoft-com:office:office" xmlns:r="http://schemas.openxmlformats.org/officeDocument/2006/relationships" xmlns:m="http://schemas.openxmlformats.org/officeDocument/2006/math" xmlns:v="urn:schemas-microsoft-com:vml" xmlns:wp14="http://schemas.microsoft.com/office/word/2010/wordprocessingDrawing" xmlns:wp="http://schemas.openxmlformats.org/drawingml/2006/wordprocessingDrawing" xmlns:w10="urn:schemas-microsoft-com:office:word" xmlns:w="http://schemas.openxmlformats.org/wordprocessingml/2006/main" xmlns:w14="http://schemas.microsoft.com/office/word/2010/wordml" xmlns:w15="http://schemas.microsoft.com/office/word/2012/wordml" xmlns:w16cex="http://schemas.microsoft.com/office/word/2018/wordml/cex" xmlns:w16cid="http://schemas.microsoft.com/office/word/2016/wordml/cid" xmlns:w16="http://schemas.microsoft.com/office/word/2018/wordml" xmlns:w16sdtdh="http://schemas.microsoft.com/office/word/2020/wordml/sdtdatahash" xmlns:w16se="http://schemas.microsoft.com/office/word/2015/wordml/symex" xmlns:wpg="http://schemas.microsoft.com/office/word/2010/wordprocessingGroup" xmlns:wpi="http://schemas.microsoft.com/office/word/2010/wordprocessingInk" xmlns:wne="http://schemas.microsoft.com/office/word/2006/wordml" xmlns:wps="http://schemas.microsoft.com/office/word/2010/wordprocessingShape" mc:Ignorable="w14 w15 w16se w16cid w16 w16cex w16sdtdh wp14">
   <w:body>
     <w:p>
       <w:r>
@@ -213,7 +213,7 @@
               </wp:anchor>
             </w:drawing>
           </mc:Choice>
-          <mc:Fallback xmlns:w16sdtdh="http://schemas.microsoft.com/office/word/2020/wordml/sdtdatahash" xmlns:w16="http://schemas.microsoft.com/office/word/2018/wordml" xmlns:w16cex="http://schemas.microsoft.com/office/word/2018/wordml/cex">
+          <mc:Fallback>
             <w:pict>
               <v:rect w14:anchorId="5C6229C9" id="Rectángulo 4" o:spid="_x0000_s1026" style="position:absolute;margin-left:-55.7pt;margin-top:29pt;width:613.85pt;height:204pt;z-index:-251659776;visibility:visible;mso-wrap-style:square;mso-width-percent:0;mso-height-percent:0;mso-wrap-distance-left:9pt;mso-wrap-distance-top:0;mso-wrap-distance-right:9pt;mso-wrap-distance-bottom:0;mso-position-horizontal:absolute;mso-position-horizontal-relative:text;mso-position-vertical:absolute;mso-position-vertical-relative:text;mso-width-percent:0;mso-height-percent:0;mso-width-relative:page;mso-height-relative:margin;v-text-anchor:middle" o:gfxdata="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" fillcolor="#00314d" stroked="f" strokeweight="1pt"/>
             </w:pict>
@@ -343,7 +343,7 @@
                 <v:stroke joinstyle="miter"/>
                 <v:path gradientshapeok="t" o:connecttype="rect"/>
               </v:shapetype>
-              <v:shape id="Cuadro de texto 2" o:spid="_x0000_s1026" type="#_x0000_t202" style="position:absolute;left:0;text-align:left;margin-left:-20.7pt;margin-top:22pt;width:488.95pt;height:146.25pt;z-index:251657728;visibility:visible;mso-wrap-style:square;mso-width-percent:0;mso-height-percent:0;mso-wrap-distance-left:9pt;mso-wrap-distance-top:3.6pt;mso-wrap-distance-right:9pt;mso-wrap-distance-bottom:3.6pt;mso-position-horizontal:absolute;mso-position-horizontal-relative:text;mso-position-vertical:absolute;mso-position-vertical-relative:text;mso-width-percent:0;mso-height-percent:0;mso-width-relative:margin;mso-height-relative:margin;v-text-anchor:top" o:gfxdata="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" filled="f" stroked="f">
+              <v:shape id="Cuadro de texto 2" o:spid="_x0000_s1026" type="#_x0000_t202" alt="&quot;&quot;" style="position:absolute;left:0;text-align:left;margin-left:-20.7pt;margin-top:22pt;width:488.95pt;height:146.25pt;z-index:251657728;visibility:visible;mso-wrap-style:square;mso-width-percent:0;mso-height-percent:0;mso-wrap-distance-left:9pt;mso-wrap-distance-top:3.6pt;mso-wrap-distance-right:9pt;mso-wrap-distance-bottom:3.6pt;mso-position-horizontal:absolute;mso-position-horizontal-relative:text;mso-position-vertical:absolute;mso-position-vertical-relative:text;mso-width-percent:0;mso-height-percent:0;mso-width-relative:margin;mso-height-relative:margin;v-text-anchor:top" o:gfxdata="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" filled="f" stroked="f">
                 <v:textbox>
                   <w:txbxContent>
                     <w:p>
@@ -4238,6 +4238,7 @@
     <w:p>
       <w:pPr>
         <w:pStyle w:val="Video"/>
+        <w:jc w:val="left"/>
       </w:pPr>
       <w:r>
         <w:lastRenderedPageBreak/>
@@ -4329,8 +4330,6 @@
         <w:jc w:val="center"/>
       </w:pPr>
       <w:bookmarkStart w:id="2" w:name="_Hlk161159634"/>
-      <w:bookmarkStart w:id="3" w:name="_GoBack"/>
-      <w:bookmarkEnd w:id="3"/>
     </w:p>
     <w:p>
       <w:pPr>
@@ -4366,7 +4365,7 @@
           </w:tcPr>
           <w:p>
             <w:pPr>
-              <w:ind w:firstLine="0"/>
+              <w:ind w:left="22" w:firstLine="0"/>
               <w:rPr>
                 <w:b/>
               </w:rPr>
@@ -4499,7 +4498,7 @@
       <w:pPr>
         <w:pStyle w:val="Ttulo1"/>
       </w:pPr>
-      <w:bookmarkStart w:id="4" w:name="_Toc235515520"/>
+      <w:bookmarkStart w:id="3" w:name="_Toc235515520"/>
       <w:r>
         <w:lastRenderedPageBreak/>
         <w:t xml:space="preserve">Fundamentos del ciclo de vida del </w:t>
@@ -4510,7 +4509,7 @@
         </w:rPr>
         <w:t>software</w:t>
       </w:r>
-      <w:bookmarkEnd w:id="4"/>
+      <w:bookmarkEnd w:id="3"/>
     </w:p>
     <w:p>
       <w:r>
@@ -4582,7 +4581,7 @@
       <w:pPr>
         <w:pStyle w:val="Ttulo2"/>
       </w:pPr>
-      <w:bookmarkStart w:id="5" w:name="_Toc235515521"/>
+      <w:bookmarkStart w:id="4" w:name="_Toc235515521"/>
       <w:r>
         <w:lastRenderedPageBreak/>
         <w:t xml:space="preserve">Elementos del ciclo de vida del </w:t>
@@ -4593,7 +4592,7 @@
         </w:rPr>
         <w:t>software</w:t>
       </w:r>
-      <w:bookmarkEnd w:id="5"/>
+      <w:bookmarkEnd w:id="4"/>
     </w:p>
     <w:p>
       <w:r>
@@ -4912,7 +4911,7 @@
       <w:pPr>
         <w:pStyle w:val="Ttulo2"/>
       </w:pPr>
-      <w:bookmarkStart w:id="6" w:name="_Toc235515522"/>
+      <w:bookmarkStart w:id="5" w:name="_Toc235515522"/>
       <w:r>
         <w:lastRenderedPageBreak/>
         <w:t xml:space="preserve">Modelos del ciclo de vida del </w:t>
@@ -4923,7 +4922,7 @@
         </w:rPr>
         <w:t>software</w:t>
       </w:r>
-      <w:bookmarkEnd w:id="6"/>
+      <w:bookmarkEnd w:id="5"/>
     </w:p>
     <w:p>
       <w:r>
@@ -5586,7 +5585,7 @@
       <w:pPr>
         <w:pStyle w:val="Ttulo2"/>
       </w:pPr>
-      <w:bookmarkStart w:id="7" w:name="_Toc235515523"/>
+      <w:bookmarkStart w:id="6" w:name="_Toc235515523"/>
       <w:r>
         <w:t xml:space="preserve">Fases del ciclo de vida del </w:t>
       </w:r>
@@ -5596,7 +5595,7 @@
         </w:rPr>
         <w:t>software</w:t>
       </w:r>
-      <w:bookmarkEnd w:id="7"/>
+      <w:bookmarkEnd w:id="6"/>
     </w:p>
     <w:p>
       <w:r>
@@ -6056,7 +6055,7 @@
       <w:pPr>
         <w:pStyle w:val="Ttulo2"/>
       </w:pPr>
-      <w:bookmarkStart w:id="8" w:name="_Toc235515524"/>
+      <w:bookmarkStart w:id="7" w:name="_Toc235515524"/>
       <w:r>
         <w:t xml:space="preserve">Objetivos de las fases del ciclo de vida del </w:t>
       </w:r>
@@ -6066,7 +6065,7 @@
         </w:rPr>
         <w:t>software</w:t>
       </w:r>
-      <w:bookmarkEnd w:id="8"/>
+      <w:bookmarkEnd w:id="7"/>
     </w:p>
     <w:p>
       <w:r>
@@ -6283,12 +6282,12 @@
       <w:pPr>
         <w:pStyle w:val="Ttulo1"/>
       </w:pPr>
-      <w:bookmarkStart w:id="9" w:name="_Toc235515525"/>
+      <w:bookmarkStart w:id="8" w:name="_Toc235515525"/>
       <w:r>
         <w:lastRenderedPageBreak/>
         <w:t>Fase de definición de requisitos</w:t>
       </w:r>
-      <w:bookmarkEnd w:id="9"/>
+      <w:bookmarkEnd w:id="8"/>
     </w:p>
     <w:p>
       <w:r>
@@ -6378,20 +6377,20 @@
           <w:lang w:eastAsia="es-CO"/>
         </w:rPr>
       </w:pPr>
-      <w:bookmarkStart w:id="10" w:name="_Toc227677900"/>
-      <w:bookmarkStart w:id="11" w:name="_Toc235515526"/>
+      <w:bookmarkStart w:id="9" w:name="_Toc227677900"/>
+      <w:bookmarkStart w:id="10" w:name="_Toc235515526"/>
+      <w:bookmarkEnd w:id="9"/>
       <w:bookmarkEnd w:id="10"/>
+    </w:p>
+    <w:p>
+      <w:pPr>
+        <w:pStyle w:val="Ttulo2"/>
+      </w:pPr>
+      <w:bookmarkStart w:id="11" w:name="_Toc235515527"/>
+      <w:r>
+        <w:t>Alcance de la fase de requisitos</w:t>
+      </w:r>
       <w:bookmarkEnd w:id="11"/>
-    </w:p>
-    <w:p>
-      <w:pPr>
-        <w:pStyle w:val="Ttulo2"/>
-      </w:pPr>
-      <w:bookmarkStart w:id="12" w:name="_Toc235515527"/>
-      <w:r>
-        <w:t>Alcance de la fase de requisitos</w:t>
-      </w:r>
-      <w:bookmarkEnd w:id="12"/>
     </w:p>
     <w:p>
       <w:r>
@@ -6571,11 +6570,11 @@
       <w:pPr>
         <w:pStyle w:val="Ttulo2"/>
       </w:pPr>
-      <w:bookmarkStart w:id="13" w:name="_Toc235515528"/>
+      <w:bookmarkStart w:id="12" w:name="_Toc235515528"/>
       <w:r>
         <w:t>Importancia de la definición de requisitos</w:t>
       </w:r>
-      <w:bookmarkEnd w:id="13"/>
+      <w:bookmarkEnd w:id="12"/>
     </w:p>
     <w:p>
       <w:r>
@@ -6752,11 +6751,11 @@
       <w:pPr>
         <w:pStyle w:val="Ttulo2"/>
       </w:pPr>
-      <w:bookmarkStart w:id="14" w:name="_Toc235515529"/>
+      <w:bookmarkStart w:id="13" w:name="_Toc235515529"/>
       <w:r>
         <w:t>Resultados de la fase de requisitos</w:t>
       </w:r>
-      <w:bookmarkEnd w:id="14"/>
+      <w:bookmarkEnd w:id="13"/>
     </w:p>
     <w:p>
       <w:r>
@@ -7218,7 +7217,7 @@
       <w:pPr>
         <w:pStyle w:val="Ttulo1"/>
       </w:pPr>
-      <w:bookmarkStart w:id="15" w:name="_Toc235515530"/>
+      <w:bookmarkStart w:id="14" w:name="_Toc235515530"/>
       <w:r>
         <w:lastRenderedPageBreak/>
         <w:t xml:space="preserve">Requisitos en el desarrollo de </w:t>
@@ -7229,7 +7228,7 @@
         </w:rPr>
         <w:t>software</w:t>
       </w:r>
-      <w:bookmarkEnd w:id="15"/>
+      <w:bookmarkEnd w:id="14"/>
     </w:p>
     <w:p>
       <w:r>
@@ -7302,20 +7301,20 @@
           <w:lang w:eastAsia="es-CO"/>
         </w:rPr>
       </w:pPr>
-      <w:bookmarkStart w:id="16" w:name="_Toc227677905"/>
-      <w:bookmarkStart w:id="17" w:name="_Toc235515531"/>
+      <w:bookmarkStart w:id="15" w:name="_Toc227677905"/>
+      <w:bookmarkStart w:id="16" w:name="_Toc235515531"/>
+      <w:bookmarkEnd w:id="15"/>
       <w:bookmarkEnd w:id="16"/>
+    </w:p>
+    <w:p>
+      <w:pPr>
+        <w:pStyle w:val="Ttulo2"/>
+      </w:pPr>
+      <w:bookmarkStart w:id="17" w:name="_Toc235515532"/>
+      <w:r>
+        <w:t>Requisitos funcionales</w:t>
+      </w:r>
       <w:bookmarkEnd w:id="17"/>
-    </w:p>
-    <w:p>
-      <w:pPr>
-        <w:pStyle w:val="Ttulo2"/>
-      </w:pPr>
-      <w:bookmarkStart w:id="18" w:name="_Toc235515532"/>
-      <w:r>
-        <w:t>Requisitos funcionales</w:t>
-      </w:r>
-      <w:bookmarkEnd w:id="18"/>
     </w:p>
     <w:p>
       <w:r>
@@ -7537,6 +7536,7 @@
               <w:rPr>
                 <w:sz w:val="28"/>
               </w:rPr>
+              <w:lastRenderedPageBreak/>
               <w:t>Gestión de datos (CRUD).</w:t>
             </w:r>
           </w:p>
@@ -7814,11 +7814,11 @@
       <w:pPr>
         <w:pStyle w:val="Ttulo2"/>
       </w:pPr>
-      <w:bookmarkStart w:id="19" w:name="_Toc235515533"/>
+      <w:bookmarkStart w:id="18" w:name="_Toc235515533"/>
       <w:r>
         <w:t>Requisitos no funcionales</w:t>
       </w:r>
-      <w:bookmarkEnd w:id="19"/>
+      <w:bookmarkEnd w:id="18"/>
     </w:p>
     <w:p>
       <w:r>
@@ -8534,11 +8534,11 @@
       <w:pPr>
         <w:pStyle w:val="Ttulo2"/>
       </w:pPr>
-      <w:bookmarkStart w:id="20" w:name="_Toc235515534"/>
+      <w:bookmarkStart w:id="19" w:name="_Toc235515534"/>
       <w:r>
         <w:t>Requisitos de restricción</w:t>
       </w:r>
-      <w:bookmarkEnd w:id="20"/>
+      <w:bookmarkEnd w:id="19"/>
     </w:p>
     <w:p>
       <w:r>
@@ -9014,12 +9014,12 @@
       <w:pPr>
         <w:pStyle w:val="Ttulo1"/>
       </w:pPr>
-      <w:bookmarkStart w:id="21" w:name="_Toc235515535"/>
+      <w:bookmarkStart w:id="20" w:name="_Toc235515535"/>
       <w:r>
         <w:lastRenderedPageBreak/>
         <w:t>Ingeniería de requisitos</w:t>
       </w:r>
-      <w:bookmarkEnd w:id="21"/>
+      <w:bookmarkEnd w:id="20"/>
     </w:p>
     <w:p>
       <w:r>
@@ -9204,20 +9204,20 @@
           <w:lang w:eastAsia="es-CO"/>
         </w:rPr>
       </w:pPr>
-      <w:bookmarkStart w:id="22" w:name="_Toc227677910"/>
-      <w:bookmarkStart w:id="23" w:name="_Toc235515536"/>
+      <w:bookmarkStart w:id="21" w:name="_Toc227677910"/>
+      <w:bookmarkStart w:id="22" w:name="_Toc235515536"/>
+      <w:bookmarkEnd w:id="21"/>
       <w:bookmarkEnd w:id="22"/>
+    </w:p>
+    <w:p>
+      <w:pPr>
+        <w:pStyle w:val="Ttulo2"/>
+      </w:pPr>
+      <w:bookmarkStart w:id="23" w:name="_Toc235515537"/>
+      <w:r>
+        <w:t>Áreas de la ingeniería de requisitos</w:t>
+      </w:r>
       <w:bookmarkEnd w:id="23"/>
-    </w:p>
-    <w:p>
-      <w:pPr>
-        <w:pStyle w:val="Ttulo2"/>
-      </w:pPr>
-      <w:bookmarkStart w:id="24" w:name="_Toc235515537"/>
-      <w:r>
-        <w:t>Áreas de la ingeniería de requisitos</w:t>
-      </w:r>
-      <w:bookmarkEnd w:id="24"/>
     </w:p>
     <w:p>
       <w:r>
@@ -9499,6 +9499,7 @@
               <w:rPr>
                 <w:sz w:val="28"/>
               </w:rPr>
+              <w:lastRenderedPageBreak/>
               <w:t>Especificación de requisitos.</w:t>
             </w:r>
           </w:p>
@@ -9714,11 +9715,11 @@
       <w:pPr>
         <w:pStyle w:val="Ttulo2"/>
       </w:pPr>
-      <w:bookmarkStart w:id="25" w:name="_Toc235515538"/>
+      <w:bookmarkStart w:id="24" w:name="_Toc235515538"/>
       <w:r>
         <w:t>Fases de la ingeniería de requisitos</w:t>
       </w:r>
-      <w:bookmarkEnd w:id="25"/>
+      <w:bookmarkEnd w:id="24"/>
     </w:p>
     <w:p>
       <w:r>
@@ -9937,12 +9938,12 @@
       <w:pPr>
         <w:pStyle w:val="Ttulo1"/>
       </w:pPr>
-      <w:bookmarkStart w:id="26" w:name="_Toc235515539"/>
+      <w:bookmarkStart w:id="25" w:name="_Toc235515539"/>
       <w:r>
         <w:lastRenderedPageBreak/>
         <w:t>Elicitación de requisitos</w:t>
       </w:r>
-      <w:bookmarkEnd w:id="26"/>
+      <w:bookmarkEnd w:id="25"/>
     </w:p>
     <w:p>
       <w:r>
@@ -10030,20 +10031,20 @@
           <w:lang w:eastAsia="es-CO"/>
         </w:rPr>
       </w:pPr>
-      <w:bookmarkStart w:id="27" w:name="_Toc227677914"/>
-      <w:bookmarkStart w:id="28" w:name="_Toc235515540"/>
+      <w:bookmarkStart w:id="26" w:name="_Toc227677914"/>
+      <w:bookmarkStart w:id="27" w:name="_Toc235515540"/>
+      <w:bookmarkEnd w:id="26"/>
       <w:bookmarkEnd w:id="27"/>
+    </w:p>
+    <w:p>
+      <w:pPr>
+        <w:pStyle w:val="Ttulo2"/>
+      </w:pPr>
+      <w:bookmarkStart w:id="28" w:name="_Toc235515541"/>
+      <w:r>
+        <w:t>Planeación de la elicitación</w:t>
+      </w:r>
       <w:bookmarkEnd w:id="28"/>
-    </w:p>
-    <w:p>
-      <w:pPr>
-        <w:pStyle w:val="Ttulo2"/>
-      </w:pPr>
-      <w:bookmarkStart w:id="29" w:name="_Toc235515541"/>
-      <w:r>
-        <w:t>Planeación de la elicitación</w:t>
-      </w:r>
-      <w:bookmarkEnd w:id="29"/>
     </w:p>
     <w:p>
       <w:r>
@@ -10219,12 +10220,12 @@
       <w:pPr>
         <w:pStyle w:val="Ttulo2"/>
       </w:pPr>
-      <w:bookmarkStart w:id="30" w:name="_Toc235515542"/>
+      <w:bookmarkStart w:id="29" w:name="_Toc235515542"/>
       <w:r>
         <w:lastRenderedPageBreak/>
         <w:t>Fuentes de información</w:t>
       </w:r>
-      <w:bookmarkEnd w:id="30"/>
+      <w:bookmarkEnd w:id="29"/>
     </w:p>
     <w:p>
       <w:r>
@@ -10804,11 +10805,11 @@
       <w:pPr>
         <w:pStyle w:val="Ttulo2"/>
       </w:pPr>
-      <w:bookmarkStart w:id="31" w:name="_Toc235515543"/>
+      <w:bookmarkStart w:id="30" w:name="_Toc235515543"/>
       <w:r>
         <w:t>Técnicas de elicitación</w:t>
       </w:r>
-      <w:bookmarkEnd w:id="31"/>
+      <w:bookmarkEnd w:id="30"/>
     </w:p>
     <w:p>
       <w:r>
@@ -11221,6 +11222,7 @@
               <w:rPr>
                 <w:sz w:val="28"/>
               </w:rPr>
+              <w:lastRenderedPageBreak/>
               <w:t>Análisis de documentos.</w:t>
             </w:r>
           </w:p>
@@ -11349,12 +11351,12 @@
       <w:pPr>
         <w:pStyle w:val="Ttulo2"/>
       </w:pPr>
-      <w:bookmarkStart w:id="32" w:name="_Toc235515544"/>
+      <w:bookmarkStart w:id="31" w:name="_Toc235515544"/>
       <w:r>
         <w:lastRenderedPageBreak/>
         <w:t>Instrumentos de recolección de información</w:t>
       </w:r>
-      <w:bookmarkEnd w:id="32"/>
+      <w:bookmarkEnd w:id="31"/>
     </w:p>
     <w:p>
       <w:r>
@@ -11740,11 +11742,11 @@
       <w:pPr>
         <w:pStyle w:val="Ttulo2"/>
       </w:pPr>
-      <w:bookmarkStart w:id="33" w:name="_Toc235515545"/>
+      <w:bookmarkStart w:id="32" w:name="_Toc235515545"/>
       <w:r>
         <w:t>Principios y buenas prácticas</w:t>
       </w:r>
-      <w:bookmarkEnd w:id="33"/>
+      <w:bookmarkEnd w:id="32"/>
     </w:p>
     <w:p>
       <w:r>
@@ -11994,12 +11996,12 @@
       <w:pPr>
         <w:pStyle w:val="Ttulo1"/>
       </w:pPr>
-      <w:bookmarkStart w:id="34" w:name="_Toc235515546"/>
+      <w:bookmarkStart w:id="33" w:name="_Toc235515546"/>
       <w:r>
         <w:lastRenderedPageBreak/>
         <w:t>Roles en la ingeniería de requisitos</w:t>
       </w:r>
-      <w:bookmarkEnd w:id="34"/>
+      <w:bookmarkEnd w:id="33"/>
     </w:p>
     <w:p>
       <w:r>
@@ -12082,20 +12084,20 @@
           <w:lang w:eastAsia="es-CO"/>
         </w:rPr>
       </w:pPr>
-      <w:bookmarkStart w:id="35" w:name="_Toc227677921"/>
-      <w:bookmarkStart w:id="36" w:name="_Toc235515547"/>
+      <w:bookmarkStart w:id="34" w:name="_Toc227677921"/>
+      <w:bookmarkStart w:id="35" w:name="_Toc235515547"/>
+      <w:bookmarkEnd w:id="34"/>
       <w:bookmarkEnd w:id="35"/>
+    </w:p>
+    <w:p>
+      <w:pPr>
+        <w:pStyle w:val="Ttulo2"/>
+      </w:pPr>
+      <w:bookmarkStart w:id="36" w:name="_Toc235515548"/>
+      <w:r>
+        <w:t>Usuarios y actores</w:t>
+      </w:r>
       <w:bookmarkEnd w:id="36"/>
-    </w:p>
-    <w:p>
-      <w:pPr>
-        <w:pStyle w:val="Ttulo2"/>
-      </w:pPr>
-      <w:bookmarkStart w:id="37" w:name="_Toc235515548"/>
-      <w:r>
-        <w:t>Usuarios y actores</w:t>
-      </w:r>
-      <w:bookmarkEnd w:id="37"/>
     </w:p>
     <w:p>
       <w:r>
@@ -12201,7 +12203,7 @@
       <w:pPr>
         <w:pStyle w:val="Ttulo2"/>
       </w:pPr>
-      <w:bookmarkStart w:id="38" w:name="_Toc235515549"/>
+      <w:bookmarkStart w:id="37" w:name="_Toc235515549"/>
       <w:r>
         <w:rPr>
           <w:rStyle w:val="Extranjerismo"/>
@@ -12211,7 +12213,7 @@
       <w:r>
         <w:t xml:space="preserve"> o partes interesadas</w:t>
       </w:r>
-      <w:bookmarkEnd w:id="38"/>
+      <w:bookmarkEnd w:id="37"/>
     </w:p>
     <w:p>
       <w:r>
@@ -12995,6 +12997,7 @@
               <w:rPr>
                 <w:sz w:val="28"/>
               </w:rPr>
+              <w:lastRenderedPageBreak/>
               <w:t>Área de soporte técnico.</w:t>
             </w:r>
           </w:p>
@@ -13110,11 +13113,11 @@
       <w:pPr>
         <w:pStyle w:val="Ttulo2"/>
       </w:pPr>
-      <w:bookmarkStart w:id="39" w:name="_Toc235515550"/>
+      <w:bookmarkStart w:id="38" w:name="_Toc235515550"/>
       <w:r>
         <w:t>Cliente líder y dueño del producto</w:t>
       </w:r>
-      <w:bookmarkEnd w:id="39"/>
+      <w:bookmarkEnd w:id="38"/>
     </w:p>
     <w:p>
       <w:r>
@@ -13323,11 +13326,11 @@
       <w:pPr>
         <w:pStyle w:val="Ttulo2"/>
       </w:pPr>
-      <w:bookmarkStart w:id="40" w:name="_Toc235515551"/>
+      <w:bookmarkStart w:id="39" w:name="_Toc235515551"/>
       <w:r>
         <w:t>Equipo de desarrollo y analista</w:t>
       </w:r>
-      <w:bookmarkEnd w:id="40"/>
+      <w:bookmarkEnd w:id="39"/>
     </w:p>
     <w:p>
       <w:r>
@@ -13547,12 +13550,12 @@
       <w:pPr>
         <w:pStyle w:val="Ttulo1"/>
       </w:pPr>
-      <w:bookmarkStart w:id="41" w:name="_Toc235515552"/>
+      <w:bookmarkStart w:id="40" w:name="_Toc235515552"/>
       <w:r>
         <w:lastRenderedPageBreak/>
         <w:t>Herramientas de modelado de requisitos</w:t>
       </w:r>
-      <w:bookmarkEnd w:id="41"/>
+      <w:bookmarkEnd w:id="40"/>
     </w:p>
     <w:p>
       <w:r>
@@ -13714,20 +13717,20 @@
           <w:lang w:eastAsia="es-CO"/>
         </w:rPr>
       </w:pPr>
-      <w:bookmarkStart w:id="42" w:name="_Toc227677927"/>
-      <w:bookmarkStart w:id="43" w:name="_Toc235515553"/>
+      <w:bookmarkStart w:id="41" w:name="_Toc227677927"/>
+      <w:bookmarkStart w:id="42" w:name="_Toc235515553"/>
+      <w:bookmarkEnd w:id="41"/>
       <w:bookmarkEnd w:id="42"/>
+    </w:p>
+    <w:p>
+      <w:pPr>
+        <w:pStyle w:val="Ttulo2"/>
+      </w:pPr>
+      <w:bookmarkStart w:id="43" w:name="_Toc235515554"/>
+      <w:r>
+        <w:t>Tipos de herramientas de modelado</w:t>
+      </w:r>
       <w:bookmarkEnd w:id="43"/>
-    </w:p>
-    <w:p>
-      <w:pPr>
-        <w:pStyle w:val="Ttulo2"/>
-      </w:pPr>
-      <w:bookmarkStart w:id="44" w:name="_Toc235515554"/>
-      <w:r>
-        <w:t>Tipos de herramientas de modelado</w:t>
-      </w:r>
-      <w:bookmarkEnd w:id="44"/>
     </w:p>
     <w:p>
       <w:r>
@@ -14443,11 +14446,11 @@
       <w:pPr>
         <w:pStyle w:val="Ttulo2"/>
       </w:pPr>
-      <w:bookmarkStart w:id="45" w:name="_Toc235515555"/>
+      <w:bookmarkStart w:id="44" w:name="_Toc235515555"/>
       <w:r>
         <w:t>Características de las herramientas de modelado</w:t>
       </w:r>
-      <w:bookmarkEnd w:id="45"/>
+      <w:bookmarkEnd w:id="44"/>
     </w:p>
     <w:p>
       <w:r>
@@ -14878,12 +14881,12 @@
       <w:pPr>
         <w:pStyle w:val="Ttulo1"/>
       </w:pPr>
-      <w:bookmarkStart w:id="46" w:name="_Toc235515556"/>
+      <w:bookmarkStart w:id="45" w:name="_Toc235515556"/>
       <w:r>
         <w:lastRenderedPageBreak/>
         <w:t>Herramientas para la captura de requisitos</w:t>
       </w:r>
-      <w:bookmarkEnd w:id="46"/>
+      <w:bookmarkEnd w:id="45"/>
     </w:p>
     <w:p>
       <w:r>
@@ -14986,20 +14989,20 @@
           <w:lang w:eastAsia="es-CO"/>
         </w:rPr>
       </w:pPr>
-      <w:bookmarkStart w:id="47" w:name="_Toc227677931"/>
-      <w:bookmarkStart w:id="48" w:name="_Toc235515557"/>
+      <w:bookmarkStart w:id="46" w:name="_Toc227677931"/>
+      <w:bookmarkStart w:id="47" w:name="_Toc235515557"/>
+      <w:bookmarkEnd w:id="46"/>
       <w:bookmarkEnd w:id="47"/>
+    </w:p>
+    <w:p>
+      <w:pPr>
+        <w:pStyle w:val="Ttulo2"/>
+      </w:pPr>
+      <w:bookmarkStart w:id="48" w:name="_Toc235515558"/>
+      <w:r>
+        <w:t>Diagramas de casos de uso</w:t>
+      </w:r>
       <w:bookmarkEnd w:id="48"/>
-    </w:p>
-    <w:p>
-      <w:pPr>
-        <w:pStyle w:val="Ttulo2"/>
-      </w:pPr>
-      <w:bookmarkStart w:id="49" w:name="_Toc235515558"/>
-      <w:r>
-        <w:t>Diagramas de casos de uso</w:t>
-      </w:r>
-      <w:bookmarkEnd w:id="49"/>
     </w:p>
     <w:p>
       <w:r>
@@ -15865,11 +15868,11 @@
       <w:pPr>
         <w:pStyle w:val="Ttulo2"/>
       </w:pPr>
-      <w:bookmarkStart w:id="50" w:name="_Toc235515559"/>
+      <w:bookmarkStart w:id="49" w:name="_Toc235515559"/>
       <w:r>
         <w:t>Historias de usuario</w:t>
       </w:r>
-      <w:bookmarkEnd w:id="50"/>
+      <w:bookmarkEnd w:id="49"/>
     </w:p>
     <w:p>
       <w:r>
@@ -16223,14 +16226,14 @@
       <w:pPr>
         <w:pStyle w:val="Ttulo2"/>
       </w:pPr>
-      <w:bookmarkStart w:id="51" w:name="_Toc235515560"/>
+      <w:bookmarkStart w:id="50" w:name="_Toc235515560"/>
       <w:r>
         <w:rPr>
           <w:rStyle w:val="Extranjerismo"/>
         </w:rPr>
         <w:t>Storyboard</w:t>
       </w:r>
-      <w:bookmarkEnd w:id="51"/>
+      <w:bookmarkEnd w:id="50"/>
     </w:p>
     <w:p>
       <w:r>
@@ -16435,7 +16438,7 @@
       <w:r>
         <w:t xml:space="preserve">El equipo de desarrollo revisa el </w:t>
       </w:r>
-      <w:bookmarkStart w:id="52" w:name="_Hlk227663337"/>
+      <w:bookmarkStart w:id="51" w:name="_Hlk227663337"/>
       <w:r>
         <w:rPr>
           <w:rStyle w:val="Extranjerismo"/>
@@ -16445,7 +16448,7 @@
       <w:r>
         <w:t xml:space="preserve"> </w:t>
       </w:r>
-      <w:bookmarkEnd w:id="52"/>
+      <w:bookmarkEnd w:id="51"/>
       <w:r>
         <w:t>para identificar mejoras, validar los requisitos y garantizar que el sistema responda adecuadamente a las necesidades del usuario.</w:t>
       </w:r>
@@ -16833,12 +16836,12 @@
       <w:pPr>
         <w:pStyle w:val="Titulosgenerales"/>
       </w:pPr>
-      <w:bookmarkStart w:id="53" w:name="_Toc235515561"/>
+      <w:bookmarkStart w:id="52" w:name="_Toc235515561"/>
       <w:r>
         <w:lastRenderedPageBreak/>
         <w:t>Síntesis</w:t>
       </w:r>
-      <w:bookmarkEnd w:id="53"/>
+      <w:bookmarkEnd w:id="52"/>
     </w:p>
     <w:p>
       <w:pPr>
@@ -16991,14 +16994,14 @@
       <w:pPr>
         <w:pStyle w:val="Titulosgenerales"/>
       </w:pPr>
-      <w:bookmarkStart w:id="54" w:name="_Toc176443725"/>
-      <w:bookmarkStart w:id="55" w:name="_Toc235515562"/>
+      <w:bookmarkStart w:id="53" w:name="_Toc176443725"/>
+      <w:bookmarkStart w:id="54" w:name="_Toc235515562"/>
       <w:r>
         <w:lastRenderedPageBreak/>
         <w:t>Glosario</w:t>
       </w:r>
+      <w:bookmarkEnd w:id="53"/>
       <w:bookmarkEnd w:id="54"/>
-      <w:bookmarkEnd w:id="55"/>
     </w:p>
     <w:p>
       <w:pPr>
@@ -17343,8 +17346,8 @@
           <w:lang w:val="es-MX"/>
         </w:rPr>
       </w:pPr>
-      <w:bookmarkStart w:id="56" w:name="_Toc176443726"/>
-      <w:bookmarkStart w:id="57" w:name="_Toc235515563"/>
+      <w:bookmarkStart w:id="55" w:name="_Toc176443726"/>
+      <w:bookmarkStart w:id="56" w:name="_Toc235515563"/>
       <w:r>
         <w:rPr>
           <w:lang w:val="es-MX"/>
@@ -17352,8 +17355,8 @@
         <w:lastRenderedPageBreak/>
         <w:t>Referencias bibliográficas</w:t>
       </w:r>
+      <w:bookmarkEnd w:id="55"/>
       <w:bookmarkEnd w:id="56"/>
-      <w:bookmarkEnd w:id="57"/>
     </w:p>
     <w:p>
       <w:pPr>
@@ -17804,14 +17807,14 @@
       <w:pPr>
         <w:pStyle w:val="Titulosgenerales"/>
       </w:pPr>
-      <w:bookmarkStart w:id="58" w:name="_Toc176443727"/>
-      <w:bookmarkStart w:id="59" w:name="_Toc235515564"/>
+      <w:bookmarkStart w:id="57" w:name="_Toc176443727"/>
+      <w:bookmarkStart w:id="58" w:name="_Toc235515564"/>
       <w:r>
         <w:lastRenderedPageBreak/>
         <w:t>Créditos</w:t>
       </w:r>
+      <w:bookmarkEnd w:id="57"/>
       <w:bookmarkEnd w:id="58"/>
-      <w:bookmarkEnd w:id="59"/>
     </w:p>
     <w:tbl>
       <w:tblPr>
@@ -18451,7 +18454,7 @@
 </file>
 
 <file path=word/endnotes.xml><?xml version="1.0" encoding="utf-8"?>
-<w:endnotes xmlns:wpc="http://schemas.microsoft.com/office/word/2010/wordprocessingCanvas" xmlns:cx="http://schemas.microsoft.com/office/drawing/2014/chartex" xmlns:cx1="http://schemas.microsoft.com/office/drawing/2015/9/8/chartex" xmlns:cx2="http://schemas.microsoft.com/office/drawing/2015/10/21/chartex" xmlns:cx3="http://schemas.microsoft.com/office/drawing/2016/5/9/chartex" xmlns:cx4="http://schemas.microsoft.com/office/drawing/2016/5/10/chartex" xmlns:cx5="http://schemas.microsoft.com/office/drawing/2016/5/11/chartex" xmlns:cx6="http://schemas.microsoft.com/office/drawing/2016/5/12/chartex" xmlns:cx7="http://schemas.microsoft.com/office/drawing/2016/5/13/chartex" xmlns:cx8="http://schemas.microsoft.com/office/drawing/2016/5/14/chartex" xmlns:mc="http://schemas.openxmlformats.org/markup-compatibility/2006" xmlns:aink="http://schemas.microsoft.com/office/drawing/2016/ink" xmlns:am3d="http://schemas.microsoft.com/office/drawing/2017/model3d" xmlns:o="urn:schemas-microsoft-com:office:office" xmlns:r="http://schemas.openxmlformats.org/officeDocument/2006/relationships" xmlns:m="http://schemas.openxmlformats.org/officeDocument/2006/math" xmlns:v="urn:schemas-microsoft-com:vml" xmlns:wp14="http://schemas.microsoft.com/office/word/2010/wordprocessingDrawing" xmlns:wp="http://schemas.openxmlformats.org/drawingml/2006/wordprocessingDrawing" xmlns:w10="urn:schemas-microsoft-com:office:word" xmlns:w="http://schemas.openxmlformats.org/wordprocessingml/2006/main" xmlns:w14="http://schemas.microsoft.com/office/word/2010/wordml" xmlns:w15="http://schemas.microsoft.com/office/word/2012/wordml" xmlns:w16cid="http://schemas.microsoft.com/office/word/2016/wordml/cid" xmlns:w16se="http://schemas.microsoft.com/office/word/2015/wordml/symex" xmlns:wpg="http://schemas.microsoft.com/office/word/2010/wordprocessingGroup" xmlns:wpi="http://schemas.microsoft.com/office/word/2010/wordprocessingInk" xmlns:wne="http://schemas.microsoft.com/office/word/2006/wordml" xmlns:wps="http://schemas.microsoft.com/office/word/2010/wordprocessingShape" mc:Ignorable="w14 w15 w16se w16cid wp14">
+<w:endnotes xmlns:wpc="http://schemas.microsoft.com/office/word/2010/wordprocessingCanvas" xmlns:cx="http://schemas.microsoft.com/office/drawing/2014/chartex" xmlns:cx1="http://schemas.microsoft.com/office/drawing/2015/9/8/chartex" xmlns:cx2="http://schemas.microsoft.com/office/drawing/2015/10/21/chartex" xmlns:cx3="http://schemas.microsoft.com/office/drawing/2016/5/9/chartex" xmlns:cx4="http://schemas.microsoft.com/office/drawing/2016/5/10/chartex" xmlns:cx5="http://schemas.microsoft.com/office/drawing/2016/5/11/chartex" xmlns:cx6="http://schemas.microsoft.com/office/drawing/2016/5/12/chartex" xmlns:cx7="http://schemas.microsoft.com/office/drawing/2016/5/13/chartex" xmlns:cx8="http://schemas.microsoft.com/office/drawing/2016/5/14/chartex" xmlns:mc="http://schemas.openxmlformats.org/markup-compatibility/2006" xmlns:aink="http://schemas.microsoft.com/office/drawing/2016/ink" xmlns:am3d="http://schemas.microsoft.com/office/drawing/2017/model3d" xmlns:o="urn:schemas-microsoft-com:office:office" xmlns:r="http://schemas.openxmlformats.org/officeDocument/2006/relationships" xmlns:m="http://schemas.openxmlformats.org/officeDocument/2006/math" xmlns:v="urn:schemas-microsoft-com:vml" xmlns:wp14="http://schemas.microsoft.com/office/word/2010/wordprocessingDrawing" xmlns:wp="http://schemas.openxmlformats.org/drawingml/2006/wordprocessingDrawing" xmlns:w10="urn:schemas-microsoft-com:office:word" xmlns:w="http://schemas.openxmlformats.org/wordprocessingml/2006/main" xmlns:w14="http://schemas.microsoft.com/office/word/2010/wordml" xmlns:w15="http://schemas.microsoft.com/office/word/2012/wordml" xmlns:w16cex="http://schemas.microsoft.com/office/word/2018/wordml/cex" xmlns:w16cid="http://schemas.microsoft.com/office/word/2016/wordml/cid" xmlns:w16="http://schemas.microsoft.com/office/word/2018/wordml" xmlns:w16sdtdh="http://schemas.microsoft.com/office/word/2020/wordml/sdtdatahash" xmlns:w16se="http://schemas.microsoft.com/office/word/2015/wordml/symex" xmlns:wpg="http://schemas.microsoft.com/office/word/2010/wordprocessingGroup" xmlns:wpi="http://schemas.microsoft.com/office/word/2010/wordprocessingInk" xmlns:wne="http://schemas.microsoft.com/office/word/2006/wordml" xmlns:wps="http://schemas.microsoft.com/office/word/2010/wordprocessingShape" mc:Ignorable="w14 w15 w16se w16cid w16 w16cex w16sdtdh wp14">
   <w:endnote w:type="separator" w:id="-1">
     <w:p>
       <w:pPr>
@@ -18476,7 +18479,7 @@
 </file>
 
 <file path=word/footer1.xml><?xml version="1.0" encoding="utf-8"?>
-<w:ftr xmlns:wpc="http://schemas.microsoft.com/office/word/2010/wordprocessingCanvas" xmlns:cx="http://schemas.microsoft.com/office/drawing/2014/chartex" xmlns:cx1="http://schemas.microsoft.com/office/drawing/2015/9/8/chartex" xmlns:cx2="http://schemas.microsoft.com/office/drawing/2015/10/21/chartex" xmlns:cx3="http://schemas.microsoft.com/office/drawing/2016/5/9/chartex" xmlns:cx4="http://schemas.microsoft.com/office/drawing/2016/5/10/chartex" xmlns:cx5="http://schemas.microsoft.com/office/drawing/2016/5/11/chartex" xmlns:cx6="http://schemas.microsoft.com/office/drawing/2016/5/12/chartex" xmlns:cx7="http://schemas.microsoft.com/office/drawing/2016/5/13/chartex" xmlns:cx8="http://schemas.microsoft.com/office/drawing/2016/5/14/chartex" xmlns:mc="http://schemas.openxmlformats.org/markup-compatibility/2006" xmlns:aink="http://schemas.microsoft.com/office/drawing/2016/ink" xmlns:am3d="http://schemas.microsoft.com/office/drawing/2017/model3d" xmlns:o="urn:schemas-microsoft-com:office:office" xmlns:r="http://schemas.openxmlformats.org/officeDocument/2006/relationships" xmlns:m="http://schemas.openxmlformats.org/officeDocument/2006/math" xmlns:v="urn:schemas-microsoft-com:vml" xmlns:wp14="http://schemas.microsoft.com/office/word/2010/wordprocessingDrawing" xmlns:wp="http://schemas.openxmlformats.org/drawingml/2006/wordprocessingDrawing" xmlns:w10="urn:schemas-microsoft-com:office:word" xmlns:w="http://schemas.openxmlformats.org/wordprocessingml/2006/main" xmlns:w14="http://schemas.microsoft.com/office/word/2010/wordml" xmlns:w15="http://schemas.microsoft.com/office/word/2012/wordml" xmlns:w16cid="http://schemas.microsoft.com/office/word/2016/wordml/cid" xmlns:w16se="http://schemas.microsoft.com/office/word/2015/wordml/symex" xmlns:wpg="http://schemas.microsoft.com/office/word/2010/wordprocessingGroup" xmlns:wpi="http://schemas.microsoft.com/office/word/2010/wordprocessingInk" xmlns:wne="http://schemas.microsoft.com/office/word/2006/wordml" xmlns:wps="http://schemas.microsoft.com/office/word/2010/wordprocessingShape" mc:Ignorable="w14 w15 w16se w16cid wp14">
+<w:ftr xmlns:wpc="http://schemas.microsoft.com/office/word/2010/wordprocessingCanvas" xmlns:cx="http://schemas.microsoft.com/office/drawing/2014/chartex" xmlns:cx1="http://schemas.microsoft.com/office/drawing/2015/9/8/chartex" xmlns:cx2="http://schemas.microsoft.com/office/drawing/2015/10/21/chartex" xmlns:cx3="http://schemas.microsoft.com/office/drawing/2016/5/9/chartex" xmlns:cx4="http://schemas.microsoft.com/office/drawing/2016/5/10/chartex" xmlns:cx5="http://schemas.microsoft.com/office/drawing/2016/5/11/chartex" xmlns:cx6="http://schemas.microsoft.com/office/drawing/2016/5/12/chartex" xmlns:cx7="http://schemas.microsoft.com/office/drawing/2016/5/13/chartex" xmlns:cx8="http://schemas.microsoft.com/office/drawing/2016/5/14/chartex" xmlns:mc="http://schemas.openxmlformats.org/markup-compatibility/2006" xmlns:aink="http://schemas.microsoft.com/office/drawing/2016/ink" xmlns:am3d="http://schemas.microsoft.com/office/drawing/2017/model3d" xmlns:o="urn:schemas-microsoft-com:office:office" xmlns:r="http://schemas.openxmlformats.org/officeDocument/2006/relationships" xmlns:m="http://schemas.openxmlformats.org/officeDocument/2006/math" xmlns:v="urn:schemas-microsoft-com:vml" xmlns:wp14="http://schemas.microsoft.com/office/word/2010/wordprocessingDrawing" xmlns:wp="http://schemas.openxmlformats.org/drawingml/2006/wordprocessingDrawing" xmlns:w10="urn:schemas-microsoft-com:office:word" xmlns:w="http://schemas.openxmlformats.org/wordprocessingml/2006/main" xmlns:w14="http://schemas.microsoft.com/office/word/2010/wordml" xmlns:w15="http://schemas.microsoft.com/office/word/2012/wordml" xmlns:w16cex="http://schemas.microsoft.com/office/word/2018/wordml/cex" xmlns:w16cid="http://schemas.microsoft.com/office/word/2016/wordml/cid" xmlns:w16="http://schemas.microsoft.com/office/word/2018/wordml" xmlns:w16sdtdh="http://schemas.microsoft.com/office/word/2020/wordml/sdtdatahash" xmlns:w16se="http://schemas.microsoft.com/office/word/2015/wordml/symex" xmlns:wpg="http://schemas.microsoft.com/office/word/2010/wordprocessingGroup" xmlns:wpi="http://schemas.microsoft.com/office/word/2010/wordprocessingInk" xmlns:wne="http://schemas.microsoft.com/office/word/2006/wordml" xmlns:wps="http://schemas.microsoft.com/office/word/2010/wordprocessingShape" mc:Ignorable="w14 w15 w16se w16cid w16 w16cex w16sdtdh wp14">
   <w:p>
     <w:pPr>
       <w:pStyle w:val="Piedepgina"/>
@@ -18613,7 +18616,7 @@
 </file>
 
 <file path=word/footnotes.xml><?xml version="1.0" encoding="utf-8"?>
-<w:footnotes xmlns:wpc="http://schemas.microsoft.com/office/word/2010/wordprocessingCanvas" xmlns:cx="http://schemas.microsoft.com/office/drawing/2014/chartex" xmlns:cx1="http://schemas.microsoft.com/office/drawing/2015/9/8/chartex" xmlns:cx2="http://schemas.microsoft.com/office/drawing/2015/10/21/chartex" xmlns:cx3="http://schemas.microsoft.com/office/drawing/2016/5/9/chartex" xmlns:cx4="http://schemas.microsoft.com/office/drawing/2016/5/10/chartex" xmlns:cx5="http://schemas.microsoft.com/office/drawing/2016/5/11/chartex" xmlns:cx6="http://schemas.microsoft.com/office/drawing/2016/5/12/chartex" xmlns:cx7="http://schemas.microsoft.com/office/drawing/2016/5/13/chartex" xmlns:cx8="http://schemas.microsoft.com/office/drawing/2016/5/14/chartex" xmlns:mc="http://schemas.openxmlformats.org/markup-compatibility/2006" xmlns:aink="http://schemas.microsoft.com/office/drawing/2016/ink" xmlns:am3d="http://schemas.microsoft.com/office/drawing/2017/model3d" xmlns:o="urn:schemas-microsoft-com:office:office" xmlns:r="http://schemas.openxmlformats.org/officeDocument/2006/relationships" xmlns:m="http://schemas.openxmlformats.org/officeDocument/2006/math" xmlns:v="urn:schemas-microsoft-com:vml" xmlns:wp14="http://schemas.microsoft.com/office/word/2010/wordprocessingDrawing" xmlns:wp="http://schemas.openxmlformats.org/drawingml/2006/wordprocessingDrawing" xmlns:w10="urn:schemas-microsoft-com:office:word" xmlns:w="http://schemas.openxmlformats.org/wordprocessingml/2006/main" xmlns:w14="http://schemas.microsoft.com/office/word/2010/wordml" xmlns:w15="http://schemas.microsoft.com/office/word/2012/wordml" xmlns:w16cid="http://schemas.microsoft.com/office/word/2016/wordml/cid" xmlns:w16se="http://schemas.microsoft.com/office/word/2015/wordml/symex" xmlns:wpg="http://schemas.microsoft.com/office/word/2010/wordprocessingGroup" xmlns:wpi="http://schemas.microsoft.com/office/word/2010/wordprocessingInk" xmlns:wne="http://schemas.microsoft.com/office/word/2006/wordml" xmlns:wps="http://schemas.microsoft.com/office/word/2010/wordprocessingShape" mc:Ignorable="w14 w15 w16se w16cid wp14">
+<w:footnotes xmlns:wpc="http://schemas.microsoft.com/office/word/2010/wordprocessingCanvas" xmlns:cx="http://schemas.microsoft.com/office/drawing/2014/chartex" xmlns:cx1="http://schemas.microsoft.com/office/drawing/2015/9/8/chartex" xmlns:cx2="http://schemas.microsoft.com/office/drawing/2015/10/21/chartex" xmlns:cx3="http://schemas.microsoft.com/office/drawing/2016/5/9/chartex" xmlns:cx4="http://schemas.microsoft.com/office/drawing/2016/5/10/chartex" xmlns:cx5="http://schemas.microsoft.com/office/drawing/2016/5/11/chartex" xmlns:cx6="http://schemas.microsoft.com/office/drawing/2016/5/12/chartex" xmlns:cx7="http://schemas.microsoft.com/office/drawing/2016/5/13/chartex" xmlns:cx8="http://schemas.microsoft.com/office/drawing/2016/5/14/chartex" xmlns:mc="http://schemas.openxmlformats.org/markup-compatibility/2006" xmlns:aink="http://schemas.microsoft.com/office/drawing/2016/ink" xmlns:am3d="http://schemas.microsoft.com/office/drawing/2017/model3d" xmlns:o="urn:schemas-microsoft-com:office:office" xmlns:r="http://schemas.openxmlformats.org/officeDocument/2006/relationships" xmlns:m="http://schemas.openxmlformats.org/officeDocument/2006/math" xmlns:v="urn:schemas-microsoft-com:vml" xmlns:wp14="http://schemas.microsoft.com/office/word/2010/wordprocessingDrawing" xmlns:wp="http://schemas.openxmlformats.org/drawingml/2006/wordprocessingDrawing" xmlns:w10="urn:schemas-microsoft-com:office:word" xmlns:w="http://schemas.openxmlformats.org/wordprocessingml/2006/main" xmlns:w14="http://schemas.microsoft.com/office/word/2010/wordml" xmlns:w15="http://schemas.microsoft.com/office/word/2012/wordml" xmlns:w16cex="http://schemas.microsoft.com/office/word/2018/wordml/cex" xmlns:w16cid="http://schemas.microsoft.com/office/word/2016/wordml/cid" xmlns:w16="http://schemas.microsoft.com/office/word/2018/wordml" xmlns:w16sdtdh="http://schemas.microsoft.com/office/word/2020/wordml/sdtdatahash" xmlns:w16se="http://schemas.microsoft.com/office/word/2015/wordml/symex" xmlns:wpg="http://schemas.microsoft.com/office/word/2010/wordprocessingGroup" xmlns:wpi="http://schemas.microsoft.com/office/word/2010/wordprocessingInk" xmlns:wne="http://schemas.microsoft.com/office/word/2006/wordml" xmlns:wps="http://schemas.microsoft.com/office/word/2010/wordprocessingShape" mc:Ignorable="w14 w15 w16se w16cid w16 w16cex w16sdtdh wp14">
   <w:footnote w:type="separator" w:id="-1">
     <w:p>
       <w:pPr>
@@ -18638,7 +18641,7 @@
 </file>
 
 <file path=word/header1.xml><?xml version="1.0" encoding="utf-8"?>
-<w:hdr xmlns:wpc="http://schemas.microsoft.com/office/word/2010/wordprocessingCanvas" xmlns:cx="http://schemas.microsoft.com/office/drawing/2014/chartex" xmlns:cx1="http://schemas.microsoft.com/office/drawing/2015/9/8/chartex" xmlns:cx2="http://schemas.microsoft.com/office/drawing/2015/10/21/chartex" xmlns:cx3="http://schemas.microsoft.com/office/drawing/2016/5/9/chartex" xmlns:cx4="http://schemas.microsoft.com/office/drawing/2016/5/10/chartex" xmlns:cx5="http://schemas.microsoft.com/office/drawing/2016/5/11/chartex" xmlns:cx6="http://schemas.microsoft.com/office/drawing/2016/5/12/chartex" xmlns:cx7="http://schemas.microsoft.com/office/drawing/2016/5/13/chartex" xmlns:cx8="http://schemas.microsoft.com/office/drawing/2016/5/14/chartex" xmlns:mc="http://schemas.openxmlformats.org/markup-compatibility/2006" xmlns:aink="http://schemas.microsoft.com/office/drawing/2016/ink" xmlns:am3d="http://schemas.microsoft.com/office/drawing/2017/model3d" xmlns:o="urn:schemas-microsoft-com:office:office" xmlns:r="http://schemas.openxmlformats.org/officeDocument/2006/relationships" xmlns:m="http://schemas.openxmlformats.org/officeDocument/2006/math" xmlns:v="urn:schemas-microsoft-com:vml" xmlns:wp14="http://schemas.microsoft.com/office/word/2010/wordprocessingDrawing" xmlns:wp="http://schemas.openxmlformats.org/drawingml/2006/wordprocessingDrawing" xmlns:w10="urn:schemas-microsoft-com:office:word" xmlns:w="http://schemas.openxmlformats.org/wordprocessingml/2006/main" xmlns:w14="http://schemas.microsoft.com/office/word/2010/wordml" xmlns:w15="http://schemas.microsoft.com/office/word/2012/wordml" xmlns:w16cid="http://schemas.microsoft.com/office/word/2016/wordml/cid" xmlns:w16se="http://schemas.microsoft.com/office/word/2015/wordml/symex" xmlns:wpg="http://schemas.microsoft.com/office/word/2010/wordprocessingGroup" xmlns:wpi="http://schemas.microsoft.com/office/word/2010/wordprocessingInk" xmlns:wne="http://schemas.microsoft.com/office/word/2006/wordml" xmlns:wps="http://schemas.microsoft.com/office/word/2010/wordprocessingShape" mc:Ignorable="w14 w15 w16se w16cid wp14">
+<w:hdr xmlns:wpc="http://schemas.microsoft.com/office/word/2010/wordprocessingCanvas" xmlns:cx="http://schemas.microsoft.com/office/drawing/2014/chartex" xmlns:cx1="http://schemas.microsoft.com/office/drawing/2015/9/8/chartex" xmlns:cx2="http://schemas.microsoft.com/office/drawing/2015/10/21/chartex" xmlns:cx3="http://schemas.microsoft.com/office/drawing/2016/5/9/chartex" xmlns:cx4="http://schemas.microsoft.com/office/drawing/2016/5/10/chartex" xmlns:cx5="http://schemas.microsoft.com/office/drawing/2016/5/11/chartex" xmlns:cx6="http://schemas.microsoft.com/office/drawing/2016/5/12/chartex" xmlns:cx7="http://schemas.microsoft.com/office/drawing/2016/5/13/chartex" xmlns:cx8="http://schemas.microsoft.com/office/drawing/2016/5/14/chartex" xmlns:mc="http://schemas.openxmlformats.org/markup-compatibility/2006" xmlns:aink="http://schemas.microsoft.com/office/drawing/2016/ink" xmlns:am3d="http://schemas.microsoft.com/office/drawing/2017/model3d" xmlns:o="urn:schemas-microsoft-com:office:office" xmlns:r="http://schemas.openxmlformats.org/officeDocument/2006/relationships" xmlns:m="http://schemas.openxmlformats.org/officeDocument/2006/math" xmlns:v="urn:schemas-microsoft-com:vml" xmlns:wp14="http://schemas.microsoft.com/office/word/2010/wordprocessingDrawing" xmlns:wp="http://schemas.openxmlformats.org/drawingml/2006/wordprocessingDrawing" xmlns:w10="urn:schemas-microsoft-com:office:word" xmlns:w="http://schemas.openxmlformats.org/wordprocessingml/2006/main" xmlns:w14="http://schemas.microsoft.com/office/word/2010/wordml" xmlns:w15="http://schemas.microsoft.com/office/word/2012/wordml" xmlns:w16cex="http://schemas.microsoft.com/office/word/2018/wordml/cex" xmlns:w16cid="http://schemas.microsoft.com/office/word/2016/wordml/cid" xmlns:w16="http://schemas.microsoft.com/office/word/2018/wordml" xmlns:w16sdtdh="http://schemas.microsoft.com/office/word/2020/wordml/sdtdatahash" xmlns:w16se="http://schemas.microsoft.com/office/word/2015/wordml/symex" xmlns:wpg="http://schemas.microsoft.com/office/word/2010/wordprocessingGroup" xmlns:wpi="http://schemas.microsoft.com/office/word/2010/wordprocessingInk" xmlns:wne="http://schemas.microsoft.com/office/word/2006/wordml" xmlns:wps="http://schemas.microsoft.com/office/word/2010/wordprocessingShape" mc:Ignorable="w14 w15 w16se w16cid w16 w16cex w16sdtdh wp14">
   <w:p>
     <w:pPr>
       <w:pStyle w:val="Encabezado"/>
@@ -18710,7 +18713,7 @@
 </file>
 
 <file path=word/numbering.xml><?xml version="1.0" encoding="utf-8"?>
-<w:numbering xmlns:wpc="http://schemas.microsoft.com/office/word/2010/wordprocessingCanvas" xmlns:cx="http://schemas.microsoft.com/office/drawing/2014/chartex" xmlns:cx1="http://schemas.microsoft.com/office/drawing/2015/9/8/chartex" xmlns:cx2="http://schemas.microsoft.com/office/drawing/2015/10/21/chartex" xmlns:cx3="http://schemas.microsoft.com/office/drawing/2016/5/9/chartex" xmlns:cx4="http://schemas.microsoft.com/office/drawing/2016/5/10/chartex" xmlns:cx5="http://schemas.microsoft.com/office/drawing/2016/5/11/chartex" xmlns:cx6="http://schemas.microsoft.com/office/drawing/2016/5/12/chartex" xmlns:cx7="http://schemas.microsoft.com/office/drawing/2016/5/13/chartex" xmlns:cx8="http://schemas.microsoft.com/office/drawing/2016/5/14/chartex" xmlns:mc="http://schemas.openxmlformats.org/markup-compatibility/2006" xmlns:aink="http://schemas.microsoft.com/office/drawing/2016/ink" xmlns:am3d="http://schemas.microsoft.com/office/drawing/2017/model3d" xmlns:o="urn:schemas-microsoft-com:office:office" xmlns:r="http://schemas.openxmlformats.org/officeDocument/2006/relationships" xmlns:m="http://schemas.openxmlformats.org/officeDocument/2006/math" xmlns:v="urn:schemas-microsoft-com:vml" xmlns:wp14="http://schemas.microsoft.com/office/word/2010/wordprocessingDrawing" xmlns:wp="http://schemas.openxmlformats.org/drawingml/2006/wordprocessingDrawing" xmlns:w10="urn:schemas-microsoft-com:office:word" xmlns:w="http://schemas.openxmlformats.org/wordprocessingml/2006/main" xmlns:w14="http://schemas.microsoft.com/office/word/2010/wordml" xmlns:w15="http://schemas.microsoft.com/office/word/2012/wordml" xmlns:w16cid="http://schemas.microsoft.com/office/word/2016/wordml/cid" xmlns:w16se="http://schemas.microsoft.com/office/word/2015/wordml/symex" xmlns:wpg="http://schemas.microsoft.com/office/word/2010/wordprocessingGroup" xmlns:wpi="http://schemas.microsoft.com/office/word/2010/wordprocessingInk" xmlns:wne="http://schemas.microsoft.com/office/word/2006/wordml" xmlns:wps="http://schemas.microsoft.com/office/word/2010/wordprocessingShape" mc:Ignorable="w14 w15 w16se w16cid wp14">
+<w:numbering xmlns:wpc="http://schemas.microsoft.com/office/word/2010/wordprocessingCanvas" xmlns:cx="http://schemas.microsoft.com/office/drawing/2014/chartex" xmlns:cx1="http://schemas.microsoft.com/office/drawing/2015/9/8/chartex" xmlns:cx2="http://schemas.microsoft.com/office/drawing/2015/10/21/chartex" xmlns:cx3="http://schemas.microsoft.com/office/drawing/2016/5/9/chartex" xmlns:cx4="http://schemas.microsoft.com/office/drawing/2016/5/10/chartex" xmlns:cx5="http://schemas.microsoft.com/office/drawing/2016/5/11/chartex" xmlns:cx6="http://schemas.microsoft.com/office/drawing/2016/5/12/chartex" xmlns:cx7="http://schemas.microsoft.com/office/drawing/2016/5/13/chartex" xmlns:cx8="http://schemas.microsoft.com/office/drawing/2016/5/14/chartex" xmlns:mc="http://schemas.openxmlformats.org/markup-compatibility/2006" xmlns:aink="http://schemas.microsoft.com/office/drawing/2016/ink" xmlns:am3d="http://schemas.microsoft.com/office/drawing/2017/model3d" xmlns:o="urn:schemas-microsoft-com:office:office" xmlns:r="http://schemas.openxmlformats.org/officeDocument/2006/relationships" xmlns:m="http://schemas.openxmlformats.org/officeDocument/2006/math" xmlns:v="urn:schemas-microsoft-com:vml" xmlns:wp14="http://schemas.microsoft.com/office/word/2010/wordprocessingDrawing" xmlns:wp="http://schemas.openxmlformats.org/drawingml/2006/wordprocessingDrawing" xmlns:w10="urn:schemas-microsoft-com:office:word" xmlns:w="http://schemas.openxmlformats.org/wordprocessingml/2006/main" xmlns:w14="http://schemas.microsoft.com/office/word/2010/wordml" xmlns:w15="http://schemas.microsoft.com/office/word/2012/wordml" xmlns:w16cex="http://schemas.microsoft.com/office/word/2018/wordml/cex" xmlns:w16cid="http://schemas.microsoft.com/office/word/2016/wordml/cid" xmlns:w16="http://schemas.microsoft.com/office/word/2018/wordml" xmlns:w16sdtdh="http://schemas.microsoft.com/office/word/2020/wordml/sdtdatahash" xmlns:w16se="http://schemas.microsoft.com/office/word/2015/wordml/symex" xmlns:wpg="http://schemas.microsoft.com/office/word/2010/wordprocessingGroup" xmlns:wpi="http://schemas.microsoft.com/office/word/2010/wordprocessingInk" xmlns:wne="http://schemas.microsoft.com/office/word/2006/wordml" xmlns:wps="http://schemas.microsoft.com/office/word/2010/wordprocessingShape" mc:Ignorable="w14 w15 w16se w16cid w16 w16cex w16sdtdh wp14">
   <w:abstractNum w:abstractNumId="0" w15:restartNumberingAfterBreak="0">
     <w:nsid w:val="FFFFFF89"/>
     <w:multiLevelType w:val="singleLevel"/>
@@ -21687,7 +21690,7 @@
 </file>
 
 <file path=word/styles.xml><?xml version="1.0" encoding="utf-8"?>
-<w:styles xmlns:mc="http://schemas.openxmlformats.org/markup-compatibility/2006" xmlns:r="http://schemas.openxmlformats.org/officeDocument/2006/relationships" xmlns:w="http://schemas.openxmlformats.org/wordprocessingml/2006/main" xmlns:w14="http://schemas.microsoft.com/office/word/2010/wordml" xmlns:w15="http://schemas.microsoft.com/office/word/2012/wordml" xmlns:w16cid="http://schemas.microsoft.com/office/word/2016/wordml/cid" xmlns:w16se="http://schemas.microsoft.com/office/word/2015/wordml/symex" mc:Ignorable="w14 w15 w16se w16cid">
+<w:styles xmlns:mc="http://schemas.openxmlformats.org/markup-compatibility/2006" xmlns:r="http://schemas.openxmlformats.org/officeDocument/2006/relationships" xmlns:w="http://schemas.openxmlformats.org/wordprocessingml/2006/main" xmlns:w14="http://schemas.microsoft.com/office/word/2010/wordml" xmlns:w15="http://schemas.microsoft.com/office/word/2012/wordml" xmlns:w16cex="http://schemas.microsoft.com/office/word/2018/wordml/cex" xmlns:w16cid="http://schemas.microsoft.com/office/word/2016/wordml/cid" xmlns:w16="http://schemas.microsoft.com/office/word/2018/wordml" xmlns:w16sdtdh="http://schemas.microsoft.com/office/word/2020/wordml/sdtdatahash" xmlns:w16se="http://schemas.microsoft.com/office/word/2015/wordml/symex" mc:Ignorable="w14 w15 w16se w16cid w16 w16cex w16sdtdh">
   <w:docDefaults>
     <w:rPrDefault>
       <w:rPr>
@@ -21697,7 +21700,7 @@
     </w:rPrDefault>
     <w:pPrDefault/>
   </w:docDefaults>
-  <w:latentStyles w:defLockedState="0" w:defUIPriority="99" w:defSemiHidden="0" w:defUnhideWhenUsed="0" w:defQFormat="0" w:count="375">
+  <w:latentStyles w:defLockedState="0" w:defUIPriority="99" w:defSemiHidden="0" w:defUnhideWhenUsed="0" w:defQFormat="0" w:count="376">
     <w:lsdException w:name="Normal" w:uiPriority="0" w:qFormat="1"/>
     <w:lsdException w:name="heading 1" w:uiPriority="9" w:qFormat="1"/>
     <w:lsdException w:name="heading 2" w:semiHidden="1" w:uiPriority="9" w:unhideWhenUsed="1" w:qFormat="1"/>
@@ -21803,7 +21806,6 @@
     <w:lsdException w:name="HTML Sample" w:semiHidden="1" w:unhideWhenUsed="1"/>
     <w:lsdException w:name="HTML Typewriter" w:semiHidden="1" w:unhideWhenUsed="1"/>
     <w:lsdException w:name="HTML Variable" w:semiHidden="1" w:unhideWhenUsed="1"/>
-    <w:lsdException w:name="Normal Table" w:semiHidden="1" w:unhideWhenUsed="1"/>
     <w:lsdException w:name="annotation subject" w:semiHidden="1" w:unhideWhenUsed="1"/>
     <w:lsdException w:name="No List" w:semiHidden="1" w:unhideWhenUsed="1"/>
     <w:lsdException w:name="Outline List 1" w:semiHidden="1" w:unhideWhenUsed="1"/>
@@ -21850,10 +21852,8 @@
     <w:lsdException w:name="Table Subtle 2" w:semiHidden="1" w:unhideWhenUsed="1"/>
     <w:lsdException w:name="Table Web 1" w:semiHidden="1" w:unhideWhenUsed="1"/>
     <w:lsdException w:name="Table Web 2" w:semiHidden="1" w:unhideWhenUsed="1"/>
-    <w:lsdException w:name="Table Web 3" w:semiHidden="1" w:unhideWhenUsed="1"/>
     <w:lsdException w:name="Balloon Text" w:semiHidden="1" w:unhideWhenUsed="1"/>
     <w:lsdException w:name="Table Grid" w:uiPriority="39"/>
-    <w:lsdException w:name="Table Theme" w:semiHidden="1" w:unhideWhenUsed="1"/>
     <w:lsdException w:name="Placeholder Text" w:semiHidden="1"/>
     <w:lsdException w:name="No Spacing" w:uiPriority="1" w:qFormat="1"/>
     <w:lsdException w:name="Light Shading" w:uiPriority="60"/>
@@ -22073,6 +22073,7 @@
     <w:lsdException w:name="Smart Hyperlink" w:semiHidden="1" w:unhideWhenUsed="1"/>
     <w:lsdException w:name="Hashtag" w:semiHidden="1" w:unhideWhenUsed="1"/>
     <w:lsdException w:name="Unresolved Mention" w:semiHidden="1" w:unhideWhenUsed="1"/>
+    <w:lsdException w:name="Smart Link" w:semiHidden="1" w:unhideWhenUsed="1"/>
   </w:latentStyles>
   <w:style w:type="paragraph" w:default="1" w:styleId="Normal">
     <w:name w:val="Normal"/>
@@ -23410,17 +23411,6 @@
 </file>
 
 <file path=customXml/item1.xml><?xml version="1.0" encoding="utf-8"?>
-<p:properties xmlns:p="http://schemas.microsoft.com/office/2006/metadata/properties" xmlns:xsi="http://www.w3.org/2001/XMLSchema-instance" xmlns:pc="http://schemas.microsoft.com/office/infopath/2007/PartnerControls">
-  <documentManagement>
-    <TaxCatchAll xmlns="13c90a0b-73bc-4dc0-be5f-28d77b615beb" xsi:nil="true"/>
-    <lcf76f155ced4ddcb4097134ff3c332f xmlns="13c93bba-48ce-428c-bfe5-88b42c19b028">
-      <Terms xmlns="http://schemas.microsoft.com/office/infopath/2007/PartnerControls"/>
-    </lcf76f155ced4ddcb4097134ff3c332f>
-  </documentManagement>
-</p:properties>
-</file>
-
-<file path=customXml/item2.xml><?xml version="1.0" encoding="utf-8"?>
 <ct:contentTypeSchema xmlns:ct="http://schemas.microsoft.com/office/2006/metadata/contentType" xmlns:ma="http://schemas.microsoft.com/office/2006/metadata/properties/metaAttributes" ct:_="" ma:_="" ma:contentTypeName="Documento" ma:contentTypeID="0x0101006A81D6BD42E8DF4C91013959704817E1" ma:contentTypeVersion="15" ma:contentTypeDescription="Crear nuevo documento." ma:contentTypeScope="" ma:versionID="bf4f72ffd194f0963ff564daca6869f7">
   <xsd:schema xmlns:xsd="http://www.w3.org/2001/XMLSchema" xmlns:xs="http://www.w3.org/2001/XMLSchema" xmlns:p="http://schemas.microsoft.com/office/2006/metadata/properties" xmlns:ns2="13c90a0b-73bc-4dc0-be5f-28d77b615beb" xmlns:ns3="13c93bba-48ce-428c-bfe5-88b42c19b028" targetNamespace="http://schemas.microsoft.com/office/2006/metadata/properties" ma:root="true" ma:fieldsID="8718d6f4873a5b1392a45044efa78385" ns2:_="" ns3:_="">
     <xsd:import namespace="13c90a0b-73bc-4dc0-be5f-28d77b615beb"/>
@@ -23655,7 +23645,7 @@
 </ct:contentTypeSchema>
 </file>
 
-<file path=customXml/item3.xml><?xml version="1.0" encoding="utf-8"?>
+<file path=customXml/item2.xml><?xml version="1.0" encoding="utf-8"?>
 <?mso-contentType ?>
 <FormTemplates xmlns="http://schemas.microsoft.com/sharepoint/v3/contenttype/forms">
   <Display>DocumentLibraryForm</Display>
@@ -23664,22 +23654,22 @@
 </FormTemplates>
 </file>
 
-<file path=customXml/item4.xml><?xml version="1.0" encoding="utf-8"?>
+<file path=customXml/item3.xml><?xml version="1.0" encoding="utf-8"?>
 <b:Sources xmlns:b="http://schemas.openxmlformats.org/officeDocument/2006/bibliography" xmlns="http://schemas.openxmlformats.org/officeDocument/2006/bibliography" SelectedStyle="\APASixthEditionOfficeOnline.xsl" StyleName="APA" Version="6"/>
 </file>
 
-<file path=customXml/itemProps1.xml><?xml version="1.0" encoding="utf-8"?>
-<ds:datastoreItem xmlns:ds="http://schemas.openxmlformats.org/officeDocument/2006/customXml" ds:itemID="{94402660-B5DA-4465-8037-A85926641EFC}">
-  <ds:schemaRefs>
-    <ds:schemaRef ds:uri="http://schemas.microsoft.com/office/2006/metadata/properties"/>
-    <ds:schemaRef ds:uri="http://schemas.microsoft.com/office/infopath/2007/PartnerControls"/>
-    <ds:schemaRef ds:uri="13c90a0b-73bc-4dc0-be5f-28d77b615beb"/>
-    <ds:schemaRef ds:uri="13c93bba-48ce-428c-bfe5-88b42c19b028"/>
-  </ds:schemaRefs>
-</ds:datastoreItem>
+<file path=customXml/item4.xml><?xml version="1.0" encoding="utf-8"?>
+<p:properties xmlns:p="http://schemas.microsoft.com/office/2006/metadata/properties" xmlns:xsi="http://www.w3.org/2001/XMLSchema-instance" xmlns:pc="http://schemas.microsoft.com/office/infopath/2007/PartnerControls">
+  <documentManagement>
+    <TaxCatchAll xmlns="13c90a0b-73bc-4dc0-be5f-28d77b615beb" xsi:nil="true"/>
+    <lcf76f155ced4ddcb4097134ff3c332f xmlns="13c93bba-48ce-428c-bfe5-88b42c19b028">
+      <Terms xmlns="http://schemas.microsoft.com/office/infopath/2007/PartnerControls"/>
+    </lcf76f155ced4ddcb4097134ff3c332f>
+  </documentManagement>
+</p:properties>
 </file>
 
-<file path=customXml/itemProps2.xml><?xml version="1.0" encoding="utf-8"?>
+<file path=customXml/itemProps1.xml><?xml version="1.0" encoding="utf-8"?>
 <ds:datastoreItem xmlns:ds="http://schemas.openxmlformats.org/officeDocument/2006/customXml" ds:itemID="{65F43D3C-961D-4E26-8D6F-1A603885AAE0}">
   <ds:schemaRefs>
     <ds:schemaRef ds:uri="http://schemas.microsoft.com/office/2006/metadata/contentType"/>
@@ -23698,7 +23688,7 @@
 </ds:datastoreItem>
 </file>
 
-<file path=customXml/itemProps3.xml><?xml version="1.0" encoding="utf-8"?>
+<file path=customXml/itemProps2.xml><?xml version="1.0" encoding="utf-8"?>
 <ds:datastoreItem xmlns:ds="http://schemas.openxmlformats.org/officeDocument/2006/customXml" ds:itemID="{98425850-1BE1-4786-998B-F37B9540BFA5}">
   <ds:schemaRefs>
     <ds:schemaRef ds:uri="http://schemas.microsoft.com/sharepoint/v3/contenttype/forms"/>
@@ -23706,10 +23696,21 @@
 </ds:datastoreItem>
 </file>
 
-<file path=customXml/itemProps4.xml><?xml version="1.0" encoding="utf-8"?>
-<ds:datastoreItem xmlns:ds="http://schemas.openxmlformats.org/officeDocument/2006/customXml" ds:itemID="{F3F3B50E-49BC-4D12-9A42-C1B048347B94}">
+<file path=customXml/itemProps3.xml><?xml version="1.0" encoding="utf-8"?>
+<ds:datastoreItem xmlns:ds="http://schemas.openxmlformats.org/officeDocument/2006/customXml" ds:itemID="{9558BE19-B9E3-427D-8587-DDB14E92B63C}">
   <ds:schemaRefs>
     <ds:schemaRef ds:uri="http://schemas.openxmlformats.org/officeDocument/2006/bibliography"/>
   </ds:schemaRefs>
 </ds:datastoreItem>
+</file>
+
+<file path=customXml/itemProps4.xml><?xml version="1.0" encoding="utf-8"?>
+<ds:datastoreItem xmlns:ds="http://schemas.openxmlformats.org/officeDocument/2006/customXml" ds:itemID="{94402660-B5DA-4465-8037-A85926641EFC}">
+  <ds:schemaRefs>
+    <ds:schemaRef ds:uri="http://schemas.microsoft.com/office/2006/metadata/properties"/>
+    <ds:schemaRef ds:uri="http://schemas.microsoft.com/office/infopath/2007/PartnerControls"/>
+    <ds:schemaRef ds:uri="13c90a0b-73bc-4dc0-be5f-28d77b615beb"/>
+    <ds:schemaRef ds:uri="13c93bba-48ce-428c-bfe5-88b42c19b028"/>
+  </ds:schemaRefs>
+</ds:datastoreItem>
 </file>